--- a/docs/Solucion_OE2_Diseno_final.docx
+++ b/docs/Solucion_OE2_Diseno_final.docx
@@ -18,6 +18,7 @@
             <w:tabs>
               <w:tab w:val="right" w:leader="dot" w:pos="9960"/>
             </w:tabs>
+            <w:ind w:left="9960" w:hanging="9960"/>
             <w:rPr>
               <w:noProof/>
             </w:rPr>
@@ -2787,14 +2788,12 @@
               <w:rPr>
                 <w:sz w:val="20"/>
                 <w:szCs w:val="20"/>
-                <w:lang w:val="en-US"/>
-              </w:rPr>
-            </w:pPr>
-            <w:r>
-              <w:rPr>
-                <w:sz w:val="20"/>
-                <w:szCs w:val="20"/>
-                <w:lang w:val="en-US"/>
+              </w:rPr>
+            </w:pPr>
+            <w:r>
+              <w:rPr>
+                <w:sz w:val="20"/>
+                <w:szCs w:val="20"/>
               </w:rPr>
               <w:t>Algoritmia. La pantalla de inicio lo presenta junto al lema «Piensa el orden, enciende el fuego».</w:t>
             </w:r>
@@ -2862,14 +2861,12 @@
               <w:rPr>
                 <w:sz w:val="20"/>
                 <w:szCs w:val="20"/>
-                <w:lang w:val="en-US"/>
-              </w:rPr>
-            </w:pPr>
-            <w:r>
-              <w:rPr>
-                <w:sz w:val="20"/>
-                <w:szCs w:val="20"/>
-                <w:lang w:val="en-US"/>
+              </w:rPr>
+            </w:pPr>
+            <w:r>
+              <w:rPr>
+                <w:sz w:val="20"/>
+                <w:szCs w:val="20"/>
               </w:rPr>
               <w:t>Aventura narrativa con resolución de puzles.</w:t>
             </w:r>
@@ -2944,9 +2941,16 @@
               <w:rPr>
                 <w:sz w:val="20"/>
                 <w:szCs w:val="20"/>
-                <w:lang w:val="en-US"/>
-              </w:rPr>
-              <w:t>2D. Vista lateral en las escenas narrativas del nivel 1 y en el nivel 2 (fases 1 y 2); vista superior en la mecánica del nivel 1 (el suelo de la cueva visto desde arriba, donde se reúnen los materiales y se enciende el fuego) y en el nivel 2 (fase 3). El nivel 3 se juega en un plano fijo de la orilla del río, a la altura de los personajes y con perspectiva por profundidad: lo que está más abajo en la pantalla, más cerca, se ve más grande. La balsa se dibuja en tres cuartos.</w:t>
+              </w:rPr>
+              <w:t xml:space="preserve">2D. Vista lateral en las escenas narrativas del nivel 1 y en el nivel 2 (fases 1 y 2); vista superior en la mecánica del nivel 1 (el suelo de la cueva visto desde arriba, donde se reúnen los materiales y se enciende el fuego) y en el nivel 2 (fase 3). El nivel 3 se juega en un plano fijo de la orilla del río, a la altura de los personajes y con perspectiva por profundidad: lo que está más abajo en la pantalla, más cerca, se ve más grande. </w:t>
+            </w:r>
+            <w:r>
+              <w:rPr>
+                <w:sz w:val="20"/>
+                <w:szCs w:val="20"/>
+                <w:lang w:val="en-US"/>
+              </w:rPr>
+              <w:t>La balsa se dibuja en tres cuartos.</w:t>
             </w:r>
           </w:p>
         </w:tc>
@@ -3087,14 +3091,12 @@
               <w:rPr>
                 <w:sz w:val="20"/>
                 <w:szCs w:val="20"/>
-                <w:lang w:val="en-US"/>
-              </w:rPr>
-            </w:pPr>
-            <w:r>
-              <w:rPr>
-                <w:sz w:val="20"/>
-                <w:szCs w:val="20"/>
-                <w:lang w:val="en-US"/>
+              </w:rPr>
+            </w:pPr>
+            <w:r>
+              <w:rPr>
+                <w:sz w:val="20"/>
+                <w:szCs w:val="20"/>
               </w:rPr>
               <w:t>Entre 20 y 40 minutos, compatible con una sesión de clase.</w:t>
             </w:r>
@@ -3160,14 +3162,12 @@
               <w:rPr>
                 <w:sz w:val="20"/>
                 <w:szCs w:val="20"/>
-                <w:lang w:val="en-US"/>
-              </w:rPr>
-            </w:pPr>
-            <w:r>
-              <w:rPr>
-                <w:sz w:val="20"/>
-                <w:szCs w:val="20"/>
-                <w:lang w:val="en-US"/>
+              </w:rPr>
+            </w:pPr>
+            <w:r>
+              <w:rPr>
+                <w:sz w:val="20"/>
+                <w:szCs w:val="20"/>
               </w:rPr>
               <w:t>Estudiantes de grado cuarto de primaria, entre 9 y 11 años.</w:t>
             </w:r>
@@ -3235,14 +3235,12 @@
               <w:rPr>
                 <w:sz w:val="20"/>
                 <w:szCs w:val="20"/>
-                <w:lang w:val="en-US"/>
-              </w:rPr>
-            </w:pPr>
-            <w:r>
-              <w:rPr>
-                <w:sz w:val="20"/>
-                <w:szCs w:val="20"/>
-                <w:lang w:val="en-US"/>
+              </w:rPr>
+            </w:pPr>
+            <w:r>
+              <w:rPr>
+                <w:sz w:val="20"/>
+                <w:szCs w:val="20"/>
               </w:rPr>
               <w:t>Una familia prehistórica avanza hacia la civilización resolviendo tres problemas de supervivencia: la oscuridad, el transporte y el río.</w:t>
             </w:r>
@@ -3308,14 +3306,12 @@
               <w:rPr>
                 <w:sz w:val="20"/>
                 <w:szCs w:val="20"/>
-                <w:lang w:val="en-US"/>
-              </w:rPr>
-            </w:pPr>
-            <w:r>
-              <w:rPr>
-                <w:sz w:val="20"/>
-                <w:szCs w:val="20"/>
-                <w:lang w:val="en-US"/>
+              </w:rPr>
+            </w:pPr>
+            <w:r>
+              <w:rPr>
+                <w:sz w:val="20"/>
+                <w:szCs w:val="20"/>
               </w:rPr>
               <w:t>Cada nivel es un descubrimiento (el fuego, la rueda, la balsa) y cada descubrimiento exige una forma distinta de pensar.</w:t>
             </w:r>
@@ -3575,14 +3571,12 @@
               <w:rPr>
                 <w:sz w:val="20"/>
                 <w:szCs w:val="20"/>
-                <w:lang w:val="en-US"/>
-              </w:rPr>
-            </w:pPr>
-            <w:r>
-              <w:rPr>
-                <w:sz w:val="20"/>
-                <w:szCs w:val="20"/>
-                <w:lang w:val="en-US"/>
+              </w:rPr>
+            </w:pPr>
+            <w:r>
+              <w:rPr>
+                <w:sz w:val="20"/>
+                <w:szCs w:val="20"/>
               </w:rPr>
               <w:t>Prudente y reflexivo. Escucha antes de actuar. Aparta a los niños del riesgo y prueba él mismo. Su acierto no viene de la fuerza sino de la insistencia con ajuste.</w:t>
             </w:r>
@@ -3683,14 +3677,12 @@
               <w:rPr>
                 <w:sz w:val="20"/>
                 <w:szCs w:val="20"/>
-                <w:lang w:val="en-US"/>
-              </w:rPr>
-            </w:pPr>
-            <w:r>
-              <w:rPr>
-                <w:sz w:val="20"/>
-                <w:szCs w:val="20"/>
-                <w:lang w:val="en-US"/>
+              </w:rPr>
+            </w:pPr>
+            <w:r>
+              <w:rPr>
+                <w:sz w:val="20"/>
+                <w:szCs w:val="20"/>
               </w:rPr>
               <w:t>Observadora. Formula la pregunta que nadie más hace. Es quien nota que el problema no es la fuerza sino la forma.</w:t>
             </w:r>
@@ -3798,9 +3790,16 @@
               <w:rPr>
                 <w:sz w:val="20"/>
                 <w:szCs w:val="20"/>
-                <w:lang w:val="en-US"/>
-              </w:rPr>
-              <w:t>Serena y metódica. Observa el entorno en silencio y compara antes de decidir. Es quien plantea dividir el problema.</w:t>
+              </w:rPr>
+              <w:t xml:space="preserve">Serena y metódica. Observa el entorno en silencio y compara antes de decidir. </w:t>
+            </w:r>
+            <w:r>
+              <w:rPr>
+                <w:sz w:val="20"/>
+                <w:szCs w:val="20"/>
+                <w:lang w:val="en-US"/>
+              </w:rPr>
+              <w:t>Es quien plantea dividir el problema.</w:t>
             </w:r>
           </w:p>
         </w:tc>
@@ -3899,14 +3898,12 @@
               <w:rPr>
                 <w:sz w:val="20"/>
                 <w:szCs w:val="20"/>
-                <w:lang w:val="en-US"/>
-              </w:rPr>
-            </w:pPr>
-            <w:r>
-              <w:rPr>
-                <w:sz w:val="20"/>
-                <w:szCs w:val="20"/>
-                <w:lang w:val="en-US"/>
+              </w:rPr>
+            </w:pPr>
+            <w:r>
+              <w:rPr>
+                <w:sz w:val="20"/>
+                <w:szCs w:val="20"/>
               </w:rPr>
               <w:t>Impulsivo y entusiasta. Prueba todo sin detenerse a pensar. Su función narrativa es mostrar el ensayo sin método, que contrasta con el ensayo con hipótesis.</w:t>
             </w:r>
@@ -3974,14 +3971,12 @@
               <w:rPr>
                 <w:sz w:val="20"/>
                 <w:szCs w:val="20"/>
-                <w:lang w:val="en-US"/>
-              </w:rPr>
-            </w:pPr>
-            <w:r>
-              <w:rPr>
-                <w:sz w:val="20"/>
-                <w:szCs w:val="20"/>
-                <w:lang w:val="en-US"/>
+              </w:rPr>
+            </w:pPr>
+            <w:r>
+              <w:rPr>
+                <w:sz w:val="20"/>
+                <w:szCs w:val="20"/>
               </w:rPr>
               <w:t>Personaje no jugable, presente en los tres niveles</w:t>
             </w:r>
@@ -4009,14 +4004,12 @@
               <w:rPr>
                 <w:sz w:val="20"/>
                 <w:szCs w:val="20"/>
-                <w:lang w:val="en-US"/>
-              </w:rPr>
-            </w:pPr>
-            <w:r>
-              <w:rPr>
-                <w:sz w:val="20"/>
-                <w:szCs w:val="20"/>
-                <w:lang w:val="en-US"/>
+              </w:rPr>
+            </w:pPr>
+            <w:r>
+              <w:rPr>
+                <w:sz w:val="20"/>
+                <w:szCs w:val="20"/>
               </w:rPr>
               <w:t>Pequeña figura luminosa con forma de llama, con cara, brazos y piernas de palo, manos y una franja de colores en la base, del tamaño de una palma. Conserva el mismo cuerpo en los tres niveles y cambia de material: de fuego en el Nivel 1, de madera en el 2 y de agua en el 3. Gira en el aire dejando una estela de puntos de luz. No resuelve: pregunta, descompone el objetivo y nombra al final la habilidad practicada.</w:t>
             </w:r>
@@ -4595,14 +4588,12 @@
               <w:rPr>
                 <w:sz w:val="20"/>
                 <w:szCs w:val="20"/>
-                <w:lang w:val="en-US"/>
-              </w:rPr>
-            </w:pPr>
-            <w:r>
-              <w:rPr>
-                <w:sz w:val="20"/>
-                <w:szCs w:val="20"/>
-                <w:lang w:val="en-US"/>
+              </w:rPr>
+            </w:pPr>
+            <w:r>
+              <w:rPr>
+                <w:sz w:val="20"/>
+                <w:szCs w:val="20"/>
               </w:rPr>
               <w:t>La rueda y la carretilla</w:t>
             </w:r>
@@ -4809,13 +4800,11 @@
         <w:jc w:val="both"/>
         <w:rPr>
           <w:color w:val="000000"/>
-          <w:lang w:val="en-US"/>
         </w:rPr>
       </w:pPr>
       <w:r>
         <w:rPr>
           <w:color w:val="000000"/>
-          <w:lang w:val="en-US"/>
         </w:rPr>
         <w:t>El guion alterna dos tipos de contenido que deben distinguirse con claridad durante la implementación:</w:t>
       </w:r>
@@ -4831,13 +4820,11 @@
         <w:jc w:val="both"/>
         <w:rPr>
           <w:color w:val="000000"/>
-          <w:lang w:val="en-US"/>
         </w:rPr>
       </w:pPr>
       <w:r>
         <w:rPr>
           <w:color w:val="000000"/>
-          <w:lang w:val="en-US"/>
         </w:rPr>
         <w:t>Escenas narrativas: ilustración fija que la cámara recorre con paneos y acercamientos, con los personajes y los objetos animados sobre ella y cuadros de diálogo secuenciales. El jugador solo avanza el texto. Corresponden al requerimiento RF-05.</w:t>
       </w:r>
@@ -4853,13 +4840,11 @@
         <w:jc w:val="both"/>
         <w:rPr>
           <w:color w:val="000000"/>
-          <w:lang w:val="en-US"/>
         </w:rPr>
       </w:pPr>
       <w:r>
         <w:rPr>
           <w:color w:val="000000"/>
-          <w:lang w:val="en-US"/>
         </w:rPr>
         <w:lastRenderedPageBreak/>
         <w:t>Escenas jugables: el jugador interactúa con la mecánica del nivel. El guion las especifica en el apartado «Mecánica» de cada nivel.</w:t>
@@ -4879,13 +4864,11 @@
         <w:jc w:val="both"/>
         <w:rPr>
           <w:color w:val="000000"/>
-          <w:lang w:val="en-US"/>
         </w:rPr>
       </w:pPr>
       <w:r>
         <w:rPr>
           <w:color w:val="000000"/>
-          <w:lang w:val="en-US"/>
         </w:rPr>
         <w:t>Los diálogos se presentan con el nombre del personaje en mayúsculas seguido de dos puntos. Las acotaciones de escena aparecen en cursiva. Los parámetros configurables se marcan entre corchetes y corresponden a valores que se almacenan como datos externos al código, conforme al criterio CT-05.</w:t>
       </w:r>
@@ -5107,14 +5090,12 @@
               <w:rPr>
                 <w:sz w:val="20"/>
                 <w:szCs w:val="20"/>
-                <w:lang w:val="en-US"/>
-              </w:rPr>
-            </w:pPr>
-            <w:r>
-              <w:rPr>
-                <w:sz w:val="20"/>
-                <w:szCs w:val="20"/>
-                <w:lang w:val="en-US"/>
+              </w:rPr>
+            </w:pPr>
+            <w:r>
+              <w:rPr>
+                <w:sz w:val="20"/>
+                <w:szCs w:val="20"/>
               </w:rPr>
               <w:t>Seleccionar, confirmar, avanzar diálogo, soltar objeto arrastrado.</w:t>
             </w:r>
@@ -5217,14 +5198,12 @@
               <w:rPr>
                 <w:sz w:val="20"/>
                 <w:szCs w:val="20"/>
-                <w:lang w:val="en-US"/>
-              </w:rPr>
-            </w:pPr>
-            <w:r>
-              <w:rPr>
-                <w:sz w:val="20"/>
-                <w:szCs w:val="20"/>
-                <w:lang w:val="en-US"/>
+              </w:rPr>
+            </w:pPr>
+            <w:r>
+              <w:rPr>
+                <w:sz w:val="20"/>
+                <w:szCs w:val="20"/>
               </w:rPr>
               <w:t>Arrastrar un objeto o un bloque de instrucción.</w:t>
             </w:r>
@@ -5252,14 +5231,12 @@
               <w:rPr>
                 <w:sz w:val="20"/>
                 <w:szCs w:val="20"/>
-                <w:lang w:val="en-US"/>
-              </w:rPr>
-            </w:pPr>
-            <w:r>
-              <w:rPr>
-                <w:sz w:val="20"/>
-                <w:szCs w:val="20"/>
-                <w:lang w:val="en-US"/>
+              </w:rPr>
+            </w:pPr>
+            <w:r>
+              <w:rPr>
+                <w:sz w:val="20"/>
+                <w:szCs w:val="20"/>
               </w:rPr>
               <w:t>Nivel 1 (reunir los materiales), nivel 2 (fases 1, 2 y 3) y nivel 3 (ensamblaje).</w:t>
             </w:r>
@@ -5292,14 +5269,12 @@
               <w:rPr>
                 <w:sz w:val="20"/>
                 <w:szCs w:val="20"/>
-                <w:lang w:val="en-US"/>
-              </w:rPr>
-            </w:pPr>
-            <w:r>
-              <w:rPr>
-                <w:sz w:val="20"/>
-                <w:szCs w:val="20"/>
-                <w:lang w:val="en-US"/>
+              </w:rPr>
+            </w:pPr>
+            <w:r>
+              <w:rPr>
+                <w:sz w:val="20"/>
+                <w:szCs w:val="20"/>
               </w:rPr>
               <w:t>Botones en pantalla de cambio de dirección</w:t>
             </w:r>
@@ -5327,14 +5302,12 @@
               <w:rPr>
                 <w:sz w:val="20"/>
                 <w:szCs w:val="20"/>
-                <w:lang w:val="en-US"/>
-              </w:rPr>
-            </w:pPr>
-            <w:r>
-              <w:rPr>
-                <w:sz w:val="20"/>
-                <w:szCs w:val="20"/>
-                <w:lang w:val="en-US"/>
+              </w:rPr>
+            </w:pPr>
+            <w:r>
+              <w:rPr>
+                <w:sz w:val="20"/>
+                <w:szCs w:val="20"/>
               </w:rPr>
               <w:t>Desplazar al personaje en dos dimensiones: avanza mientras se sostiene el clic sobre el botón y se detiene al soltarlo.</w:t>
             </w:r>
@@ -5437,14 +5410,12 @@
               <w:rPr>
                 <w:sz w:val="20"/>
                 <w:szCs w:val="20"/>
-                <w:lang w:val="en-US"/>
-              </w:rPr>
-            </w:pPr>
-            <w:r>
-              <w:rPr>
-                <w:sz w:val="20"/>
-                <w:szCs w:val="20"/>
-                <w:lang w:val="en-US"/>
+              </w:rPr>
+            </w:pPr>
+            <w:r>
+              <w:rPr>
+                <w:sz w:val="20"/>
+                <w:szCs w:val="20"/>
               </w:rPr>
               <w:t>Ajustar la fuerza del golpe y la cercanía de las piedras antes de golpear.</w:t>
             </w:r>
@@ -5503,7 +5474,6 @@
           <w:color w:val="000000"/>
           <w:sz w:val="22"/>
           <w:szCs w:val="22"/>
-          <w:lang w:val="en-US"/>
         </w:rPr>
       </w:pPr>
       <w:r>
@@ -5513,7 +5483,6 @@
           <w:color w:val="000000"/>
           <w:sz w:val="22"/>
           <w:szCs w:val="22"/>
-          <w:lang w:val="en-US"/>
         </w:rPr>
         <w:t>No se emplean combinaciones de teclas, doble clic ni controles simultáneos, conforme al criterio CT-06 y al requerimiento RNF-02.</w:t>
       </w:r>
@@ -5541,13 +5510,11 @@
         <w:jc w:val="both"/>
         <w:rPr>
           <w:color w:val="000000"/>
-          <w:lang w:val="en-US"/>
         </w:rPr>
       </w:pPr>
       <w:r>
         <w:rPr>
           <w:color w:val="000000"/>
-          <w:lang w:val="en-US"/>
         </w:rPr>
         <w:t>La historia es continua: cada nivel comienza donde terminó el anterior y cada descubrimiento habilita el problema siguiente. El fuego permite cocinar, cocinar obliga a recolectar, recolectar obliga a transportar, y el transporte lleva a la familia hasta un río que ninguna de sus herramientas anteriores puede cruzar. Esa cadena es lo que sostiene el criterio CN-01.</w:t>
       </w:r>
@@ -5558,13 +5525,11 @@
         <w:jc w:val="both"/>
         <w:rPr>
           <w:color w:val="000000"/>
-          <w:lang w:val="en-US"/>
         </w:rPr>
       </w:pPr>
       <w:r>
         <w:rPr>
           <w:color w:val="000000"/>
-          <w:lang w:val="en-US"/>
         </w:rPr>
         <w:t>El guía acompaña los tres niveles y cumple siempre la misma función pedagógica: al abrir el nivel plantea el objetivo, con preguntas o con indicaciones paso a paso, y lo descompone; durante el juego da la indicación de cada tarea al empezarla y la repite cuando el jugador pide ayuda, y solo añade una pista, en forma de pregunta, si el jugador acumula tres intentos fallidos seguidos en la misma tarea; al cerrar el nivel nombra la habilidad que el jugador acaba de ejercitar. Nunca entrega la solución.</w:t>
       </w:r>
@@ -5575,10 +5540,14 @@
         <w:rPr>
           <w:b w:val="0"/>
           <w:bCs w:val="0"/>
+          <w:lang w:val="es-CO"/>
         </w:rPr>
       </w:pPr>
       <w:bookmarkStart w:id="7" w:name="_Toc1435528996"/>
       <w:r>
+        <w:rPr>
+          <w:lang w:val="es-CO"/>
+        </w:rPr>
         <w:t>1.3.1 Escena de apertura</w:t>
       </w:r>
       <w:bookmarkEnd w:id="7"/>
@@ -5591,7 +5560,6 @@
           <w:color w:val="000000"/>
           <w:sz w:val="22"/>
           <w:szCs w:val="22"/>
-          <w:lang w:val="en-US"/>
         </w:rPr>
       </w:pPr>
       <w:r>
@@ -5601,7 +5569,6 @@
           <w:color w:val="000000"/>
           <w:sz w:val="22"/>
           <w:szCs w:val="22"/>
-          <w:lang w:val="en-US"/>
         </w:rPr>
         <w:lastRenderedPageBreak/>
         <w:t>Noche helada, sin luna. La familia camina a la intemperie. Se escuchan animales y sonidos extraños. En el horizonte se distingue la silueta de una cueva.</w:t>
@@ -5615,7 +5582,6 @@
           <w:color w:val="000000"/>
           <w:sz w:val="22"/>
           <w:szCs w:val="22"/>
-          <w:lang w:val="en-US"/>
         </w:rPr>
       </w:pPr>
       <w:r>
@@ -5625,7 +5591,6 @@
           <w:color w:val="000000"/>
           <w:sz w:val="22"/>
           <w:szCs w:val="22"/>
-          <w:lang w:val="en-US"/>
         </w:rPr>
         <w:t>Algo se acerca entre la maleza. La familia corre hacia la cueva y entra.</w:t>
       </w:r>
@@ -5638,7 +5603,6 @@
           <w:color w:val="000000"/>
           <w:sz w:val="22"/>
           <w:szCs w:val="22"/>
-          <w:lang w:val="en-US"/>
         </w:rPr>
       </w:pPr>
       <w:r>
@@ -5648,7 +5612,6 @@
           <w:color w:val="000000"/>
           <w:sz w:val="22"/>
           <w:szCs w:val="22"/>
-          <w:lang w:val="en-US"/>
         </w:rPr>
         <w:t>Avanzan hacia el fondo. Los pasos resuenan contra la piedra. La luz de la entrada desaparece detrás de ellos, como si alguien apagara el mundo. Un paso más. Otro. Ya no hay nada: ni sombras, ni colores, ni formas. Solo oscuridad.</w:t>
       </w:r>
@@ -5661,7 +5624,6 @@
           <w:color w:val="000000"/>
           <w:sz w:val="22"/>
           <w:szCs w:val="22"/>
-          <w:lang w:val="en-US"/>
         </w:rPr>
       </w:pPr>
       <w:r>
@@ -5671,7 +5633,6 @@
           <w:color w:val="000000"/>
           <w:sz w:val="22"/>
           <w:szCs w:val="22"/>
-          <w:lang w:val="en-US"/>
         </w:rPr>
         <w:t>La pantalla queda negra y en silencio, con la última línea en el cuadro de diálogo, hasta que el jugador avanza.</w:t>
       </w:r>
@@ -5925,14 +5886,12 @@
               <w:rPr>
                 <w:sz w:val="20"/>
                 <w:szCs w:val="20"/>
-                <w:lang w:val="en-US"/>
-              </w:rPr>
-            </w:pPr>
-            <w:r>
-              <w:rPr>
-                <w:sz w:val="20"/>
-                <w:szCs w:val="20"/>
-                <w:lang w:val="en-US"/>
+              </w:rPr>
+            </w:pPr>
+            <w:r>
+              <w:rPr>
+                <w:sz w:val="20"/>
+                <w:szCs w:val="20"/>
               </w:rPr>
               <w:t>Interior de una cueva. Estado inicial de oscuridad total; la iluminación aumenta progresivamente conforme avanza la resolución.</w:t>
             </w:r>
@@ -6150,14 +6109,12 @@
               <w:rPr>
                 <w:sz w:val="20"/>
                 <w:szCs w:val="20"/>
-                <w:lang w:val="en-US"/>
-              </w:rPr>
-            </w:pPr>
-            <w:r>
-              <w:rPr>
-                <w:sz w:val="20"/>
-                <w:szCs w:val="20"/>
-                <w:lang w:val="en-US"/>
+              </w:rPr>
+            </w:pPr>
+            <w:r>
+              <w:rPr>
+                <w:sz w:val="20"/>
+                <w:szCs w:val="20"/>
               </w:rPr>
               <w:t>Encender fuego a partir de dos piedras y un montón de hojas secas.</w:t>
             </w:r>
@@ -6190,14 +6147,12 @@
               <w:rPr>
                 <w:sz w:val="20"/>
                 <w:szCs w:val="20"/>
-                <w:lang w:val="en-US"/>
-              </w:rPr>
-            </w:pPr>
-            <w:r>
-              <w:rPr>
-                <w:sz w:val="20"/>
-                <w:szCs w:val="20"/>
-                <w:lang w:val="en-US"/>
+              </w:rPr>
+            </w:pPr>
+            <w:r>
+              <w:rPr>
+                <w:sz w:val="20"/>
+                <w:szCs w:val="20"/>
               </w:rPr>
               <w:t>Idea que el nivel enseña</w:t>
             </w:r>
@@ -6225,14 +6180,12 @@
               <w:rPr>
                 <w:sz w:val="20"/>
                 <w:szCs w:val="20"/>
-                <w:lang w:val="en-US"/>
-              </w:rPr>
-            </w:pPr>
-            <w:r>
-              <w:rPr>
-                <w:sz w:val="20"/>
-                <w:szCs w:val="20"/>
-                <w:lang w:val="en-US"/>
+              </w:rPr>
+            </w:pPr>
+            <w:r>
+              <w:rPr>
+                <w:sz w:val="20"/>
+                <w:szCs w:val="20"/>
               </w:rPr>
               <w:t>Una hipótesis se prueba, se observa el resultado y se ajusta. El fracaso no es el final del proceso: es la información que hacía falta.</w:t>
             </w:r>
@@ -6254,10 +6207,14 @@
         <w:rPr>
           <w:b w:val="0"/>
           <w:bCs w:val="0"/>
+          <w:lang w:val="es-CO"/>
         </w:rPr>
       </w:pPr>
       <w:bookmarkStart w:id="9" w:name="_Toc324985132"/>
       <w:r>
+        <w:rPr>
+          <w:lang w:val="es-CO"/>
+        </w:rPr>
         <w:t>1.4.1 Escena 1.1 — La aparición del guía (narrativa)</w:t>
       </w:r>
       <w:bookmarkEnd w:id="9"/>
@@ -6270,7 +6227,6 @@
           <w:color w:val="000000"/>
           <w:sz w:val="22"/>
           <w:szCs w:val="22"/>
-          <w:lang w:val="en-US"/>
         </w:rPr>
       </w:pPr>
       <w:r>
@@ -6280,7 +6236,6 @@
           <w:color w:val="000000"/>
           <w:sz w:val="22"/>
           <w:szCs w:val="22"/>
-          <w:lang w:val="en-US"/>
         </w:rPr>
         <w:t>En la oscuridad total, un pequeño destello amarillo parpadea en el aire. Luego otro. Y otro más. Flotando frente a la familia aparece una figura brillante con forma de llama, con brazos y piernas, del tamaño de una palma, que brilla suavemente como una vela movida por el viento.</w:t>
       </w:r>
@@ -6290,13 +6245,11 @@
         <w:spacing w:after="80"/>
         <w:rPr>
           <w:color w:val="000000"/>
-          <w:lang w:val="en-US"/>
         </w:rPr>
       </w:pPr>
       <w:r>
         <w:rPr>
           <w:color w:val="000000" w:themeColor="text1"/>
-          <w:lang w:val="en-US"/>
         </w:rPr>
         <w:t>ALGORITM: ¡Hola, familia! No tengan miedo. Me llamo Algoritm, y vine a acompañarlos.</w:t>
       </w:r>
@@ -6309,7 +6262,6 @@
           <w:color w:val="000000"/>
           <w:sz w:val="22"/>
           <w:szCs w:val="22"/>
-          <w:lang w:val="en-US"/>
         </w:rPr>
       </w:pPr>
       <w:r>
@@ -6319,7 +6271,6 @@
           <w:color w:val="000000"/>
           <w:sz w:val="22"/>
           <w:szCs w:val="22"/>
-          <w:lang w:val="en-US"/>
         </w:rPr>
         <w:t>La niña abre mucho los ojos. El niño suelta un «¡Oh!» que rebota en las paredes. Mamá y papá se miran sin poder creerlo.</w:t>
       </w:r>
@@ -6332,7 +6283,6 @@
           <w:color w:val="000000"/>
           <w:sz w:val="22"/>
           <w:szCs w:val="22"/>
-          <w:lang w:val="en-US"/>
         </w:rPr>
       </w:pPr>
       <w:r>
@@ -6342,7 +6292,6 @@
           <w:color w:val="000000" w:themeColor="text1"/>
           <w:sz w:val="22"/>
           <w:szCs w:val="22"/>
-          <w:lang w:val="en-US"/>
         </w:rPr>
         <w:t>Algoritm gira en el aire como un trompo feliz, dejando una estela de puntos luminosos, y avanza despacio hacia el fondo de la cueva, mirando atrás para asegurarse de que la familia lo sigue.</w:t>
       </w:r>
@@ -6352,13 +6301,11 @@
         <w:spacing w:after="80"/>
         <w:rPr>
           <w:color w:val="000000"/>
-          <w:lang w:val="en-US"/>
         </w:rPr>
       </w:pPr>
       <w:r>
         <w:rPr>
           <w:color w:val="000000" w:themeColor="text1"/>
-          <w:lang w:val="en-US"/>
         </w:rPr>
         <w:t>ALGORITM: ¿Ven esa piedra gris? Eso es sílex. Y esa de allá, redonda y café, es pedernal. Son piedras muy especiales... ¡pero ya van a descubrir por qué!</w:t>
       </w:r>
@@ -6371,7 +6318,6 @@
           <w:color w:val="000000"/>
           <w:sz w:val="22"/>
           <w:szCs w:val="22"/>
-          <w:lang w:val="en-US"/>
         </w:rPr>
       </w:pPr>
       <w:r>
@@ -6381,7 +6327,6 @@
           <w:color w:val="000000" w:themeColor="text1"/>
           <w:sz w:val="22"/>
           <w:szCs w:val="22"/>
-          <w:lang w:val="en-US"/>
         </w:rPr>
         <w:t>Antes de que alguien pueda responder, Algoritm parpadea una vez, dos veces, y se apaga. La oscuridad vuelve de golpe.</w:t>
       </w:r>
@@ -6392,10 +6337,14 @@
         <w:rPr>
           <w:b w:val="0"/>
           <w:bCs w:val="0"/>
+          <w:lang w:val="es-CO"/>
         </w:rPr>
       </w:pPr>
       <w:bookmarkStart w:id="10" w:name="_Toc1612445268"/>
       <w:r>
+        <w:rPr>
+          <w:lang w:val="es-CO"/>
+        </w:rPr>
         <w:t>1.4.2 Escena 1.2 — El hallazgo (narrativa)</w:t>
       </w:r>
       <w:bookmarkEnd w:id="10"/>
@@ -6405,13 +6354,11 @@
         <w:spacing w:after="80"/>
         <w:rPr>
           <w:color w:val="000000"/>
-          <w:lang w:val="en-US"/>
         </w:rPr>
       </w:pPr>
       <w:r>
         <w:rPr>
           <w:color w:val="000000"/>
-          <w:lang w:val="en-US"/>
         </w:rPr>
         <w:t>NIÑA: ¿Se fue?</w:t>
       </w:r>
@@ -6421,13 +6368,11 @@
         <w:spacing w:after="80"/>
         <w:rPr>
           <w:color w:val="000000"/>
-          <w:lang w:val="en-US"/>
         </w:rPr>
       </w:pPr>
       <w:r>
         <w:rPr>
           <w:color w:val="000000"/>
-          <w:lang w:val="en-US"/>
         </w:rPr>
         <w:lastRenderedPageBreak/>
         <w:t>PAPÁ: Sí. Pero nos dejó algo.</w:t>
@@ -6441,7 +6386,6 @@
           <w:color w:val="000000"/>
           <w:sz w:val="22"/>
           <w:szCs w:val="22"/>
-          <w:lang w:val="en-US"/>
         </w:rPr>
       </w:pPr>
       <w:r>
@@ -6451,7 +6395,6 @@
           <w:color w:val="000000"/>
           <w:sz w:val="22"/>
           <w:szCs w:val="22"/>
-          <w:lang w:val="en-US"/>
         </w:rPr>
         <w:t>El niño se arrodilla y busca con las manos hasta encontrar las dos piedras. Son frías y pesadas.</w:t>
       </w:r>
@@ -6461,13 +6404,11 @@
         <w:spacing w:after="80"/>
         <w:rPr>
           <w:color w:val="000000"/>
-          <w:lang w:val="en-US"/>
         </w:rPr>
       </w:pPr>
       <w:r>
         <w:rPr>
           <w:color w:val="000000"/>
-          <w:lang w:val="en-US"/>
         </w:rPr>
         <w:t>NIÑO: Dijo que eran especiales. ¿Por qué serán especiales unas piedras?</w:t>
       </w:r>
@@ -6480,7 +6421,6 @@
           <w:color w:val="000000"/>
           <w:sz w:val="22"/>
           <w:szCs w:val="22"/>
-          <w:lang w:val="en-US"/>
         </w:rPr>
       </w:pPr>
       <w:r>
@@ -6490,7 +6430,6 @@
           <w:color w:val="000000"/>
           <w:sz w:val="22"/>
           <w:szCs w:val="22"/>
-          <w:lang w:val="en-US"/>
         </w:rPr>
         <w:t>La niña las toca también. Pasa los dedos por los bordes afilados del sílex y las golpea una contra otra, muy despacio, como si les preguntara algo. Nada. Las golpea más fuerte.</w:t>
       </w:r>
@@ -6503,7 +6442,6 @@
           <w:color w:val="000000"/>
           <w:sz w:val="22"/>
           <w:szCs w:val="22"/>
-          <w:lang w:val="en-US"/>
         </w:rPr>
       </w:pPr>
       <w:r>
@@ -6513,7 +6451,6 @@
           <w:color w:val="000000"/>
           <w:sz w:val="22"/>
           <w:szCs w:val="22"/>
-          <w:lang w:val="en-US"/>
         </w:rPr>
         <w:t>¡CLIC! Un destello pequeñísimo, apenas un instante de luz que se apaga antes de que los ojos alcancen a verlo. Pero todos lo sienten.</w:t>
       </w:r>
@@ -6523,13 +6460,11 @@
         <w:spacing w:after="80"/>
         <w:rPr>
           <w:color w:val="000000"/>
-          <w:lang w:val="en-US"/>
         </w:rPr>
       </w:pPr>
       <w:r>
         <w:rPr>
           <w:color w:val="000000"/>
-          <w:lang w:val="en-US"/>
         </w:rPr>
         <w:t>NIÑA: ¿Lo viste?</w:t>
       </w:r>
@@ -6539,13 +6474,11 @@
         <w:spacing w:after="80"/>
         <w:rPr>
           <w:color w:val="000000"/>
-          <w:lang w:val="en-US"/>
         </w:rPr>
       </w:pPr>
       <w:r>
         <w:rPr>
           <w:color w:val="000000"/>
-          <w:lang w:val="en-US"/>
         </w:rPr>
         <w:t>NIÑO: ¡Sí! ¡Otra vez, otra vez!</w:t>
       </w:r>
@@ -6558,7 +6491,6 @@
           <w:color w:val="000000"/>
           <w:sz w:val="22"/>
           <w:szCs w:val="22"/>
-          <w:lang w:val="en-US"/>
         </w:rPr>
       </w:pPr>
       <w:r>
@@ -6568,7 +6500,6 @@
           <w:color w:val="000000"/>
           <w:sz w:val="22"/>
           <w:szCs w:val="22"/>
-          <w:lang w:val="en-US"/>
         </w:rPr>
         <w:t>Papá, que ha estado escuchando en silencio, se pone de pie despacio.</w:t>
       </w:r>
@@ -6578,13 +6509,11 @@
         <w:spacing w:after="80"/>
         <w:rPr>
           <w:color w:val="000000"/>
-          <w:lang w:val="en-US"/>
         </w:rPr>
       </w:pPr>
       <w:r>
         <w:rPr>
           <w:color w:val="000000"/>
-          <w:lang w:val="en-US"/>
         </w:rPr>
         <w:t>PAPÁ: Esperen. Estas piedras pueden ser peligrosas si no sabemos usarlas bien. Ustedes dos quédense con mamá, bien atrás. Yo lo intento.</w:t>
       </w:r>
@@ -6597,7 +6526,6 @@
           <w:color w:val="000000"/>
           <w:sz w:val="22"/>
           <w:szCs w:val="22"/>
-          <w:lang w:val="en-US"/>
         </w:rPr>
       </w:pPr>
       <w:r>
@@ -6607,7 +6535,6 @@
           <w:color w:val="000000"/>
           <w:sz w:val="22"/>
           <w:szCs w:val="22"/>
-          <w:lang w:val="en-US"/>
         </w:rPr>
         <w:t>El niño quiere protestar, pero mamá lo toma del hombro con suavidad.</w:t>
       </w:r>
@@ -6617,13 +6544,11 @@
         <w:spacing w:after="80"/>
         <w:rPr>
           <w:color w:val="000000"/>
-          <w:lang w:val="en-US"/>
         </w:rPr>
       </w:pPr>
       <w:r>
         <w:rPr>
           <w:color w:val="000000"/>
-          <w:lang w:val="en-US"/>
         </w:rPr>
         <w:t>MAMÁ: Papá sabe lo que hace.</w:t>
       </w:r>
@@ -6636,7 +6561,6 @@
           <w:color w:val="000000"/>
           <w:sz w:val="22"/>
           <w:szCs w:val="22"/>
-          <w:lang w:val="en-US"/>
         </w:rPr>
       </w:pPr>
       <w:r>
@@ -6646,7 +6570,6 @@
           <w:color w:val="000000"/>
           <w:sz w:val="22"/>
           <w:szCs w:val="22"/>
-          <w:lang w:val="en-US"/>
         </w:rPr>
         <w:t>Papá se arrodilla en el centro de la cueva, busca a tientas un montón de hojas secas y ramitas finas, y las amontona con cuidado en el suelo.</w:t>
       </w:r>
@@ -6656,13 +6579,11 @@
         <w:spacing w:after="80"/>
         <w:rPr>
           <w:color w:val="000000"/>
-          <w:lang w:val="en-US"/>
         </w:rPr>
       </w:pPr>
       <w:r>
         <w:rPr>
           <w:color w:val="000000" w:themeColor="text1"/>
-          <w:lang w:val="en-US"/>
         </w:rPr>
         <w:t>ALGORITM: Tienes las piedras y tienes las hojas. Sabes que algo puede pasar entre las tres cosas. Lo que no sabes todavía es cómo. ¿Desde dónde vas a intentarlo?</w:t>
       </w:r>
@@ -6680,10 +6601,14 @@
         <w:rPr>
           <w:b w:val="0"/>
           <w:bCs w:val="0"/>
+          <w:lang w:val="es-CO"/>
         </w:rPr>
       </w:pPr>
       <w:bookmarkStart w:id="11" w:name="_Toc1694239914"/>
       <w:r>
+        <w:rPr>
+          <w:lang w:val="es-CO"/>
+        </w:rPr>
         <w:t>1.4.3 Mecánica del nivel 1</w:t>
       </w:r>
       <w:bookmarkEnd w:id="11"/>
@@ -6694,13 +6619,11 @@
         <w:jc w:val="both"/>
         <w:rPr>
           <w:color w:val="000000"/>
-          <w:lang w:val="en-US"/>
         </w:rPr>
       </w:pPr>
       <w:r>
         <w:rPr>
           <w:color w:val="000000"/>
-          <w:lang w:val="en-US"/>
         </w:rPr>
         <w:t>El nivel se resuelve sin desplazamiento del personaje, sobre la cueva vista desde arriba y en dos momentos. Primero el jugador reúne los materiales: las hojas secas, el sílex y el pedernal aparecen regados por el suelo, en posiciones y giros al azar, y hay que arrastrarlos con clic sostenido hasta el círculo del centro de la pantalla. Cuando todo queda dentro, la cámara se acerca, las hojas se funden en un montón y aparece el panel de encendido, donde el jugador prueba con qué fuerza golpear y a qué cercanía poner las piedras. Papá no se mueve de su sitio: recoge cada pieza que el jugador toma, golpea, sopla y se arrodilla ante el fuego, mientras mamá y los niños miran desde atrás. Papá tiene los ingredientes pero no la solución: ese es el punto de partida de cualquier proceso de diseño.</w:t>
       </w:r>
@@ -6946,14 +6869,12 @@
               <w:rPr>
                 <w:sz w:val="20"/>
                 <w:szCs w:val="20"/>
-                <w:lang w:val="en-US"/>
-              </w:rPr>
-            </w:pPr>
-            <w:r>
-              <w:rPr>
-                <w:sz w:val="20"/>
-                <w:szCs w:val="20"/>
-                <w:lang w:val="en-US"/>
+              </w:rPr>
+            </w:pPr>
+            <w:r>
+              <w:rPr>
+                <w:sz w:val="20"/>
+                <w:szCs w:val="20"/>
               </w:rPr>
               <w:t>Cinco montoncitos de hojas secas, el sílex y el pedernal, regados por la cueva al azar. Se arrastran con clic sostenido y se quedan donde se sueltan. Solo se mueven mientras se reúnen: al pasar al encendido quedan fijas.</w:t>
             </w:r>
@@ -7064,9 +6985,16 @@
               <w:rPr>
                 <w:sz w:val="20"/>
                 <w:szCs w:val="20"/>
-                <w:lang w:val="en-US"/>
-              </w:rPr>
-              <w:t>Zona del centro de la pantalla donde deben quedar todas las piezas; su borde queda a la altura del centro del botón «Golpear». Solo se dibuja cuando el jugador pide ayuda.</w:t>
+              </w:rPr>
+              <w:t xml:space="preserve">Zona del centro de la pantalla donde deben quedar todas las piezas; su borde queda a la altura del centro del botón «Golpear». </w:t>
+            </w:r>
+            <w:r>
+              <w:rPr>
+                <w:sz w:val="20"/>
+                <w:szCs w:val="20"/>
+                <w:lang w:val="en-US"/>
+              </w:rPr>
+              <w:t>Solo se dibuja cuando el jugador pide ayuda.</w:t>
             </w:r>
           </w:p>
         </w:tc>
@@ -7167,14 +7095,12 @@
               <w:rPr>
                 <w:sz w:val="20"/>
                 <w:szCs w:val="20"/>
-                <w:lang w:val="en-US"/>
-              </w:rPr>
-            </w:pPr>
-            <w:r>
-              <w:rPr>
-                <w:sz w:val="20"/>
-                <w:szCs w:val="20"/>
-                <w:lang w:val="en-US"/>
+              </w:rPr>
+            </w:pPr>
+            <w:r>
+              <w:rPr>
+                <w:sz w:val="20"/>
+                <w:szCs w:val="20"/>
               </w:rPr>
               <w:t>Representa una parte de la hipótesis. Vertical, rotulado «Fuerza del golpe», de «Suave» abajo a «Fuerte» arriba; su asa crece y pasa del azul al rojo a medida que aumenta la fuerza. Modificarlo no produce ningún efecto hasta que se ejecuta la acción.</w:t>
             </w:r>
@@ -7277,14 +7203,12 @@
               <w:rPr>
                 <w:sz w:val="20"/>
                 <w:szCs w:val="20"/>
-                <w:lang w:val="en-US"/>
-              </w:rPr>
-            </w:pPr>
-            <w:r>
-              <w:rPr>
-                <w:sz w:val="20"/>
-                <w:szCs w:val="20"/>
-                <w:lang w:val="en-US"/>
+              </w:rPr>
+            </w:pPr>
+            <w:r>
+              <w:rPr>
+                <w:sz w:val="20"/>
+                <w:szCs w:val="20"/>
               </w:rPr>
               <w:t>Representa la otra parte de la hipótesis. Horizontal, de «Lejos» a «Cerca»: acerca el sílex y el pedernal sobre el montón, desde separados la longitud de una hoja hasta uno encima del otro. Las piedras se mueven a la vista, pero el reto no cambia hasta que se ejecuta la acción.</w:t>
             </w:r>
@@ -7387,14 +7311,12 @@
               <w:rPr>
                 <w:sz w:val="20"/>
                 <w:szCs w:val="20"/>
-                <w:lang w:val="en-US"/>
-              </w:rPr>
-            </w:pPr>
-            <w:r>
-              <w:rPr>
-                <w:sz w:val="20"/>
-                <w:szCs w:val="20"/>
-                <w:lang w:val="en-US"/>
+              </w:rPr>
+            </w:pPr>
+            <w:r>
+              <w:rPr>
+                <w:sz w:val="20"/>
+                <w:szCs w:val="20"/>
               </w:rPr>
               <w:t>Representa el experimento. Ejecuta la hipótesis vigente y revela su resultado.</w:t>
             </w:r>
@@ -7497,14 +7419,12 @@
               <w:rPr>
                 <w:sz w:val="20"/>
                 <w:szCs w:val="20"/>
-                <w:lang w:val="en-US"/>
-              </w:rPr>
-            </w:pPr>
-            <w:r>
-              <w:rPr>
-                <w:sz w:val="20"/>
-                <w:szCs w:val="20"/>
-                <w:lang w:val="en-US"/>
+              </w:rPr>
+            </w:pPr>
+            <w:r>
+              <w:rPr>
+                <w:sz w:val="20"/>
+                <w:szCs w:val="20"/>
               </w:rPr>
               <w:t>Representa el resultado de la iteración. Muestra el último mensaje: la instrucción o la pista del guía, o lo ocurrido en el último golpe. No indica qué hacer: describe qué ocurrió, en lenguaje narrativo y sin cifras.</w:t>
             </w:r>
@@ -7607,14 +7527,12 @@
               <w:rPr>
                 <w:sz w:val="20"/>
                 <w:szCs w:val="20"/>
-                <w:lang w:val="en-US"/>
-              </w:rPr>
-            </w:pPr>
-            <w:r>
-              <w:rPr>
-                <w:sz w:val="20"/>
-                <w:szCs w:val="20"/>
-                <w:lang w:val="en-US"/>
+              </w:rPr>
+            </w:pPr>
+            <w:r>
+              <w:rPr>
+                <w:sz w:val="20"/>
+                <w:szCs w:val="20"/>
               </w:rPr>
               <w:t>Atenuado y con un candado, sin rótulo, al inicio. Representa el momento de convergencia: se habilita solo cuando existen condiciones que avivar.</w:t>
             </w:r>
@@ -7717,14 +7635,12 @@
               <w:rPr>
                 <w:sz w:val="20"/>
                 <w:szCs w:val="20"/>
-                <w:lang w:val="en-US"/>
-              </w:rPr>
-            </w:pPr>
-            <w:r>
-              <w:rPr>
-                <w:sz w:val="20"/>
-                <w:szCs w:val="20"/>
-                <w:lang w:val="en-US"/>
+              </w:rPr>
+            </w:pPr>
+            <w:r>
+              <w:rPr>
+                <w:sz w:val="20"/>
+                <w:szCs w:val="20"/>
               </w:rPr>
               <w:t>Repite en la tablilla la instrucción del paso vigente sin alterar el estado del reto; mientras se reúnen las piezas, dibuja además el círculo de reunión.</w:t>
             </w:r>
@@ -7827,14 +7743,12 @@
               <w:rPr>
                 <w:sz w:val="20"/>
                 <w:szCs w:val="20"/>
-                <w:lang w:val="en-US"/>
-              </w:rPr>
-            </w:pPr>
-            <w:r>
-              <w:rPr>
-                <w:sz w:val="20"/>
-                <w:szCs w:val="20"/>
-                <w:lang w:val="en-US"/>
+              </w:rPr>
+            </w:pPr>
+            <w:r>
+              <w:rPr>
+                <w:sz w:val="20"/>
+                <w:szCs w:val="20"/>
               </w:rPr>
               <w:t>Aparece al reunir los materiales, cuando las hojas sueltas se funden en él. Cambia de estado visual: intacto, humeante al converger y encendido al soplar, cuando la llama prende encima y las hojas se queman desde el centro.</w:t>
             </w:r>
@@ -7937,14 +7851,12 @@
               <w:rPr>
                 <w:sz w:val="20"/>
                 <w:szCs w:val="20"/>
-                <w:lang w:val="en-US"/>
-              </w:rPr>
-            </w:pPr>
-            <w:r>
-              <w:rPr>
-                <w:sz w:val="20"/>
-                <w:szCs w:val="20"/>
-                <w:lang w:val="en-US"/>
+              </w:rPr>
+            </w:pPr>
+            <w:r>
+              <w:rPr>
+                <w:sz w:val="20"/>
+                <w:szCs w:val="20"/>
               </w:rPr>
               <w:t xml:space="preserve">La cueva empieza en penumbra, con un charco de luz sobre el punto del fuego. Sube un escalón con cada golpe efectivo, como refuerzo visual del avance; la </w:t>
             </w:r>
@@ -7952,7 +7864,6 @@
               <w:rPr>
                 <w:sz w:val="20"/>
                 <w:szCs w:val="20"/>
-                <w:lang w:val="en-US"/>
               </w:rPr>
               <w:lastRenderedPageBreak/>
               <w:t>iluminación completa llega con el nacimiento del fuego.</w:t>
@@ -8212,14 +8123,12 @@
               <w:rPr>
                 <w:sz w:val="20"/>
                 <w:szCs w:val="20"/>
-                <w:lang w:val="en-US"/>
-              </w:rPr>
-            </w:pPr>
-            <w:r>
-              <w:rPr>
-                <w:sz w:val="20"/>
-                <w:szCs w:val="20"/>
-                <w:lang w:val="en-US"/>
+              </w:rPr>
+            </w:pPr>
+            <w:r>
+              <w:rPr>
+                <w:sz w:val="20"/>
+                <w:szCs w:val="20"/>
               </w:rPr>
               <w:t>Muescas del deslizante de fuerza, de 0 a 10.</w:t>
             </w:r>
@@ -8322,14 +8231,12 @@
               <w:rPr>
                 <w:sz w:val="20"/>
                 <w:szCs w:val="20"/>
-                <w:lang w:val="en-US"/>
-              </w:rPr>
-            </w:pPr>
-            <w:r>
-              <w:rPr>
-                <w:sz w:val="20"/>
-                <w:szCs w:val="20"/>
-                <w:lang w:val="en-US"/>
+              </w:rPr>
+            </w:pPr>
+            <w:r>
+              <w:rPr>
+                <w:sz w:val="20"/>
+                <w:szCs w:val="20"/>
               </w:rPr>
               <w:t>Franja de fuerza con la que un golpe puede hacer chispa.</w:t>
             </w:r>
@@ -8432,14 +8339,12 @@
               <w:rPr>
                 <w:sz w:val="20"/>
                 <w:szCs w:val="20"/>
-                <w:lang w:val="en-US"/>
-              </w:rPr>
-            </w:pPr>
-            <w:r>
-              <w:rPr>
-                <w:sz w:val="20"/>
-                <w:szCs w:val="20"/>
-                <w:lang w:val="en-US"/>
+              </w:rPr>
+            </w:pPr>
+            <w:r>
+              <w:rPr>
+                <w:sz w:val="20"/>
+                <w:szCs w:val="20"/>
               </w:rPr>
               <w:t>Muescas del deslizante de cercanía, de 0 (piedras separadas la longitud de una hoja) a 10 (una encima de la otra).</w:t>
             </w:r>
@@ -8507,14 +8412,12 @@
               <w:rPr>
                 <w:sz w:val="20"/>
                 <w:szCs w:val="20"/>
-                <w:lang w:val="en-US"/>
-              </w:rPr>
-            </w:pPr>
-            <w:r>
-              <w:rPr>
-                <w:sz w:val="20"/>
-                <w:szCs w:val="20"/>
-                <w:lang w:val="en-US"/>
+              </w:rPr>
+            </w:pPr>
+            <w:r>
+              <w:rPr>
+                <w:sz w:val="20"/>
+                <w:szCs w:val="20"/>
               </w:rPr>
               <w:t>30 píxeles, con un margen de 4</w:t>
             </w:r>
@@ -8542,14 +8445,12 @@
               <w:rPr>
                 <w:sz w:val="20"/>
                 <w:szCs w:val="20"/>
-                <w:lang w:val="en-US"/>
-              </w:rPr>
-            </w:pPr>
-            <w:r>
-              <w:rPr>
-                <w:sz w:val="20"/>
-                <w:szCs w:val="20"/>
-                <w:lang w:val="en-US"/>
+              </w:rPr>
+            </w:pPr>
+            <w:r>
+              <w:rPr>
+                <w:sz w:val="20"/>
+                <w:szCs w:val="20"/>
               </w:rPr>
               <w:t>Cuánto deben encimarse las piedras para que el choque haga chispa, medido sobre la pantalla de referencia de 1920 × 1080 antes del acercamiento. Con los tamaños actuales de las piedras y las hojas solo lo cumple la muesca 5 de cercanía.</w:t>
             </w:r>
@@ -8652,14 +8553,12 @@
               <w:rPr>
                 <w:sz w:val="20"/>
                 <w:szCs w:val="20"/>
-                <w:lang w:val="en-US"/>
-              </w:rPr>
-            </w:pPr>
-            <w:r>
-              <w:rPr>
-                <w:sz w:val="20"/>
-                <w:szCs w:val="20"/>
-                <w:lang w:val="en-US"/>
+              </w:rPr>
+            </w:pPr>
+            <w:r>
+              <w:rPr>
+                <w:sz w:val="20"/>
+                <w:szCs w:val="20"/>
               </w:rPr>
               <w:t>Cuánto se acerca la cámara al reunir los materiales, y en cuánto tiempo.</w:t>
             </w:r>
@@ -8762,14 +8661,12 @@
               <w:rPr>
                 <w:sz w:val="20"/>
                 <w:szCs w:val="20"/>
-                <w:lang w:val="en-US"/>
-              </w:rPr>
-            </w:pPr>
-            <w:r>
-              <w:rPr>
-                <w:sz w:val="20"/>
-                <w:szCs w:val="20"/>
-                <w:lang w:val="en-US"/>
+              </w:rPr>
+            </w:pPr>
+            <w:r>
+              <w:rPr>
+                <w:sz w:val="20"/>
+                <w:szCs w:val="20"/>
               </w:rPr>
               <w:t>Lo que tarda el nacimiento del fuego sobre el montón antes de pasar a la escena de cierre.</w:t>
             </w:r>
@@ -8872,14 +8769,12 @@
               <w:rPr>
                 <w:sz w:val="20"/>
                 <w:szCs w:val="20"/>
-                <w:lang w:val="en-US"/>
-              </w:rPr>
-            </w:pPr>
-            <w:r>
-              <w:rPr>
-                <w:sz w:val="20"/>
-                <w:szCs w:val="20"/>
-                <w:lang w:val="en-US"/>
+              </w:rPr>
+            </w:pPr>
+            <w:r>
+              <w:rPr>
+                <w:sz w:val="20"/>
+                <w:szCs w:val="20"/>
               </w:rPr>
               <w:t>Hasta dónde se queman las hojas desde el centro al nacer el fuego, como fracción del ancho del montón.</w:t>
             </w:r>
@@ -8980,14 +8875,12 @@
               <w:rPr>
                 <w:sz w:val="20"/>
                 <w:szCs w:val="20"/>
-                <w:lang w:val="en-US"/>
-              </w:rPr>
-            </w:pPr>
-            <w:r>
-              <w:rPr>
-                <w:sz w:val="20"/>
-                <w:szCs w:val="20"/>
-                <w:lang w:val="en-US"/>
+              </w:rPr>
+            </w:pPr>
+            <w:r>
+              <w:rPr>
+                <w:sz w:val="20"/>
+                <w:szCs w:val="20"/>
               </w:rPr>
               <w:t>Número de golpes efectivos necesarios para habilitar el soplo.</w:t>
             </w:r>
@@ -9088,14 +8981,12 @@
               <w:rPr>
                 <w:sz w:val="20"/>
                 <w:szCs w:val="20"/>
-                <w:lang w:val="en-US"/>
-              </w:rPr>
-            </w:pPr>
-            <w:r>
-              <w:rPr>
-                <w:sz w:val="20"/>
-                <w:szCs w:val="20"/>
-                <w:lang w:val="en-US"/>
+              </w:rPr>
+            </w:pPr>
+            <w:r>
+              <w:rPr>
+                <w:sz w:val="20"/>
+                <w:szCs w:val="20"/>
               </w:rPr>
               <w:t>Golpes fallidos consecutivos tras los cuales el guía ofrece una pista (RF-13).</w:t>
             </w:r>
@@ -9119,9 +9010,13 @@
           <w:bCs w:val="0"/>
           <w:i w:val="0"/>
           <w:iCs w:val="0"/>
+          <w:lang w:val="es-CO"/>
         </w:rPr>
       </w:pPr>
       <w:r>
+        <w:rPr>
+          <w:lang w:val="es-CO"/>
+        </w:rPr>
         <w:t>1.4.3.3 Comportamiento del golpe según la cercanía y la fuerza</w:t>
       </w:r>
     </w:p>
@@ -9131,13 +9026,11 @@
         <w:jc w:val="both"/>
         <w:rPr>
           <w:color w:val="000000"/>
-          <w:lang w:val="en-US"/>
         </w:rPr>
       </w:pPr>
       <w:r>
         <w:rPr>
           <w:color w:val="000000"/>
-          <w:lang w:val="en-US"/>
         </w:rPr>
         <w:t>El golpe se resuelve primero por la cercanía de las piedras y después por la fuerza: sin choque no hay chispa, así que con las piedras antes del roce justo o demasiado encimadas el golpe no prende con ninguna fuerza. Papá golpea en todos los casos; tras un golpe sin chispa hace un gesto de ánimo y vuelve al reposo. El choque solo se oye cuando las piedras se tocan, más fuerte cuanto más encimadas, y el sonido de la chispa solo acompaña al golpe efectivo.</w:t>
       </w:r>
@@ -9410,14 +9303,12 @@
               <w:rPr>
                 <w:sz w:val="20"/>
                 <w:szCs w:val="20"/>
-                <w:lang w:val="en-US"/>
-              </w:rPr>
-            </w:pPr>
-            <w:r>
-              <w:rPr>
-                <w:sz w:val="20"/>
-                <w:szCs w:val="20"/>
-                <w:lang w:val="en-US"/>
+              </w:rPr>
+            </w:pPr>
+            <w:r>
+              <w:rPr>
+                <w:sz w:val="20"/>
+                <w:szCs w:val="20"/>
               </w:rPr>
               <w:t>Las piedras no chocan como para hacer chispa: el golpe cae en el aire.</w:t>
             </w:r>
@@ -9445,14 +9336,12 @@
               <w:rPr>
                 <w:sz w:val="20"/>
                 <w:szCs w:val="20"/>
-                <w:lang w:val="en-US"/>
-              </w:rPr>
-            </w:pPr>
-            <w:r>
-              <w:rPr>
-                <w:sz w:val="20"/>
-                <w:szCs w:val="20"/>
-                <w:lang w:val="en-US"/>
+              </w:rPr>
+            </w:pPr>
+            <w:r>
+              <w:rPr>
+                <w:sz w:val="20"/>
+                <w:szCs w:val="20"/>
               </w:rPr>
               <w:t>No incrementa el contador de golpes efectivos. Incrementa el contador de intentos fallidos consecutivos.</w:t>
             </w:r>
@@ -9556,14 +9445,12 @@
               <w:rPr>
                 <w:sz w:val="20"/>
                 <w:szCs w:val="20"/>
-                <w:lang w:val="en-US"/>
-              </w:rPr>
-            </w:pPr>
-            <w:r>
-              <w:rPr>
-                <w:sz w:val="20"/>
-                <w:szCs w:val="20"/>
-                <w:lang w:val="en-US"/>
+              </w:rPr>
+            </w:pPr>
+            <w:r>
+              <w:rPr>
+                <w:sz w:val="20"/>
+                <w:szCs w:val="20"/>
               </w:rPr>
               <w:t>Las piedras se frotan y raspan en lugar de chocar: no salta ninguna chispa.</w:t>
             </w:r>
@@ -9591,14 +9478,12 @@
               <w:rPr>
                 <w:sz w:val="20"/>
                 <w:szCs w:val="20"/>
-                <w:lang w:val="en-US"/>
-              </w:rPr>
-            </w:pPr>
-            <w:r>
-              <w:rPr>
-                <w:sz w:val="20"/>
-                <w:szCs w:val="20"/>
-                <w:lang w:val="en-US"/>
+              </w:rPr>
+            </w:pPr>
+            <w:r>
+              <w:rPr>
+                <w:sz w:val="20"/>
+                <w:szCs w:val="20"/>
               </w:rPr>
               <w:t>No incrementa el contador de golpes efectivos. Incrementa el contador de intentos fallidos consecutivos.</w:t>
             </w:r>
@@ -9666,14 +9551,12 @@
               <w:rPr>
                 <w:sz w:val="20"/>
                 <w:szCs w:val="20"/>
-                <w:lang w:val="en-US"/>
-              </w:rPr>
-            </w:pPr>
-            <w:r>
-              <w:rPr>
-                <w:sz w:val="20"/>
-                <w:szCs w:val="20"/>
-                <w:lang w:val="en-US"/>
+              </w:rPr>
+            </w:pPr>
+            <w:r>
+              <w:rPr>
+                <w:sz w:val="20"/>
+                <w:szCs w:val="20"/>
               </w:rPr>
               <w:t>Por debajo de la franja efectiva</w:t>
             </w:r>
@@ -9701,14 +9584,12 @@
               <w:rPr>
                 <w:sz w:val="20"/>
                 <w:szCs w:val="20"/>
-                <w:lang w:val="en-US"/>
-              </w:rPr>
-            </w:pPr>
-            <w:r>
-              <w:rPr>
-                <w:sz w:val="20"/>
-                <w:szCs w:val="20"/>
-                <w:lang w:val="en-US"/>
+              </w:rPr>
+            </w:pPr>
+            <w:r>
+              <w:rPr>
+                <w:sz w:val="20"/>
+                <w:szCs w:val="20"/>
               </w:rPr>
               <w:t>Las piedras apenas se rozan: las chispas no llegan a nacer.</w:t>
             </w:r>
@@ -9736,14 +9617,12 @@
               <w:rPr>
                 <w:sz w:val="20"/>
                 <w:szCs w:val="20"/>
-                <w:lang w:val="en-US"/>
-              </w:rPr>
-            </w:pPr>
-            <w:r>
-              <w:rPr>
-                <w:sz w:val="20"/>
-                <w:szCs w:val="20"/>
-                <w:lang w:val="en-US"/>
+              </w:rPr>
+            </w:pPr>
+            <w:r>
+              <w:rPr>
+                <w:sz w:val="20"/>
+                <w:szCs w:val="20"/>
               </w:rPr>
               <w:t>No incrementa el contador de golpes efectivos. Incrementa el contador de intentos fallidos consecutivos.</w:t>
             </w:r>
@@ -9811,14 +9690,12 @@
               <w:rPr>
                 <w:sz w:val="20"/>
                 <w:szCs w:val="20"/>
-                <w:lang w:val="en-US"/>
-              </w:rPr>
-            </w:pPr>
-            <w:r>
-              <w:rPr>
-                <w:sz w:val="20"/>
-                <w:szCs w:val="20"/>
-                <w:lang w:val="en-US"/>
+              </w:rPr>
+            </w:pPr>
+            <w:r>
+              <w:rPr>
+                <w:sz w:val="20"/>
+                <w:szCs w:val="20"/>
               </w:rPr>
               <w:t>Por encima de la franja efectiva</w:t>
             </w:r>
@@ -9846,14 +9723,12 @@
               <w:rPr>
                 <w:sz w:val="20"/>
                 <w:szCs w:val="20"/>
-                <w:lang w:val="en-US"/>
-              </w:rPr>
-            </w:pPr>
-            <w:r>
-              <w:rPr>
-                <w:sz w:val="20"/>
-                <w:szCs w:val="20"/>
-                <w:lang w:val="en-US"/>
+              </w:rPr>
+            </w:pPr>
+            <w:r>
+              <w:rPr>
+                <w:sz w:val="20"/>
+                <w:szCs w:val="20"/>
               </w:rPr>
               <w:t>Las piedras chocan con fuerza y las chispas saltan lejos de las hojas y se apagan en el aire.</w:t>
             </w:r>
@@ -9881,14 +9756,12 @@
               <w:rPr>
                 <w:sz w:val="20"/>
                 <w:szCs w:val="20"/>
-                <w:lang w:val="en-US"/>
-              </w:rPr>
-            </w:pPr>
-            <w:r>
-              <w:rPr>
-                <w:sz w:val="20"/>
-                <w:szCs w:val="20"/>
-                <w:lang w:val="en-US"/>
+              </w:rPr>
+            </w:pPr>
+            <w:r>
+              <w:rPr>
+                <w:sz w:val="20"/>
+                <w:szCs w:val="20"/>
               </w:rPr>
               <w:t>No incrementa el contador de golpes efectivos. Incrementa el contador de intentos fallidos consecutivos.</w:t>
             </w:r>
@@ -9956,14 +9829,12 @@
               <w:rPr>
                 <w:sz w:val="20"/>
                 <w:szCs w:val="20"/>
-                <w:lang w:val="en-US"/>
-              </w:rPr>
-            </w:pPr>
-            <w:r>
-              <w:rPr>
-                <w:sz w:val="20"/>
-                <w:szCs w:val="20"/>
-                <w:lang w:val="en-US"/>
+              </w:rPr>
+            </w:pPr>
+            <w:r>
+              <w:rPr>
+                <w:sz w:val="20"/>
+                <w:szCs w:val="20"/>
               </w:rPr>
               <w:t>Dentro de la franja efectiva</w:t>
             </w:r>
@@ -9991,14 +9862,12 @@
               <w:rPr>
                 <w:sz w:val="20"/>
                 <w:szCs w:val="20"/>
-                <w:lang w:val="en-US"/>
-              </w:rPr>
-            </w:pPr>
-            <w:r>
-              <w:rPr>
-                <w:sz w:val="20"/>
-                <w:szCs w:val="20"/>
-                <w:lang w:val="en-US"/>
+              </w:rPr>
+            </w:pPr>
+            <w:r>
+              <w:rPr>
+                <w:sz w:val="20"/>
+                <w:szCs w:val="20"/>
               </w:rPr>
               <w:t>Una chispa cae dentro del montón de hojas y la cueva se aclara un escalón. La primera vez solo brilla y se apaga; con los golpes siguientes el brillo dura más y, al alcanzar el mínimo, sube un hilo de humo.</w:t>
             </w:r>
@@ -10026,14 +9895,12 @@
               <w:rPr>
                 <w:sz w:val="20"/>
                 <w:szCs w:val="20"/>
-                <w:lang w:val="en-US"/>
-              </w:rPr>
-            </w:pPr>
-            <w:r>
-              <w:rPr>
-                <w:sz w:val="20"/>
-                <w:szCs w:val="20"/>
-                <w:lang w:val="en-US"/>
+              </w:rPr>
+            </w:pPr>
+            <w:r>
+              <w:rPr>
+                <w:sz w:val="20"/>
+                <w:szCs w:val="20"/>
               </w:rPr>
               <w:t>Incrementa el contador de golpes efectivos y reinicia el contador de intentos fallidos consecutivos.</w:t>
             </w:r>
@@ -10057,9 +9924,13 @@
           <w:bCs w:val="0"/>
           <w:i w:val="0"/>
           <w:iCs w:val="0"/>
+          <w:lang w:val="es-CO"/>
         </w:rPr>
       </w:pPr>
       <w:r>
+        <w:rPr>
+          <w:lang w:val="es-CO"/>
+        </w:rPr>
         <w:t>1.4.3.4 Mensajes de la tablilla</w:t>
       </w:r>
     </w:p>
@@ -10069,13 +9940,11 @@
         <w:jc w:val="both"/>
         <w:rPr>
           <w:color w:val="000000"/>
-          <w:lang w:val="en-US"/>
         </w:rPr>
       </w:pPr>
       <w:r>
         <w:rPr>
           <w:color w:val="000000"/>
-          <w:lang w:val="en-US"/>
         </w:rPr>
         <w:t>Los mensajes son observacionales: describen lo ocurrido sin calificarlo. La tablilla superior muestra solo el último, que permanece a la vista hasta la acción siguiente. Cada caso no efectivo tiene una segunda formulación que aparece a partir del segundo fallo seguido, y el sistema no repite el mismo mensaje dos veces seguidas cuando exista una alternativa aplicable. Además de los mensajes de los golpes, la tablilla muestra las líneas del guía: la instrucción de cada paso —«Reúne todas las hojas y las dos piedras en el centro de la pantalla.», «Elige la fuerza y qué tan cerca van las piedras, y golpea para hacer chispas.» y «Sopla despacio sobre el montón de hojas para avivar el humo.»— y la pista tras tres fallos seguidos.</w:t>
       </w:r>
@@ -10308,14 +10177,12 @@
               <w:rPr>
                 <w:sz w:val="20"/>
                 <w:szCs w:val="20"/>
-                <w:lang w:val="en-US"/>
-              </w:rPr>
-            </w:pPr>
-            <w:r>
-              <w:rPr>
-                <w:sz w:val="20"/>
-                <w:szCs w:val="20"/>
-                <w:lang w:val="en-US"/>
+              </w:rPr>
+            </w:pPr>
+            <w:r>
+              <w:rPr>
+                <w:sz w:val="20"/>
+                <w:szCs w:val="20"/>
               </w:rPr>
               <w:t>«El sílex y el pedernal están separados: el golpe cae en el aire y no sale ninguna chispa.»</w:t>
             </w:r>
@@ -10418,14 +10285,12 @@
               <w:rPr>
                 <w:sz w:val="20"/>
                 <w:szCs w:val="20"/>
-                <w:lang w:val="en-US"/>
-              </w:rPr>
-            </w:pPr>
-            <w:r>
-              <w:rPr>
-                <w:sz w:val="20"/>
-                <w:szCs w:val="20"/>
-                <w:lang w:val="en-US"/>
+              </w:rPr>
+            </w:pPr>
+            <w:r>
+              <w:rPr>
+                <w:sz w:val="20"/>
+                <w:szCs w:val="20"/>
               </w:rPr>
               <w:t>«Otra vez las piedras no llegan a tocarse. Sin choque no hay chispa.»</w:t>
             </w:r>
@@ -10528,14 +10393,12 @@
               <w:rPr>
                 <w:sz w:val="20"/>
                 <w:szCs w:val="20"/>
-                <w:lang w:val="en-US"/>
-              </w:rPr>
-            </w:pPr>
-            <w:r>
-              <w:rPr>
-                <w:sz w:val="20"/>
-                <w:szCs w:val="20"/>
-                <w:lang w:val="en-US"/>
+              </w:rPr>
+            </w:pPr>
+            <w:r>
+              <w:rPr>
+                <w:sz w:val="20"/>
+                <w:szCs w:val="20"/>
               </w:rPr>
               <w:t>«Las piedras están tan encimadas que no chocan: solo se frotan y raspan.»</w:t>
             </w:r>
@@ -10638,14 +10501,12 @@
               <w:rPr>
                 <w:sz w:val="20"/>
                 <w:szCs w:val="20"/>
-                <w:lang w:val="en-US"/>
-              </w:rPr>
-            </w:pPr>
-            <w:r>
-              <w:rPr>
-                <w:sz w:val="20"/>
-                <w:szCs w:val="20"/>
-                <w:lang w:val="en-US"/>
+              </w:rPr>
+            </w:pPr>
+            <w:r>
+              <w:rPr>
+                <w:sz w:val="20"/>
+                <w:szCs w:val="20"/>
               </w:rPr>
               <w:t>«Otra vez demasiado juntas. Rozan y rozan, pero ninguna chispa salta.»</w:t>
             </w:r>
@@ -10756,9 +10617,16 @@
               <w:rPr>
                 <w:sz w:val="20"/>
                 <w:szCs w:val="20"/>
-                <w:lang w:val="en-US"/>
-              </w:rPr>
-              <w:t>«Las piedras apenas se rozan. No sale ninguna chispa.»</w:t>
+              </w:rPr>
+              <w:t xml:space="preserve">«Las piedras apenas se rozan. </w:t>
+            </w:r>
+            <w:r>
+              <w:rPr>
+                <w:sz w:val="20"/>
+                <w:szCs w:val="20"/>
+                <w:lang w:val="en-US"/>
+              </w:rPr>
+              <w:t>No sale ninguna chispa.»</w:t>
             </w:r>
           </w:p>
         </w:tc>
@@ -10859,14 +10727,12 @@
               <w:rPr>
                 <w:sz w:val="20"/>
                 <w:szCs w:val="20"/>
-                <w:lang w:val="en-US"/>
-              </w:rPr>
-            </w:pPr>
-            <w:r>
-              <w:rPr>
-                <w:sz w:val="20"/>
-                <w:szCs w:val="20"/>
-                <w:lang w:val="en-US"/>
+              </w:rPr>
+            </w:pPr>
+            <w:r>
+              <w:rPr>
+                <w:sz w:val="20"/>
+                <w:szCs w:val="20"/>
               </w:rPr>
               <w:t>«Los golpes suaves solo hacen ruido: las chispas no llegan a nacer.»</w:t>
             </w:r>
@@ -10969,14 +10835,12 @@
               <w:rPr>
                 <w:sz w:val="20"/>
                 <w:szCs w:val="20"/>
-                <w:lang w:val="en-US"/>
-              </w:rPr>
-            </w:pPr>
-            <w:r>
-              <w:rPr>
-                <w:sz w:val="20"/>
-                <w:szCs w:val="20"/>
-                <w:lang w:val="en-US"/>
+              </w:rPr>
+            </w:pPr>
+            <w:r>
+              <w:rPr>
+                <w:sz w:val="20"/>
+                <w:szCs w:val="20"/>
               </w:rPr>
               <w:t>«Las piedras chocan con fuerza y las chispas saltan por todas partes, lejos de las hojas.»</w:t>
             </w:r>
@@ -11079,14 +10943,12 @@
               <w:rPr>
                 <w:sz w:val="20"/>
                 <w:szCs w:val="20"/>
-                <w:lang w:val="en-US"/>
-              </w:rPr>
-            </w:pPr>
-            <w:r>
-              <w:rPr>
-                <w:sz w:val="20"/>
-                <w:szCs w:val="20"/>
-                <w:lang w:val="en-US"/>
+              </w:rPr>
+            </w:pPr>
+            <w:r>
+              <w:rPr>
+                <w:sz w:val="20"/>
+                <w:szCs w:val="20"/>
               </w:rPr>
               <w:t>«Las chispas vuelan tan rápido que se apagan en el aire antes de caer.»</w:t>
             </w:r>
@@ -11189,14 +11051,12 @@
               <w:rPr>
                 <w:sz w:val="20"/>
                 <w:szCs w:val="20"/>
-                <w:lang w:val="en-US"/>
-              </w:rPr>
-            </w:pPr>
-            <w:r>
-              <w:rPr>
-                <w:sz w:val="20"/>
-                <w:szCs w:val="20"/>
-                <w:lang w:val="en-US"/>
+              </w:rPr>
+            </w:pPr>
+            <w:r>
+              <w:rPr>
+                <w:sz w:val="20"/>
+                <w:szCs w:val="20"/>
               </w:rPr>
               <w:t>«Una chispa cae dentro de las hojas. Brilla un instante y se apaga.»</w:t>
             </w:r>
@@ -11299,14 +11159,12 @@
               <w:rPr>
                 <w:sz w:val="20"/>
                 <w:szCs w:val="20"/>
-                <w:lang w:val="en-US"/>
-              </w:rPr>
-            </w:pPr>
-            <w:r>
-              <w:rPr>
-                <w:sz w:val="20"/>
-                <w:szCs w:val="20"/>
-                <w:lang w:val="en-US"/>
+              </w:rPr>
+            </w:pPr>
+            <w:r>
+              <w:rPr>
+                <w:sz w:val="20"/>
+                <w:szCs w:val="20"/>
               </w:rPr>
               <w:t>«Otra chispa cae dentro. Esta vez el brillo dura un poco más.»</w:t>
             </w:r>
@@ -11409,14 +11267,12 @@
               <w:rPr>
                 <w:sz w:val="20"/>
                 <w:szCs w:val="20"/>
-                <w:lang w:val="en-US"/>
-              </w:rPr>
-            </w:pPr>
-            <w:r>
-              <w:rPr>
-                <w:sz w:val="20"/>
-                <w:szCs w:val="20"/>
-                <w:lang w:val="en-US"/>
+              </w:rPr>
+            </w:pPr>
+            <w:r>
+              <w:rPr>
+                <w:sz w:val="20"/>
+                <w:szCs w:val="20"/>
               </w:rPr>
               <w:t>«Un hilo de humo sube despacio, como si la cueva estuviera suspirando.»</w:t>
             </w:r>
@@ -11519,14 +11375,12 @@
               <w:rPr>
                 <w:sz w:val="20"/>
                 <w:szCs w:val="20"/>
-                <w:lang w:val="en-US"/>
-              </w:rPr>
-            </w:pPr>
-            <w:r>
-              <w:rPr>
-                <w:sz w:val="20"/>
-                <w:szCs w:val="20"/>
-                <w:lang w:val="en-US"/>
+              </w:rPr>
+            </w:pPr>
+            <w:r>
+              <w:rPr>
+                <w:sz w:val="20"/>
+                <w:szCs w:val="20"/>
               </w:rPr>
               <w:t>«El humo se abre. Algo naranja tiembla entre las hojas.»</w:t>
             </w:r>
@@ -11738,14 +11592,12 @@
               <w:rPr>
                 <w:sz w:val="20"/>
                 <w:szCs w:val="20"/>
-                <w:lang w:val="en-US"/>
-              </w:rPr>
-            </w:pPr>
-            <w:r>
-              <w:rPr>
-                <w:sz w:val="20"/>
-                <w:szCs w:val="20"/>
-                <w:lang w:val="en-US"/>
+              </w:rPr>
+            </w:pPr>
+            <w:r>
+              <w:rPr>
+                <w:sz w:val="20"/>
+                <w:szCs w:val="20"/>
               </w:rPr>
               <w:t>Reunión. Cueva en penumbra, con un charco de luz sobre el punto del fuego. Las piezas están regadas por el suelo y la tablilla muestra la instrucción de reunirlas; no hay deslizantes ni botones de encendido. Pedir ayuda repite la instrucción y dibuja el círculo de reunión.</w:t>
             </w:r>
@@ -11773,14 +11625,12 @@
               <w:rPr>
                 <w:sz w:val="20"/>
                 <w:szCs w:val="20"/>
-                <w:lang w:val="en-US"/>
-              </w:rPr>
-            </w:pPr>
-            <w:r>
-              <w:rPr>
-                <w:sz w:val="20"/>
-                <w:szCs w:val="20"/>
-                <w:lang w:val="en-US"/>
+              </w:rPr>
+            </w:pPr>
+            <w:r>
+              <w:rPr>
+                <w:sz w:val="20"/>
+                <w:szCs w:val="20"/>
               </w:rPr>
               <w:t>Cuando la última pieza queda dentro del círculo → E1. Mientras quede alguna fuera no ocurre nada.</w:t>
             </w:r>
@@ -11846,14 +11696,12 @@
               <w:rPr>
                 <w:sz w:val="20"/>
                 <w:szCs w:val="20"/>
-                <w:lang w:val="en-US"/>
-              </w:rPr>
-            </w:pPr>
-            <w:r>
-              <w:rPr>
-                <w:sz w:val="20"/>
-                <w:szCs w:val="20"/>
-                <w:lang w:val="en-US"/>
+              </w:rPr>
+            </w:pPr>
+            <w:r>
+              <w:rPr>
+                <w:sz w:val="20"/>
+                <w:szCs w:val="20"/>
               </w:rPr>
               <w:t xml:space="preserve">Hipótesis. Al llegar desde E0, las piezas quedan fijas, la cámara se acerca [acercamiento], las hojas se funden en el montón y aparecen los deslizantes de fuerza y de cercanía, ambos en su primera muesca («Suave» y «Lejos»), el botón «Golpear» y el botón «Soplar» atenuado y con candado; la tablilla pasa a la instrucción de golpear. En los retornos, los deslizantes </w:t>
             </w:r>
@@ -11861,7 +11709,6 @@
               <w:rPr>
                 <w:sz w:val="20"/>
                 <w:szCs w:val="20"/>
-                <w:lang w:val="en-US"/>
               </w:rPr>
               <w:lastRenderedPageBreak/>
               <w:t>conservan el último valor elegido.</w:t>
@@ -11890,14 +11737,12 @@
               <w:rPr>
                 <w:sz w:val="20"/>
                 <w:szCs w:val="20"/>
-                <w:lang w:val="en-US"/>
-              </w:rPr>
-            </w:pPr>
-            <w:r>
-              <w:rPr>
-                <w:sz w:val="20"/>
-                <w:szCs w:val="20"/>
-                <w:lang w:val="en-US"/>
+              </w:rPr>
+            </w:pPr>
+            <w:r>
+              <w:rPr>
+                <w:sz w:val="20"/>
+                <w:szCs w:val="20"/>
               </w:rPr>
               <w:lastRenderedPageBreak/>
               <w:t>El jugador ajusta la fuerza y la cercanía y acciona «Golpear» → E2.</w:t>
@@ -11964,14 +11809,12 @@
               <w:rPr>
                 <w:sz w:val="20"/>
                 <w:szCs w:val="20"/>
-                <w:lang w:val="en-US"/>
-              </w:rPr>
-            </w:pPr>
-            <w:r>
-              <w:rPr>
-                <w:sz w:val="20"/>
-                <w:szCs w:val="20"/>
-                <w:lang w:val="en-US"/>
+              </w:rPr>
+            </w:pPr>
+            <w:r>
+              <w:rPr>
+                <w:sz w:val="20"/>
+                <w:szCs w:val="20"/>
               </w:rPr>
               <w:t>Evaluación del golpe. El sistema resuelve el resultado según la cercanía y la fuerza vigentes, en ese orden.</w:t>
             </w:r>
@@ -12006,9 +11849,16 @@
               <w:rPr>
                 <w:sz w:val="20"/>
                 <w:szCs w:val="20"/>
-                <w:lang w:val="en-US"/>
-              </w:rPr>
-              <w:t>Si las piedras no están en el roce justo o la fuerza está fuera de [fuerzaEfectiva] → E3. Si ambas se cumplen → E4.</w:t>
+              </w:rPr>
+              <w:t xml:space="preserve">Si las piedras no están en el roce justo o la fuerza está fuera de [fuerzaEfectiva] → E3. </w:t>
+            </w:r>
+            <w:r>
+              <w:rPr>
+                <w:sz w:val="20"/>
+                <w:szCs w:val="20"/>
+                <w:lang w:val="en-US"/>
+              </w:rPr>
+              <w:t>Si ambas se cumplen → E4.</w:t>
             </w:r>
           </w:p>
         </w:tc>
@@ -12072,14 +11922,12 @@
               <w:rPr>
                 <w:sz w:val="20"/>
                 <w:szCs w:val="20"/>
-                <w:lang w:val="en-US"/>
-              </w:rPr>
-            </w:pPr>
-            <w:r>
-              <w:rPr>
-                <w:sz w:val="20"/>
-                <w:szCs w:val="20"/>
-                <w:lang w:val="en-US"/>
+              </w:rPr>
+            </w:pPr>
+            <w:r>
+              <w:rPr>
+                <w:sz w:val="20"/>
+                <w:szCs w:val="20"/>
               </w:rPr>
               <w:t>Intento no efectivo. Se escribe el mensaje correspondiente y se incrementa el contador de fallos consecutivos.</w:t>
             </w:r>
@@ -12114,9 +11962,16 @@
               <w:rPr>
                 <w:sz w:val="20"/>
                 <w:szCs w:val="20"/>
-                <w:lang w:val="en-US"/>
-              </w:rPr>
-              <w:t>Si el contador alcanza [intentosParaPista] → E5. En caso contrario → E1.</w:t>
+              </w:rPr>
+              <w:t xml:space="preserve">Si el contador alcanza [intentosParaPista] → E5. </w:t>
+            </w:r>
+            <w:r>
+              <w:rPr>
+                <w:sz w:val="20"/>
+                <w:szCs w:val="20"/>
+                <w:lang w:val="en-US"/>
+              </w:rPr>
+              <w:t>En caso contrario → E1.</w:t>
             </w:r>
           </w:p>
         </w:tc>
@@ -12180,14 +12035,12 @@
               <w:rPr>
                 <w:sz w:val="20"/>
                 <w:szCs w:val="20"/>
-                <w:lang w:val="en-US"/>
-              </w:rPr>
-            </w:pPr>
-            <w:r>
-              <w:rPr>
-                <w:sz w:val="20"/>
-                <w:szCs w:val="20"/>
-                <w:lang w:val="en-US"/>
+              </w:rPr>
+            </w:pPr>
+            <w:r>
+              <w:rPr>
+                <w:sz w:val="20"/>
+                <w:szCs w:val="20"/>
               </w:rPr>
               <w:t>Golpe efectivo. Se incrementa el contador de golpes efectivos y sube un escalón la iluminación del escenario.</w:t>
             </w:r>
@@ -12222,9 +12075,16 @@
               <w:rPr>
                 <w:sz w:val="20"/>
                 <w:szCs w:val="20"/>
-                <w:lang w:val="en-US"/>
-              </w:rPr>
-              <w:t>Si el contador alcanza [golpesEfectivosMinimos] → E6. En caso contrario → E1.</w:t>
+              </w:rPr>
+              <w:t xml:space="preserve">Si el contador alcanza [golpesEfectivosMinimos] → E6. </w:t>
+            </w:r>
+            <w:r>
+              <w:rPr>
+                <w:sz w:val="20"/>
+                <w:szCs w:val="20"/>
+                <w:lang w:val="en-US"/>
+              </w:rPr>
+              <w:t>En caso contrario → E1.</w:t>
             </w:r>
           </w:p>
         </w:tc>
@@ -12295,9 +12155,16 @@
               <w:rPr>
                 <w:sz w:val="20"/>
                 <w:szCs w:val="20"/>
-                <w:lang w:val="en-US"/>
-              </w:rPr>
-              <w:t>Pista del guía. Algoritm formula en la tablilla una pregunta orientadora sin resolver la tarea. Se reinicia el contador de fallos.</w:t>
+              </w:rPr>
+              <w:t xml:space="preserve">Pista del guía. Algoritm formula en la tablilla una pregunta orientadora sin resolver la tarea. </w:t>
+            </w:r>
+            <w:r>
+              <w:rPr>
+                <w:sz w:val="20"/>
+                <w:szCs w:val="20"/>
+                <w:lang w:val="en-US"/>
+              </w:rPr>
+              <w:t>Se reinicia el contador de fallos.</w:t>
             </w:r>
           </w:p>
         </w:tc>
@@ -12396,14 +12263,12 @@
               <w:rPr>
                 <w:sz w:val="20"/>
                 <w:szCs w:val="20"/>
-                <w:lang w:val="en-US"/>
-              </w:rPr>
-            </w:pPr>
-            <w:r>
-              <w:rPr>
-                <w:sz w:val="20"/>
-                <w:szCs w:val="20"/>
-                <w:lang w:val="en-US"/>
+              </w:rPr>
+            </w:pPr>
+            <w:r>
+              <w:rPr>
+                <w:sz w:val="20"/>
+                <w:szCs w:val="20"/>
               </w:rPr>
               <w:t>Convergencia. El botón «Soplar» se habilita y pierde el candado, y el montón pasa a estado humeante. El jugador puede seguir golpeando: lo ganado no se pierde.</w:t>
             </w:r>
@@ -12431,14 +12296,12 @@
               <w:rPr>
                 <w:sz w:val="20"/>
                 <w:szCs w:val="20"/>
-                <w:lang w:val="en-US"/>
-              </w:rPr>
-            </w:pPr>
-            <w:r>
-              <w:rPr>
-                <w:sz w:val="20"/>
-                <w:szCs w:val="20"/>
-                <w:lang w:val="en-US"/>
+              </w:rPr>
+            </w:pPr>
+            <w:r>
+              <w:rPr>
+                <w:sz w:val="20"/>
+                <w:szCs w:val="20"/>
               </w:rPr>
               <w:t>El jugador acciona «Soplar» → E7.</w:t>
             </w:r>
@@ -12504,14 +12367,12 @@
               <w:rPr>
                 <w:sz w:val="20"/>
                 <w:szCs w:val="20"/>
-                <w:lang w:val="en-US"/>
-              </w:rPr>
-            </w:pPr>
-            <w:r>
-              <w:rPr>
-                <w:sz w:val="20"/>
-                <w:szCs w:val="20"/>
-                <w:lang w:val="en-US"/>
+              </w:rPr>
+            </w:pPr>
+            <w:r>
+              <w:rPr>
+                <w:sz w:val="20"/>
+                <w:szCs w:val="20"/>
               </w:rPr>
               <w:t>Resolución. La llama prende sobre el montón, las hojas se queman desde el centro durante [duracionEncendido], entra el sonido de la hoguera y el escenario llega a la iluminación completa en un solo barrido.</w:t>
             </w:r>
@@ -12539,14 +12400,12 @@
               <w:rPr>
                 <w:sz w:val="20"/>
                 <w:szCs w:val="20"/>
-                <w:lang w:val="en-US"/>
-              </w:rPr>
-            </w:pPr>
-            <w:r>
-              <w:rPr>
-                <w:sz w:val="20"/>
-                <w:szCs w:val="20"/>
-                <w:lang w:val="en-US"/>
+              </w:rPr>
+            </w:pPr>
+            <w:r>
+              <w:rPr>
+                <w:sz w:val="20"/>
+                <w:szCs w:val="20"/>
               </w:rPr>
               <w:t>Salto a la escena narrativa de cierre.</w:t>
             </w:r>
@@ -12587,13 +12446,11 @@
         <w:jc w:val="both"/>
         <w:rPr>
           <w:color w:val="000000"/>
-          <w:lang w:val="en-US"/>
         </w:rPr>
       </w:pPr>
       <w:r>
         <w:rPr>
           <w:color w:val="000000"/>
-          <w:lang w:val="en-US"/>
         </w:rPr>
         <w:t>Los intentos son ilimitados. No existen pantallas de derrota ni pérdida de progreso (RF-18).</w:t>
       </w:r>
@@ -12609,13 +12466,11 @@
         <w:jc w:val="both"/>
         <w:rPr>
           <w:color w:val="000000"/>
-          <w:lang w:val="en-US"/>
         </w:rPr>
       </w:pPr>
       <w:r>
         <w:rPr>
           <w:color w:val="000000"/>
-          <w:lang w:val="en-US"/>
         </w:rPr>
         <w:t>Reunir los materiales no tiene intentos fallidos: una pieza fuera del círculo no produce mensaje ni penalización; solo impide que empiece el encendido.</w:t>
       </w:r>
@@ -12631,13 +12486,11 @@
         <w:jc w:val="both"/>
         <w:rPr>
           <w:color w:val="000000"/>
-          <w:lang w:val="en-US"/>
         </w:rPr>
       </w:pPr>
       <w:r>
         <w:rPr>
           <w:color w:val="000000"/>
-          <w:lang w:val="en-US"/>
         </w:rPr>
         <w:t>El contador de golpes efectivos no se reduce por intentos fallidos posteriores: lo ganado permanece, y el botón «Soplar» no vuelve a bloquearse.</w:t>
       </w:r>
@@ -12653,13 +12506,11 @@
         <w:jc w:val="both"/>
         <w:rPr>
           <w:color w:val="000000"/>
-          <w:lang w:val="en-US"/>
         </w:rPr>
       </w:pPr>
       <w:r>
         <w:rPr>
           <w:color w:val="000000"/>
-          <w:lang w:val="en-US"/>
         </w:rPr>
         <w:t>El botón «Soplar» accionado antes de la convergencia no está disponible; no produce mensaje de error, simplemente permanece atenuado y con el candado.</w:t>
       </w:r>
@@ -12675,13 +12526,11 @@
         <w:jc w:val="both"/>
         <w:rPr>
           <w:color w:val="000000"/>
-          <w:lang w:val="en-US"/>
         </w:rPr>
       </w:pPr>
       <w:r>
         <w:rPr>
           <w:color w:val="000000"/>
-          <w:lang w:val="en-US"/>
         </w:rPr>
         <w:lastRenderedPageBreak/>
         <w:t>Una vez habilitado, «Soplar» no falla: accionarlo siempre hace nacer el fuego.</w:t>
@@ -12698,13 +12547,11 @@
         <w:jc w:val="both"/>
         <w:rPr>
           <w:color w:val="000000"/>
-          <w:lang w:val="en-US"/>
         </w:rPr>
       </w:pPr>
       <w:r>
         <w:rPr>
           <w:color w:val="000000"/>
-          <w:lang w:val="en-US"/>
         </w:rPr>
         <w:t>Ningún golpe produce un sonido ni un gesto de fallo: tras un golpe sin chispa, Papá hace un gesto de ánimo.</w:t>
       </w:r>
@@ -12720,13 +12567,11 @@
         <w:jc w:val="both"/>
         <w:rPr>
           <w:color w:val="000000" w:themeColor="text1"/>
-          <w:lang w:val="en-US"/>
         </w:rPr>
       </w:pPr>
       <w:r>
         <w:rPr>
           <w:color w:val="000000" w:themeColor="text1"/>
-          <w:lang w:val="en-US"/>
         </w:rPr>
         <w:t>La pista del guía nunca indica la fuerza ni la cercanía correctas. Formulación: «Las chispas dependen de cómo chocan las piedras: de la fuerza y de qué tan juntas están. ¿Qué cambiarías antes del próximo golpe?» Tras la convergencia, la pista pasa a ser: «El humo ya está ahí. ¿Está todo junto y cerca? ¿Qué le falta para volverse llama?»</w:t>
       </w:r>
@@ -12745,10 +12590,14 @@
         <w:rPr>
           <w:b w:val="0"/>
           <w:bCs w:val="0"/>
+          <w:lang w:val="es-CO"/>
         </w:rPr>
       </w:pPr>
       <w:bookmarkStart w:id="12" w:name="_Toc214676845"/>
       <w:r>
+        <w:rPr>
+          <w:lang w:val="es-CO"/>
+        </w:rPr>
         <w:t>1.4.4 Escena 1.3 — El nacimiento del fuego (narrativa)</w:t>
       </w:r>
       <w:bookmarkEnd w:id="12"/>
@@ -12761,7 +12610,6 @@
           <w:color w:val="000000"/>
           <w:sz w:val="22"/>
           <w:szCs w:val="22"/>
-          <w:lang w:val="en-US"/>
         </w:rPr>
       </w:pPr>
       <w:r>
@@ -12771,7 +12619,6 @@
           <w:color w:val="000000"/>
           <w:sz w:val="22"/>
           <w:szCs w:val="22"/>
-          <w:lang w:val="en-US"/>
         </w:rPr>
         <w:t>Una llama naranja y dorada crece despacio desde las hojas: temblorosa al principio, luego más firme, más alta. La cueva entera se llena de luz y calor en segundos.</w:t>
       </w:r>
@@ -12784,7 +12631,6 @@
           <w:color w:val="000000"/>
           <w:sz w:val="22"/>
           <w:szCs w:val="22"/>
-          <w:lang w:val="en-US"/>
         </w:rPr>
       </w:pPr>
       <w:r>
@@ -12794,7 +12640,6 @@
           <w:color w:val="000000"/>
           <w:sz w:val="22"/>
           <w:szCs w:val="22"/>
-          <w:lang w:val="en-US"/>
         </w:rPr>
         <w:t>Papá se queda quieto, arrodillado, mirando las llamas, con las manos temblorosas.</w:t>
       </w:r>
@@ -12804,13 +12649,11 @@
         <w:spacing w:after="80"/>
         <w:rPr>
           <w:color w:val="000000"/>
-          <w:lang w:val="en-US"/>
         </w:rPr>
       </w:pPr>
       <w:r>
         <w:rPr>
           <w:color w:val="000000"/>
-          <w:lang w:val="en-US"/>
         </w:rPr>
         <w:t>NIÑOS: ¡PAPÁAAA! ¡LO LOGRASTE!</w:t>
       </w:r>
@@ -12823,7 +12666,6 @@
           <w:color w:val="000000"/>
           <w:sz w:val="22"/>
           <w:szCs w:val="22"/>
-          <w:lang w:val="en-US"/>
         </w:rPr>
       </w:pPr>
       <w:r>
@@ -12833,7 +12675,6 @@
           <w:color w:val="000000"/>
           <w:sz w:val="22"/>
           <w:szCs w:val="22"/>
-          <w:lang w:val="en-US"/>
         </w:rPr>
         <w:t>Los niños salen corriendo y se lanzan encima de él. Mamá llega detrás, riendo y llorando al mismo tiempo. Papá los abraza a todos mientras el fuego crepita y la cueva oscura se convierte en el lugar más cálido del mundo.</w:t>
       </w:r>
@@ -12843,13 +12684,11 @@
         <w:spacing w:after="80"/>
         <w:rPr>
           <w:color w:val="000000"/>
-          <w:lang w:val="en-US"/>
         </w:rPr>
       </w:pPr>
       <w:r>
         <w:rPr>
           <w:color w:val="000000"/>
-          <w:lang w:val="en-US"/>
         </w:rPr>
         <w:t>PAPÁ: Las piedras tenían razón. Eran especiales.</w:t>
       </w:r>
@@ -12862,7 +12701,6 @@
           <w:color w:val="000000"/>
           <w:sz w:val="22"/>
           <w:szCs w:val="22"/>
-          <w:lang w:val="en-US"/>
         </w:rPr>
       </w:pPr>
       <w:r>
@@ -12872,7 +12710,6 @@
           <w:color w:val="000000" w:themeColor="text1"/>
           <w:sz w:val="22"/>
           <w:szCs w:val="22"/>
-          <w:lang w:val="en-US"/>
         </w:rPr>
         <w:t>En el corazón de las llamas aparece una silueta pequeña, con cara, brazos y piernas. Es Algoritm, brillando más que nunca, hecho de fuego esta vez.</w:t>
       </w:r>
@@ -12882,13 +12719,11 @@
         <w:spacing w:after="80"/>
         <w:rPr>
           <w:color w:val="000000"/>
-          <w:lang w:val="en-US"/>
         </w:rPr>
       </w:pPr>
       <w:r>
         <w:rPr>
           <w:color w:val="000000" w:themeColor="text1"/>
-          <w:lang w:val="en-US"/>
         </w:rPr>
         <w:t>ALGORITM: ¿Ven? Yo no traje la luz. Solo les mostré dónde buscar. El resto lo hizo papá.</w:t>
       </w:r>
@@ -12898,13 +12733,11 @@
         <w:spacing w:after="80"/>
         <w:rPr>
           <w:color w:val="000000"/>
-          <w:lang w:val="en-US"/>
         </w:rPr>
       </w:pPr>
       <w:r>
         <w:rPr>
           <w:color w:val="000000" w:themeColor="text1"/>
-          <w:lang w:val="en-US"/>
         </w:rPr>
         <w:t>NIÑA: Papá, ¡tú eres como Algoritm!</w:t>
       </w:r>
@@ -12917,7 +12750,6 @@
           <w:color w:val="000000"/>
           <w:sz w:val="22"/>
           <w:szCs w:val="22"/>
-          <w:lang w:val="en-US"/>
         </w:rPr>
       </w:pPr>
       <w:r>
@@ -12927,7 +12759,6 @@
           <w:color w:val="000000"/>
           <w:sz w:val="22"/>
           <w:szCs w:val="22"/>
-          <w:lang w:val="en-US"/>
         </w:rPr>
         <w:t>Papá se ríe bajito y la abraza más fuerte.</w:t>
       </w:r>
@@ -12937,13 +12768,11 @@
         <w:spacing w:after="80"/>
         <w:rPr>
           <w:color w:val="000000"/>
-          <w:lang w:val="en-US"/>
         </w:rPr>
       </w:pPr>
       <w:r>
         <w:rPr>
           <w:color w:val="000000" w:themeColor="text1"/>
-          <w:lang w:val="en-US"/>
         </w:rPr>
         <w:t>ALGORITM: Y algo más. La primera vez no funcionó, ni la segunda. Cambiaste la fuerza, volviste a probar y miraste qué pasaba cada vez. Eso tiene nombre: se llama iterar. Probar, mirar el resultado y ajustar.</w:t>
       </w:r>
@@ -12956,7 +12785,6 @@
           <w:color w:val="000000"/>
           <w:sz w:val="22"/>
           <w:szCs w:val="22"/>
-          <w:lang w:val="en-US"/>
         </w:rPr>
       </w:pPr>
       <w:r>
@@ -12966,7 +12794,6 @@
           <w:color w:val="000000" w:themeColor="text1"/>
           <w:sz w:val="22"/>
           <w:szCs w:val="22"/>
-          <w:lang w:val="en-US"/>
         </w:rPr>
         <w:t>Algoritm parpadea tres veces y se recoge dentro de la fogata, como una brasa que sigue viva. Esa noche la familia duerme caliente y unida.</w:t>
       </w:r>
@@ -12979,7 +12806,6 @@
           <w:color w:val="000000"/>
           <w:sz w:val="22"/>
           <w:szCs w:val="22"/>
-          <w:lang w:val="en-US"/>
         </w:rPr>
       </w:pPr>
       <w:r>
@@ -12989,7 +12815,6 @@
           <w:color w:val="000000"/>
           <w:sz w:val="22"/>
           <w:szCs w:val="22"/>
-          <w:lang w:val="en-US"/>
         </w:rPr>
         <w:t>Ajuste de continuidad respecto del guion original: en la versión inicial el guía se mezclaba con las llamas «para siempre». Dado que el criterio CN-03 exige un guía constante en los tres niveles, el cierre se modifica para que permanezca como brasa viva y pueda reaparecer en los niveles siguientes.</w:t>
       </w:r>
@@ -13042,7 +12867,6 @@
           <w:color w:val="000000"/>
           <w:sz w:val="22"/>
           <w:szCs w:val="22"/>
-          <w:lang w:val="en-US"/>
         </w:rPr>
       </w:pPr>
       <w:r>
@@ -13052,7 +12876,6 @@
           <w:color w:val="000000" w:themeColor="text1"/>
           <w:sz w:val="22"/>
           <w:szCs w:val="22"/>
-          <w:lang w:val="en-US"/>
         </w:rPr>
         <w:t>Amanece. La familia sale de la cueva. Algoritm flota sobre las brasas que aún humean.</w:t>
       </w:r>
@@ -13062,13 +12885,11 @@
         <w:spacing w:after="80"/>
         <w:rPr>
           <w:color w:val="000000"/>
-          <w:lang w:val="en-US"/>
         </w:rPr>
       </w:pPr>
       <w:r>
         <w:rPr>
           <w:color w:val="000000" w:themeColor="text1"/>
-          <w:lang w:val="en-US"/>
         </w:rPr>
         <w:t>ALGORITM: Ahora que tienen fuego, pueden cocinar. Pero para cocinar hace falta algo más.</w:t>
       </w:r>
@@ -13095,7 +12916,6 @@
           <w:color w:val="000000"/>
           <w:sz w:val="22"/>
           <w:szCs w:val="22"/>
-          <w:lang w:val="en-US"/>
         </w:rPr>
       </w:pPr>
       <w:r>
@@ -13105,7 +12925,6 @@
           <w:color w:val="000000"/>
           <w:sz w:val="22"/>
           <w:szCs w:val="22"/>
-          <w:lang w:val="en-US"/>
         </w:rPr>
         <w:t>La familia sale a recolectar. Papá carga grandes troncos para mantener avivado el fuego; mamá, la niña y el niño recogen alimentos. Al momento de regresar aparece un problema nuevo: han recolectado mucho, pero no pueden transportarlo hasta el refugio.</w:t>
       </w:r>
@@ -13115,13 +12934,11 @@
         <w:spacing w:after="80"/>
         <w:rPr>
           <w:color w:val="000000"/>
-          <w:lang w:val="en-US"/>
         </w:rPr>
       </w:pPr>
       <w:r>
         <w:rPr>
           <w:color w:val="000000"/>
-          <w:lang w:val="en-US"/>
         </w:rPr>
         <w:t>PAPÁ: Esto pesa demasiado... no puedo llevarlo todo.</w:t>
       </w:r>
@@ -13131,13 +12948,11 @@
         <w:spacing w:after="80"/>
         <w:rPr>
           <w:color w:val="000000"/>
-          <w:lang w:val="en-US"/>
         </w:rPr>
       </w:pPr>
       <w:r>
         <w:rPr>
           <w:color w:val="000000"/>
-          <w:lang w:val="en-US"/>
         </w:rPr>
         <w:t>NIÑO: ¡Yo puedo arrastrarlo!</w:t>
       </w:r>
@@ -13150,7 +12965,6 @@
           <w:color w:val="000000"/>
           <w:sz w:val="22"/>
           <w:szCs w:val="22"/>
-          <w:lang w:val="en-US"/>
         </w:rPr>
       </w:pPr>
       <w:r>
@@ -13160,7 +12974,6 @@
           <w:color w:val="000000"/>
           <w:sz w:val="22"/>
           <w:szCs w:val="22"/>
-          <w:lang w:val="en-US"/>
         </w:rPr>
         <w:t>Lo intenta. Las cosas se atascan en la tierra.</w:t>
       </w:r>
@@ -13170,13 +12983,11 @@
         <w:spacing w:after="80"/>
         <w:rPr>
           <w:color w:val="000000"/>
-          <w:lang w:val="en-US"/>
         </w:rPr>
       </w:pPr>
       <w:r>
         <w:rPr>
           <w:color w:val="000000"/>
-          <w:lang w:val="en-US"/>
         </w:rPr>
         <w:t>MAMÁ: Algo no está funcionando... debemos mirar mejor.</w:t>
       </w:r>
@@ -13188,7 +12999,6 @@
       <w:r>
         <w:rPr>
           <w:color w:val="000000" w:themeColor="text1"/>
-          <w:lang w:val="en-US"/>
         </w:rPr>
         <w:t>NIÑA: ¿Y si el problema no es la fuerza... sino la forma?</w:t>
       </w:r>
@@ -13198,7 +13008,6 @@
         <w:spacing w:after="80"/>
         <w:rPr>
           <w:color w:val="000000" w:themeColor="text1"/>
-          <w:lang w:val="en-US"/>
         </w:rPr>
       </w:pPr>
     </w:p>
@@ -13449,14 +13258,12 @@
               <w:rPr>
                 <w:sz w:val="20"/>
                 <w:szCs w:val="20"/>
-                <w:lang w:val="en-US"/>
-              </w:rPr>
-            </w:pPr>
-            <w:r>
-              <w:rPr>
-                <w:sz w:val="20"/>
-                <w:szCs w:val="20"/>
-                <w:lang w:val="en-US"/>
+              </w:rPr>
+            </w:pPr>
+            <w:r>
+              <w:rPr>
+                <w:sz w:val="20"/>
+                <w:szCs w:val="20"/>
               </w:rPr>
               <w:t>Abstracción (incluye el reconocimiento de patrones y el modelado como subcategorías) y pensamiento algorítmico</w:t>
             </w:r>
@@ -13599,14 +13406,12 @@
               <w:rPr>
                 <w:sz w:val="20"/>
                 <w:szCs w:val="20"/>
-                <w:lang w:val="en-US"/>
-              </w:rPr>
-            </w:pPr>
-            <w:r>
-              <w:rPr>
-                <w:sz w:val="20"/>
-                <w:szCs w:val="20"/>
-                <w:lang w:val="en-US"/>
+              </w:rPr>
+            </w:pPr>
+            <w:r>
+              <w:rPr>
+                <w:sz w:val="20"/>
+                <w:szCs w:val="20"/>
               </w:rPr>
               <w:t>Descubrir qué tienen en común los objetos que se transportan con facilidad, construir una carretilla y llevarla hasta el refugio.</w:t>
             </w:r>
@@ -13674,14 +13479,12 @@
               <w:rPr>
                 <w:sz w:val="20"/>
                 <w:szCs w:val="20"/>
-                <w:lang w:val="en-US"/>
-              </w:rPr>
-            </w:pPr>
-            <w:r>
-              <w:rPr>
-                <w:sz w:val="20"/>
-                <w:szCs w:val="20"/>
-                <w:lang w:val="en-US"/>
+              </w:rPr>
+            </w:pPr>
+            <w:r>
+              <w:rPr>
+                <w:sz w:val="20"/>
+                <w:szCs w:val="20"/>
               </w:rPr>
               <w:t>Tres fases encadenadas, cada una con su propio escenario.</w:t>
             </w:r>
@@ -13749,14 +13552,12 @@
               <w:rPr>
                 <w:sz w:val="20"/>
                 <w:szCs w:val="20"/>
-                <w:lang w:val="en-US"/>
-              </w:rPr>
-            </w:pPr>
-            <w:r>
-              <w:rPr>
-                <w:sz w:val="20"/>
-                <w:szCs w:val="20"/>
-                <w:lang w:val="en-US"/>
+              </w:rPr>
+            </w:pPr>
+            <w:r>
+              <w:rPr>
+                <w:sz w:val="20"/>
+                <w:szCs w:val="20"/>
               </w:rPr>
               <w:t>El nivel dura un día: amanece al salir de la cueva (escena puente I), la recolección y la construcción son de tarde, el regreso al refugio es al atardecer y el cierre es de noche, junto al fuego. Lo cuenta la luz de cada escena, no un rótulo.</w:t>
             </w:r>
@@ -13789,14 +13590,12 @@
               <w:rPr>
                 <w:sz w:val="20"/>
                 <w:szCs w:val="20"/>
-                <w:lang w:val="en-US"/>
-              </w:rPr>
-            </w:pPr>
-            <w:r>
-              <w:rPr>
-                <w:sz w:val="20"/>
-                <w:szCs w:val="20"/>
-                <w:lang w:val="en-US"/>
+              </w:rPr>
+            </w:pPr>
+            <w:r>
+              <w:rPr>
+                <w:sz w:val="20"/>
+                <w:szCs w:val="20"/>
               </w:rPr>
               <w:t>Idea que el nivel enseña</w:t>
             </w:r>
@@ -13824,14 +13623,12 @@
               <w:rPr>
                 <w:sz w:val="20"/>
                 <w:szCs w:val="20"/>
-                <w:lang w:val="en-US"/>
-              </w:rPr>
-            </w:pPr>
-            <w:r>
-              <w:rPr>
-                <w:sz w:val="20"/>
-                <w:szCs w:val="20"/>
-                <w:lang w:val="en-US"/>
+              </w:rPr>
+            </w:pPr>
+            <w:r>
+              <w:rPr>
+                <w:sz w:val="20"/>
+                <w:szCs w:val="20"/>
               </w:rPr>
               <w:t>No todo lo que se ve es importante. Cuando se identifica lo que sí importa, puede convertirse en una herramienta; y una herramienta solo sirve si se sabe en qué orden usarla.</w:t>
             </w:r>
@@ -13853,10 +13650,14 @@
         <w:rPr>
           <w:b w:val="0"/>
           <w:bCs w:val="0"/>
+          <w:lang w:val="es-CO"/>
         </w:rPr>
       </w:pPr>
       <w:bookmarkStart w:id="15" w:name="_Toc1644151459"/>
       <w:r>
+        <w:rPr>
+          <w:lang w:val="es-CO"/>
+        </w:rPr>
         <w:t>1.6.1 Fase 1 — Observación y patrón</w:t>
       </w:r>
       <w:bookmarkEnd w:id="15"/>
@@ -13869,9 +13670,13 @@
           <w:bCs w:val="0"/>
           <w:i w:val="0"/>
           <w:iCs w:val="0"/>
+          <w:lang w:val="es-CO"/>
         </w:rPr>
       </w:pPr>
       <w:r>
+        <w:rPr>
+          <w:lang w:val="es-CO"/>
+        </w:rPr>
         <w:t>1.6.1.1 Escena 2.1 (narrativa)</w:t>
       </w:r>
     </w:p>
@@ -13883,7 +13688,6 @@
           <w:color w:val="000000"/>
           <w:sz w:val="22"/>
           <w:szCs w:val="22"/>
-          <w:lang w:val="en-US"/>
         </w:rPr>
       </w:pPr>
       <w:r>
@@ -13893,7 +13697,6 @@
           <w:color w:val="000000"/>
           <w:sz w:val="22"/>
           <w:szCs w:val="22"/>
-          <w:lang w:val="en-US"/>
         </w:rPr>
         <w:t>Bosque, por la tarde. Objetos dispersos por el suelo: piedras irregulares, troncos redondos, plantas, herramientas. A un lado, la caja de alimentos que la familia no logra mover.</w:t>
       </w:r>
@@ -13903,13 +13706,11 @@
         <w:spacing w:after="80"/>
         <w:rPr>
           <w:color w:val="000000"/>
-          <w:lang w:val="en-US"/>
         </w:rPr>
       </w:pPr>
       <w:r>
         <w:rPr>
           <w:color w:val="000000" w:themeColor="text1"/>
-          <w:lang w:val="en-US"/>
         </w:rPr>
         <w:lastRenderedPageBreak/>
         <w:t>ALGORITM: Observen bien. No todo lo que ven es importante.</w:t>
@@ -13920,13 +13721,11 @@
         <w:spacing w:after="80"/>
         <w:rPr>
           <w:color w:val="000000"/>
-          <w:lang w:val="en-US"/>
         </w:rPr>
       </w:pPr>
       <w:r>
         <w:rPr>
           <w:color w:val="000000"/>
-          <w:lang w:val="en-US"/>
         </w:rPr>
         <w:t>MAMÁ: Miren... algunas cosas se mueven más fácil que otras.</w:t>
       </w:r>
@@ -13936,13 +13735,11 @@
         <w:spacing w:after="80"/>
         <w:rPr>
           <w:color w:val="000000"/>
-          <w:lang w:val="en-US"/>
         </w:rPr>
       </w:pPr>
       <w:r>
         <w:rPr>
           <w:color w:val="000000"/>
-          <w:lang w:val="en-US"/>
         </w:rPr>
         <w:t>NIÑO: Voy a probar todas.</w:t>
       </w:r>
@@ -13952,13 +13749,11 @@
         <w:spacing w:after="80"/>
         <w:rPr>
           <w:color w:val="000000"/>
-          <w:lang w:val="en-US"/>
         </w:rPr>
       </w:pPr>
       <w:r>
         <w:rPr>
           <w:color w:val="000000"/>
-          <w:lang w:val="en-US"/>
         </w:rPr>
         <w:t>NIÑA: Solo debemos fijarnos en lo que realmente funciona.</w:t>
       </w:r>
@@ -13968,13 +13763,11 @@
         <w:spacing w:after="80"/>
         <w:rPr>
           <w:color w:val="000000"/>
-          <w:lang w:val="en-US"/>
         </w:rPr>
       </w:pPr>
       <w:r>
         <w:rPr>
           <w:color w:val="000000" w:themeColor="text1"/>
-          <w:lang w:val="en-US"/>
         </w:rPr>
         <w:t>ALGORITM: Selecciona los objetos que se muevan con facilidad y únelos. Cuando tengas cinco, veremos qué pasa.</w:t>
       </w:r>
@@ -13986,19 +13779,17 @@
           <w:rStyle w:val="Titulo4Char"/>
           <w:b/>
           <w:bCs/>
+          <w:lang w:val="es-CO"/>
         </w:rPr>
       </w:pPr>
       <w:r>
+        <w:rPr>
+          <w:lang w:val="es-CO"/>
+        </w:rPr>
         <w:t>1.6.1.2 Mecánica de la fase 1</w:t>
       </w:r>
     </w:p>
-    <w:p>
-      <w:pPr>
-        <w:rPr>
-          <w:lang w:val="en-US"/>
-        </w:rPr>
-      </w:pPr>
-    </w:p>
+    <w:p/>
     <w:tbl>
       <w:tblPr>
         <w:tblW w:w="0" w:type="auto"/>
@@ -14154,14 +13945,12 @@
               <w:rPr>
                 <w:sz w:val="20"/>
                 <w:szCs w:val="20"/>
-                <w:lang w:val="en-US"/>
-              </w:rPr>
-            </w:pPr>
-            <w:r>
-              <w:rPr>
-                <w:sz w:val="20"/>
-                <w:szCs w:val="20"/>
-                <w:lang w:val="en-US"/>
+              </w:rPr>
+            </w:pPr>
+            <w:r>
+              <w:rPr>
+                <w:sz w:val="20"/>
+                <w:szCs w:val="20"/>
               </w:rPr>
               <w:t>Distribuidos por el bosque. Dos categorías: troncos redondos (válidos) y distractores —piedras irregulares, plantas, herramientas— (no válidos). La proporción propuesta es de cinco válidos entre al menos ocho distractores.</w:t>
             </w:r>
@@ -14236,9 +14025,16 @@
               <w:rPr>
                 <w:sz w:val="20"/>
                 <w:szCs w:val="20"/>
-                <w:lang w:val="en-US"/>
-              </w:rPr>
-              <w:t>Al acercar el cursor a un objeto, este se aparta según su forma: el tronco redondo rueda lejos, la piedra vuelca una esquina y se detiene, la herramienta apenas se arrastra y vuelve a su sitio, y la planta se levanta y cae en arco. El tronco suena a madera que rueda, la piedra y la herramienta a piedra, y la planta a hojas mientras sigue en el aire. Los objetos más al fondo del claro se ven más pequeños y crecen un poco bajo el cursor. Es una pista del patrón, no un control: seleccionar sigue siendo un clic, y a ella remite la pista de Algoritm («Mira cómo se mueve cada uno cuando lo empujas. ¿Cuáles se traban y cuáles no?»).</w:t>
+              </w:rPr>
+              <w:t xml:space="preserve">Al acercar el cursor a un objeto, este se aparta según su forma: el tronco redondo rueda lejos, la piedra vuelca una esquina y se detiene, la herramienta apenas se arrastra y vuelve a su sitio, y la planta se levanta y cae en arco. El tronco suena a madera que rueda, la piedra y la herramienta a piedra, y la planta a hojas mientras sigue en el aire. Los objetos más al fondo del claro se ven más pequeños y crecen un poco bajo el cursor. Es una pista del patrón, no un control: seleccionar sigue siendo un clic, y a ella remite la pista de Algoritm («Mira cómo se mueve cada uno cuando lo empujas. </w:t>
+            </w:r>
+            <w:r>
+              <w:rPr>
+                <w:sz w:val="20"/>
+                <w:szCs w:val="20"/>
+                <w:lang w:val="en-US"/>
+              </w:rPr>
+              <w:t>¿Cuáles se traban y cuáles no?»).</w:t>
             </w:r>
           </w:p>
         </w:tc>
@@ -14304,14 +14100,12 @@
               <w:rPr>
                 <w:sz w:val="20"/>
                 <w:szCs w:val="20"/>
-                <w:lang w:val="en-US"/>
-              </w:rPr>
-            </w:pPr>
-            <w:r>
-              <w:rPr>
-                <w:sz w:val="20"/>
-                <w:szCs w:val="20"/>
-                <w:lang w:val="en-US"/>
+              </w:rPr>
+            </w:pPr>
+            <w:r>
+              <w:rPr>
+                <w:sz w:val="20"/>
+                <w:szCs w:val="20"/>
               </w:rPr>
               <w:t>Clic sobre un objeto. Si es válido, se desplaza hacia la zona de acopio y suma al contador. Si no lo es, regresa a su posición original acompañado de retroalimentación narrativa.</w:t>
             </w:r>
@@ -14377,14 +14171,12 @@
               <w:rPr>
                 <w:sz w:val="20"/>
                 <w:szCs w:val="20"/>
-                <w:lang w:val="en-US"/>
-              </w:rPr>
-            </w:pPr>
-            <w:r>
-              <w:rPr>
-                <w:sz w:val="20"/>
-                <w:szCs w:val="20"/>
-                <w:lang w:val="en-US"/>
+              </w:rPr>
+            </w:pPr>
+            <w:r>
+              <w:rPr>
+                <w:sz w:val="20"/>
+                <w:szCs w:val="20"/>
               </w:rPr>
               <w:t>Visible de forma permanente en pantalla: «Troncos redondos: n de 5».</w:t>
             </w:r>
@@ -14452,14 +14244,12 @@
               <w:rPr>
                 <w:sz w:val="20"/>
                 <w:szCs w:val="20"/>
-                <w:lang w:val="en-US"/>
-              </w:rPr>
-            </w:pPr>
-            <w:r>
-              <w:rPr>
-                <w:sz w:val="20"/>
-                <w:szCs w:val="20"/>
-                <w:lang w:val="en-US"/>
+              </w:rPr>
+            </w:pPr>
+            <w:r>
+              <w:rPr>
+                <w:sz w:val="20"/>
+                <w:szCs w:val="20"/>
               </w:rPr>
               <w:t>Al completar los cinco troncos, los demás objetos se retiran, los troncos pasan del acopio a una fila junto a la caja, alineados por el propio juego, la cámara se acerca a esa zona y aparece el botón «Empujar», aún deshabilitado. Se habilita entonces el arrastre de la caja de alimentos. Clic sostenido para arrastrarla sobre los troncos alineados, clic para soltarla.</w:t>
             </w:r>
@@ -14527,14 +14317,12 @@
               <w:rPr>
                 <w:sz w:val="20"/>
                 <w:szCs w:val="20"/>
-                <w:lang w:val="en-US"/>
-              </w:rPr>
-            </w:pPr>
-            <w:r>
-              <w:rPr>
-                <w:sz w:val="20"/>
-                <w:szCs w:val="20"/>
-                <w:lang w:val="en-US"/>
+              </w:rPr>
+            </w:pPr>
+            <w:r>
+              <w:rPr>
+                <w:sz w:val="20"/>
+                <w:szCs w:val="20"/>
               </w:rPr>
               <w:t>Se habilita solo con la caja colocada y, una vez habilitado, no vuelve a deshabilitarse. Al accionarlo, la fase se confirma y el juego pasa a la escena 2.2, en la que la caja se desplaza sobre los troncos que giran bajo ella.</w:t>
             </w:r>
@@ -14558,7 +14346,6 @@
           <w:color w:val="000000"/>
           <w:sz w:val="22"/>
           <w:szCs w:val="22"/>
-          <w:lang w:val="en-US"/>
         </w:rPr>
       </w:pPr>
       <w:r>
@@ -14568,7 +14355,6 @@
           <w:color w:val="000000"/>
           <w:sz w:val="22"/>
           <w:szCs w:val="22"/>
-          <w:lang w:val="en-US"/>
         </w:rPr>
         <w:t>Retroalimentación ante selección incorrecta (una por categoría de distractor):</w:t>
       </w:r>
@@ -14728,14 +14514,12 @@
               <w:rPr>
                 <w:sz w:val="20"/>
                 <w:szCs w:val="20"/>
-                <w:lang w:val="en-US"/>
-              </w:rPr>
-            </w:pPr>
-            <w:r>
-              <w:rPr>
-                <w:sz w:val="20"/>
-                <w:szCs w:val="20"/>
-                <w:lang w:val="en-US"/>
+              </w:rPr>
+            </w:pPr>
+            <w:r>
+              <w:rPr>
+                <w:sz w:val="20"/>
+                <w:szCs w:val="20"/>
               </w:rPr>
               <w:t>«Esta piedra tiene esquinas. Cuando la empujas, se traba.»</w:t>
             </w:r>
@@ -14801,14 +14585,12 @@
               <w:rPr>
                 <w:sz w:val="20"/>
                 <w:szCs w:val="20"/>
-                <w:lang w:val="en-US"/>
-              </w:rPr>
-            </w:pPr>
-            <w:r>
-              <w:rPr>
-                <w:sz w:val="20"/>
-                <w:szCs w:val="20"/>
-                <w:lang w:val="en-US"/>
+              </w:rPr>
+            </w:pPr>
+            <w:r>
+              <w:rPr>
+                <w:sz w:val="20"/>
+                <w:szCs w:val="20"/>
               </w:rPr>
               <w:t>«Esto no soporta el peso de la caja.»</w:t>
             </w:r>
@@ -14876,14 +14658,12 @@
               <w:rPr>
                 <w:sz w:val="20"/>
                 <w:szCs w:val="20"/>
-                <w:lang w:val="en-US"/>
-              </w:rPr>
-            </w:pPr>
-            <w:r>
-              <w:rPr>
-                <w:sz w:val="20"/>
-                <w:szCs w:val="20"/>
-                <w:lang w:val="en-US"/>
+              </w:rPr>
+            </w:pPr>
+            <w:r>
+              <w:rPr>
+                <w:sz w:val="20"/>
+                <w:szCs w:val="20"/>
               </w:rPr>
               <w:t>«Sirve para golpear, no para mover cosas pesadas.»</w:t>
             </w:r>
@@ -14952,14 +14732,12 @@
               <w:rPr>
                 <w:sz w:val="20"/>
                 <w:szCs w:val="20"/>
-                <w:lang w:val="en-US"/>
-              </w:rPr>
-            </w:pPr>
-            <w:r>
-              <w:rPr>
-                <w:sz w:val="20"/>
-                <w:szCs w:val="20"/>
-                <w:lang w:val="en-US"/>
+              </w:rPr>
+            </w:pPr>
+            <w:r>
+              <w:rPr>
+                <w:sz w:val="20"/>
+                <w:szCs w:val="20"/>
               </w:rPr>
               <w:t>«Este rueda. ¿Qué tiene que los otros no tienen?»</w:t>
             </w:r>
@@ -14975,7 +14753,6 @@
           <w:color w:val="000000"/>
           <w:sz w:val="22"/>
           <w:szCs w:val="22"/>
-          <w:lang w:val="en-US"/>
         </w:rPr>
       </w:pPr>
       <w:r>
@@ -14983,7 +14760,6 @@
           <w:color w:val="000000"/>
           <w:sz w:val="22"/>
           <w:szCs w:val="22"/>
-          <w:lang w:val="en-US"/>
         </w:rPr>
         <w:t>Pista del guía (RF-13). Si el jugador selecciona tres distractores seguidos, en lugar del mensaje del objeto Algoritm formula una pregunta orientadora: «Mira cómo se mueve cada uno cuando lo empujas. ¿Cuáles se traban y cuáles no?». Seleccionar un tronco redondo reinicia la cuenta de intentos fallidos consecutivos.</w:t>
       </w:r>
@@ -15004,9 +14780,13 @@
           <w:bCs w:val="0"/>
           <w:i w:val="0"/>
           <w:iCs w:val="0"/>
+          <w:lang w:val="es-CO"/>
         </w:rPr>
       </w:pPr>
       <w:r>
+        <w:rPr>
+          <w:lang w:val="es-CO"/>
+        </w:rPr>
         <w:t>1.6.1.3 Escena 2.2 — El patrón (narrativa)</w:t>
       </w:r>
     </w:p>
@@ -15018,7 +14798,6 @@
           <w:color w:val="000000"/>
           <w:sz w:val="22"/>
           <w:szCs w:val="22"/>
-          <w:lang w:val="en-US"/>
         </w:rPr>
       </w:pPr>
       <w:r>
@@ -15028,7 +14807,6 @@
           <w:color w:val="000000"/>
           <w:sz w:val="22"/>
           <w:szCs w:val="22"/>
-          <w:lang w:val="en-US"/>
         </w:rPr>
         <w:t>La caja rueda sobre los troncos y avanza sin esfuerzo.</w:t>
       </w:r>
@@ -15038,13 +14816,11 @@
         <w:spacing w:after="80"/>
         <w:rPr>
           <w:color w:val="000000"/>
-          <w:lang w:val="en-US"/>
         </w:rPr>
       </w:pPr>
       <w:r>
         <w:rPr>
           <w:color w:val="000000"/>
-          <w:lang w:val="en-US"/>
         </w:rPr>
         <w:t>NIÑO: ¡Este tronco rueda!</w:t>
       </w:r>
@@ -15054,13 +14830,11 @@
         <w:spacing w:after="80"/>
         <w:rPr>
           <w:color w:val="000000"/>
-          <w:lang w:val="en-US"/>
         </w:rPr>
       </w:pPr>
       <w:r>
         <w:rPr>
           <w:color w:val="000000"/>
-          <w:lang w:val="en-US"/>
         </w:rPr>
         <w:t>PAPÁ: Pero esa piedra no...</w:t>
       </w:r>
@@ -15070,13 +14844,11 @@
         <w:spacing w:after="80"/>
         <w:rPr>
           <w:color w:val="000000"/>
-          <w:lang w:val="en-US"/>
         </w:rPr>
       </w:pPr>
       <w:r>
         <w:rPr>
           <w:color w:val="000000"/>
-          <w:lang w:val="en-US"/>
         </w:rPr>
         <w:t>MAMÁ: ¿Qué diferencia hay?</w:t>
       </w:r>
@@ -15086,13 +14858,11 @@
         <w:spacing w:after="80"/>
         <w:rPr>
           <w:color w:val="000000"/>
-          <w:lang w:val="en-US"/>
         </w:rPr>
       </w:pPr>
       <w:r>
         <w:rPr>
           <w:color w:val="000000"/>
-          <w:lang w:val="en-US"/>
         </w:rPr>
         <w:t>NIÑA: Los que ruedan... son redondos.</w:t>
       </w:r>
@@ -15102,13 +14872,11 @@
         <w:spacing w:after="80"/>
         <w:rPr>
           <w:color w:val="000000"/>
-          <w:lang w:val="en-US"/>
         </w:rPr>
       </w:pPr>
       <w:r>
         <w:rPr>
           <w:color w:val="000000" w:themeColor="text1"/>
-          <w:lang w:val="en-US"/>
         </w:rPr>
         <w:t>ALGORITM: Acabas de encontrar un patrón. Lo que se repite en todos los que funcionan, y en ninguno de los que no.</w:t>
       </w:r>
@@ -15127,10 +14895,14 @@
         <w:rPr>
           <w:b w:val="0"/>
           <w:bCs w:val="0"/>
+          <w:lang w:val="es-CO"/>
         </w:rPr>
       </w:pPr>
       <w:bookmarkStart w:id="16" w:name="_Toc4413685"/>
       <w:r>
+        <w:rPr>
+          <w:lang w:val="es-CO"/>
+        </w:rPr>
         <w:t>1.6.2 Fase 2 — Construcción de la carretilla</w:t>
       </w:r>
       <w:bookmarkEnd w:id="16"/>
@@ -15143,9 +14915,13 @@
           <w:bCs w:val="0"/>
           <w:i w:val="0"/>
           <w:iCs w:val="0"/>
+          <w:lang w:val="es-CO"/>
         </w:rPr>
       </w:pPr>
       <w:r>
+        <w:rPr>
+          <w:lang w:val="es-CO"/>
+        </w:rPr>
         <w:t>1.6.2.1 Escena 2.3 (narrativa)</w:t>
       </w:r>
     </w:p>
@@ -15154,13 +14930,11 @@
         <w:spacing w:after="80"/>
         <w:rPr>
           <w:color w:val="000000"/>
-          <w:lang w:val="en-US"/>
         </w:rPr>
       </w:pPr>
       <w:r>
         <w:rPr>
           <w:color w:val="000000"/>
-          <w:lang w:val="en-US"/>
         </w:rPr>
         <w:t>NIÑA: Si hacemos algo redondo... podemos usarlo.</w:t>
       </w:r>
@@ -15170,13 +14944,11 @@
         <w:spacing w:after="80"/>
         <w:rPr>
           <w:color w:val="000000"/>
-          <w:lang w:val="en-US"/>
         </w:rPr>
       </w:pPr>
       <w:r>
         <w:rPr>
           <w:color w:val="000000"/>
-          <w:lang w:val="en-US"/>
         </w:rPr>
         <w:t>PAPÁ: Construyamos uno.</w:t>
       </w:r>
@@ -15186,13 +14958,11 @@
         <w:spacing w:after="80"/>
         <w:rPr>
           <w:color w:val="000000"/>
-          <w:lang w:val="en-US"/>
         </w:rPr>
       </w:pPr>
       <w:r>
         <w:rPr>
           <w:color w:val="000000"/>
-          <w:lang w:val="en-US"/>
         </w:rPr>
         <w:t>NIÑO: ¡Probemos!</w:t>
       </w:r>
@@ -15202,13 +14972,11 @@
         <w:spacing w:after="80"/>
         <w:rPr>
           <w:color w:val="000000"/>
-          <w:lang w:val="en-US"/>
         </w:rPr>
       </w:pPr>
       <w:r>
         <w:rPr>
           <w:color w:val="000000"/>
-          <w:lang w:val="en-US"/>
         </w:rPr>
         <w:t>MAMÁ: Paso a paso... podemos lograrlo.</w:t>
       </w:r>
@@ -15218,13 +14986,11 @@
         <w:spacing w:after="80"/>
         <w:rPr>
           <w:color w:val="000000"/>
-          <w:lang w:val="en-US"/>
         </w:rPr>
       </w:pPr>
       <w:r>
         <w:rPr>
           <w:color w:val="000000" w:themeColor="text1"/>
-          <w:lang w:val="en-US"/>
         </w:rPr>
         <w:t>ALGORITM: Abre agujeros en el centro de los troncos cortos.</w:t>
       </w:r>
@@ -15234,13 +15000,11 @@
         <w:spacing w:after="80"/>
         <w:rPr>
           <w:color w:val="000000"/>
-          <w:lang w:val="en-US"/>
         </w:rPr>
       </w:pPr>
       <w:r>
         <w:rPr>
           <w:color w:val="000000" w:themeColor="text1"/>
-          <w:lang w:val="en-US"/>
         </w:rPr>
         <w:t>ALGORITM: Luego únelos con el tronco largo.</w:t>
       </w:r>
@@ -15250,13 +15014,11 @@
         <w:spacing w:after="80"/>
         <w:rPr>
           <w:color w:val="000000"/>
-          <w:lang w:val="en-US"/>
         </w:rPr>
       </w:pPr>
       <w:r>
         <w:rPr>
           <w:color w:val="000000" w:themeColor="text1"/>
-          <w:lang w:val="en-US"/>
         </w:rPr>
         <w:t>ALGORITM: Coloca encima la tabla.</w:t>
       </w:r>
@@ -15266,13 +15028,11 @@
         <w:spacing w:after="80"/>
         <w:rPr>
           <w:color w:val="000000"/>
-          <w:lang w:val="en-US"/>
         </w:rPr>
       </w:pPr>
       <w:r>
         <w:rPr>
           <w:color w:val="000000" w:themeColor="text1"/>
-          <w:lang w:val="en-US"/>
         </w:rPr>
         <w:t>ALGORITM: Y sobre ella, la caja de alimentos; luego amárrala con la cuerda. En ese orden: cada paso necesita que el anterior esté hecho.</w:t>
       </w:r>
@@ -15285,9 +15045,13 @@
           <w:bCs w:val="0"/>
           <w:i w:val="0"/>
           <w:iCs w:val="0"/>
+          <w:lang w:val="es-CO"/>
         </w:rPr>
       </w:pPr>
       <w:r>
+        <w:rPr>
+          <w:lang w:val="es-CO"/>
+        </w:rPr>
         <w:t>1.6.2.2 Mecánica de la fase 2</w:t>
       </w:r>
     </w:p>
@@ -15297,13 +15061,11 @@
         <w:jc w:val="both"/>
         <w:rPr>
           <w:color w:val="000000"/>
-          <w:lang w:val="en-US"/>
         </w:rPr>
       </w:pPr>
       <w:r>
         <w:rPr>
           <w:color w:val="000000"/>
-          <w:lang w:val="en-US"/>
         </w:rPr>
         <w:t>El escenario cambia a un área de trabajo con siete piezas dispuestas: dos troncos cortos, un tronco largo, una tabla, una herramienta (un mazo), la caja de alimentos y una cuerda.</w:t>
       </w:r>
@@ -15539,14 +15301,12 @@
               <w:rPr>
                 <w:sz w:val="20"/>
                 <w:szCs w:val="20"/>
-                <w:lang w:val="en-US"/>
-              </w:rPr>
-            </w:pPr>
-            <w:r>
-              <w:rPr>
-                <w:sz w:val="20"/>
-                <w:szCs w:val="20"/>
-                <w:lang w:val="en-US"/>
+              </w:rPr>
+            </w:pPr>
+            <w:r>
+              <w:rPr>
+                <w:sz w:val="20"/>
+                <w:szCs w:val="20"/>
               </w:rPr>
               <w:t>Clic sobre un tronco corto para seleccionarlo.</w:t>
             </w:r>
@@ -15683,14 +15443,12 @@
               <w:rPr>
                 <w:sz w:val="20"/>
                 <w:szCs w:val="20"/>
-                <w:lang w:val="en-US"/>
-              </w:rPr>
-            </w:pPr>
-            <w:r>
-              <w:rPr>
-                <w:sz w:val="20"/>
-                <w:szCs w:val="20"/>
-                <w:lang w:val="en-US"/>
+              </w:rPr>
+            </w:pPr>
+            <w:r>
+              <w:rPr>
+                <w:sz w:val="20"/>
+                <w:szCs w:val="20"/>
               </w:rPr>
               <w:t>Clic en el botón «Mecanizar», o clic sostenido sobre la herramienta (el mazo) y soltarla sobre el tronco resaltado.</w:t>
             </w:r>
@@ -15718,14 +15476,12 @@
               <w:rPr>
                 <w:sz w:val="20"/>
                 <w:szCs w:val="20"/>
-                <w:lang w:val="en-US"/>
-              </w:rPr>
-            </w:pPr>
-            <w:r>
-              <w:rPr>
-                <w:sz w:val="20"/>
-                <w:szCs w:val="20"/>
-                <w:lang w:val="en-US"/>
+              </w:rPr>
+            </w:pPr>
+            <w:r>
+              <w:rPr>
+                <w:sz w:val="20"/>
+                <w:szCs w:val="20"/>
               </w:rPr>
               <w:t>Solo si hay un tronco corto seleccionado que aún no esté perforado; mientras no lo hay, el botón aparece con candado y el rótulo «Aún no».</w:t>
             </w:r>
@@ -15760,9 +15516,16 @@
               <w:rPr>
                 <w:sz w:val="20"/>
                 <w:szCs w:val="20"/>
-                <w:lang w:val="en-US"/>
-              </w:rPr>
-              <w:t>Se abre un agujero en el centro del tronco, que pasa a ser una rueda. El mazo vuelve a su sitio.</w:t>
+              </w:rPr>
+              <w:t xml:space="preserve">Se abre un agujero en el centro del tronco, que pasa a ser una rueda. </w:t>
+            </w:r>
+            <w:r>
+              <w:rPr>
+                <w:sz w:val="20"/>
+                <w:szCs w:val="20"/>
+                <w:lang w:val="en-US"/>
+              </w:rPr>
+              <w:t>El mazo vuelve a su sitio.</w:t>
             </w:r>
           </w:p>
         </w:tc>
@@ -15826,14 +15589,12 @@
               <w:rPr>
                 <w:sz w:val="20"/>
                 <w:szCs w:val="20"/>
-                <w:lang w:val="en-US"/>
-              </w:rPr>
-            </w:pPr>
-            <w:r>
-              <w:rPr>
-                <w:sz w:val="20"/>
-                <w:szCs w:val="20"/>
-                <w:lang w:val="en-US"/>
+              </w:rPr>
+            </w:pPr>
+            <w:r>
+              <w:rPr>
+                <w:sz w:val="20"/>
+                <w:szCs w:val="20"/>
               </w:rPr>
               <w:t>Repetir los pasos 1 y 2 con el segundo tronco corto.</w:t>
             </w:r>
@@ -15969,14 +15730,12 @@
               <w:rPr>
                 <w:sz w:val="20"/>
                 <w:szCs w:val="20"/>
-                <w:lang w:val="en-US"/>
-              </w:rPr>
-            </w:pPr>
-            <w:r>
-              <w:rPr>
-                <w:sz w:val="20"/>
-                <w:szCs w:val="20"/>
-                <w:lang w:val="en-US"/>
+              </w:rPr>
+            </w:pPr>
+            <w:r>
+              <w:rPr>
+                <w:sz w:val="20"/>
+                <w:szCs w:val="20"/>
               </w:rPr>
               <w:t>Clic sostenido sobre el tronco largo y acercarlo a las ruedas.</w:t>
             </w:r>
@@ -16004,14 +15763,12 @@
               <w:rPr>
                 <w:sz w:val="20"/>
                 <w:szCs w:val="20"/>
-                <w:lang w:val="en-US"/>
-              </w:rPr>
-            </w:pPr>
-            <w:r>
-              <w:rPr>
-                <w:sz w:val="20"/>
-                <w:szCs w:val="20"/>
-                <w:lang w:val="en-US"/>
+              </w:rPr>
+            </w:pPr>
+            <w:r>
+              <w:rPr>
+                <w:sz w:val="20"/>
+                <w:szCs w:val="20"/>
               </w:rPr>
               <w:t>Solo si las dos ruedas están perforadas.</w:t>
             </w:r>
@@ -16039,14 +15796,12 @@
               <w:rPr>
                 <w:sz w:val="20"/>
                 <w:szCs w:val="20"/>
-                <w:lang w:val="en-US"/>
-              </w:rPr>
-            </w:pPr>
-            <w:r>
-              <w:rPr>
-                <w:sz w:val="20"/>
-                <w:szCs w:val="20"/>
-                <w:lang w:val="en-US"/>
+              </w:rPr>
+            </w:pPr>
+            <w:r>
+              <w:rPr>
+                <w:sz w:val="20"/>
+                <w:szCs w:val="20"/>
               </w:rPr>
               <w:t>El tronco largo entra por el centro de ambas y forma el eje.</w:t>
             </w:r>
@@ -16112,14 +15867,12 @@
               <w:rPr>
                 <w:sz w:val="20"/>
                 <w:szCs w:val="20"/>
-                <w:lang w:val="en-US"/>
-              </w:rPr>
-            </w:pPr>
-            <w:r>
-              <w:rPr>
-                <w:sz w:val="20"/>
-                <w:szCs w:val="20"/>
-                <w:lang w:val="en-US"/>
+              </w:rPr>
+            </w:pPr>
+            <w:r>
+              <w:rPr>
+                <w:sz w:val="20"/>
+                <w:szCs w:val="20"/>
               </w:rPr>
               <w:t>Clic sostenido sobre la tabla y soltarla sobre el eje.</w:t>
             </w:r>
@@ -16147,14 +15900,12 @@
               <w:rPr>
                 <w:sz w:val="20"/>
                 <w:szCs w:val="20"/>
-                <w:lang w:val="en-US"/>
-              </w:rPr>
-            </w:pPr>
-            <w:r>
-              <w:rPr>
-                <w:sz w:val="20"/>
-                <w:szCs w:val="20"/>
-                <w:lang w:val="en-US"/>
+              </w:rPr>
+            </w:pPr>
+            <w:r>
+              <w:rPr>
+                <w:sz w:val="20"/>
+                <w:szCs w:val="20"/>
               </w:rPr>
               <w:t>Solo si el eje está formado.</w:t>
             </w:r>
@@ -16182,14 +15933,12 @@
               <w:rPr>
                 <w:sz w:val="20"/>
                 <w:szCs w:val="20"/>
-                <w:lang w:val="en-US"/>
-              </w:rPr>
-            </w:pPr>
-            <w:r>
-              <w:rPr>
-                <w:sz w:val="20"/>
-                <w:szCs w:val="20"/>
-                <w:lang w:val="en-US"/>
+              </w:rPr>
+            </w:pPr>
+            <w:r>
+              <w:rPr>
+                <w:sz w:val="20"/>
+                <w:szCs w:val="20"/>
               </w:rPr>
               <w:t>La tabla queda montada sobre el conjunto.</w:t>
             </w:r>
@@ -16255,14 +16004,12 @@
               <w:rPr>
                 <w:sz w:val="20"/>
                 <w:szCs w:val="20"/>
-                <w:lang w:val="en-US"/>
-              </w:rPr>
-            </w:pPr>
-            <w:r>
-              <w:rPr>
-                <w:sz w:val="20"/>
-                <w:szCs w:val="20"/>
-                <w:lang w:val="en-US"/>
+              </w:rPr>
+            </w:pPr>
+            <w:r>
+              <w:rPr>
+                <w:sz w:val="20"/>
+                <w:szCs w:val="20"/>
               </w:rPr>
               <w:t>Clic sostenido sobre la caja de alimentos y soltarla sobre la tabla.</w:t>
             </w:r>
@@ -16290,14 +16037,12 @@
               <w:rPr>
                 <w:sz w:val="20"/>
                 <w:szCs w:val="20"/>
-                <w:lang w:val="en-US"/>
-              </w:rPr>
-            </w:pPr>
-            <w:r>
-              <w:rPr>
-                <w:sz w:val="20"/>
-                <w:szCs w:val="20"/>
-                <w:lang w:val="en-US"/>
+              </w:rPr>
+            </w:pPr>
+            <w:r>
+              <w:rPr>
+                <w:sz w:val="20"/>
+                <w:szCs w:val="20"/>
               </w:rPr>
               <w:t>Solo si la tabla está colocada.</w:t>
             </w:r>
@@ -16325,14 +16070,12 @@
               <w:rPr>
                 <w:sz w:val="20"/>
                 <w:szCs w:val="20"/>
-                <w:lang w:val="en-US"/>
-              </w:rPr>
-            </w:pPr>
-            <w:r>
-              <w:rPr>
-                <w:sz w:val="20"/>
-                <w:szCs w:val="20"/>
-                <w:lang w:val="en-US"/>
+              </w:rPr>
+            </w:pPr>
+            <w:r>
+              <w:rPr>
+                <w:sz w:val="20"/>
+                <w:szCs w:val="20"/>
               </w:rPr>
               <w:t>La caja queda sobre la tabla.</w:t>
             </w:r>
@@ -16398,14 +16141,12 @@
               <w:rPr>
                 <w:sz w:val="20"/>
                 <w:szCs w:val="20"/>
-                <w:lang w:val="en-US"/>
-              </w:rPr>
-            </w:pPr>
-            <w:r>
-              <w:rPr>
-                <w:sz w:val="20"/>
-                <w:szCs w:val="20"/>
-                <w:lang w:val="en-US"/>
+              </w:rPr>
+            </w:pPr>
+            <w:r>
+              <w:rPr>
+                <w:sz w:val="20"/>
+                <w:szCs w:val="20"/>
               </w:rPr>
               <w:t>Clic sostenido sobre la cuerda y soltarla sobre la caja.</w:t>
             </w:r>
@@ -16433,14 +16174,12 @@
               <w:rPr>
                 <w:sz w:val="20"/>
                 <w:szCs w:val="20"/>
-                <w:lang w:val="en-US"/>
-              </w:rPr>
-            </w:pPr>
-            <w:r>
-              <w:rPr>
-                <w:sz w:val="20"/>
-                <w:szCs w:val="20"/>
-                <w:lang w:val="en-US"/>
+              </w:rPr>
+            </w:pPr>
+            <w:r>
+              <w:rPr>
+                <w:sz w:val="20"/>
+                <w:szCs w:val="20"/>
               </w:rPr>
               <w:t>Solo si la caja está colocada.</w:t>
             </w:r>
@@ -16468,14 +16207,12 @@
               <w:rPr>
                 <w:sz w:val="20"/>
                 <w:szCs w:val="20"/>
-                <w:lang w:val="en-US"/>
-              </w:rPr>
-            </w:pPr>
-            <w:r>
-              <w:rPr>
-                <w:sz w:val="20"/>
-                <w:szCs w:val="20"/>
-                <w:lang w:val="en-US"/>
+              </w:rPr>
+            </w:pPr>
+            <w:r>
+              <w:rPr>
+                <w:sz w:val="20"/>
+                <w:szCs w:val="20"/>
               </w:rPr>
               <w:t>La cuerda queda amarrada sobre la caja y la carretilla queda completa; se reproduce la animación de terminado.</w:t>
             </w:r>
@@ -16499,7 +16236,6 @@
           <w:color w:val="000000"/>
           <w:sz w:val="22"/>
           <w:szCs w:val="22"/>
-          <w:lang w:val="en-US"/>
         </w:rPr>
       </w:pPr>
       <w:r>
@@ -16507,7 +16243,6 @@
           <w:color w:val="000000"/>
           <w:sz w:val="22"/>
           <w:szCs w:val="22"/>
-          <w:lang w:val="en-US"/>
         </w:rPr>
         <w:t>Ante un intento fuera de secuencia, el sistema no ejecuta la acción y devuelve el objeto a su posición, con un mensaje que indica qué falta antes:</w:t>
       </w:r>
@@ -16634,14 +16369,12 @@
               <w:rPr>
                 <w:sz w:val="20"/>
                 <w:szCs w:val="20"/>
-                <w:lang w:val="en-US"/>
-              </w:rPr>
-            </w:pPr>
-            <w:r>
-              <w:rPr>
-                <w:sz w:val="20"/>
-                <w:szCs w:val="20"/>
-                <w:lang w:val="en-US"/>
+              </w:rPr>
+            </w:pPr>
+            <w:r>
+              <w:rPr>
+                <w:sz w:val="20"/>
+                <w:szCs w:val="20"/>
               </w:rPr>
               <w:t>Insertar el eje en un tronco sin perforar</w:t>
             </w:r>
@@ -16669,14 +16402,12 @@
               <w:rPr>
                 <w:sz w:val="20"/>
                 <w:szCs w:val="20"/>
-                <w:lang w:val="en-US"/>
-              </w:rPr>
-            </w:pPr>
-            <w:r>
-              <w:rPr>
-                <w:sz w:val="20"/>
-                <w:szCs w:val="20"/>
-                <w:lang w:val="en-US"/>
+              </w:rPr>
+            </w:pPr>
+            <w:r>
+              <w:rPr>
+                <w:sz w:val="20"/>
+                <w:szCs w:val="20"/>
               </w:rPr>
               <w:t>«El tronco todavía no tiene por dónde entrar el palo.»</w:t>
             </w:r>
@@ -16709,14 +16440,12 @@
               <w:rPr>
                 <w:sz w:val="20"/>
                 <w:szCs w:val="20"/>
-                <w:lang w:val="en-US"/>
-              </w:rPr>
-            </w:pPr>
-            <w:r>
-              <w:rPr>
-                <w:sz w:val="20"/>
-                <w:szCs w:val="20"/>
-                <w:lang w:val="en-US"/>
+              </w:rPr>
+            </w:pPr>
+            <w:r>
+              <w:rPr>
+                <w:sz w:val="20"/>
+                <w:szCs w:val="20"/>
               </w:rPr>
               <w:t>Colocar la tabla sin eje formado</w:t>
             </w:r>
@@ -16744,14 +16473,12 @@
               <w:rPr>
                 <w:sz w:val="20"/>
                 <w:szCs w:val="20"/>
-                <w:lang w:val="en-US"/>
-              </w:rPr>
-            </w:pPr>
-            <w:r>
-              <w:rPr>
-                <w:sz w:val="20"/>
-                <w:szCs w:val="20"/>
-                <w:lang w:val="en-US"/>
+              </w:rPr>
+            </w:pPr>
+            <w:r>
+              <w:rPr>
+                <w:sz w:val="20"/>
+                <w:szCs w:val="20"/>
               </w:rPr>
               <w:t>«La tabla no tiene sobre qué apoyarse todavía.»</w:t>
             </w:r>
@@ -16784,14 +16511,12 @@
               <w:rPr>
                 <w:sz w:val="20"/>
                 <w:szCs w:val="20"/>
-                <w:lang w:val="en-US"/>
-              </w:rPr>
-            </w:pPr>
-            <w:r>
-              <w:rPr>
-                <w:sz w:val="20"/>
-                <w:szCs w:val="20"/>
-                <w:lang w:val="en-US"/>
+              </w:rPr>
+            </w:pPr>
+            <w:r>
+              <w:rPr>
+                <w:sz w:val="20"/>
+                <w:szCs w:val="20"/>
               </w:rPr>
               <w:t>Colocar la caja antes que la tabla</w:t>
             </w:r>
@@ -16819,14 +16544,12 @@
               <w:rPr>
                 <w:sz w:val="20"/>
                 <w:szCs w:val="20"/>
-                <w:lang w:val="en-US"/>
-              </w:rPr>
-            </w:pPr>
-            <w:r>
-              <w:rPr>
-                <w:sz w:val="20"/>
-                <w:szCs w:val="20"/>
-                <w:lang w:val="en-US"/>
+              </w:rPr>
+            </w:pPr>
+            <w:r>
+              <w:rPr>
+                <w:sz w:val="20"/>
+                <w:szCs w:val="20"/>
               </w:rPr>
               <w:t>«La caja se caería. Falta algo plano debajo.»</w:t>
             </w:r>
@@ -16859,14 +16582,12 @@
               <w:rPr>
                 <w:sz w:val="20"/>
                 <w:szCs w:val="20"/>
-                <w:lang w:val="en-US"/>
-              </w:rPr>
-            </w:pPr>
-            <w:r>
-              <w:rPr>
-                <w:sz w:val="20"/>
-                <w:szCs w:val="20"/>
-                <w:lang w:val="en-US"/>
+              </w:rPr>
+            </w:pPr>
+            <w:r>
+              <w:rPr>
+                <w:sz w:val="20"/>
+                <w:szCs w:val="20"/>
               </w:rPr>
               <w:t>Amarrar la cuerda antes de colocar la caja</w:t>
             </w:r>
@@ -16894,14 +16615,12 @@
               <w:rPr>
                 <w:sz w:val="20"/>
                 <w:szCs w:val="20"/>
-                <w:lang w:val="en-US"/>
-              </w:rPr>
-            </w:pPr>
-            <w:r>
-              <w:rPr>
-                <w:sz w:val="20"/>
-                <w:szCs w:val="20"/>
-                <w:lang w:val="en-US"/>
+              </w:rPr>
+            </w:pPr>
+            <w:r>
+              <w:rPr>
+                <w:sz w:val="20"/>
+                <w:szCs w:val="20"/>
               </w:rPr>
               <w:t>«La cuerda todavía no tiene nada que sujetar.»</w:t>
             </w:r>
@@ -16917,7 +16636,6 @@
           <w:color w:val="000000"/>
           <w:sz w:val="22"/>
           <w:szCs w:val="22"/>
-          <w:lang w:val="en-US"/>
         </w:rPr>
       </w:pPr>
       <w:r>
@@ -16925,7 +16643,6 @@
           <w:color w:val="000000"/>
           <w:sz w:val="22"/>
           <w:szCs w:val="22"/>
-          <w:lang w:val="en-US"/>
         </w:rPr>
         <w:t>Si se suelta el mazo sin un tronco corto resaltado, el mazo vuelve a su sitio y el mensaje es «Mecanizar necesita un tronco corto resaltado.». Si se resalta un tronco que ya es rueda, el sistema responde «Ese tronco ya tiene su agujero: es una rueda.» y «Mecanizar» sigue deshabilitado. Soltar el tronco largo, la tabla, la caja o la cuerda lejos del lugar de armado, o el mazo lejos del tronco resaltado, no es un intento fuera de secuencia: la pieza vuelve a su sitio con el mensaje «La pieza vuelve a su sitio: cayó lejos del lugar de armado.» y no cuenta como intento.</w:t>
       </w:r>
@@ -16938,7 +16655,6 @@
           <w:color w:val="000000"/>
           <w:sz w:val="22"/>
           <w:szCs w:val="22"/>
-          <w:lang w:val="en-US"/>
         </w:rPr>
       </w:pPr>
       <w:r>
@@ -16946,7 +16662,6 @@
           <w:color w:val="000000"/>
           <w:sz w:val="22"/>
           <w:szCs w:val="22"/>
-          <w:lang w:val="en-US"/>
         </w:rPr>
         <w:t>Pista del guía (RF-13). Si el jugador hace tres intentos fuera de orden seguidos, en lugar del mensaje del intento Algoritm formula una pregunta orientadora: «Mira la pieza que quieres poner. ¿Sobre qué se apoyaría si la sueltas ahora?». Cada paso completado reinicia la cuenta.</w:t>
       </w:r>
@@ -16965,10 +16680,14 @@
         <w:rPr>
           <w:b w:val="0"/>
           <w:bCs w:val="0"/>
+          <w:lang w:val="es-CO"/>
         </w:rPr>
       </w:pPr>
       <w:bookmarkStart w:id="17" w:name="_Toc650156784"/>
       <w:r>
+        <w:rPr>
+          <w:lang w:val="es-CO"/>
+        </w:rPr>
         <w:t>1.6.3 Fase 3 — Regreso al refugio</w:t>
       </w:r>
       <w:bookmarkEnd w:id="17"/>
@@ -16981,9 +16700,13 @@
           <w:bCs w:val="0"/>
           <w:i w:val="0"/>
           <w:iCs w:val="0"/>
+          <w:lang w:val="es-CO"/>
         </w:rPr>
       </w:pPr>
       <w:r>
+        <w:rPr>
+          <w:lang w:val="es-CO"/>
+        </w:rPr>
         <w:t>1.6.3.1 Escena 2.4 (narrativa)</w:t>
       </w:r>
     </w:p>
@@ -16995,7 +16718,6 @@
           <w:color w:val="000000"/>
           <w:sz w:val="22"/>
           <w:szCs w:val="22"/>
-          <w:lang w:val="en-US"/>
         </w:rPr>
       </w:pPr>
       <w:r>
@@ -17005,7 +16727,6 @@
           <w:color w:val="000000"/>
           <w:sz w:val="22"/>
           <w:szCs w:val="22"/>
-          <w:lang w:val="en-US"/>
         </w:rPr>
         <w:t>Atardece.</w:t>
       </w:r>
@@ -17015,13 +16736,11 @@
         <w:spacing w:after="80"/>
         <w:rPr>
           <w:color w:val="000000"/>
-          <w:lang w:val="en-US"/>
         </w:rPr>
       </w:pPr>
       <w:r>
         <w:rPr>
           <w:color w:val="000000" w:themeColor="text1"/>
-          <w:lang w:val="en-US"/>
         </w:rPr>
         <w:t>ALGORITM: Ahora tienen la carretilla. Pero tenerla no basta. Hay que pensar qué hacer primero y qué después.</w:t>
       </w:r>
@@ -17031,13 +16750,11 @@
         <w:spacing w:after="80"/>
         <w:rPr>
           <w:color w:val="000000"/>
-          <w:lang w:val="en-US"/>
         </w:rPr>
       </w:pPr>
       <w:r>
         <w:rPr>
           <w:color w:val="000000"/>
-          <w:lang w:val="en-US"/>
         </w:rPr>
         <w:t>PAPÁ: Empujar...</w:t>
       </w:r>
@@ -17061,13 +16778,11 @@
         <w:spacing w:after="80"/>
         <w:rPr>
           <w:color w:val="000000"/>
-          <w:lang w:val="en-US"/>
         </w:rPr>
       </w:pPr>
       <w:r>
         <w:rPr>
           <w:color w:val="000000"/>
-          <w:lang w:val="en-US"/>
         </w:rPr>
         <w:t>MAMÁ: Evitar la piedra...</w:t>
       </w:r>
@@ -17077,13 +16792,11 @@
         <w:spacing w:after="80"/>
         <w:rPr>
           <w:color w:val="000000"/>
-          <w:lang w:val="en-US"/>
         </w:rPr>
       </w:pPr>
       <w:r>
         <w:rPr>
           <w:color w:val="000000"/>
-          <w:lang w:val="en-US"/>
         </w:rPr>
         <w:t>NIÑA: Si ordenamos bien los pasos... funcionará mejor.</w:t>
       </w:r>
@@ -17093,13 +16806,11 @@
         <w:spacing w:after="80"/>
         <w:rPr>
           <w:color w:val="000000"/>
-          <w:lang w:val="en-US"/>
         </w:rPr>
       </w:pPr>
       <w:r>
         <w:rPr>
           <w:color w:val="000000" w:themeColor="text1"/>
-          <w:lang w:val="en-US"/>
         </w:rPr>
         <w:t>ALGORITM: Lleva la carretilla hasta el refugio. Pero no la vas a empujar tú: vas a escribir antes todos los pasos, y luego los ejecutas de una sola vez.</w:t>
       </w:r>
@@ -17112,9 +16823,13 @@
           <w:bCs w:val="0"/>
           <w:i w:val="0"/>
           <w:iCs w:val="0"/>
+          <w:lang w:val="es-CO"/>
         </w:rPr>
       </w:pPr>
       <w:r>
+        <w:rPr>
+          <w:lang w:val="es-CO"/>
+        </w:rPr>
         <w:t>1.6.3.2 Mecánica de la fase 3</w:t>
       </w:r>
     </w:p>
@@ -17126,7 +16841,6 @@
           <w:color w:val="000000"/>
           <w:sz w:val="22"/>
           <w:szCs w:val="22"/>
-          <w:lang w:val="en-US"/>
         </w:rPr>
       </w:pPr>
       <w:r>
@@ -17136,7 +16850,6 @@
           <w:color w:val="000000"/>
           <w:sz w:val="22"/>
           <w:szCs w:val="22"/>
-          <w:lang w:val="en-US"/>
         </w:rPr>
         <w:t>El laberinto se juega al atardecer, con la luz cálida de la escena 2.4.</w:t>
       </w:r>
@@ -17147,13 +16860,11 @@
         <w:jc w:val="both"/>
         <w:rPr>
           <w:color w:val="000000"/>
-          <w:lang w:val="en-US"/>
         </w:rPr>
       </w:pPr>
       <w:r>
         <w:rPr>
           <w:color w:val="000000"/>
-          <w:lang w:val="en-US"/>
         </w:rPr>
         <w:t>La pantalla se divide en dos áreas: a la izquierda el laberinto en vista superior, cercado por un seto, con la carretilla en la entrada, el refugio —el hueco del seto donde espera la familia— y arbustos que hacen de obstáculo y obligan a rodear; a la derecha el área de bloques de instrucción.</w:t>
       </w:r>
@@ -17313,14 +17024,12 @@
               <w:rPr>
                 <w:sz w:val="20"/>
                 <w:szCs w:val="20"/>
-                <w:lang w:val="en-US"/>
-              </w:rPr>
-            </w:pPr>
-            <w:r>
-              <w:rPr>
-                <w:sz w:val="20"/>
-                <w:szCs w:val="20"/>
-                <w:lang w:val="en-US"/>
+              </w:rPr>
+            </w:pPr>
+            <w:r>
+              <w:rPr>
+                <w:sz w:val="20"/>
+                <w:szCs w:val="20"/>
               </w:rPr>
               <w:t>El laberinto es una cuadrícula visible. La entrada de la carretilla y el refugio son siempre los mismos huecos del seto, y la carretilla empieza en la entrada mirando hacia el interior. Los obstáculos cambian de lugar cada vez que se entra a la fase o se reinicia desde el menú de pausa; entre una ejecución y la siguiente se conservan. El sistema garantiza que siempre exista un camino hasta el refugio y que ese camino obligue a rodear los obstáculos; si con los obstáculos previstos no queda camino, coloca menos. El tamaño de la cuadrícula, la cantidad de obstáculos y el rodeo mínimo son parámetros externos al código.</w:t>
             </w:r>
@@ -17388,14 +17097,12 @@
               <w:rPr>
                 <w:sz w:val="20"/>
                 <w:szCs w:val="20"/>
-                <w:lang w:val="en-US"/>
-              </w:rPr>
-            </w:pPr>
-            <w:r>
-              <w:rPr>
-                <w:sz w:val="20"/>
-                <w:szCs w:val="20"/>
-                <w:lang w:val="en-US"/>
+              </w:rPr>
+            </w:pPr>
+            <w:r>
+              <w:rPr>
+                <w:sz w:val="20"/>
+                <w:szCs w:val="20"/>
               </w:rPr>
               <w:t>Tres tipos: «Avanzar», «Retroceder» y «Girar», interpretados respecto de la orientación actual de la carretilla. «Avanzar» y «Retroceder» llevan una cuenta de una a nueve casillas y mueven la carretilla ese número de casillas adelante o atrás según hacia dónde mire, sin cambiar su orientación. «Girar» lleva un lado, izquierda o derecha, y rota la carretilla 90° hacia ese lado sin desplazarla. Cada bloque sale del área de bloques con una casilla o con giro a la derecha. Cada tipo tiene su forma —«Avanzar» rectangular, «Girar» redondeado y «Retroceder» con un rombo— y los bloques encajan visualmente unos con otros.</w:t>
             </w:r>
@@ -17463,14 +17170,12 @@
               <w:rPr>
                 <w:sz w:val="20"/>
                 <w:szCs w:val="20"/>
-                <w:lang w:val="en-US"/>
-              </w:rPr>
-            </w:pPr>
-            <w:r>
-              <w:rPr>
-                <w:sz w:val="20"/>
-                <w:szCs w:val="20"/>
-                <w:lang w:val="en-US"/>
+              </w:rPr>
+            </w:pPr>
+            <w:r>
+              <w:rPr>
+                <w:sz w:val="20"/>
+                <w:szCs w:val="20"/>
               </w:rPr>
               <w:t xml:space="preserve">Los bloques disponibles están en el cajón «Bloques», que aparece cerrado al empezar y se abre o se cierra con un clic. Clic sostenido para tomar un bloque </w:t>
             </w:r>
@@ -17478,7 +17183,6 @@
               <w:rPr>
                 <w:sz w:val="20"/>
                 <w:szCs w:val="20"/>
-                <w:lang w:val="en-US"/>
               </w:rPr>
               <w:lastRenderedPageBreak/>
               <w:t>del cajón y soltar el clic sobre el área «Tu secuencia» para colocarlo: el bloque se engancha en el punto de la secuencia donde se suelta, entre los bloques que queden por encima y por debajo de él. Soltarlo fuera de la secuencia no añade nada. Al final de la secuencia, la casilla «Suelta un bloque aquí» indica dónde soltar el siguiente.</w:t>
@@ -17548,14 +17252,12 @@
               <w:rPr>
                 <w:sz w:val="20"/>
                 <w:szCs w:val="20"/>
-                <w:lang w:val="en-US"/>
-              </w:rPr>
-            </w:pPr>
-            <w:r>
-              <w:rPr>
-                <w:sz w:val="20"/>
-                <w:szCs w:val="20"/>
-                <w:lang w:val="en-US"/>
+              </w:rPr>
+            </w:pPr>
+            <w:r>
+              <w:rPr>
+                <w:sz w:val="20"/>
+                <w:szCs w:val="20"/>
               </w:rPr>
               <w:t>Un bloque ya colocado puede reubicarse tomándolo con clic sostenido y soltándolo en otro punto de la secuencia, o retirarse soltándolo fuera de ella o con la papelera que aparece junto al bloque seleccionado, que lo retira con un clic y sin pedir confirmación. En el bloque seleccionado, el número de casillas de «Avanzar» y «Retroceder» (de 1 a 9) se cambia con los botones «−» y «+», y el lado de «Girar» con dos flechas, izquierda y derecha. Cuando la secuencia no cabe en su área, los bloques se muestran comprimidos y una flecha sobre cada uno lo despliega para editarlo, de uno en uno; la lista se desplaza con dos botones de flecha, arriba y abajo, y una barra que se pulsa en el punto al que se quiere ir, nunca arrastrando. La secuencia puede modificarse cuantas veces se quiera sin reiniciar el nivel ni perder el escenario.</w:t>
             </w:r>
@@ -17623,14 +17325,12 @@
               <w:rPr>
                 <w:sz w:val="20"/>
                 <w:szCs w:val="20"/>
-                <w:lang w:val="en-US"/>
-              </w:rPr>
-            </w:pPr>
-            <w:r>
-              <w:rPr>
-                <w:sz w:val="20"/>
-                <w:szCs w:val="20"/>
-                <w:lang w:val="en-US"/>
+              </w:rPr>
+            </w:pPr>
+            <w:r>
+              <w:rPr>
+                <w:sz w:val="20"/>
+                <w:szCs w:val="20"/>
               </w:rPr>
               <w:t>Ubicado junto al laberinto. Al accionarlo, el sistema recorre la secuencia paso a paso: resalta el bloque en ejecución y mueve la carretilla en consecuencia, con una pausa breve entre pasos para que el movimiento sea legible.</w:t>
             </w:r>
@@ -17698,14 +17398,12 @@
               <w:rPr>
                 <w:sz w:val="20"/>
                 <w:szCs w:val="20"/>
-                <w:lang w:val="en-US"/>
-              </w:rPr>
-            </w:pPr>
-            <w:r>
-              <w:rPr>
-                <w:sz w:val="20"/>
-                <w:szCs w:val="20"/>
-                <w:lang w:val="en-US"/>
+              </w:rPr>
+            </w:pPr>
+            <w:r>
+              <w:rPr>
+                <w:sz w:val="20"/>
+                <w:szCs w:val="20"/>
               </w:rPr>
               <w:t>Cuando una instrucción conduce a un obstáculo o a una casilla inválida, la carretilla intenta el movimiento, llega a medio camino y regresa a la casilla anterior; si el bloque pedía varias casillas, las que faltaban ya no se intentan. La ejecución no se interrumpe ni penaliza: continúa con el bloque siguiente desde la casilla en que quedó la carretilla. Si el movimiento es válido, permanece en la casilla nueva. Al terminar la ejecución sin llegar al refugio, queda resaltado el primer bloque en que el avance se detuvo (o el último bloque, si ninguno tropezó), sin indicar qué corregir: el jugador ve exactamente en qué paso se detuvo el avance.</w:t>
             </w:r>
@@ -17773,14 +17471,12 @@
               <w:rPr>
                 <w:sz w:val="20"/>
                 <w:szCs w:val="20"/>
-                <w:lang w:val="en-US"/>
-              </w:rPr>
-            </w:pPr>
-            <w:r>
-              <w:rPr>
-                <w:sz w:val="20"/>
-                <w:szCs w:val="20"/>
-                <w:lang w:val="en-US"/>
+              </w:rPr>
+            </w:pPr>
+            <w:r>
+              <w:rPr>
+                <w:sz w:val="20"/>
+                <w:szCs w:val="20"/>
               </w:rPr>
               <w:t>Al terminar la ejecución, la carretilla regresa al punto de partida y la secuencia permanece en pantalla para ser corregida.</w:t>
             </w:r>
@@ -17848,14 +17544,12 @@
               <w:rPr>
                 <w:sz w:val="20"/>
                 <w:szCs w:val="20"/>
-                <w:lang w:val="en-US"/>
-              </w:rPr>
-            </w:pPr>
-            <w:r>
-              <w:rPr>
-                <w:sz w:val="20"/>
-                <w:szCs w:val="20"/>
-                <w:lang w:val="en-US"/>
+              </w:rPr>
+            </w:pPr>
+            <w:r>
+              <w:rPr>
+                <w:sz w:val="20"/>
+                <w:szCs w:val="20"/>
               </w:rPr>
               <w:t>La carretilla alcanza la casilla del refugio. En cuanto la alcanza, la ejecución termina: los bloques que quedan en la secuencia ya no se ejecutan.</w:t>
             </w:r>
@@ -17930,9 +17624,16 @@
               <w:rPr>
                 <w:sz w:val="20"/>
                 <w:szCs w:val="20"/>
-                <w:lang w:val="en-US"/>
-              </w:rPr>
-              <w:t>Si tres ejecuciones seguidas no llegan al refugio, en lugar del mensaje de la detención Algoritm formula una pregunta orientadora: «Mira en qué paso se detuvo la carretilla. ¿Hacia dónde miraba justo antes?». La pista no dice qué bloque falla (RF-13). Llegar al refugio reinicia la cuenta.</w:t>
+              </w:rPr>
+              <w:t xml:space="preserve">Si tres ejecuciones seguidas no llegan al refugio, en lugar del mensaje de la detención Algoritm formula una pregunta orientadora: «Mira en qué paso se detuvo la carretilla. ¿Hacia dónde miraba justo antes?». La pista no dice qué bloque falla (RF-13). </w:t>
+            </w:r>
+            <w:r>
+              <w:rPr>
+                <w:sz w:val="20"/>
+                <w:szCs w:val="20"/>
+                <w:lang w:val="en-US"/>
+              </w:rPr>
+              <w:t>Llegar al refugio reinicia la cuenta.</w:t>
             </w:r>
           </w:p>
         </w:tc>
@@ -17954,7 +17655,6 @@
           <w:color w:val="000000"/>
           <w:sz w:val="22"/>
           <w:szCs w:val="22"/>
-          <w:lang w:val="en-US"/>
         </w:rPr>
       </w:pPr>
       <w:r>
@@ -17964,7 +17664,6 @@
           <w:color w:val="000000"/>
           <w:sz w:val="22"/>
           <w:szCs w:val="22"/>
-          <w:lang w:val="en-US"/>
         </w:rPr>
         <w:t>El retroceso es el mecanismo de depuración del nivel: no dice qué bloque está mal, muestra dónde se detuvo el avance. Es el jugador quien deduce cuál de sus instrucciones falló.</w:t>
       </w:r>
@@ -17983,10 +17682,14 @@
         <w:rPr>
           <w:b w:val="0"/>
           <w:bCs w:val="0"/>
+          <w:lang w:val="es-CO"/>
         </w:rPr>
       </w:pPr>
       <w:bookmarkStart w:id="18" w:name="_Toc198095957"/>
       <w:r>
+        <w:rPr>
+          <w:lang w:val="es-CO"/>
+        </w:rPr>
         <w:t>1.6.4 Escena 2.5 — Cierre del nivel 2 (narrativa)</w:t>
       </w:r>
       <w:bookmarkEnd w:id="18"/>
@@ -17999,7 +17702,6 @@
           <w:color w:val="000000"/>
           <w:sz w:val="22"/>
           <w:szCs w:val="22"/>
-          <w:lang w:val="en-US"/>
         </w:rPr>
       </w:pPr>
       <w:r>
@@ -18009,7 +17711,6 @@
           <w:color w:val="000000"/>
           <w:sz w:val="22"/>
           <w:szCs w:val="22"/>
-          <w:lang w:val="en-US"/>
         </w:rPr>
         <w:t>Es de noche. La familia está en su refugio alrededor del fuego, preparando alimentos. Cerca de ellos se observa la carretilla cargada.</w:t>
       </w:r>
@@ -18019,13 +17720,11 @@
         <w:spacing w:after="80"/>
         <w:rPr>
           <w:color w:val="000000"/>
-          <w:lang w:val="en-US"/>
         </w:rPr>
       </w:pPr>
       <w:r>
         <w:rPr>
           <w:color w:val="000000" w:themeColor="text1"/>
-          <w:lang w:val="en-US"/>
         </w:rPr>
         <w:lastRenderedPageBreak/>
         <w:t>ALGORITM: Las grandes ideas nacen cuando observas, comparas y organizas. Hoy hicieron girar algo más que una rueda: hicieron girar su pensamiento.</w:t>
@@ -18036,13 +17735,11 @@
         <w:spacing w:after="80"/>
         <w:rPr>
           <w:color w:val="000000"/>
-          <w:lang w:val="en-US"/>
         </w:rPr>
       </w:pPr>
       <w:r>
         <w:rPr>
           <w:color w:val="000000" w:themeColor="text1"/>
-          <w:lang w:val="en-US"/>
         </w:rPr>
         <w:t>ALGORITM: Miraron muchas cosas y se quedaron solo con lo que importaba. Eso se llama abstraer. Y después ordenaron los pasos antes de dar el primero: eso es pensar como un algoritmo.</w:t>
       </w:r>
@@ -18095,7 +17792,6 @@
           <w:color w:val="000000"/>
           <w:sz w:val="22"/>
           <w:szCs w:val="22"/>
-          <w:lang w:val="en-US"/>
         </w:rPr>
       </w:pPr>
       <w:r>
@@ -18105,7 +17801,6 @@
           <w:color w:val="000000"/>
           <w:sz w:val="22"/>
           <w:szCs w:val="22"/>
-          <w:lang w:val="en-US"/>
         </w:rPr>
         <w:t>Esa misma noche, la familia celebra en el refugio. La carretilla está cargada con alimentos y piedras.</w:t>
       </w:r>
@@ -18115,13 +17810,11 @@
         <w:spacing w:after="80"/>
         <w:rPr>
           <w:color w:val="000000"/>
-          <w:lang w:val="en-US"/>
         </w:rPr>
       </w:pPr>
       <w:r>
         <w:rPr>
           <w:color w:val="000000" w:themeColor="text1"/>
-          <w:lang w:val="en-US"/>
         </w:rPr>
         <w:t>ALGORITM: ¡Lo lograron! La rueda los ayudó a traer todo hasta aquí. Pero hay algo que deben saber...</w:t>
       </w:r>
@@ -18134,7 +17827,6 @@
           <w:color w:val="000000"/>
           <w:sz w:val="22"/>
           <w:szCs w:val="22"/>
-          <w:lang w:val="en-US"/>
         </w:rPr>
       </w:pPr>
       <w:r>
@@ -18144,7 +17836,6 @@
           <w:color w:val="000000"/>
           <w:sz w:val="22"/>
           <w:szCs w:val="22"/>
-          <w:lang w:val="en-US"/>
         </w:rPr>
         <w:t>La cámara se desplaza hacia el horizonte. A lo lejos se ven las fogatas de la civilización.</w:t>
       </w:r>
@@ -18154,13 +17845,11 @@
         <w:spacing w:after="80"/>
         <w:rPr>
           <w:color w:val="000000"/>
-          <w:lang w:val="en-US"/>
         </w:rPr>
       </w:pPr>
       <w:r>
         <w:rPr>
           <w:color w:val="000000"/>
-          <w:lang w:val="en-US"/>
         </w:rPr>
         <w:t>NIÑA: ¿Qué es eso?</w:t>
       </w:r>
@@ -18170,13 +17859,11 @@
         <w:spacing w:after="80"/>
         <w:rPr>
           <w:color w:val="000000"/>
-          <w:lang w:val="en-US"/>
         </w:rPr>
       </w:pPr>
       <w:r>
         <w:rPr>
           <w:color w:val="000000" w:themeColor="text1"/>
-          <w:lang w:val="en-US"/>
         </w:rPr>
         <w:t>ALGORITM: Otros como ustedes. Más adelante. Un lugar donde ya saben cultivar, construir y vivir juntos.</w:t>
       </w:r>
@@ -18186,13 +17873,11 @@
         <w:spacing w:after="80"/>
         <w:rPr>
           <w:color w:val="000000"/>
-          <w:lang w:val="en-US"/>
         </w:rPr>
       </w:pPr>
       <w:r>
         <w:rPr>
           <w:color w:val="000000"/>
-          <w:lang w:val="en-US"/>
         </w:rPr>
         <w:t>PAPÁ: ¿Podemos llegar?</w:t>
       </w:r>
@@ -18202,13 +17887,11 @@
         <w:spacing w:after="80"/>
         <w:rPr>
           <w:color w:val="000000"/>
-          <w:lang w:val="en-US"/>
         </w:rPr>
       </w:pPr>
       <w:r>
         <w:rPr>
           <w:color w:val="000000" w:themeColor="text1"/>
-          <w:lang w:val="en-US"/>
         </w:rPr>
         <w:t>ALGORITM: El camino existe... pero hay un problema.</w:t>
       </w:r>
@@ -18221,7 +17904,6 @@
           <w:color w:val="000000"/>
           <w:sz w:val="22"/>
           <w:szCs w:val="22"/>
-          <w:lang w:val="en-US"/>
         </w:rPr>
       </w:pPr>
       <w:r>
@@ -18231,7 +17913,6 @@
           <w:color w:val="000000"/>
           <w:sz w:val="22"/>
           <w:szCs w:val="22"/>
-          <w:lang w:val="en-US"/>
         </w:rPr>
         <w:t>La familia avanza con la carretilla. El camino se corta abruptamente. Frente a ellos: el río, ancho y de corriente visible.</w:t>
       </w:r>
@@ -18241,13 +17922,11 @@
         <w:spacing w:after="80"/>
         <w:rPr>
           <w:color w:val="000000"/>
-          <w:lang w:val="en-US"/>
         </w:rPr>
       </w:pPr>
       <w:r>
         <w:rPr>
           <w:color w:val="000000"/>
-          <w:lang w:val="en-US"/>
         </w:rPr>
         <w:t>NIÑO: ¡La carretilla no sirve aquí!</w:t>
       </w:r>
@@ -18257,13 +17936,11 @@
         <w:spacing w:after="80"/>
         <w:rPr>
           <w:color w:val="000000"/>
-          <w:lang w:val="en-US"/>
         </w:rPr>
       </w:pPr>
       <w:r>
         <w:rPr>
           <w:color w:val="000000"/>
-          <w:lang w:val="en-US"/>
         </w:rPr>
         <w:t>MAMÁ: Necesitamos cruzar primero.</w:t>
       </w:r>
@@ -18279,9 +17956,15 @@
       <w:r>
         <w:rPr>
           <w:color w:val="000000" w:themeColor="text1"/>
+        </w:rPr>
+        <w:t xml:space="preserve">ALGORITM: Exacto. La rueda los trajo hasta acá. Pero este problema es diferente. </w:t>
+      </w:r>
+      <w:r>
+        <w:rPr>
+          <w:color w:val="000000" w:themeColor="text1"/>
           <w:lang w:val="en-US"/>
         </w:rPr>
-        <w:t>ALGORITM: Exacto. La rueda los trajo hasta acá. Pero este problema es diferente. Hay que pensar de nuevo.</w:t>
+        <w:t>Hay que pensar de nuevo.</w:t>
       </w:r>
     </w:p>
     <w:p>
@@ -18531,14 +18214,12 @@
               <w:rPr>
                 <w:sz w:val="20"/>
                 <w:szCs w:val="20"/>
-                <w:lang w:val="en-US"/>
-              </w:rPr>
-            </w:pPr>
-            <w:r>
-              <w:rPr>
-                <w:sz w:val="20"/>
-                <w:szCs w:val="20"/>
-                <w:lang w:val="en-US"/>
+              </w:rPr>
+            </w:pPr>
+            <w:r>
+              <w:rPr>
+                <w:sz w:val="20"/>
+                <w:szCs w:val="20"/>
               </w:rPr>
               <w:t>Orilla del río y bosque circundante, en un plano fijo a la altura de los personajes con perspectiva por profundidad: lo más cercano se ve más grande. Al otro lado del río se distinguen las fogatas de la civilización.</w:t>
             </w:r>
@@ -18757,14 +18438,12 @@
               <w:rPr>
                 <w:sz w:val="20"/>
                 <w:szCs w:val="20"/>
-                <w:lang w:val="en-US"/>
-              </w:rPr>
-            </w:pPr>
-            <w:r>
-              <w:rPr>
-                <w:sz w:val="20"/>
-                <w:szCs w:val="20"/>
-                <w:lang w:val="en-US"/>
+              </w:rPr>
+            </w:pPr>
+            <w:r>
+              <w:rPr>
+                <w:sz w:val="20"/>
+                <w:szCs w:val="20"/>
               </w:rPr>
               <w:t>Reunir los materiales, construir una balsa por fases y cruzar el río.</w:t>
             </w:r>
@@ -18797,14 +18476,12 @@
               <w:rPr>
                 <w:sz w:val="20"/>
                 <w:szCs w:val="20"/>
-                <w:lang w:val="en-US"/>
-              </w:rPr>
-            </w:pPr>
-            <w:r>
-              <w:rPr>
-                <w:sz w:val="20"/>
-                <w:szCs w:val="20"/>
-                <w:lang w:val="en-US"/>
+              </w:rPr>
+            </w:pPr>
+            <w:r>
+              <w:rPr>
+                <w:sz w:val="20"/>
+                <w:szCs w:val="20"/>
               </w:rPr>
               <w:t>Idea que el nivel enseña</w:t>
             </w:r>
@@ -18832,14 +18509,12 @@
               <w:rPr>
                 <w:sz w:val="20"/>
                 <w:szCs w:val="20"/>
-                <w:lang w:val="en-US"/>
-              </w:rPr>
-            </w:pPr>
-            <w:r>
-              <w:rPr>
-                <w:sz w:val="20"/>
-                <w:szCs w:val="20"/>
-                <w:lang w:val="en-US"/>
+              </w:rPr>
+            </w:pPr>
+            <w:r>
+              <w:rPr>
+                <w:sz w:val="20"/>
+                <w:szCs w:val="20"/>
               </w:rPr>
               <w:t>Un problema grande se vuelve tratable cuando se parte en tareas pequeñas; y cuando algo falla, no se rehace todo: se busca el punto exacto que falló.</w:t>
             </w:r>
@@ -18861,10 +18536,14 @@
         <w:rPr>
           <w:b w:val="0"/>
           <w:bCs w:val="0"/>
+          <w:lang w:val="es-CO"/>
         </w:rPr>
       </w:pPr>
       <w:bookmarkStart w:id="21" w:name="_Toc420765279"/>
       <w:r>
+        <w:rPr>
+          <w:lang w:val="es-CO"/>
+        </w:rPr>
         <w:t>1.8.1 Escena 3.1 — Llegada al río (narrativa)</w:t>
       </w:r>
       <w:bookmarkEnd w:id="21"/>
@@ -18874,13 +18553,11 @@
         <w:spacing w:after="80"/>
         <w:rPr>
           <w:color w:val="000000"/>
-          <w:lang w:val="en-US"/>
         </w:rPr>
       </w:pPr>
       <w:r>
         <w:rPr>
           <w:color w:val="000000" w:themeColor="text1"/>
-          <w:lang w:val="en-US"/>
         </w:rPr>
         <w:t>ALGORITM: ¡Alto, viajeros! Este río no es sencillo. Para cruzarlo necesitamos pensar bien. Primero, descompongamos el problema: ¿cuántas cosas necesitamos para cruzar?</w:t>
       </w:r>
@@ -18890,13 +18567,11 @@
         <w:spacing w:after="80"/>
         <w:rPr>
           <w:color w:val="000000"/>
-          <w:lang w:val="en-US"/>
         </w:rPr>
       </w:pPr>
       <w:r>
         <w:rPr>
           <w:color w:val="000000"/>
-          <w:lang w:val="en-US"/>
         </w:rPr>
         <w:t>NIÑO: ¡Mmm... llegar al otro lado!</w:t>
       </w:r>
@@ -18906,13 +18581,11 @@
         <w:spacing w:after="80"/>
         <w:rPr>
           <w:color w:val="000000"/>
-          <w:lang w:val="en-US"/>
         </w:rPr>
       </w:pPr>
       <w:r>
         <w:rPr>
           <w:color w:val="000000" w:themeColor="text1"/>
-          <w:lang w:val="en-US"/>
         </w:rPr>
         <w:t>ALGORITM: Sí, ese es el objetivo grande. Pero divídelo en partes más pequeñas. ¿Qué necesitamos? Una balsa. ¿Qué necesita la balsa? Troncos, sogas y una tela por vela. ¿Dónde están? En el bosque. ¡Ya tenemos nuestra lista!</w:t>
       </w:r>
@@ -18925,7 +18598,6 @@
           <w:color w:val="000000"/>
           <w:sz w:val="22"/>
           <w:szCs w:val="22"/>
-          <w:lang w:val="en-US"/>
         </w:rPr>
       </w:pPr>
       <w:r>
@@ -18935,7 +18607,6 @@
           <w:color w:val="000000"/>
           <w:sz w:val="22"/>
           <w:szCs w:val="22"/>
-          <w:lang w:val="en-US"/>
         </w:rPr>
         <w:t>En pantalla aparece la lista de tareas, que permanecerá visible durante todo el nivel.</w:t>
       </w:r>
@@ -19265,14 +18936,12 @@
               <w:rPr>
                 <w:sz w:val="20"/>
                 <w:szCs w:val="20"/>
-                <w:lang w:val="en-US"/>
-              </w:rPr>
-            </w:pPr>
-            <w:r>
-              <w:rPr>
-                <w:sz w:val="20"/>
-                <w:szCs w:val="20"/>
-                <w:lang w:val="en-US"/>
+              </w:rPr>
+            </w:pPr>
+            <w:r>
+              <w:rPr>
+                <w:sz w:val="20"/>
+                <w:szCs w:val="20"/>
               </w:rPr>
               <w:t>Colocar el mástil y la vela</w:t>
             </w:r>
@@ -19294,10 +18963,14 @@
         <w:rPr>
           <w:b w:val="0"/>
           <w:bCs w:val="0"/>
+          <w:lang w:val="es-CO"/>
         </w:rPr>
       </w:pPr>
       <w:bookmarkStart w:id="22" w:name="_Toc449596925"/>
       <w:r>
+        <w:rPr>
+          <w:lang w:val="es-CO"/>
+        </w:rPr>
         <w:t>1.8.2 Mecánica de la recolección (previa al ensamblaje)</w:t>
       </w:r>
       <w:bookmarkEnd w:id="22"/>
@@ -19457,14 +19130,12 @@
               <w:rPr>
                 <w:sz w:val="20"/>
                 <w:szCs w:val="20"/>
-                <w:lang w:val="en-US"/>
-              </w:rPr>
-            </w:pPr>
-            <w:r>
-              <w:rPr>
-                <w:sz w:val="20"/>
-                <w:szCs w:val="20"/>
-                <w:lang w:val="en-US"/>
+              </w:rPr>
+            </w:pPr>
+            <w:r>
+              <w:rPr>
+                <w:sz w:val="20"/>
+                <w:szCs w:val="20"/>
               </w:rPr>
               <w:t>El jugador desplaza a mamá con cuatro botones de dirección en pantalla, agrupados en cruceta en la esquina inferior derecha, en dos dimensiones y dentro de los límites del escenario: mamá avanza mientras se sostiene el clic sobre un botón y se detiene al soltarlo.</w:t>
             </w:r>
@@ -19532,14 +19203,12 @@
               <w:rPr>
                 <w:sz w:val="20"/>
                 <w:szCs w:val="20"/>
-                <w:lang w:val="en-US"/>
-              </w:rPr>
-            </w:pPr>
-            <w:r>
-              <w:rPr>
-                <w:sz w:val="20"/>
-                <w:szCs w:val="20"/>
-                <w:lang w:val="en-US"/>
+              </w:rPr>
+            </w:pPr>
+            <w:r>
+              <w:rPr>
+                <w:sz w:val="20"/>
+                <w:szCs w:val="20"/>
               </w:rPr>
               <w:t>Ocho objetos de cuatro clases dispuestos estratégicamente en el escenario: cinco troncos, un rollo de sogas, una tela y un mástil. Su ubicación obliga a recorrer el mapa, no a encontrarlos todos en un mismo punto.</w:t>
             </w:r>
@@ -19607,14 +19276,12 @@
               <w:rPr>
                 <w:sz w:val="20"/>
                 <w:szCs w:val="20"/>
-                <w:lang w:val="en-US"/>
-              </w:rPr>
-            </w:pPr>
-            <w:r>
-              <w:rPr>
-                <w:sz w:val="20"/>
-                <w:szCs w:val="20"/>
-                <w:lang w:val="en-US"/>
+              </w:rPr>
+            </w:pPr>
+            <w:r>
+              <w:rPr>
+                <w:sz w:val="20"/>
+                <w:szCs w:val="20"/>
               </w:rPr>
               <w:t>Al aproximarse a un objeto recolectable aparece un botón «Recoger». Al accionarlo, el objeto entra al inventario y desaparece del escenario.</w:t>
             </w:r>
@@ -19689,9 +19356,16 @@
               <w:rPr>
                 <w:sz w:val="20"/>
                 <w:szCs w:val="20"/>
-                <w:lang w:val="en-US"/>
-              </w:rPr>
-              <w:t>Visible de forma permanente, con cuatro casillas, una por clase de material, para exactamente los objetos necesarios. La casilla de los troncos lleva una marca por tronco que se enciende al recogerlo, de modo que se ve cuántos faltan sin mostrar cifras. No hay objetos sobrantes ni gestión de espacio.</w:t>
+              </w:rPr>
+              <w:t xml:space="preserve">Visible de forma permanente, con cuatro casillas, una por clase de material, para exactamente los objetos necesarios. La casilla de los troncos lleva una marca por tronco que se enciende al recogerlo, de modo que se ve cuántos faltan sin mostrar cifras. </w:t>
+            </w:r>
+            <w:r>
+              <w:rPr>
+                <w:sz w:val="20"/>
+                <w:szCs w:val="20"/>
+                <w:lang w:val="en-US"/>
+              </w:rPr>
+              <w:t>No hay objetos sobrantes ni gestión de espacio.</w:t>
             </w:r>
           </w:p>
         </w:tc>
@@ -19765,9 +19439,16 @@
               <w:rPr>
                 <w:sz w:val="20"/>
                 <w:szCs w:val="20"/>
-                <w:lang w:val="en-US"/>
-              </w:rPr>
-              <w:t>Cada tarea se marca como completada en el momento en que se cumple: las de recolección, cuando su material queda completo en el inventario —los troncos, al recoger el último; las sogas, al recogerlas—; las de construcción, al confirmar la fase correspondiente del panel de ensamblaje: «Ensamblar la balsa», al confirmar el amarre, y «Colocar el mástil y la vela», al confirmar la fase de mástil y vela; confirmar la base no marca ninguna. La tela y el mástil se recogen sin marcar tarea, porque los consume la tarea 4. Una tarea marcada no se desmarca. La lista ocupa una tablilla clara en la esquina superior izquierda: cada tarea pendiente lleva un círculo liso y cada tarea cumplida un círculo verde con marca de verificación, de modo que el cambio se lee por la forma y no solo por el color (RNF-19), y en ella no aparece ninguna cifra. Es la representación visible de la descomposición.</w:t>
+              </w:rPr>
+              <w:t xml:space="preserve">Cada tarea se marca como completada en el momento en que se cumple: las de recolección, cuando su material queda completo en el inventario —los troncos, al recoger el último; las sogas, al recogerlas—; las de construcción, al confirmar la fase correspondiente del panel de ensamblaje: «Ensamblar la balsa», al confirmar el amarre, y «Colocar el mástil y la vela», al confirmar la fase de mástil y vela; confirmar la base no marca ninguna. La tela y el mástil se recogen sin marcar tarea, porque los consume la tarea 4. Una tarea marcada no se desmarca. La lista ocupa una tablilla clara en la esquina superior izquierda: cada tarea pendiente lleva un círculo liso y cada tarea cumplida un círculo verde con marca de verificación, de modo que el cambio se lee por la forma y no solo por el color (RNF-19), y en ella no aparece ninguna cifra. </w:t>
+            </w:r>
+            <w:r>
+              <w:rPr>
+                <w:sz w:val="20"/>
+                <w:szCs w:val="20"/>
+                <w:lang w:val="en-US"/>
+              </w:rPr>
+              <w:t>Es la representación visible de la descomposición.</w:t>
             </w:r>
           </w:p>
         </w:tc>
@@ -19840,9 +19521,16 @@
               <w:rPr>
                 <w:sz w:val="20"/>
                 <w:szCs w:val="20"/>
-                <w:lang w:val="en-US"/>
-              </w:rPr>
-              <w:t>Señalizada junto al río. Al ingresar en ella con los materiales requeridos, se abre el panel de ensamblaje. Si falta alguno, el sistema indica cuál.</w:t>
+              </w:rPr>
+              <w:t xml:space="preserve">Señalizada junto al río. Al ingresar en ella con los materiales requeridos, se abre el panel de ensamblaje. </w:t>
+            </w:r>
+            <w:r>
+              <w:rPr>
+                <w:sz w:val="20"/>
+                <w:szCs w:val="20"/>
+                <w:lang w:val="en-US"/>
+              </w:rPr>
+              <w:t>Si falta alguno, el sistema indica cuál.</w:t>
             </w:r>
           </w:p>
         </w:tc>
@@ -19876,13 +19564,11 @@
         <w:jc w:val="both"/>
         <w:rPr>
           <w:color w:val="000000"/>
-          <w:lang w:val="en-US"/>
         </w:rPr>
       </w:pPr>
       <w:r>
         <w:rPr>
           <w:color w:val="000000"/>
-          <w:lang w:val="en-US"/>
         </w:rPr>
         <w:t>El panel de ensamblaje no muestra todos los espacios a la vez. Habilita una fase por vez, y no permite avanzar a la siguiente hasta que la actual esté correcta. Esta restricción es lo que convierte el ensamblaje en un ejercicio de descomposición y no en un rompecabezas de ensayo y error.</w:t>
       </w:r>
@@ -20118,14 +19804,12 @@
               <w:rPr>
                 <w:sz w:val="20"/>
                 <w:szCs w:val="20"/>
-                <w:lang w:val="en-US"/>
-              </w:rPr>
-            </w:pPr>
-            <w:r>
-              <w:rPr>
-                <w:sz w:val="20"/>
-                <w:szCs w:val="20"/>
-                <w:lang w:val="en-US"/>
+              </w:rPr>
+            </w:pPr>
+            <w:r>
+              <w:rPr>
+                <w:sz w:val="20"/>
+                <w:szCs w:val="20"/>
               </w:rPr>
               <w:t>Solo los espacios para los troncos.</w:t>
             </w:r>
@@ -20153,14 +19837,12 @@
               <w:rPr>
                 <w:sz w:val="20"/>
                 <w:szCs w:val="20"/>
-                <w:lang w:val="en-US"/>
-              </w:rPr>
-            </w:pPr>
-            <w:r>
-              <w:rPr>
-                <w:sz w:val="20"/>
-                <w:szCs w:val="20"/>
-                <w:lang w:val="en-US"/>
+              </w:rPr>
+            </w:pPr>
+            <w:r>
+              <w:rPr>
+                <w:sz w:val="20"/>
+                <w:szCs w:val="20"/>
               </w:rPr>
               <w:t>Arrastrar los cinco troncos a sus cinco espacios y accionar «Listo».</w:t>
             </w:r>
@@ -20195,9 +19877,16 @@
               <w:rPr>
                 <w:sz w:val="20"/>
                 <w:szCs w:val="20"/>
-                <w:lang w:val="en-US"/>
-              </w:rPr>
-              <w:t>Animación breve de completado. Se habilita la fase 2. La base queda consolidada.</w:t>
+              </w:rPr>
+              <w:t xml:space="preserve">Animación breve de completado. Se habilita la fase 2. </w:t>
+            </w:r>
+            <w:r>
+              <w:rPr>
+                <w:sz w:val="20"/>
+                <w:szCs w:val="20"/>
+                <w:lang w:val="en-US"/>
+              </w:rPr>
+              <w:t>La base queda consolidada.</w:t>
             </w:r>
           </w:p>
         </w:tc>
@@ -20261,14 +19950,12 @@
               <w:rPr>
                 <w:sz w:val="20"/>
                 <w:szCs w:val="20"/>
-                <w:lang w:val="en-US"/>
-              </w:rPr>
-            </w:pPr>
-            <w:r>
-              <w:rPr>
-                <w:sz w:val="20"/>
-                <w:szCs w:val="20"/>
-                <w:lang w:val="en-US"/>
+              </w:rPr>
+            </w:pPr>
+            <w:r>
+              <w:rPr>
+                <w:sz w:val="20"/>
+                <w:szCs w:val="20"/>
               </w:rPr>
               <w:t>Los espacios para las sogas, sobre la base ya construida.</w:t>
             </w:r>
@@ -20296,14 +19983,12 @@
               <w:rPr>
                 <w:sz w:val="20"/>
                 <w:szCs w:val="20"/>
-                <w:lang w:val="en-US"/>
-              </w:rPr>
-            </w:pPr>
-            <w:r>
-              <w:rPr>
-                <w:sz w:val="20"/>
-                <w:szCs w:val="20"/>
-                <w:lang w:val="en-US"/>
+              </w:rPr>
+            </w:pPr>
+            <w:r>
+              <w:rPr>
+                <w:sz w:val="20"/>
+                <w:szCs w:val="20"/>
               </w:rPr>
               <w:t>Arrastrar el rollo de sogas una vez a cada uno de los diez espacios de amarre, cinco a cada lado de la base, y accionar «Listo».</w:t>
             </w:r>
@@ -20331,14 +20016,12 @@
               <w:rPr>
                 <w:sz w:val="20"/>
                 <w:szCs w:val="20"/>
-                <w:lang w:val="en-US"/>
-              </w:rPr>
-            </w:pPr>
-            <w:r>
-              <w:rPr>
-                <w:sz w:val="20"/>
-                <w:szCs w:val="20"/>
-                <w:lang w:val="en-US"/>
+              </w:rPr>
+            </w:pPr>
+            <w:r>
+              <w:rPr>
+                <w:sz w:val="20"/>
+                <w:szCs w:val="20"/>
               </w:rPr>
               <w:t>Animación de completado. Se habilita la fase 3.</w:t>
             </w:r>
@@ -20406,14 +20089,12 @@
               <w:rPr>
                 <w:sz w:val="20"/>
                 <w:szCs w:val="20"/>
-                <w:lang w:val="en-US"/>
-              </w:rPr>
-            </w:pPr>
-            <w:r>
-              <w:rPr>
-                <w:sz w:val="20"/>
-                <w:szCs w:val="20"/>
-                <w:lang w:val="en-US"/>
+              </w:rPr>
+            </w:pPr>
+            <w:r>
+              <w:rPr>
+                <w:sz w:val="20"/>
+                <w:szCs w:val="20"/>
               </w:rPr>
               <w:t>Los espacios para el mástil y la tela.</w:t>
             </w:r>
@@ -20441,14 +20122,12 @@
               <w:rPr>
                 <w:sz w:val="20"/>
                 <w:szCs w:val="20"/>
-                <w:lang w:val="en-US"/>
-              </w:rPr>
-            </w:pPr>
-            <w:r>
-              <w:rPr>
-                <w:sz w:val="20"/>
-                <w:szCs w:val="20"/>
-                <w:lang w:val="en-US"/>
+              </w:rPr>
+            </w:pPr>
+            <w:r>
+              <w:rPr>
+                <w:sz w:val="20"/>
+                <w:szCs w:val="20"/>
               </w:rPr>
               <w:t>Colocar ambos y accionar «Probar balsa».</w:t>
             </w:r>
@@ -20476,14 +20155,12 @@
               <w:rPr>
                 <w:sz w:val="20"/>
                 <w:szCs w:val="20"/>
-                <w:lang w:val="en-US"/>
-              </w:rPr>
-            </w:pPr>
-            <w:r>
-              <w:rPr>
-                <w:sz w:val="20"/>
-                <w:szCs w:val="20"/>
-                <w:lang w:val="en-US"/>
+              </w:rPr>
+            </w:pPr>
+            <w:r>
+              <w:rPr>
+                <w:sz w:val="20"/>
+                <w:szCs w:val="20"/>
               </w:rPr>
               <w:t>Se ejecuta la validación final del ensamblaje.</w:t>
             </w:r>
@@ -20670,14 +20347,12 @@
               <w:rPr>
                 <w:sz w:val="20"/>
                 <w:szCs w:val="20"/>
-                <w:lang w:val="en-US"/>
-              </w:rPr>
-            </w:pPr>
-            <w:r>
-              <w:rPr>
-                <w:sz w:val="20"/>
-                <w:szCs w:val="20"/>
-                <w:lang w:val="en-US"/>
+              </w:rPr>
+            </w:pPr>
+            <w:r>
+              <w:rPr>
+                <w:sz w:val="20"/>
+                <w:szCs w:val="20"/>
               </w:rPr>
               <w:t>Colocar no valida: la pieza cabe en cualquier espacio abierto y vacío de la fase activa y el guía indica que quedó puesta; la validación la hace el botón. Si la pieza se suelta fuera de la balsa, regresa al inventario; si se suelta sobre un espacio ocupado, no se coloca y el guía pide buscar uno vacío.</w:t>
             </w:r>
@@ -20710,14 +20385,12 @@
               <w:rPr>
                 <w:sz w:val="20"/>
                 <w:szCs w:val="20"/>
-                <w:lang w:val="en-US"/>
-              </w:rPr>
-            </w:pPr>
-            <w:r>
-              <w:rPr>
-                <w:sz w:val="20"/>
-                <w:szCs w:val="20"/>
-                <w:lang w:val="en-US"/>
+              </w:rPr>
+            </w:pPr>
+            <w:r>
+              <w:rPr>
+                <w:sz w:val="20"/>
+                <w:szCs w:val="20"/>
               </w:rPr>
               <w:lastRenderedPageBreak/>
               <w:t>Pieza puesta en la fase abierta</w:t>
@@ -20746,14 +20419,12 @@
               <w:rPr>
                 <w:sz w:val="20"/>
                 <w:szCs w:val="20"/>
-                <w:lang w:val="en-US"/>
-              </w:rPr>
-            </w:pPr>
-            <w:r>
-              <w:rPr>
-                <w:sz w:val="20"/>
-                <w:szCs w:val="20"/>
-                <w:lang w:val="en-US"/>
+              </w:rPr>
+            </w:pPr>
+            <w:r>
+              <w:rPr>
+                <w:sz w:val="20"/>
+                <w:szCs w:val="20"/>
               </w:rPr>
               <w:t>Puede retirarse con clic sostenido para recolocarla o devolverla al inventario. Las piezas de una fase ya confirmada no se retiran.</w:t>
             </w:r>
@@ -20786,14 +20457,12 @@
               <w:rPr>
                 <w:sz w:val="20"/>
                 <w:szCs w:val="20"/>
-                <w:lang w:val="en-US"/>
-              </w:rPr>
-            </w:pPr>
-            <w:r>
-              <w:rPr>
-                <w:sz w:val="20"/>
-                <w:szCs w:val="20"/>
-                <w:lang w:val="en-US"/>
+              </w:rPr>
+            </w:pPr>
+            <w:r>
+              <w:rPr>
+                <w:sz w:val="20"/>
+                <w:szCs w:val="20"/>
               </w:rPr>
               <w:t>Colocación incorrecta dentro de una fase</w:t>
             </w:r>
@@ -20828,9 +20497,16 @@
               <w:rPr>
                 <w:sz w:val="20"/>
                 <w:szCs w:val="20"/>
-                <w:lang w:val="en-US"/>
-              </w:rPr>
-              <w:t>El botón «Listo» no valida la fase. El espacio incorrecto se resalta con color acompañado de un icono, y el objeto regresa al inventario. La fase permanece abierta para un nuevo intento.</w:t>
+              </w:rPr>
+              <w:t xml:space="preserve">El botón «Listo» no valida la fase. El espacio incorrecto se resalta con color acompañado de un icono, y el objeto regresa al inventario. </w:t>
+            </w:r>
+            <w:r>
+              <w:rPr>
+                <w:sz w:val="20"/>
+                <w:szCs w:val="20"/>
+                <w:lang w:val="en-US"/>
+              </w:rPr>
+              <w:t>La fase permanece abierta para un nuevo intento.</w:t>
             </w:r>
           </w:p>
         </w:tc>
@@ -20861,14 +20537,12 @@
               <w:rPr>
                 <w:sz w:val="20"/>
                 <w:szCs w:val="20"/>
-                <w:lang w:val="en-US"/>
-              </w:rPr>
-            </w:pPr>
-            <w:r>
-              <w:rPr>
-                <w:sz w:val="20"/>
-                <w:szCs w:val="20"/>
-                <w:lang w:val="en-US"/>
+              </w:rPr>
+            </w:pPr>
+            <w:r>
+              <w:rPr>
+                <w:sz w:val="20"/>
+                <w:szCs w:val="20"/>
               </w:rPr>
               <w:t>Prueba de la balsa fallida</w:t>
             </w:r>
@@ -20903,9 +20577,16 @@
               <w:rPr>
                 <w:sz w:val="20"/>
                 <w:szCs w:val="20"/>
-                <w:lang w:val="en-US"/>
-              </w:rPr>
-              <w:t>Se reproduce la animación de la balsa girando y hundiéndose por un costado. El espacio incorrecto se resalta con color e icono, acompañado de un mensaje explícito que indica qué revisar. Los objetos mal ubicados regresan al inventario.</w:t>
+              </w:rPr>
+              <w:t xml:space="preserve">Se reproduce la animación de la balsa girando y hundiéndose por un costado. El espacio incorrecto se resalta con color e icono, acompañado de un mensaje explícito que indica qué revisar. </w:t>
+            </w:r>
+            <w:r>
+              <w:rPr>
+                <w:sz w:val="20"/>
+                <w:szCs w:val="20"/>
+                <w:lang w:val="en-US"/>
+              </w:rPr>
+              <w:t>Los objetos mal ubicados regresan al inventario.</w:t>
             </w:r>
           </w:p>
         </w:tc>
@@ -20971,14 +20652,12 @@
               <w:rPr>
                 <w:sz w:val="20"/>
                 <w:szCs w:val="20"/>
-                <w:lang w:val="en-US"/>
-              </w:rPr>
-            </w:pPr>
-            <w:r>
-              <w:rPr>
-                <w:sz w:val="20"/>
-                <w:szCs w:val="20"/>
-                <w:lang w:val="en-US"/>
+              </w:rPr>
+            </w:pPr>
+            <w:r>
+              <w:rPr>
+                <w:sz w:val="20"/>
+                <w:szCs w:val="20"/>
               </w:rPr>
               <w:t>No se pierden. El jugador vuelve a intentar únicamente sobre la parte que falló, no sobre el ensamblaje completo.</w:t>
             </w:r>
@@ -21046,14 +20725,12 @@
               <w:rPr>
                 <w:sz w:val="20"/>
                 <w:szCs w:val="20"/>
-                <w:lang w:val="en-US"/>
-              </w:rPr>
-            </w:pPr>
-            <w:r>
-              <w:rPr>
-                <w:sz w:val="20"/>
-                <w:szCs w:val="20"/>
-                <w:lang w:val="en-US"/>
+              </w:rPr>
+            </w:pPr>
+            <w:r>
+              <w:rPr>
+                <w:sz w:val="20"/>
+                <w:szCs w:val="20"/>
               </w:rPr>
               <w:t>Ilimitado. No existe pantalla de derrota ni penalización.</w:t>
             </w:r>
@@ -21086,14 +20763,12 @@
               <w:rPr>
                 <w:sz w:val="20"/>
                 <w:szCs w:val="20"/>
-                <w:lang w:val="en-US"/>
-              </w:rPr>
-            </w:pPr>
-            <w:r>
-              <w:rPr>
-                <w:sz w:val="20"/>
-                <w:szCs w:val="20"/>
-                <w:lang w:val="en-US"/>
+              </w:rPr>
+            </w:pPr>
+            <w:r>
+              <w:rPr>
+                <w:sz w:val="20"/>
+                <w:szCs w:val="20"/>
               </w:rPr>
               <w:t>Prueba de la balsa exitosa</w:t>
             </w:r>
@@ -21121,14 +20796,12 @@
               <w:rPr>
                 <w:sz w:val="20"/>
                 <w:szCs w:val="20"/>
-                <w:lang w:val="en-US"/>
-              </w:rPr>
-            </w:pPr>
-            <w:r>
-              <w:rPr>
-                <w:sz w:val="20"/>
-                <w:szCs w:val="20"/>
-                <w:lang w:val="en-US"/>
+              </w:rPr>
+            </w:pPr>
+            <w:r>
+              <w:rPr>
+                <w:sz w:val="20"/>
+                <w:szCs w:val="20"/>
               </w:rPr>
               <w:t>Se reproduce la animación automática del cruce del río.</w:t>
             </w:r>
@@ -21152,7 +20825,6 @@
           <w:color w:val="000000"/>
           <w:sz w:val="22"/>
           <w:szCs w:val="22"/>
-          <w:lang w:val="en-US"/>
         </w:rPr>
       </w:pPr>
       <w:r>
@@ -21160,7 +20832,6 @@
           <w:color w:val="000000"/>
           <w:sz w:val="22"/>
           <w:szCs w:val="22"/>
-          <w:lang w:val="en-US"/>
         </w:rPr>
         <w:t>Pista del guía (RF-13). Cada tarea abre con la instrucción del guía, que el botón de ayuda repite: «Recorre la orilla y recoge lo que la balsa necesita. La lista te dice qué falta.», «Arma la base de la balsa: arrastra las piezas a sus espacios y pulsa «Listo».», «Ahora sujeta la base: coloca lo que la mantiene unida y pulsa «Listo».» y «Coloca lo que atrapa el viento y pulsa «Probar balsa».». Si el jugador confirma tres veces seguidas una fase que no valida, en lugar del mensaje del intento Algoritm formula una pregunta orientadora: en la base, «¿Qué parte de la balsa toca el agua y sostiene todo lo demás?»; en el amarre, «Si la balsa se abriera al navegar, ¿qué le faltaría para quedarse junta?»; en el mástil y la vela, «El viento tiene que empujar la balsa. ¿Qué lo atrapa y qué lo sostiene en alto?». Confirmar una fase reinicia la cuenta.</w:t>
       </w:r>
@@ -21173,9 +20844,13 @@
           <w:bCs w:val="0"/>
           <w:i w:val="0"/>
           <w:iCs w:val="0"/>
+          <w:lang w:val="es-CO"/>
         </w:rPr>
       </w:pPr>
       <w:r>
+        <w:rPr>
+          <w:lang w:val="es-CO"/>
+        </w:rPr>
         <w:t>1.8.4.1 Escena 3.2 — El primer intento (narrativa)</w:t>
       </w:r>
     </w:p>
@@ -21187,7 +20862,6 @@
           <w:color w:val="000000"/>
           <w:sz w:val="22"/>
           <w:szCs w:val="22"/>
-          <w:lang w:val="en-US"/>
         </w:rPr>
       </w:pPr>
       <w:r>
@@ -21197,7 +20871,6 @@
           <w:color w:val="000000"/>
           <w:sz w:val="22"/>
           <w:szCs w:val="22"/>
-          <w:lang w:val="en-US"/>
         </w:rPr>
         <w:t>La familia empuja la balsa al agua y sube.</w:t>
       </w:r>
@@ -21207,13 +20880,11 @@
         <w:spacing w:after="80"/>
         <w:rPr>
           <w:color w:val="000000"/>
-          <w:lang w:val="en-US"/>
         </w:rPr>
       </w:pPr>
       <w:r>
         <w:rPr>
           <w:color w:val="000000"/>
-          <w:lang w:val="en-US"/>
         </w:rPr>
         <w:t>PAPÁ: ¡Vamos!</w:t>
       </w:r>
@@ -21226,7 +20897,6 @@
           <w:color w:val="000000"/>
           <w:sz w:val="22"/>
           <w:szCs w:val="22"/>
-          <w:lang w:val="en-US"/>
         </w:rPr>
       </w:pPr>
       <w:r>
@@ -21236,7 +20906,6 @@
           <w:color w:val="000000"/>
           <w:sz w:val="22"/>
           <w:szCs w:val="22"/>
-          <w:lang w:val="en-US"/>
         </w:rPr>
         <w:t>La balsa gira y se hunde por un lado. La familia cae al agua, que en la orilla es poco profunda.</w:t>
       </w:r>
@@ -21246,13 +20915,11 @@
         <w:spacing w:after="80"/>
         <w:rPr>
           <w:color w:val="000000"/>
-          <w:lang w:val="en-US"/>
         </w:rPr>
       </w:pPr>
       <w:r>
         <w:rPr>
           <w:color w:val="000000"/>
-          <w:lang w:val="en-US"/>
         </w:rPr>
         <w:t>MAMÁ: ¡Algo está mal!</w:t>
       </w:r>
@@ -21262,13 +20929,11 @@
         <w:spacing w:after="80"/>
         <w:rPr>
           <w:color w:val="000000"/>
-          <w:lang w:val="en-US"/>
         </w:rPr>
       </w:pPr>
       <w:r>
         <w:rPr>
           <w:color w:val="000000" w:themeColor="text1"/>
-          <w:lang w:val="en-US"/>
         </w:rPr>
         <w:t>ALGORITM: No pasa nada. Esto se llama depurar. No hay que hacer todo otra vez: hay que encontrar la parte que falló. ¿Qué salió mal?</w:t>
       </w:r>
@@ -21281,7 +20946,6 @@
           <w:color w:val="000000"/>
           <w:sz w:val="22"/>
           <w:szCs w:val="22"/>
-          <w:lang w:val="en-US"/>
         </w:rPr>
       </w:pPr>
       <w:r>
@@ -21291,7 +20955,6 @@
           <w:color w:val="000000"/>
           <w:sz w:val="22"/>
           <w:szCs w:val="22"/>
-          <w:lang w:val="en-US"/>
         </w:rPr>
         <w:t>Esta escena se dispara la primera vez que la prueba de la balsa falla. Si el jugador acierta en el primer intento, la escena no se reproduce y se pasa directamente al cruce.</w:t>
       </w:r>
@@ -21312,9 +20975,13 @@
           <w:bCs w:val="0"/>
           <w:i w:val="0"/>
           <w:iCs w:val="0"/>
+          <w:lang w:val="es-CO"/>
         </w:rPr>
       </w:pPr>
       <w:r>
+        <w:rPr>
+          <w:lang w:val="es-CO"/>
+        </w:rPr>
         <w:t>1.8.5 Escena 3.3 — El cruce (narrativa)</w:t>
       </w:r>
     </w:p>
@@ -21326,7 +20993,6 @@
           <w:color w:val="000000"/>
           <w:sz w:val="22"/>
           <w:szCs w:val="22"/>
-          <w:lang w:val="en-US"/>
         </w:rPr>
       </w:pPr>
       <w:r>
@@ -21336,7 +21002,6 @@
           <w:color w:val="000000"/>
           <w:sz w:val="22"/>
           <w:szCs w:val="22"/>
-          <w:lang w:val="en-US"/>
         </w:rPr>
         <w:t>La familia sube a la balsa corregida. Esta vez flota con estabilidad. La vela se llena de viento.</w:t>
       </w:r>
@@ -21346,13 +21011,11 @@
         <w:spacing w:after="80"/>
         <w:rPr>
           <w:color w:val="000000"/>
-          <w:lang w:val="en-US"/>
         </w:rPr>
       </w:pPr>
       <w:r>
         <w:rPr>
           <w:color w:val="000000"/>
-          <w:lang w:val="en-US"/>
         </w:rPr>
         <w:t>NIÑO: ¡Funciona! ¡Funciona!</w:t>
       </w:r>
@@ -21362,13 +21025,11 @@
         <w:spacing w:after="80"/>
         <w:rPr>
           <w:color w:val="000000"/>
-          <w:lang w:val="en-US"/>
         </w:rPr>
       </w:pPr>
       <w:r>
         <w:rPr>
           <w:color w:val="000000"/>
-          <w:lang w:val="en-US"/>
         </w:rPr>
         <w:t>PAPÁ: ¡Al otro lado!</w:t>
       </w:r>
@@ -21381,7 +21042,6 @@
           <w:color w:val="000000"/>
           <w:sz w:val="22"/>
           <w:szCs w:val="22"/>
-          <w:lang w:val="en-US"/>
         </w:rPr>
       </w:pPr>
       <w:r>
@@ -21391,7 +21051,6 @@
           <w:color w:val="000000"/>
           <w:sz w:val="22"/>
           <w:szCs w:val="22"/>
-          <w:lang w:val="en-US"/>
         </w:rPr>
         <w:t>Llegan a la orilla opuesta. El humo de las fogatas de la civilización se divisa cerca, en el horizonte.</w:t>
       </w:r>
@@ -21401,13 +21060,11 @@
         <w:spacing w:after="80"/>
         <w:rPr>
           <w:color w:val="000000"/>
-          <w:lang w:val="en-US"/>
         </w:rPr>
       </w:pPr>
       <w:r>
         <w:rPr>
           <w:color w:val="000000" w:themeColor="text1"/>
-          <w:lang w:val="en-US"/>
         </w:rPr>
         <w:lastRenderedPageBreak/>
         <w:t>ALGORITM: Lo lograron porque pensaron como exploradores inteligentes: primero dividieron el problema en partes pequeñas, y cuando algo falló no se rindieron... lo encontraron y lo arreglaron. Eso es pensar computacionalmente.</w:t>
@@ -21438,7 +21095,6 @@
           <w:color w:val="000000"/>
           <w:sz w:val="22"/>
           <w:szCs w:val="22"/>
-          <w:lang w:val="en-US"/>
         </w:rPr>
       </w:pPr>
       <w:r>
@@ -21448,7 +21104,6 @@
           <w:color w:val="000000"/>
           <w:sz w:val="22"/>
           <w:szCs w:val="22"/>
-          <w:lang w:val="en-US"/>
         </w:rPr>
         <w:t>La familia camina hacia las fogatas. Detrás quedan el río, el bosque y, muy lejos, la cueva.</w:t>
       </w:r>
@@ -21458,13 +21113,11 @@
         <w:spacing w:after="80"/>
         <w:rPr>
           <w:color w:val="000000"/>
-          <w:lang w:val="en-US"/>
         </w:rPr>
       </w:pPr>
       <w:r>
         <w:rPr>
           <w:color w:val="000000" w:themeColor="text1"/>
-          <w:lang w:val="en-US"/>
         </w:rPr>
         <w:t>ALGORITM: Tres problemas. Tres formas distintas de pensar.</w:t>
       </w:r>
@@ -21474,13 +21127,11 @@
         <w:spacing w:after="80"/>
         <w:rPr>
           <w:color w:val="000000"/>
-          <w:lang w:val="en-US"/>
         </w:rPr>
       </w:pPr>
       <w:r>
         <w:rPr>
           <w:color w:val="000000" w:themeColor="text1"/>
-          <w:lang w:val="en-US"/>
         </w:rPr>
         <w:t>ALGORITM: En la cueva probaste una y otra vez hasta que funcionó. En el bosque miraste muchas cosas y encontraste lo que tenían en común. En el río partiste un problema enorme en pedazos pequeños y, cuando algo se rompió, buscaste exactamente dónde.</w:t>
       </w:r>
@@ -21490,13 +21141,11 @@
         <w:spacing w:after="80"/>
         <w:rPr>
           <w:color w:val="000000"/>
-          <w:lang w:val="en-US"/>
         </w:rPr>
       </w:pPr>
       <w:r>
         <w:rPr>
           <w:color w:val="000000" w:themeColor="text1"/>
-          <w:lang w:val="en-US"/>
         </w:rPr>
         <w:t>ALGORITM: Nada de eso era sobre piedras, ruedas ni balsas. Era sobre cómo pensar. Y eso ya lo llevan puesto.</w:t>
       </w:r>
@@ -21509,7 +21158,6 @@
           <w:color w:val="000000"/>
           <w:sz w:val="22"/>
           <w:szCs w:val="22"/>
-          <w:lang w:val="en-US"/>
         </w:rPr>
       </w:pPr>
       <w:r>
@@ -21519,7 +21167,6 @@
           <w:color w:val="000000" w:themeColor="text1"/>
           <w:sz w:val="22"/>
           <w:szCs w:val="22"/>
-          <w:lang w:val="en-US"/>
         </w:rPr>
         <w:t>Algoritm gira una última vez y se apaga suavemente. Fundido a negro. Créditos.</w:t>
       </w:r>
@@ -21547,13 +21194,11 @@
         <w:jc w:val="both"/>
         <w:rPr>
           <w:color w:val="000000"/>
-          <w:lang w:val="en-US"/>
         </w:rPr>
       </w:pPr>
       <w:r>
         <w:rPr>
           <w:color w:val="000000"/>
-          <w:lang w:val="en-US"/>
         </w:rPr>
         <w:t>El documento fuente del nivel 2 contempla un nivel avanzado adicional que no forma parte del alcance del prototipo, por no contar con requerimiento asociado en la especificación del primer objetivo específico ni con espacio en el cronograma de catorce semanas. Se documenta aquí para dejar constancia de la propuesta y facilitar su desarrollo en trabajos futuros.</w:t>
       </w:r>
@@ -21722,9 +21367,16 @@
               <w:rPr>
                 <w:sz w:val="20"/>
                 <w:szCs w:val="20"/>
-                <w:lang w:val="en-US"/>
-              </w:rPr>
-              <w:t>Algoritm propone: antes de que caiga la noche, la familia debe llevar suficientes alimentos al refugio. El camino tiene obstáculos y el tiempo es limitado.</w:t>
+              </w:rPr>
+              <w:t xml:space="preserve">Algoritm propone: antes de que caiga la noche, la familia debe llevar suficientes alimentos al refugio. </w:t>
+            </w:r>
+            <w:r>
+              <w:rPr>
+                <w:sz w:val="20"/>
+                <w:szCs w:val="20"/>
+                <w:lang w:val="en-US"/>
+              </w:rPr>
+              <w:t>El camino tiene obstáculos y el tiempo es limitado.</w:t>
             </w:r>
           </w:p>
         </w:tc>
@@ -21790,14 +21442,12 @@
               <w:rPr>
                 <w:sz w:val="20"/>
                 <w:szCs w:val="20"/>
-                <w:lang w:val="en-US"/>
-              </w:rPr>
-            </w:pPr>
-            <w:r>
-              <w:rPr>
-                <w:sz w:val="20"/>
-                <w:szCs w:val="20"/>
-                <w:lang w:val="en-US"/>
+              </w:rPr>
+            </w:pPr>
+            <w:r>
+              <w:rPr>
+                <w:sz w:val="20"/>
+                <w:szCs w:val="20"/>
               </w:rPr>
               <w:t>Transportar exactamente diez alimentos y seis piedras hasta el refugio.</w:t>
             </w:r>
@@ -21865,14 +21515,12 @@
               <w:rPr>
                 <w:sz w:val="20"/>
                 <w:szCs w:val="20"/>
-                <w:lang w:val="en-US"/>
-              </w:rPr>
-            </w:pPr>
-            <w:r>
-              <w:rPr>
-                <w:sz w:val="20"/>
-                <w:szCs w:val="20"/>
-                <w:lang w:val="en-US"/>
+              </w:rPr>
+            </w:pPr>
+            <w:r>
+              <w:rPr>
+                <w:sz w:val="20"/>
+                <w:szCs w:val="20"/>
               </w:rPr>
               <w:t>Resolver el transporte en el menor número de pasos posible.</w:t>
             </w:r>
@@ -21940,14 +21588,12 @@
               <w:rPr>
                 <w:sz w:val="20"/>
                 <w:szCs w:val="20"/>
-                <w:lang w:val="en-US"/>
-              </w:rPr>
-            </w:pPr>
-            <w:r>
-              <w:rPr>
-                <w:sz w:val="20"/>
-                <w:szCs w:val="20"/>
-                <w:lang w:val="en-US"/>
+              </w:rPr>
+            </w:pPr>
+            <w:r>
+              <w:rPr>
+                <w:sz w:val="20"/>
+                <w:szCs w:val="20"/>
               </w:rPr>
               <w:t>Pensamiento algorítmico, en su dimensión de búsqueda de eficiencia.</w:t>
             </w:r>
@@ -22022,9 +21668,16 @@
               <w:rPr>
                 <w:sz w:val="20"/>
                 <w:szCs w:val="20"/>
-                <w:lang w:val="en-US"/>
-              </w:rPr>
-              <w:t>Introduce presión de tiempo, lo que entra en tensión con el criterio CP-02 (el error como información, sin penalización). Su incorporación exigiría revisar ese criterio.</w:t>
+              </w:rPr>
+              <w:t xml:space="preserve">Introduce presión de tiempo, lo que entra en tensión con el criterio CP-02 (el error como información, sin penalización). </w:t>
+            </w:r>
+            <w:r>
+              <w:rPr>
+                <w:sz w:val="20"/>
+                <w:szCs w:val="20"/>
+                <w:lang w:val="en-US"/>
+              </w:rPr>
+              <w:t>Su incorporación exigiría revisar ese criterio.</w:t>
             </w:r>
           </w:p>
         </w:tc>
@@ -22053,13 +21706,11 @@
         <w:jc w:val="both"/>
         <w:rPr>
           <w:color w:val="000000"/>
-          <w:lang w:val="en-US"/>
         </w:rPr>
       </w:pPr>
       <w:r>
         <w:rPr>
           <w:color w:val="000000"/>
-          <w:lang w:val="en-US"/>
         </w:rPr>
         <w:t>La numeración de requerimientos corresponde al documento de especificación de requerimientos del primer objetivo específico.</w:t>
       </w:r>
@@ -22298,14 +21949,12 @@
               <w:rPr>
                 <w:sz w:val="20"/>
                 <w:szCs w:val="20"/>
-                <w:lang w:val="en-US"/>
-              </w:rPr>
-            </w:pPr>
-            <w:r>
-              <w:rPr>
-                <w:sz w:val="20"/>
-                <w:szCs w:val="20"/>
-                <w:lang w:val="en-US"/>
+              </w:rPr>
+            </w:pPr>
+            <w:r>
+              <w:rPr>
+                <w:sz w:val="20"/>
+                <w:szCs w:val="20"/>
               </w:rPr>
               <w:t>Escenas narrativas de apertura y aparición del guía</w:t>
             </w:r>
@@ -22437,14 +22086,12 @@
               <w:rPr>
                 <w:sz w:val="20"/>
                 <w:szCs w:val="20"/>
-                <w:lang w:val="en-US"/>
-              </w:rPr>
-            </w:pPr>
-            <w:r>
-              <w:rPr>
-                <w:sz w:val="20"/>
-                <w:szCs w:val="20"/>
-                <w:lang w:val="en-US"/>
+              </w:rPr>
+            </w:pPr>
+            <w:r>
+              <w:rPr>
+                <w:sz w:val="20"/>
+                <w:szCs w:val="20"/>
               </w:rPr>
               <w:t>Reunión de los materiales, panel de encendido y sus elementos</w:t>
             </w:r>
@@ -22578,14 +22225,12 @@
               <w:rPr>
                 <w:sz w:val="20"/>
                 <w:szCs w:val="20"/>
-                <w:lang w:val="en-US"/>
-              </w:rPr>
-            </w:pPr>
-            <w:r>
-              <w:rPr>
-                <w:sz w:val="20"/>
-                <w:szCs w:val="20"/>
-                <w:lang w:val="en-US"/>
+              </w:rPr>
+            </w:pPr>
+            <w:r>
+              <w:rPr>
+                <w:sz w:val="20"/>
+                <w:szCs w:val="20"/>
               </w:rPr>
               <w:t>Comportamiento del golpe y mensajes de la tablilla</w:t>
             </w:r>
@@ -22719,14 +22364,12 @@
               <w:rPr>
                 <w:sz w:val="20"/>
                 <w:szCs w:val="20"/>
-                <w:lang w:val="en-US"/>
-              </w:rPr>
-            </w:pPr>
-            <w:r>
-              <w:rPr>
-                <w:sz w:val="20"/>
-                <w:szCs w:val="20"/>
-                <w:lang w:val="en-US"/>
+              </w:rPr>
+            </w:pPr>
+            <w:r>
+              <w:rPr>
+                <w:sz w:val="20"/>
+                <w:szCs w:val="20"/>
               </w:rPr>
               <w:t>Flujo de estados, intentos ilimitados y desbloqueo del soplo</w:t>
             </w:r>
@@ -22860,14 +22503,12 @@
               <w:rPr>
                 <w:sz w:val="20"/>
                 <w:szCs w:val="20"/>
-                <w:lang w:val="en-US"/>
-              </w:rPr>
-            </w:pPr>
-            <w:r>
-              <w:rPr>
-                <w:sz w:val="20"/>
-                <w:szCs w:val="20"/>
-                <w:lang w:val="en-US"/>
+              </w:rPr>
+            </w:pPr>
+            <w:r>
+              <w:rPr>
+                <w:sz w:val="20"/>
+                <w:szCs w:val="20"/>
               </w:rPr>
               <w:t>Pista del guía tras intentos fallidos</w:t>
             </w:r>
@@ -23140,14 +22781,12 @@
               <w:rPr>
                 <w:sz w:val="20"/>
                 <w:szCs w:val="20"/>
-                <w:lang w:val="en-US"/>
-              </w:rPr>
-            </w:pPr>
-            <w:r>
-              <w:rPr>
-                <w:sz w:val="20"/>
-                <w:szCs w:val="20"/>
-                <w:lang w:val="en-US"/>
+              </w:rPr>
+            </w:pPr>
+            <w:r>
+              <w:rPr>
+                <w:sz w:val="20"/>
+                <w:szCs w:val="20"/>
               </w:rPr>
               <w:t>Selección de objetos por patrón y contador</w:t>
             </w:r>
@@ -23281,14 +22920,12 @@
               <w:rPr>
                 <w:sz w:val="20"/>
                 <w:szCs w:val="20"/>
-                <w:lang w:val="en-US"/>
-              </w:rPr>
-            </w:pPr>
-            <w:r>
-              <w:rPr>
-                <w:sz w:val="20"/>
-                <w:szCs w:val="20"/>
-                <w:lang w:val="en-US"/>
+              </w:rPr>
+            </w:pPr>
+            <w:r>
+              <w:rPr>
+                <w:sz w:val="20"/>
+                <w:szCs w:val="20"/>
               </w:rPr>
               <w:t>Colocación de la carga, empuje y demostración del rodado en la escena 2.2</w:t>
             </w:r>
@@ -23422,14 +23059,12 @@
               <w:rPr>
                 <w:sz w:val="20"/>
                 <w:szCs w:val="20"/>
-                <w:lang w:val="en-US"/>
-              </w:rPr>
-            </w:pPr>
-            <w:r>
-              <w:rPr>
-                <w:sz w:val="20"/>
-                <w:szCs w:val="20"/>
-                <w:lang w:val="en-US"/>
+              </w:rPr>
+            </w:pPr>
+            <w:r>
+              <w:rPr>
+                <w:sz w:val="20"/>
+                <w:szCs w:val="20"/>
               </w:rPr>
               <w:t>Área de trabajo, mecanizado y ensamblaje secuencial</w:t>
             </w:r>
@@ -23563,14 +23198,12 @@
               <w:rPr>
                 <w:sz w:val="20"/>
                 <w:szCs w:val="20"/>
-                <w:lang w:val="en-US"/>
-              </w:rPr>
-            </w:pPr>
-            <w:r>
-              <w:rPr>
-                <w:sz w:val="20"/>
-                <w:szCs w:val="20"/>
-                <w:lang w:val="en-US"/>
+              </w:rPr>
+            </w:pPr>
+            <w:r>
+              <w:rPr>
+                <w:sz w:val="20"/>
+                <w:szCs w:val="20"/>
               </w:rPr>
               <w:t>Laberinto, editor de bloques y ejecución</w:t>
             </w:r>
@@ -23704,14 +23337,12 @@
               <w:rPr>
                 <w:sz w:val="20"/>
                 <w:szCs w:val="20"/>
-                <w:lang w:val="en-US"/>
-              </w:rPr>
-            </w:pPr>
-            <w:r>
-              <w:rPr>
-                <w:sz w:val="20"/>
-                <w:szCs w:val="20"/>
-                <w:lang w:val="en-US"/>
+              </w:rPr>
+            </w:pPr>
+            <w:r>
+              <w:rPr>
+                <w:sz w:val="20"/>
+                <w:szCs w:val="20"/>
               </w:rPr>
               <w:t>Validación por retroceso y reintento</w:t>
             </w:r>
@@ -24127,14 +23758,12 @@
               <w:rPr>
                 <w:sz w:val="20"/>
                 <w:szCs w:val="20"/>
-                <w:lang w:val="en-US"/>
-              </w:rPr>
-            </w:pPr>
-            <w:r>
-              <w:rPr>
-                <w:sz w:val="20"/>
-                <w:szCs w:val="20"/>
-                <w:lang w:val="en-US"/>
+              </w:rPr>
+            </w:pPr>
+            <w:r>
+              <w:rPr>
+                <w:sz w:val="20"/>
+                <w:szCs w:val="20"/>
               </w:rPr>
               <w:t>Lista de tareas visible y zona de construcción</w:t>
             </w:r>
@@ -24268,14 +23897,12 @@
               <w:rPr>
                 <w:sz w:val="20"/>
                 <w:szCs w:val="20"/>
-                <w:lang w:val="en-US"/>
-              </w:rPr>
-            </w:pPr>
-            <w:r>
-              <w:rPr>
-                <w:sz w:val="20"/>
-                <w:szCs w:val="20"/>
-                <w:lang w:val="en-US"/>
+              </w:rPr>
+            </w:pPr>
+            <w:r>
+              <w:rPr>
+                <w:sz w:val="20"/>
+                <w:szCs w:val="20"/>
               </w:rPr>
               <w:t>Ensamblaje por fases bloqueantes y confirmación</w:t>
             </w:r>
@@ -24409,14 +24036,12 @@
               <w:rPr>
                 <w:sz w:val="20"/>
                 <w:szCs w:val="20"/>
-                <w:lang w:val="en-US"/>
-              </w:rPr>
-            </w:pPr>
-            <w:r>
-              <w:rPr>
-                <w:sz w:val="20"/>
-                <w:szCs w:val="20"/>
-                <w:lang w:val="en-US"/>
+              </w:rPr>
+            </w:pPr>
+            <w:r>
+              <w:rPr>
+                <w:sz w:val="20"/>
+                <w:szCs w:val="20"/>
               </w:rPr>
               <w:t>Prueba de la balsa, resaltado del error y devolución</w:t>
             </w:r>
@@ -24550,14 +24175,12 @@
               <w:rPr>
                 <w:sz w:val="20"/>
                 <w:szCs w:val="20"/>
-                <w:lang w:val="en-US"/>
-              </w:rPr>
-            </w:pPr>
-            <w:r>
-              <w:rPr>
-                <w:sz w:val="20"/>
-                <w:szCs w:val="20"/>
-                <w:lang w:val="en-US"/>
+              </w:rPr>
+            </w:pPr>
+            <w:r>
+              <w:rPr>
+                <w:sz w:val="20"/>
+                <w:szCs w:val="20"/>
               </w:rPr>
               <w:t>Animación de cruce y cierre reflexivo del nivel 3</w:t>
             </w:r>
@@ -24689,14 +24312,12 @@
               <w:rPr>
                 <w:sz w:val="20"/>
                 <w:szCs w:val="20"/>
-                <w:lang w:val="en-US"/>
-              </w:rPr>
-            </w:pPr>
-            <w:r>
-              <w:rPr>
-                <w:sz w:val="20"/>
-                <w:szCs w:val="20"/>
-                <w:lang w:val="en-US"/>
+              </w:rPr>
+            </w:pPr>
+            <w:r>
+              <w:rPr>
+                <w:sz w:val="20"/>
+                <w:szCs w:val="20"/>
               </w:rPr>
               <w:t>Escena final y cierre reflexivo global</w:t>
             </w:r>
@@ -24788,7 +24409,6 @@
           <w:color w:val="000000"/>
           <w:sz w:val="22"/>
           <w:szCs w:val="22"/>
-          <w:lang w:val="en-US"/>
         </w:rPr>
       </w:pPr>
       <w:r>
@@ -24798,7 +24418,6 @@
           <w:color w:val="000000"/>
           <w:sz w:val="22"/>
           <w:szCs w:val="22"/>
-          <w:lang w:val="en-US"/>
         </w:rPr>
         <w:lastRenderedPageBreak/>
         <w:t>Verificación del criterio CP-10 (alineación narrativa-educativa): de las mecánicas especificadas en este guion, todas exigen una acción de pensamiento computacional para ser resueltas. Las escenas sin faceta asociada son transiciones narrativas que no constituyen retos.</w:t>
@@ -25053,14 +24672,12 @@
               <w:rPr>
                 <w:sz w:val="20"/>
                 <w:szCs w:val="20"/>
-                <w:lang w:val="en-US"/>
-              </w:rPr>
-            </w:pPr>
-            <w:r>
-              <w:rPr>
-                <w:sz w:val="20"/>
-                <w:szCs w:val="20"/>
-                <w:lang w:val="en-US"/>
+              </w:rPr>
+            </w:pPr>
+            <w:r>
+              <w:rPr>
+                <w:sz w:val="20"/>
+                <w:szCs w:val="20"/>
               </w:rPr>
               <w:t>El videojuego no tiene título definido. Los documentos fuente titulan únicamente el nivel 2 como «La Rueda».</w:t>
             </w:r>
@@ -25088,14 +24705,12 @@
               <w:rPr>
                 <w:sz w:val="20"/>
                 <w:szCs w:val="20"/>
-                <w:lang w:val="en-US"/>
-              </w:rPr>
-            </w:pPr>
-            <w:r>
-              <w:rPr>
-                <w:sz w:val="20"/>
-                <w:szCs w:val="20"/>
-                <w:lang w:val="en-US"/>
+              </w:rPr>
+            </w:pPr>
+            <w:r>
+              <w:rPr>
+                <w:sz w:val="20"/>
+                <w:szCs w:val="20"/>
               </w:rPr>
               <w:t>Definir el título del producto para la portada, la pantalla de inicio y los créditos.</w:t>
             </w:r>
@@ -25193,14 +24808,12 @@
               <w:rPr>
                 <w:sz w:val="20"/>
                 <w:szCs w:val="20"/>
-                <w:lang w:val="en-US"/>
-              </w:rPr>
-            </w:pPr>
-            <w:r>
-              <w:rPr>
-                <w:sz w:val="20"/>
-                <w:szCs w:val="20"/>
-                <w:lang w:val="en-US"/>
+              </w:rPr>
+            </w:pPr>
+            <w:r>
+              <w:rPr>
+                <w:sz w:val="20"/>
+                <w:szCs w:val="20"/>
               </w:rPr>
               <w:t>El personaje guía aparece en los documentos fuente con cuatro denominaciones distintas: Algoritm en «La Oscuridad», Algorim en «La Rueda», y Bubo y Sabio alternados en «El Río». Este guion adopta Algoritm de forma provisional por ser la única denominación con escena de origen y caracterización visual desarrollada.</w:t>
             </w:r>
@@ -25228,14 +24841,12 @@
               <w:rPr>
                 <w:sz w:val="20"/>
                 <w:szCs w:val="20"/>
-                <w:lang w:val="en-US"/>
-              </w:rPr>
-            </w:pPr>
-            <w:r>
-              <w:rPr>
-                <w:sz w:val="20"/>
-                <w:szCs w:val="20"/>
-                <w:lang w:val="en-US"/>
+              </w:rPr>
+            </w:pPr>
+            <w:r>
+              <w:rPr>
+                <w:sz w:val="20"/>
+                <w:szCs w:val="20"/>
               </w:rPr>
               <w:t>Confirmar el nombre definitivo y aplicarlo de forma uniforme. Si se elige otro, debe adaptarse la escena 4.1, que explica el origen del personaje.</w:t>
             </w:r>
@@ -25336,14 +24947,12 @@
               <w:rPr>
                 <w:sz w:val="20"/>
                 <w:szCs w:val="20"/>
-                <w:lang w:val="en-US"/>
-              </w:rPr>
-            </w:pPr>
-            <w:r>
-              <w:rPr>
-                <w:sz w:val="20"/>
-                <w:szCs w:val="20"/>
-                <w:lang w:val="en-US"/>
+              </w:rPr>
+            </w:pPr>
+            <w:r>
+              <w:rPr>
+                <w:sz w:val="20"/>
+                <w:szCs w:val="20"/>
               </w:rPr>
               <w:t>El requerimiento RF-16 admite dos lecturas: que el golpe desde una posición incorrecta genere chispas visibles que se apagan, o que no produzca ninguna acción. Este guion adopta la primera, por ser la que sostiene la retroalimentación observacional del nivel. Desde INC-47 la posición es la cercanía de las piedras y la lectura aplicada es intermedia: el golpe siempre se ejecuta, pero con las piedras separadas o demasiado encimadas no salta chispa; solo con las piedras en el roce justo y demasiada fuerza la chispa salta y se apaga en el aire.</w:t>
             </w:r>
@@ -25371,14 +24980,12 @@
               <w:rPr>
                 <w:sz w:val="20"/>
                 <w:szCs w:val="20"/>
-                <w:lang w:val="en-US"/>
-              </w:rPr>
-            </w:pPr>
-            <w:r>
-              <w:rPr>
-                <w:sz w:val="20"/>
-                <w:szCs w:val="20"/>
-                <w:lang w:val="en-US"/>
+              </w:rPr>
+            </w:pPr>
+            <w:r>
+              <w:rPr>
+                <w:sz w:val="20"/>
+                <w:szCs w:val="20"/>
               </w:rPr>
               <w:t>Precisar la redacción de RF-16 en la especificación de requerimientos conforme a la lectura adoptada.</w:t>
             </w:r>
@@ -25496,14 +25103,12 @@
               <w:rPr>
                 <w:sz w:val="20"/>
                 <w:szCs w:val="20"/>
-                <w:lang w:val="en-US"/>
-              </w:rPr>
-            </w:pPr>
-            <w:r>
-              <w:rPr>
-                <w:sz w:val="20"/>
-                <w:szCs w:val="20"/>
-                <w:lang w:val="en-US"/>
+              </w:rPr>
+            </w:pPr>
+            <w:r>
+              <w:rPr>
+                <w:sz w:val="20"/>
+                <w:szCs w:val="20"/>
               </w:rPr>
               <w:t>El documento fuente del nivel 2 especifica doble clic para el botón de ejecutar, lo que contradice el criterio CT-06 y el requerimiento RNF-02.</w:t>
             </w:r>
@@ -25538,9 +25143,16 @@
               <w:rPr>
                 <w:sz w:val="20"/>
                 <w:szCs w:val="20"/>
-                <w:lang w:val="en-US"/>
-              </w:rPr>
-              <w:t>Este guion normaliza la acción a un clic simple. Confirmar el ajuste.</w:t>
+              </w:rPr>
+              <w:t xml:space="preserve">Este guion normaliza la acción a un clic simple. </w:t>
+            </w:r>
+            <w:r>
+              <w:rPr>
+                <w:sz w:val="20"/>
+                <w:szCs w:val="20"/>
+                <w:lang w:val="en-US"/>
+              </w:rPr>
+              <w:t>Confirmar el ajuste.</w:t>
             </w:r>
           </w:p>
         </w:tc>
@@ -25660,9 +25272,16 @@
               <w:rPr>
                 <w:sz w:val="20"/>
                 <w:szCs w:val="20"/>
-                <w:lang w:val="en-US"/>
-              </w:rPr>
-              <w:t>El nivel 1 reúne los materiales arrastrándolos con clic sostenido y se resuelve después en un panel con dos controles deslizantes y los botones «Golpear» y «Soplar», mientras que los niveles 2 y 3 emplean clic sostenido para llevar objetos, bloques de instrucciones en el laberinto y botones de dirección en pantalla en el río. El esquema de control no es homogéneo entre niveles.</w:t>
+              </w:rPr>
+              <w:t xml:space="preserve">El nivel 1 reúne los materiales arrastrándolos con clic sostenido y se resuelve después en un panel con dos controles deslizantes y los botones «Golpear» y «Soplar», mientras que los niveles 2 y 3 emplean clic sostenido para llevar objetos, bloques de instrucciones en el laberinto y botones de dirección en pantalla en el río. </w:t>
+            </w:r>
+            <w:r>
+              <w:rPr>
+                <w:sz w:val="20"/>
+                <w:szCs w:val="20"/>
+                <w:lang w:val="en-US"/>
+              </w:rPr>
+              <w:t>El esquema de control no es homogéneo entre niveles.</w:t>
             </w:r>
           </w:p>
         </w:tc>
@@ -25688,14 +25307,12 @@
               <w:rPr>
                 <w:sz w:val="20"/>
                 <w:szCs w:val="20"/>
-                <w:lang w:val="en-US"/>
-              </w:rPr>
-            </w:pPr>
-            <w:r>
-              <w:rPr>
-                <w:sz w:val="20"/>
-                <w:szCs w:val="20"/>
-                <w:lang w:val="en-US"/>
+              </w:rPr>
+            </w:pPr>
+            <w:r>
+              <w:rPr>
+                <w:sz w:val="20"/>
+                <w:szCs w:val="20"/>
               </w:rPr>
               <w:t>Verificar durante las pruebas que el cambio de esquema no genera confusión en el paso del nivel 1 al 2.</w:t>
             </w:r>
@@ -25793,14 +25410,12 @@
               <w:rPr>
                 <w:sz w:val="20"/>
                 <w:szCs w:val="20"/>
-                <w:lang w:val="en-US"/>
-              </w:rPr>
-            </w:pPr>
-            <w:r>
-              <w:rPr>
-                <w:sz w:val="20"/>
-                <w:szCs w:val="20"/>
-                <w:lang w:val="en-US"/>
+              </w:rPr>
+            </w:pPr>
+            <w:r>
+              <w:rPr>
+                <w:sz w:val="20"/>
+                <w:szCs w:val="20"/>
               </w:rPr>
               <w:t xml:space="preserve">Los valores de configuración del nivel 1 (golpes efectivos mínimos, franja efectiva de fuerza, cercanía efectiva de las piedras e intentos antes de la pista) son propuestas de este guion, no valores </w:t>
             </w:r>
@@ -25808,7 +25423,6 @@
               <w:rPr>
                 <w:sz w:val="20"/>
                 <w:szCs w:val="20"/>
-                <w:lang w:val="en-US"/>
               </w:rPr>
               <w:lastRenderedPageBreak/>
               <w:t>validados. Ya están registrados como parámetros externos conforme al criterio CT-05.</w:t>
@@ -25837,14 +25451,12 @@
               <w:rPr>
                 <w:sz w:val="20"/>
                 <w:szCs w:val="20"/>
-                <w:lang w:val="en-US"/>
-              </w:rPr>
-            </w:pPr>
-            <w:r>
-              <w:rPr>
-                <w:sz w:val="20"/>
-                <w:szCs w:val="20"/>
-                <w:lang w:val="en-US"/>
+              </w:rPr>
+            </w:pPr>
+            <w:r>
+              <w:rPr>
+                <w:sz w:val="20"/>
+                <w:szCs w:val="20"/>
               </w:rPr>
               <w:lastRenderedPageBreak/>
               <w:t>Ajustarlos tras las primeras pruebas de juego con estudiantes.</w:t>
@@ -25951,14 +25563,12 @@
               <w:rPr>
                 <w:sz w:val="20"/>
                 <w:szCs w:val="20"/>
-                <w:lang w:val="en-US"/>
-              </w:rPr>
-            </w:pPr>
-            <w:r>
-              <w:rPr>
-                <w:sz w:val="20"/>
-                <w:szCs w:val="20"/>
-                <w:lang w:val="en-US"/>
+              </w:rPr>
+            </w:pPr>
+            <w:r>
+              <w:rPr>
+                <w:sz w:val="20"/>
+                <w:szCs w:val="20"/>
               </w:rPr>
               <w:t>El uso de los personajes de la Familia Anonaky depende de una autorización aún no obtenida.</w:t>
             </w:r>
@@ -25986,14 +25596,12 @@
               <w:rPr>
                 <w:sz w:val="20"/>
                 <w:szCs w:val="20"/>
-                <w:lang w:val="en-US"/>
-              </w:rPr>
-            </w:pPr>
-            <w:r>
-              <w:rPr>
-                <w:sz w:val="20"/>
-                <w:szCs w:val="20"/>
-                <w:lang w:val="en-US"/>
+              </w:rPr>
+            </w:pPr>
+            <w:r>
+              <w:rPr>
+                <w:sz w:val="20"/>
+                <w:szCs w:val="20"/>
               </w:rPr>
               <w:t>Gestionar la autorización escrita o activar el plan de personajes originales, conservando la caracterización descrita en el apartado 1.1.</w:t>
             </w:r>
@@ -26192,7 +25800,6 @@
               <w:rPr>
                 <w:sz w:val="20"/>
                 <w:szCs w:val="20"/>
-                <w:lang w:val="en-US"/>
               </w:rPr>
               <w:t>Actor principal. Interactúa con el videojuego, resuelve los retos y avanza en la narrativa.</w:t>
             </w:r>
@@ -26242,7 +25849,6 @@
               <w:rPr>
                 <w:sz w:val="20"/>
                 <w:szCs w:val="20"/>
-                <w:lang w:val="en-US"/>
               </w:rPr>
               <w:t>Actor secundario. Acompaña al estudiante al iniciar la sesión y al elegir o crear su perfil, consulta el progreso del equipo y gestiona la eliminación de datos.</w:t>
             </w:r>
@@ -26292,7 +25898,6 @@
               <w:rPr>
                 <w:sz w:val="20"/>
                 <w:szCs w:val="20"/>
-                <w:lang w:val="en-US"/>
               </w:rPr>
               <w:t>Actor secundario. Ejecuta las pruebas funcionales sobre el prototipo durante la fase de evaluación.</w:t>
             </w:r>
@@ -26516,7 +26121,6 @@
               <w:rPr>
                 <w:sz w:val="20"/>
                 <w:szCs w:val="20"/>
-                <w:lang w:val="en-US"/>
               </w:rPr>
               <w:t>Estudiante (con acompañamiento del docente)</w:t>
             </w:r>
@@ -27164,7 +26768,6 @@
               <w:rPr>
                 <w:sz w:val="20"/>
                 <w:szCs w:val="20"/>
-                <w:lang w:val="en-US"/>
               </w:rPr>
               <w:t>Programar la ruta con bloques</w:t>
             </w:r>
@@ -27260,7 +26863,6 @@
               <w:rPr>
                 <w:sz w:val="20"/>
                 <w:szCs w:val="20"/>
-                <w:lang w:val="en-US"/>
               </w:rPr>
               <w:t>Recolectar materiales de la balsa</w:t>
             </w:r>
@@ -27356,7 +26958,6 @@
               <w:rPr>
                 <w:sz w:val="20"/>
                 <w:szCs w:val="20"/>
-                <w:lang w:val="en-US"/>
               </w:rPr>
               <w:t>Ensamblar y depurar la balsa</w:t>
             </w:r>
@@ -27452,7 +27053,6 @@
               <w:rPr>
                 <w:sz w:val="20"/>
                 <w:szCs w:val="20"/>
-                <w:lang w:val="en-US"/>
               </w:rPr>
               <w:t>Consultar el resumen de desempeño</w:t>
             </w:r>
@@ -27548,7 +27148,6 @@
               <w:rPr>
                 <w:sz w:val="20"/>
                 <w:szCs w:val="20"/>
-                <w:lang w:val="en-US"/>
               </w:rPr>
               <w:t>Eliminar los datos de un estudiante</w:t>
             </w:r>
@@ -27610,7 +27209,6 @@
         <w:rPr>
           <w:sz w:val="24"/>
           <w:szCs w:val="24"/>
-          <w:lang w:val="en-US"/>
         </w:rPr>
       </w:pPr>
       <w:bookmarkStart w:id="32" w:name="_Toc1680202394"/>
@@ -27618,7 +27216,6 @@
         <w:rPr>
           <w:sz w:val="24"/>
           <w:szCs w:val="24"/>
-          <w:lang w:val="en-US"/>
         </w:rPr>
         <w:t>2.3 Especificación de los casos de uso</w:t>
       </w:r>
@@ -27806,7 +27403,6 @@
               <w:rPr>
                 <w:sz w:val="20"/>
                 <w:szCs w:val="20"/>
-                <w:lang w:val="en-US"/>
               </w:rPr>
               <w:t>Estudiante (con acompañamiento del docente)</w:t>
             </w:r>
@@ -27856,7 +27452,6 @@
               <w:rPr>
                 <w:sz w:val="20"/>
                 <w:szCs w:val="20"/>
-                <w:lang w:val="en-US"/>
               </w:rPr>
               <w:t>No aplica (caso de uso de soporte)</w:t>
             </w:r>
@@ -27906,7 +27501,6 @@
               <w:rPr>
                 <w:sz w:val="20"/>
                 <w:szCs w:val="20"/>
-                <w:lang w:val="en-US"/>
               </w:rPr>
               <w:t>La carpeta portable del prototipo está copiada en el equipo y su ejecutable se abre sin instalación, sin privilegios de administrador y sin conexión a internet.</w:t>
             </w:r>
@@ -27956,7 +27550,6 @@
               <w:rPr>
                 <w:sz w:val="20"/>
                 <w:szCs w:val="20"/>
-                <w:lang w:val="en-US"/>
               </w:rPr>
               <w:t>1. El actor ejecuta la aplicación y el sistema muestra la pantalla de inicio.</w:t>
             </w:r>
@@ -27969,7 +27562,6 @@
               <w:rPr>
                 <w:sz w:val="20"/>
                 <w:szCs w:val="20"/>
-                <w:lang w:val="en-US"/>
               </w:rPr>
               <w:t>2. El actor selecciona la opción Jugar.</w:t>
             </w:r>
@@ -27982,7 +27574,6 @@
               <w:rPr>
                 <w:sz w:val="20"/>
                 <w:szCs w:val="20"/>
-                <w:lang w:val="en-US"/>
               </w:rPr>
               <w:t>3. El sistema muestra la lista de perfiles existentes y la opción de crear uno nuevo.</w:t>
             </w:r>
@@ -27995,7 +27586,6 @@
               <w:rPr>
                 <w:sz w:val="20"/>
                 <w:szCs w:val="20"/>
-                <w:lang w:val="en-US"/>
               </w:rPr>
               <w:t>4. El actor selecciona un perfil o ingresa un nombre o alias para crear uno.</w:t>
             </w:r>
@@ -28008,7 +27598,6 @@
               <w:rPr>
                 <w:sz w:val="20"/>
                 <w:szCs w:val="20"/>
-                <w:lang w:val="en-US"/>
               </w:rPr>
               <w:t>5. El sistema valida que el nombre no esté vacío, no repita un perfil existente —sin distinguir mayúsculas de minúsculas— ni contenga caracteres que no pueden formar parte de un nombre de archivo, y registra el perfil.</w:t>
             </w:r>
@@ -28021,7 +27610,6 @@
               <w:rPr>
                 <w:sz w:val="20"/>
                 <w:szCs w:val="20"/>
-                <w:lang w:val="en-US"/>
               </w:rPr>
               <w:t>6. El sistema carga el progreso asociado y muestra el menú de niveles.</w:t>
             </w:r>
@@ -28071,7 +27659,6 @@
               <w:rPr>
                 <w:sz w:val="20"/>
                 <w:szCs w:val="20"/>
-                <w:lang w:val="en-US"/>
               </w:rPr>
               <w:t>4a. El nombre ingresado está vacío, duplicado o contiene caracteres no válidos: el sistema informa la situación con un mensaje propio para cada caso y solicita un nuevo nombre.</w:t>
             </w:r>
@@ -28084,7 +27671,6 @@
               <w:rPr>
                 <w:sz w:val="20"/>
                 <w:szCs w:val="20"/>
-                <w:lang w:val="en-US"/>
               </w:rPr>
               <w:t>6a. El perfil es nuevo: el sistema habilita únicamente el nivel 1 y reproduce la escena de introducción.</w:t>
             </w:r>
@@ -28134,7 +27720,6 @@
               <w:rPr>
                 <w:sz w:val="20"/>
                 <w:szCs w:val="20"/>
-                <w:lang w:val="en-US"/>
               </w:rPr>
               <w:t>Existe un perfil activo y el menú de niveles refleja su progreso.</w:t>
             </w:r>
@@ -28179,11 +27764,15 @@
           <w:p>
             <w:pPr>
               <w:spacing w:line="240" w:lineRule="auto"/>
-            </w:pPr>
-            <w:r>
-              <w:rPr>
-                <w:sz w:val="20"/>
-                <w:szCs w:val="20"/>
+              <w:rPr>
+                <w:lang w:val="en-US"/>
+              </w:rPr>
+            </w:pPr>
+            <w:r>
+              <w:rPr>
+                <w:sz w:val="20"/>
+                <w:szCs w:val="20"/>
+                <w:lang w:val="en-US"/>
               </w:rPr>
               <w:t>RF-01, RF-02, RF-03, RF-04, RF-05</w:t>
             </w:r>
@@ -28471,7 +28060,6 @@
               <w:rPr>
                 <w:sz w:val="20"/>
                 <w:szCs w:val="20"/>
-                <w:lang w:val="en-US"/>
               </w:rPr>
               <w:t>No aplica (caso de uso de soporte)</w:t>
             </w:r>
@@ -28571,7 +28159,6 @@
               <w:rPr>
                 <w:sz w:val="20"/>
                 <w:szCs w:val="20"/>
-                <w:lang w:val="en-US"/>
               </w:rPr>
               <w:t>1. El sistema muestra los tres niveles indicando cuáles están disponibles, cuáles bloqueados y cuáles ya completados, estos con un icono y la palabra «Completado».</w:t>
             </w:r>
@@ -28584,7 +28171,6 @@
               <w:rPr>
                 <w:sz w:val="20"/>
                 <w:szCs w:val="20"/>
-                <w:lang w:val="en-US"/>
               </w:rPr>
               <w:t>2. El estudiante selecciona un nivel disponible.</w:t>
             </w:r>
@@ -28597,7 +28183,6 @@
               <w:rPr>
                 <w:sz w:val="20"/>
                 <w:szCs w:val="20"/>
-                <w:lang w:val="en-US"/>
               </w:rPr>
               <w:t>3. El sistema reproduce las escenas narrativas que abren el nivel: en el Nivel 1, la escena de apertura y las escenas 1.1 y 1.2; en el Nivel 2, la escena puente I y la escena 2.1; en el Nivel 3, la escena puente II y la escena 3.1. Después carga la escena jugable de la primera fase del nivel que aún no esté confirmada; si todas lo están, carga la primera fase.</w:t>
             </w:r>
@@ -28647,7 +28232,6 @@
               <w:rPr>
                 <w:sz w:val="20"/>
                 <w:szCs w:val="20"/>
-                <w:lang w:val="en-US"/>
               </w:rPr>
               <w:t>2a. El estudiante intenta seleccionar un nivel bloqueado: el nivel se muestra con un candado y la palabra «Bloqueado» —forma y texto además del color (RNF-19)—, no responde al clic y el sistema no realiza la carga. Los niveles se habilitan en orden, cada uno al completar el anterior (RF-03).</w:t>
             </w:r>
@@ -28698,7 +28282,6 @@
               <w:rPr>
                 <w:sz w:val="20"/>
                 <w:szCs w:val="20"/>
-                <w:lang w:val="en-US"/>
               </w:rPr>
               <w:t>El estudiante se encuentra en la escena jugable de la primera fase pendiente del nivel seleccionado, o de su primera fase si ya lo había completado; ninguna fase confirmada se vuelve a jugar por entrar de nuevo al nivel (RF-04, RNF-14).</w:t>
             </w:r>
@@ -29085,7 +28668,6 @@
               <w:rPr>
                 <w:sz w:val="20"/>
                 <w:szCs w:val="20"/>
-                <w:lang w:val="en-US"/>
               </w:rPr>
               <w:t>Se inicia, se transiciona o se cierra un nivel, o la prueba de la balsa falla por primera vez (escena 3.2).</w:t>
             </w:r>
@@ -29135,7 +28717,6 @@
               <w:rPr>
                 <w:sz w:val="20"/>
                 <w:szCs w:val="20"/>
-                <w:lang w:val="en-US"/>
               </w:rPr>
               <w:t>1. El sistema muestra la ilustración de la escena y el primer cuadro de diálogo.</w:t>
             </w:r>
@@ -29148,7 +28729,6 @@
               <w:rPr>
                 <w:sz w:val="20"/>
                 <w:szCs w:val="20"/>
-                <w:lang w:val="en-US"/>
               </w:rPr>
               <w:t>2. El estudiante avanza los diálogos mediante clic.</w:t>
             </w:r>
@@ -29161,7 +28741,6 @@
               <w:rPr>
                 <w:sz w:val="20"/>
                 <w:szCs w:val="20"/>
-                <w:lang w:val="en-US"/>
               </w:rPr>
               <w:t>3. Al finalizar la escena, el sistema devuelve el control al estudiante o carga la siguiente escena.</w:t>
             </w:r>
@@ -29211,7 +28790,6 @@
               <w:rPr>
                 <w:sz w:val="20"/>
                 <w:szCs w:val="20"/>
-                <w:lang w:val="en-US"/>
               </w:rPr>
               <w:t>2a. El estudiante si la escena ya fue vista acciona el botón de omitir: el sistema salta directamente al final de la escena. Una escena cuenta como ya vista cuando el perfil ya completó su nivel en una vuelta anterior; mientras el nivel no se haya completado, sus escenas se reproducen enteras, porque no se guarda un registro de escenas vistas (RNF-09). Se exceptúan la escena de cierre del Nivel 3 (el cruce del río) y la escena final del videojuego, que no muestran el botón de omitir y se reproducen siempre enteras, también al repetir el nivel.</w:t>
             </w:r>
@@ -29261,7 +28839,6 @@
               <w:rPr>
                 <w:sz w:val="20"/>
                 <w:szCs w:val="20"/>
-                <w:lang w:val="en-US"/>
               </w:rPr>
               <w:t>El estudiante conoce el contexto narrativo y el objetivo del nivel.</w:t>
             </w:r>
@@ -29648,7 +29225,6 @@
               <w:rPr>
                 <w:sz w:val="20"/>
                 <w:szCs w:val="20"/>
-                <w:lang w:val="en-US"/>
               </w:rPr>
               <w:t>El estudiante se encuentra en una escena jugable.</w:t>
             </w:r>
@@ -29698,7 +29274,6 @@
               <w:rPr>
                 <w:sz w:val="20"/>
                 <w:szCs w:val="20"/>
-                <w:lang w:val="en-US"/>
               </w:rPr>
               <w:t>1. El estudiante acciona el botón de ayuda.</w:t>
             </w:r>
@@ -29711,7 +29286,6 @@
               <w:rPr>
                 <w:sz w:val="20"/>
                 <w:szCs w:val="20"/>
-                <w:lang w:val="en-US"/>
               </w:rPr>
               <w:t>2. El sistema escribe en la tablilla de mensajes la instrucción vigente del NPC guía, con el icono de ayuda; en el Nivel 1, mientras se reúnen las piezas, dibuja además el círculo de reunión.</w:t>
             </w:r>
@@ -29724,7 +29298,6 @@
               <w:rPr>
                 <w:sz w:val="20"/>
                 <w:szCs w:val="20"/>
-                <w:lang w:val="en-US"/>
               </w:rPr>
               <w:lastRenderedPageBreak/>
               <w:t>3. El sistema devuelve el control al estudiante sin alterar el estado de la partida.</w:t>
@@ -29776,7 +29349,6 @@
               <w:rPr>
                 <w:sz w:val="20"/>
                 <w:szCs w:val="20"/>
-                <w:lang w:val="en-US"/>
               </w:rPr>
               <w:t>2a. El estudiante acumula tres intentos fallidos consecutivos: el sistema ofrece de forma automática una pista adicional que orienta sin resolver la tarea.</w:t>
             </w:r>
@@ -29826,7 +29398,6 @@
               <w:rPr>
                 <w:sz w:val="20"/>
                 <w:szCs w:val="20"/>
-                <w:lang w:val="en-US"/>
               </w:rPr>
               <w:t>El estado de la partida permanece inalterado y el estudiante dispone de la instrucción vigente.</w:t>
             </w:r>
@@ -29942,7 +29513,6 @@
           <w:bCs/>
           <w:sz w:val="22"/>
           <w:szCs w:val="22"/>
-          <w:lang w:val="en-US"/>
         </w:rPr>
         <w:t>CU-05. Encender el fuego (Nivel 1)</w:t>
       </w:r>
@@ -30213,7 +29783,6 @@
               <w:rPr>
                 <w:sz w:val="20"/>
                 <w:szCs w:val="20"/>
-                <w:lang w:val="en-US"/>
               </w:rPr>
               <w:t>El estudiante se encuentra en el nivel 1 y ha visto la escena de introducción.</w:t>
             </w:r>
@@ -30263,7 +29832,6 @@
               <w:rPr>
                 <w:sz w:val="20"/>
                 <w:szCs w:val="20"/>
-                <w:lang w:val="en-US"/>
               </w:rPr>
               <w:t>1. El sistema muestra las hojas secas, el sílex y el pedernal regados por el suelo de la cueva y, en la tablilla, la instrucción de reunirlos.</w:t>
             </w:r>
@@ -30276,7 +29844,6 @@
               <w:rPr>
                 <w:sz w:val="20"/>
                 <w:szCs w:val="20"/>
-                <w:lang w:val="en-US"/>
               </w:rPr>
               <w:t>2. El estudiante arrastra las piezas con clic sostenido hasta el círculo del centro de la pantalla.</w:t>
             </w:r>
@@ -30289,7 +29856,6 @@
               <w:rPr>
                 <w:sz w:val="20"/>
                 <w:szCs w:val="20"/>
-                <w:lang w:val="en-US"/>
               </w:rPr>
               <w:t>3. Reunidas todas, el sistema acerca la cámara, forma el montón de hojas y muestra el panel de encendido con los deslizantes de fuerza y de cercanía, el botón de golpear, el botón de soplar atenuado y la tablilla de mensajes.</w:t>
             </w:r>
@@ -30302,7 +29868,6 @@
               <w:rPr>
                 <w:sz w:val="20"/>
                 <w:szCs w:val="20"/>
-                <w:lang w:val="en-US"/>
               </w:rPr>
               <w:t>4. El estudiante fija la fuerza del golpe y la cercanía de las piedras con los deslizantes.</w:t>
             </w:r>
@@ -30315,7 +29880,6 @@
               <w:rPr>
                 <w:sz w:val="20"/>
                 <w:szCs w:val="20"/>
-                <w:lang w:val="en-US"/>
               </w:rPr>
               <w:t>5. El estudiante acciona el botón de golpear.</w:t>
             </w:r>
@@ -30328,7 +29892,6 @@
               <w:rPr>
                 <w:sz w:val="20"/>
                 <w:szCs w:val="20"/>
-                <w:lang w:val="en-US"/>
               </w:rPr>
               <w:t>6. El sistema puede o no hacer caer la chispa en las hojas conforme a la cercanía y la fuerza seleccionadas y escribe el resultado en la tablilla con lenguaje narrativo.</w:t>
             </w:r>
@@ -30341,7 +29904,6 @@
               <w:rPr>
                 <w:sz w:val="20"/>
                 <w:szCs w:val="20"/>
-                <w:lang w:val="en-US"/>
               </w:rPr>
               <w:t>7. El estudiante repite los pasos 4 a 6 ajustando su hipótesis a partir de lo observado.</w:t>
             </w:r>
@@ -30354,7 +29916,6 @@
               <w:rPr>
                 <w:sz w:val="20"/>
                 <w:szCs w:val="20"/>
-                <w:lang w:val="en-US"/>
               </w:rPr>
               <w:t>8. Cuando se acumula el número mínimo de golpes efectivos, el sistema habilita el botón de soplar.</w:t>
             </w:r>
@@ -30367,7 +29928,6 @@
               <w:rPr>
                 <w:sz w:val="20"/>
                 <w:szCs w:val="20"/>
-                <w:lang w:val="en-US"/>
               </w:rPr>
               <w:t>9. El estudiante acciona el botón de soplar.</w:t>
             </w:r>
@@ -30380,7 +29940,6 @@
               <w:rPr>
                 <w:sz w:val="20"/>
                 <w:szCs w:val="20"/>
-                <w:lang w:val="en-US"/>
               </w:rPr>
               <w:t>10. El sistema reproduce la animación del nacimiento del fuego y la escena de cierre.</w:t>
             </w:r>
@@ -30393,7 +29952,6 @@
               <w:rPr>
                 <w:sz w:val="20"/>
                 <w:szCs w:val="20"/>
-                <w:lang w:val="en-US"/>
               </w:rPr>
               <w:t>11. El sistema muestra el resumen del nivel: lo que descubrió y lo que hizo el estudiante, en lenguaje narrativo y sin cifras, y el nombre de la habilidad de pensamiento computacional practicada (RF-45, RF-17, RF-12); al mostrarlo confirma la fase, desbloquea el nivel 2 y guarda el progreso (RF-03, RF-04).</w:t>
             </w:r>
@@ -30406,7 +29964,6 @@
               <w:rPr>
                 <w:sz w:val="20"/>
                 <w:szCs w:val="20"/>
-                <w:lang w:val="en-US"/>
               </w:rPr>
               <w:t>12. El estudiante acciona Continuar y el sistema regresa al menú de niveles.</w:t>
             </w:r>
@@ -30456,7 +30013,6 @@
               <w:rPr>
                 <w:sz w:val="20"/>
                 <w:szCs w:val="20"/>
-                <w:lang w:val="en-US"/>
               </w:rPr>
               <w:t>2a. Queda alguna pieza fuera del círculo: no ocurre nada; si el estudiante pide ayuda, el guía repite la instrucción y dibuja el círculo.</w:t>
             </w:r>
@@ -30469,7 +30025,6 @@
               <w:rPr>
                 <w:sz w:val="20"/>
                 <w:szCs w:val="20"/>
-                <w:lang w:val="en-US"/>
               </w:rPr>
               <w:t>6a. Las piedras están separadas o demasiado encimadas: no sale ninguna chispa, con ninguna fuerza, y el sistema registra el hecho sin declarar error.</w:t>
             </w:r>
@@ -30482,7 +30037,6 @@
               <w:rPr>
                 <w:sz w:val="20"/>
                 <w:szCs w:val="20"/>
-                <w:lang w:val="en-US"/>
               </w:rPr>
               <w:t>6b. Se acumulan tres golpes no efectivos consecutivos: la tablilla muestra la pista del guía, que orienta sin nombrar la fuerza ni la cercanía correctas.</w:t>
             </w:r>
@@ -30495,7 +30049,6 @@
               <w:rPr>
                 <w:sz w:val="20"/>
                 <w:szCs w:val="20"/>
-                <w:lang w:val="en-US"/>
               </w:rPr>
               <w:t>8a. Las condiciones no se cumplen: el botón de soplar permanece atenuado y con candado, y accionarlo no produce ningún efecto.</w:t>
             </w:r>
@@ -30546,7 +30099,6 @@
               <w:rPr>
                 <w:sz w:val="20"/>
                 <w:szCs w:val="20"/>
-                <w:lang w:val="en-US"/>
               </w:rPr>
               <w:t>El nivel 1 queda marcado como completado y se desbloquea el nivel 2.</w:t>
             </w:r>
@@ -30591,11 +30143,15 @@
           <w:p>
             <w:pPr>
               <w:spacing w:line="240" w:lineRule="auto"/>
-            </w:pPr>
-            <w:r>
-              <w:rPr>
-                <w:sz w:val="20"/>
-                <w:szCs w:val="20"/>
+              <w:rPr>
+                <w:lang w:val="en-US"/>
+              </w:rPr>
+            </w:pPr>
+            <w:r>
+              <w:rPr>
+                <w:sz w:val="20"/>
+                <w:szCs w:val="20"/>
+                <w:lang w:val="en-US"/>
               </w:rPr>
               <w:t>RF-14 a RF-21, RF-03, RF-04, RF-10, RF-12, RF-45</w:t>
             </w:r>
@@ -30662,7 +30218,6 @@
           <w:bCs/>
           <w:sz w:val="22"/>
           <w:szCs w:val="22"/>
-          <w:lang w:val="en-US"/>
         </w:rPr>
         <w:t>CU-06. Identificar objetos que ruedan (Nivel 2, fase 1)</w:t>
       </w:r>
@@ -30883,7 +30438,6 @@
               <w:rPr>
                 <w:sz w:val="20"/>
                 <w:szCs w:val="20"/>
-                <w:lang w:val="en-US"/>
               </w:rPr>
               <w:t>Abstracción y reconocimiento de patrones</w:t>
             </w:r>
@@ -30933,7 +30487,6 @@
               <w:rPr>
                 <w:sz w:val="20"/>
                 <w:szCs w:val="20"/>
-                <w:lang w:val="en-US"/>
               </w:rPr>
               <w:t>El nivel 2 está desbloqueado y el estudiante se encuentra en el escenario de bosque.</w:t>
             </w:r>
@@ -30983,7 +30536,6 @@
               <w:rPr>
                 <w:sz w:val="20"/>
                 <w:szCs w:val="20"/>
-                <w:lang w:val="en-US"/>
               </w:rPr>
               <w:t>1. El NPC guía plantea el objetivo: seleccionar los objetos que se mueven con facilidad hasta reunir cinco.</w:t>
             </w:r>
@@ -30996,7 +30548,6 @@
               <w:rPr>
                 <w:sz w:val="20"/>
                 <w:szCs w:val="20"/>
-                <w:lang w:val="en-US"/>
               </w:rPr>
               <w:t>2. El estudiante selecciona objetos del escenario con un clic.</w:t>
             </w:r>
@@ -31009,7 +30560,6 @@
               <w:rPr>
                 <w:sz w:val="20"/>
                 <w:szCs w:val="20"/>
-                <w:lang w:val="en-US"/>
               </w:rPr>
               <w:t>3. El sistema valida cada selección: acepta los troncos redondos e incorpora el objeto al contador.</w:t>
             </w:r>
@@ -31022,7 +30572,6 @@
               <w:rPr>
                 <w:sz w:val="20"/>
                 <w:szCs w:val="20"/>
-                <w:lang w:val="en-US"/>
               </w:rPr>
               <w:t>4. Al reunir cinco troncos, el sistema los alinea en una fila junto a la caja de alimentos y el estudiante arrastra la caja sobre ellos.</w:t>
             </w:r>
@@ -31035,7 +30584,6 @@
               <w:rPr>
                 <w:sz w:val="20"/>
                 <w:szCs w:val="20"/>
-                <w:lang w:val="en-US"/>
               </w:rPr>
               <w:t>5. El estudiante acciona el botón de empujar, que se habilita solo con la caja colocada; el sistema confirma la fase y pasa a la escena narrativa 2.2, que reproduce la animación del rodado.</w:t>
             </w:r>
@@ -31085,7 +30633,6 @@
               <w:rPr>
                 <w:sz w:val="20"/>
                 <w:szCs w:val="20"/>
-                <w:lang w:val="en-US"/>
               </w:rPr>
               <w:t>3a. El objeto seleccionado no es redondo: el sistema lo devuelve a su posición e informa mediante diálogo que ese objeto no se desplaza igual.</w:t>
             </w:r>
@@ -31098,7 +30645,6 @@
               <w:rPr>
                 <w:sz w:val="20"/>
                 <w:szCs w:val="20"/>
-                <w:lang w:val="en-US"/>
               </w:rPr>
               <w:t>4a. El estudiante intenta colocar la caja sin haber reunido los cinco troncos: el sistema indica cuántos faltan.</w:t>
             </w:r>
@@ -31111,7 +30657,6 @@
               <w:rPr>
                 <w:sz w:val="20"/>
                 <w:szCs w:val="20"/>
-                <w:lang w:val="en-US"/>
               </w:rPr>
               <w:t>4b. El estudiante suelta la caja fuera de los troncos: la caja queda donde se soltó y el sistema indica, sin penalización, que debe dejarla encima de ellos. Si la caja ya había quedado colocada, el botón de empujar sigue habilitado.</w:t>
             </w:r>
@@ -31161,7 +30706,6 @@
               <w:rPr>
                 <w:sz w:val="20"/>
                 <w:szCs w:val="20"/>
-                <w:lang w:val="en-US"/>
               </w:rPr>
               <w:t>La fase 1 del nivel 2 queda completada y se habilita la fase de construcción.</w:t>
             </w:r>
@@ -31278,7 +30822,6 @@
           <w:bCs/>
           <w:sz w:val="22"/>
           <w:szCs w:val="22"/>
-          <w:lang w:val="en-US"/>
         </w:rPr>
         <w:t>CU-07. Construir la carretilla (Nivel 2, fase 2)</w:t>
       </w:r>
@@ -31499,7 +31042,6 @@
               <w:rPr>
                 <w:sz w:val="20"/>
                 <w:szCs w:val="20"/>
-                <w:lang w:val="en-US"/>
               </w:rPr>
               <w:t>Modelado, descomposición y pensamiento algorítmico</w:t>
             </w:r>
@@ -31549,7 +31091,6 @@
               <w:rPr>
                 <w:sz w:val="20"/>
                 <w:szCs w:val="20"/>
-                <w:lang w:val="en-US"/>
               </w:rPr>
               <w:t>La fase 1 del nivel 2 está completada.</w:t>
             </w:r>
@@ -31599,7 +31140,6 @@
               <w:rPr>
                 <w:sz w:val="20"/>
                 <w:szCs w:val="20"/>
-                <w:lang w:val="en-US"/>
               </w:rPr>
               <w:t>1. El sistema carga el área de trabajo con las piezas disponibles.</w:t>
             </w:r>
@@ -31612,7 +31152,6 @@
               <w:rPr>
                 <w:sz w:val="20"/>
                 <w:szCs w:val="20"/>
-                <w:lang w:val="en-US"/>
               </w:rPr>
               <w:lastRenderedPageBreak/>
               <w:t>2. El NPC guía enuncia la secuencia de construcción.</w:t>
@@ -31626,7 +31165,6 @@
               <w:rPr>
                 <w:sz w:val="20"/>
                 <w:szCs w:val="20"/>
-                <w:lang w:val="en-US"/>
               </w:rPr>
               <w:t>3. El estudiante selecciona un tronco corto y acciona el botón de mecanizar, o suelta la herramienta (un mazo) sobre él, para perforarlo.</w:t>
             </w:r>
@@ -31639,7 +31177,6 @@
               <w:rPr>
                 <w:sz w:val="20"/>
                 <w:szCs w:val="20"/>
-                <w:lang w:val="en-US"/>
               </w:rPr>
               <w:t>4. El estudiante repite el paso 3 con el segundo tronco corto.</w:t>
             </w:r>
@@ -31652,7 +31189,6 @@
               <w:rPr>
                 <w:sz w:val="20"/>
                 <w:szCs w:val="20"/>
-                <w:lang w:val="en-US"/>
               </w:rPr>
               <w:t>5. El estudiante arrastra el tronco largo hacia las ruedas perforadas para formar el eje.</w:t>
             </w:r>
@@ -31665,7 +31201,6 @@
               <w:rPr>
                 <w:sz w:val="20"/>
                 <w:szCs w:val="20"/>
-                <w:lang w:val="en-US"/>
               </w:rPr>
               <w:t>6. El estudiante coloca la tabla sobre el conjunto y sobre ella la caja de alimentos.</w:t>
             </w:r>
@@ -31678,7 +31213,6 @@
               <w:rPr>
                 <w:sz w:val="20"/>
                 <w:szCs w:val="20"/>
-                <w:lang w:val="en-US"/>
               </w:rPr>
               <w:t>7. El estudiante arrastra la cuerda sobre la caja para amarrarla.</w:t>
             </w:r>
@@ -31691,7 +31225,6 @@
               <w:rPr>
                 <w:sz w:val="20"/>
                 <w:szCs w:val="20"/>
-                <w:lang w:val="en-US"/>
               </w:rPr>
               <w:t>8. El sistema valida el ensamblaje completo y reproduce la animación de la carretilla terminada.</w:t>
             </w:r>
@@ -31742,7 +31275,6 @@
               <w:rPr>
                 <w:sz w:val="20"/>
                 <w:szCs w:val="20"/>
-                <w:lang w:val="en-US"/>
               </w:rPr>
               <w:t>3a. No hay un tronco corto sin perforar seleccionado: el botón de mecanizar permanece deshabilitado.</w:t>
             </w:r>
@@ -31755,7 +31287,6 @@
               <w:rPr>
                 <w:sz w:val="20"/>
                 <w:szCs w:val="20"/>
-                <w:lang w:val="en-US"/>
               </w:rPr>
               <w:t>3b. El estudiante suelta la herramienta (el mazo) sin un tronco corto seleccionado: el mazo vuelve a su sitio y el sistema indica que falta resaltar un tronco corto.</w:t>
             </w:r>
@@ -31768,7 +31299,6 @@
               <w:rPr>
                 <w:sz w:val="20"/>
                 <w:szCs w:val="20"/>
-                <w:lang w:val="en-US"/>
               </w:rPr>
               <w:t>5a. El estudiante intenta insertar el eje en un tronco sin perforar: el sistema rechaza la acción e indica qué falta.</w:t>
             </w:r>
@@ -31781,7 +31311,6 @@
               <w:rPr>
                 <w:sz w:val="20"/>
                 <w:szCs w:val="20"/>
-                <w:lang w:val="en-US"/>
               </w:rPr>
               <w:t>5b. El estudiante suelta una pieza lejos del lugar de armado, o el mazo lejos del tronco resaltado: la pieza vuelve a su sitio y el sistema lo describe, sin contarlo como intento.</w:t>
             </w:r>
@@ -31794,7 +31323,6 @@
               <w:rPr>
                 <w:sz w:val="20"/>
                 <w:szCs w:val="20"/>
-                <w:lang w:val="en-US"/>
               </w:rPr>
               <w:t>6a. El estudiante intenta colocar la caja antes que la tabla: el sistema devuelve la caja e indica el paso pendiente.</w:t>
             </w:r>
@@ -31807,7 +31335,6 @@
               <w:rPr>
                 <w:sz w:val="20"/>
                 <w:szCs w:val="20"/>
-                <w:lang w:val="en-US"/>
               </w:rPr>
               <w:t>6b. El estudiante intenta colocar la tabla sin el eje formado: el sistema devuelve la tabla e indica que no tiene sobre qué apoyarse.</w:t>
             </w:r>
@@ -31820,7 +31347,6 @@
               <w:rPr>
                 <w:sz w:val="20"/>
                 <w:szCs w:val="20"/>
-                <w:lang w:val="en-US"/>
               </w:rPr>
               <w:t>7a. El estudiante intenta amarrar la cuerda antes de colocar la caja: el sistema devuelve la cuerda e indica el paso pendiente.</w:t>
             </w:r>
@@ -31870,7 +31396,6 @@
               <w:rPr>
                 <w:sz w:val="20"/>
                 <w:szCs w:val="20"/>
-                <w:lang w:val="en-US"/>
               </w:rPr>
               <w:t>La carretilla queda construida y se habilita la fase de laberinto.</w:t>
             </w:r>
@@ -31915,11 +31440,15 @@
           <w:p>
             <w:pPr>
               <w:spacing w:line="240" w:lineRule="auto"/>
-            </w:pPr>
-            <w:r>
-              <w:rPr>
-                <w:sz w:val="20"/>
-                <w:szCs w:val="20"/>
+              <w:rPr>
+                <w:lang w:val="en-US"/>
+              </w:rPr>
+            </w:pPr>
+            <w:r>
+              <w:rPr>
+                <w:sz w:val="20"/>
+                <w:szCs w:val="20"/>
+                <w:lang w:val="en-US"/>
               </w:rPr>
               <w:t>RF-27, RF-28, RF-29, RF-10, RF-11</w:t>
             </w:r>
@@ -31986,7 +31515,6 @@
           <w:bCs/>
           <w:sz w:val="22"/>
           <w:szCs w:val="22"/>
-          <w:lang w:val="en-US"/>
         </w:rPr>
         <w:t>CU-08. Programar la ruta con bloques (Nivel 2, fase 3)</w:t>
       </w:r>
@@ -32207,7 +31735,6 @@
               <w:rPr>
                 <w:sz w:val="20"/>
                 <w:szCs w:val="20"/>
-                <w:lang w:val="en-US"/>
               </w:rPr>
               <w:t>Pensamiento algorítmico, depuración e iteración</w:t>
             </w:r>
@@ -32307,7 +31834,6 @@
               <w:rPr>
                 <w:sz w:val="20"/>
                 <w:szCs w:val="20"/>
-                <w:lang w:val="en-US"/>
               </w:rPr>
               <w:t>1. El sistema carga el laberinto en vista superior y el área de bloques de instrucciones.</w:t>
             </w:r>
@@ -32320,7 +31846,6 @@
               <w:rPr>
                 <w:sz w:val="20"/>
                 <w:szCs w:val="20"/>
-                <w:lang w:val="en-US"/>
               </w:rPr>
               <w:t>2. El estudiante arrastra bloques al área de secuencia, los ordena y ajusta en cada uno cuántas casillas avanza o retrocede (de una a nueve) o hacia qué lado gira (izquierda o derecha).</w:t>
             </w:r>
@@ -32333,7 +31858,6 @@
               <w:rPr>
                 <w:sz w:val="20"/>
                 <w:szCs w:val="20"/>
-                <w:lang w:val="en-US"/>
               </w:rPr>
               <w:t>3. El estudiante acciona el botón de ejecutar.</w:t>
             </w:r>
@@ -32346,7 +31870,6 @@
               <w:rPr>
                 <w:sz w:val="20"/>
                 <w:szCs w:val="20"/>
-                <w:lang w:val="en-US"/>
               </w:rPr>
               <w:t>4. El sistema recorre la secuencia paso a paso, resaltando el bloque en ejecución y desplazando la carretilla.</w:t>
             </w:r>
@@ -32359,7 +31882,6 @@
               <w:rPr>
                 <w:sz w:val="20"/>
                 <w:szCs w:val="20"/>
-                <w:lang w:val="en-US"/>
               </w:rPr>
               <w:t xml:space="preserve">5. Cuando un movimiento es válido, la carretilla permanece en la nueva casilla; cuando no lo es, lo intenta, regresa a la anterior y la ejecución continúa con el bloque siguiente. Si la ejecución termina sin alcanzar el refugio, el sistema deja resaltado el bloque en que </w:t>
             </w:r>
@@ -32367,7 +31889,6 @@
               <w:rPr>
                 <w:sz w:val="20"/>
                 <w:szCs w:val="20"/>
-                <w:lang w:val="en-US"/>
               </w:rPr>
               <w:lastRenderedPageBreak/>
               <w:t>se detuvo el avance, lo describe sin decir qué bloque corregir y devuelve la carretilla a la casilla de partida, con la secuencia intacta.</w:t>
@@ -32381,7 +31902,6 @@
               <w:rPr>
                 <w:sz w:val="20"/>
                 <w:szCs w:val="20"/>
-                <w:lang w:val="en-US"/>
               </w:rPr>
               <w:t>6. El estudiante ajusta la secuencia y vuelve a ejecutarla hasta alcanzar el refugio.</w:t>
             </w:r>
@@ -32394,7 +31914,6 @@
               <w:rPr>
                 <w:sz w:val="20"/>
                 <w:szCs w:val="20"/>
-                <w:lang w:val="en-US"/>
               </w:rPr>
               <w:t>7. El sistema reproduce la escena de cierre del nivel.</w:t>
             </w:r>
@@ -32407,7 +31926,6 @@
               <w:rPr>
                 <w:sz w:val="20"/>
                 <w:szCs w:val="20"/>
-                <w:lang w:val="en-US"/>
               </w:rPr>
               <w:t>8. El sistema muestra el resumen del nivel, que cuenta en lenguaje narrativo y sin cifras lo que hizo el estudiante en las tres fases y nombra la habilidad de pensamiento computacional practicada (RF-45, RF-17, RF-12); al mostrarlo desbloquea el nivel 3 y guarda el progreso (RF-03, RF-04).</w:t>
             </w:r>
@@ -32420,7 +31938,6 @@
               <w:rPr>
                 <w:sz w:val="20"/>
                 <w:szCs w:val="20"/>
-                <w:lang w:val="en-US"/>
               </w:rPr>
               <w:t>9. El estudiante acciona Continuar y el sistema regresa al menú de niveles.</w:t>
             </w:r>
@@ -32471,7 +31988,6 @@
               <w:rPr>
                 <w:sz w:val="20"/>
                 <w:szCs w:val="20"/>
-                <w:lang w:val="en-US"/>
               </w:rPr>
               <w:t>3a. La secuencia está vacía: el sistema informa que debe añadir al menos un bloque.</w:t>
             </w:r>
@@ -32484,7 +32000,6 @@
               <w:rPr>
                 <w:sz w:val="20"/>
                 <w:szCs w:val="20"/>
-                <w:lang w:val="en-US"/>
               </w:rPr>
               <w:t>6a. El estudiante retira o reordena bloques: el sistema conserva el escenario y no reinicia el nivel.</w:t>
             </w:r>
@@ -32534,7 +32049,6 @@
               <w:rPr>
                 <w:sz w:val="20"/>
                 <w:szCs w:val="20"/>
-                <w:lang w:val="en-US"/>
               </w:rPr>
               <w:t>El nivel 2 queda completado y se desbloquea el nivel 3.</w:t>
             </w:r>
@@ -32579,11 +32093,15 @@
           <w:p>
             <w:pPr>
               <w:spacing w:line="240" w:lineRule="auto"/>
-            </w:pPr>
-            <w:r>
-              <w:rPr>
-                <w:sz w:val="20"/>
-                <w:szCs w:val="20"/>
+              <w:rPr>
+                <w:lang w:val="en-US"/>
+              </w:rPr>
+            </w:pPr>
+            <w:r>
+              <w:rPr>
+                <w:sz w:val="20"/>
+                <w:szCs w:val="20"/>
+                <w:lang w:val="en-US"/>
               </w:rPr>
               <w:t>RF-30 a RF-34, RF-11, RF-12, RF-45</w:t>
             </w:r>
@@ -32648,7 +32166,6 @@
         <w:rPr>
           <w:sz w:val="22"/>
           <w:szCs w:val="22"/>
-          <w:lang w:val="en-US"/>
         </w:rPr>
         <w:t>CU-09. Recolectar materiales de la balsa (Nivel 3, recolección previa al ensamblaje)</w:t>
       </w:r>
@@ -32969,7 +32486,6 @@
               <w:rPr>
                 <w:sz w:val="20"/>
                 <w:szCs w:val="20"/>
-                <w:lang w:val="en-US"/>
               </w:rPr>
               <w:t>1. El NPC guía descompone el objetivo en tareas y el sistema las muestra en la lista visible.</w:t>
             </w:r>
@@ -32982,7 +32498,6 @@
               <w:rPr>
                 <w:sz w:val="20"/>
                 <w:szCs w:val="20"/>
-                <w:lang w:val="en-US"/>
               </w:rPr>
               <w:t>2. El estudiante desplaza al personaje con botones de dirección en pantalla.</w:t>
             </w:r>
@@ -32995,7 +32510,6 @@
               <w:rPr>
                 <w:sz w:val="20"/>
                 <w:szCs w:val="20"/>
-                <w:lang w:val="en-US"/>
               </w:rPr>
               <w:t>3. Al aproximarse a un material, el sistema muestra el botón de recoger.</w:t>
             </w:r>
@@ -33008,7 +32522,6 @@
               <w:rPr>
                 <w:sz w:val="20"/>
                 <w:szCs w:val="20"/>
-                <w:lang w:val="en-US"/>
               </w:rPr>
               <w:t>4. El estudiante acciona el botón y el material ingresa al inventario.</w:t>
             </w:r>
@@ -33021,7 +32534,6 @@
               <w:rPr>
                 <w:sz w:val="20"/>
                 <w:szCs w:val="20"/>
-                <w:lang w:val="en-US"/>
               </w:rPr>
               <w:t>5. Si con el material recogido queda completo el de una tarea de recolección —los troncos (tarea 1), al recoger el último, o las sogas (tarea 2)—, el sistema la marca como completada en la lista.</w:t>
             </w:r>
@@ -33034,7 +32546,6 @@
               <w:rPr>
                 <w:sz w:val="20"/>
                 <w:szCs w:val="20"/>
-                <w:lang w:val="en-US"/>
               </w:rPr>
               <w:t>6. El estudiante repite el proceso hasta reunir los ocho materiales de las cuatro clases: los cinco troncos, las sogas, la tela y el mástil.</w:t>
             </w:r>
@@ -33084,7 +32595,6 @@
               <w:rPr>
                 <w:sz w:val="20"/>
                 <w:szCs w:val="20"/>
-                <w:lang w:val="en-US"/>
               </w:rPr>
               <w:t>4a. El inventario está lleno: el sistema informa que ya cuenta con todos los materiales necesarios.</w:t>
             </w:r>
@@ -33097,7 +32607,6 @@
               <w:rPr>
                 <w:sz w:val="20"/>
                 <w:szCs w:val="20"/>
-                <w:lang w:val="en-US"/>
               </w:rPr>
               <w:t>5a. El material recogido es la tela o el mástil: el sistema lo incorpora al inventario sin marcar tarea alguna, porque la tarea que los consume es de construcción y se marca al confirmar su fase en el panel de ensamblaje (CU-10).</w:t>
             </w:r>
@@ -33110,7 +32619,6 @@
               <w:rPr>
                 <w:sz w:val="20"/>
                 <w:szCs w:val="20"/>
-                <w:lang w:val="en-US"/>
               </w:rPr>
               <w:t>6a. El estudiante ingresa a la zona de construcción sin todos los materiales: el sistema indica cuáles faltan.</w:t>
             </w:r>
@@ -33160,7 +32668,6 @@
               <w:rPr>
                 <w:sz w:val="20"/>
                 <w:szCs w:val="20"/>
-                <w:lang w:val="en-US"/>
               </w:rPr>
               <w:t>El inventario contiene los ocho materiales en sus cuatro casillas, las tareas 1 y 2 figuran completadas en la lista, y se habilita el panel de ensamblaje. La recolección no es una fase del nivel y no se guarda: si el juego se cierra o el estudiante sale del nivel antes de confirmar la fase de base, al volver la recolección empieza de nuevo (RF-04, RNF-14).</w:t>
             </w:r>
@@ -33275,7 +32782,6 @@
         <w:rPr>
           <w:sz w:val="22"/>
           <w:szCs w:val="22"/>
-          <w:lang w:val="en-US"/>
         </w:rPr>
         <w:t>CU-10. Ensamblar y depurar la balsa (Nivel 3, fases 1 a 3: base, amarre, y mástil y vela)</w:t>
       </w:r>
@@ -33546,7 +33052,6 @@
               <w:rPr>
                 <w:sz w:val="20"/>
                 <w:szCs w:val="20"/>
-                <w:lang w:val="en-US"/>
               </w:rPr>
               <w:t>El estudiante ingresó a la zona de construcción con los materiales requeridos, o retoma el nivel con la fase de base ya confirmada; en ese caso el sistema da por reunidos los materiales y abre el panel de ensamblaje directamente en la primera fase pendiente (RNF-14).</w:t>
             </w:r>
@@ -33596,7 +33101,6 @@
               <w:rPr>
                 <w:sz w:val="20"/>
                 <w:szCs w:val="20"/>
-                <w:lang w:val="en-US"/>
               </w:rPr>
               <w:t>1. El sistema abre el panel de ensamblaje habilitando únicamente la fase de base.</w:t>
             </w:r>
@@ -33609,7 +33113,6 @@
               <w:rPr>
                 <w:sz w:val="20"/>
                 <w:szCs w:val="20"/>
-                <w:lang w:val="en-US"/>
               </w:rPr>
               <w:t>2. El estudiante arrastra los cinco troncos a los cinco espacios de la base y confirma la fase.</w:t>
             </w:r>
@@ -33622,7 +33125,6 @@
               <w:rPr>
                 <w:sz w:val="20"/>
                 <w:szCs w:val="20"/>
-                <w:lang w:val="en-US"/>
               </w:rPr>
               <w:t>3. El sistema valida, reproduce la animación de completado y habilita la fase de amarre.</w:t>
             </w:r>
@@ -33635,7 +33137,6 @@
               <w:rPr>
                 <w:sz w:val="20"/>
                 <w:szCs w:val="20"/>
-                <w:lang w:val="en-US"/>
               </w:rPr>
               <w:t>4. El estudiante arrastra el rollo de sogas a cada uno de los diez espacios de amarre, cinco a cada lado, y confirma la fase.</w:t>
             </w:r>
@@ -33648,7 +33149,6 @@
               <w:rPr>
                 <w:sz w:val="20"/>
                 <w:szCs w:val="20"/>
-                <w:lang w:val="en-US"/>
               </w:rPr>
               <w:t>5. El sistema habilita la fase de mástil y vela.</w:t>
             </w:r>
@@ -33661,7 +33161,6 @@
               <w:rPr>
                 <w:sz w:val="20"/>
                 <w:szCs w:val="20"/>
-                <w:lang w:val="en-US"/>
               </w:rPr>
               <w:t>6. El estudiante coloca el mástil y la vela y acciona el botón de probar balsa.</w:t>
             </w:r>
@@ -33674,7 +33173,6 @@
               <w:rPr>
                 <w:sz w:val="20"/>
                 <w:szCs w:val="20"/>
-                <w:lang w:val="en-US"/>
               </w:rPr>
               <w:t>7. El sistema valida el ensamblaje completo y reproduce la animación del cruce del río.</w:t>
             </w:r>
@@ -33687,7 +33185,6 @@
               <w:rPr>
                 <w:sz w:val="20"/>
                 <w:szCs w:val="20"/>
-                <w:lang w:val="en-US"/>
               </w:rPr>
               <w:t>8. El sistema muestra el resumen del nivel, que cuenta en lenguaje narrativo y sin cifras lo que hizo el estudiante en las tres fases del ensamblaje y nombra la habilidad de pensamiento computacional practicada (RF-45, RF-17, RF-12), y guarda el progreso (RF-04).</w:t>
             </w:r>
@@ -33700,7 +33197,6 @@
               <w:rPr>
                 <w:sz w:val="20"/>
                 <w:szCs w:val="20"/>
-                <w:lang w:val="en-US"/>
               </w:rPr>
               <w:t>9. El estudiante acciona Continuar y el sistema reproduce la escena final del videojuego y, al terminar, los créditos (RF-44, RF-08).</w:t>
             </w:r>
@@ -33750,7 +33246,6 @@
               <w:rPr>
                 <w:sz w:val="20"/>
                 <w:szCs w:val="20"/>
-                <w:lang w:val="en-US"/>
               </w:rPr>
               <w:t>2a. Al confirmar, algún espacio de la fase está vacío o tiene una pieza que no le corresponde: el sistema no habilita la fase siguiente, resalta esos espacios con color e icono y devuelve al inventario solo las piezas mal puestas; lo bien puesto se queda.</w:t>
             </w:r>
@@ -33763,7 +33258,6 @@
               <w:rPr>
                 <w:sz w:val="20"/>
                 <w:szCs w:val="20"/>
-                <w:lang w:val="en-US"/>
               </w:rPr>
               <w:t>2b. Antes de confirmar, el estudiante retira con clic sostenido una pieza ya colocada en la fase activa, o suelta una pieza fuera de la balsa o sobre un espacio ocupado: la pieza regresa al inventario o no se coloca, y el sistema lo indica sin penalización. Las piezas de una fase confirmada no se retiran.</w:t>
             </w:r>
@@ -33776,7 +33270,6 @@
               <w:rPr>
                 <w:sz w:val="20"/>
                 <w:szCs w:val="20"/>
-                <w:lang w:val="en-US"/>
               </w:rPr>
               <w:t>6a. La prueba falla: el sistema reproduce la animación del hundimiento, señala el espacio incorrecto e indica qué revisar, conservando las fases previamente aprobadas. La primera vez que falla, a continuación reproduce la escena narrativa 3.2 y, al terminar, regresa al panel en la fase de mástil y vela con las piezas bien puestas en su sitio; en los fallos siguientes la escena no se repite.</w:t>
             </w:r>
@@ -33789,7 +33282,6 @@
               <w:rPr>
                 <w:sz w:val="20"/>
                 <w:szCs w:val="20"/>
-                <w:lang w:val="en-US"/>
               </w:rPr>
               <w:t>6b. El estudiante repite la prueba tantas veces como requiera, sin penalización ni reinicio del nivel.</w:t>
             </w:r>
@@ -33839,7 +33331,6 @@
               <w:rPr>
                 <w:sz w:val="20"/>
                 <w:szCs w:val="20"/>
-                <w:lang w:val="en-US"/>
               </w:rPr>
               <w:t>El nivel 3 queda completado; tras el resumen del nivel se reproducen la escena final del videojuego y los créditos.</w:t>
             </w:r>
@@ -33884,11 +33375,15 @@
           <w:p>
             <w:pPr>
               <w:spacing w:line="240" w:lineRule="auto"/>
-            </w:pPr>
-            <w:r>
-              <w:rPr>
-                <w:sz w:val="20"/>
-                <w:szCs w:val="20"/>
+              <w:rPr>
+                <w:lang w:val="en-US"/>
+              </w:rPr>
+            </w:pPr>
+            <w:r>
+              <w:rPr>
+                <w:sz w:val="20"/>
+                <w:szCs w:val="20"/>
+                <w:lang w:val="en-US"/>
               </w:rPr>
               <w:t>RF-40 a RF-44, RF-11, RF-12, RF-45</w:t>
             </w:r>
@@ -33956,7 +33451,6 @@
           <w:bCs/>
           <w:sz w:val="22"/>
           <w:szCs w:val="22"/>
-          <w:lang w:val="en-US"/>
         </w:rPr>
         <w:t>CU-11. Consultar el resumen de desempeño</w:t>
       </w:r>
@@ -34227,7 +33721,6 @@
               <w:rPr>
                 <w:sz w:val="20"/>
                 <w:szCs w:val="20"/>
-                <w:lang w:val="en-US"/>
               </w:rPr>
               <w:t>Ninguna: la opción Progreso del equipo está disponible en el menú principal aunque no haya perfiles registrados o ninguno haya completado un nivel.</w:t>
             </w:r>
@@ -34277,7 +33770,6 @@
               <w:rPr>
                 <w:sz w:val="20"/>
                 <w:szCs w:val="20"/>
-                <w:lang w:val="en-US"/>
               </w:rPr>
               <w:t>1. El docente ingresa a la opción Progreso del equipo desde el menú principal.</w:t>
             </w:r>
@@ -34290,7 +33782,6 @@
               <w:rPr>
                 <w:sz w:val="20"/>
                 <w:szCs w:val="20"/>
-                <w:lang w:val="en-US"/>
               </w:rPr>
               <w:t>2. El sistema muestra la lista de perfiles registrados en el equipo y presenta de inmediato los indicadores del primero.</w:t>
             </w:r>
@@ -34303,7 +33794,6 @@
               <w:rPr>
                 <w:sz w:val="20"/>
                 <w:szCs w:val="20"/>
-                <w:lang w:val="en-US"/>
               </w:rPr>
               <w:t>3. El docente selecciona otro perfil de la lista, si lo desea.</w:t>
             </w:r>
@@ -34316,7 +33806,6 @@
               <w:rPr>
                 <w:sz w:val="20"/>
                 <w:szCs w:val="20"/>
-                <w:lang w:val="en-US"/>
               </w:rPr>
               <w:t>4. El sistema presenta los indicadores del perfil seleccionado por nivel y por fase, en una fila por fase: intentos, errores corregidos, pasos utilizados y tiempo de resolución, este último en minutos y segundos.</w:t>
             </w:r>
@@ -34366,7 +33855,6 @@
               <w:rPr>
                 <w:sz w:val="20"/>
                 <w:szCs w:val="20"/>
-                <w:lang w:val="en-US"/>
               </w:rPr>
               <w:t>2a. No existen perfiles registrados: el sistema informa en la pantalla de progreso que todavía no hay perfiles registrados en el equipo, sin lista ni indicadores; el docente regresa al menú principal con la opción Volver al menú.</w:t>
             </w:r>
@@ -34379,7 +33867,6 @@
               <w:rPr>
                 <w:sz w:val="20"/>
                 <w:szCs w:val="20"/>
-                <w:lang w:val="en-US"/>
               </w:rPr>
               <w:t>4a. El perfil seleccionado no ha jugado una fase: el sistema la presenta con «Sin datos» en lugar de valores en cero.</w:t>
             </w:r>
@@ -34429,7 +33916,6 @@
               <w:rPr>
                 <w:sz w:val="20"/>
                 <w:szCs w:val="20"/>
-                <w:lang w:val="en-US"/>
               </w:rPr>
               <w:t>El docente dispone de los indicadores de desempeño del estudiante seleccionado.</w:t>
             </w:r>
@@ -34521,7 +34007,6 @@
           <w:bCs/>
           <w:sz w:val="22"/>
           <w:szCs w:val="22"/>
-          <w:lang w:val="en-US"/>
         </w:rPr>
         <w:t>CU-12. Eliminar los datos de un estudiante</w:t>
       </w:r>
@@ -34792,7 +34277,6 @@
               <w:rPr>
                 <w:sz w:val="20"/>
                 <w:szCs w:val="20"/>
-                <w:lang w:val="en-US"/>
               </w:rPr>
               <w:t>Existe al menos un perfil registrado.</w:t>
             </w:r>
@@ -34842,7 +34326,6 @@
               <w:rPr>
                 <w:sz w:val="20"/>
                 <w:szCs w:val="20"/>
-                <w:lang w:val="en-US"/>
               </w:rPr>
               <w:t>1. El docente selecciona un perfil desde la pantalla de progreso.</w:t>
             </w:r>
@@ -34855,7 +34338,6 @@
               <w:rPr>
                 <w:sz w:val="20"/>
                 <w:szCs w:val="20"/>
-                <w:lang w:val="en-US"/>
               </w:rPr>
               <w:t>2. El docente acciona la opción de eliminar datos.</w:t>
             </w:r>
@@ -34868,7 +34350,6 @@
               <w:rPr>
                 <w:sz w:val="20"/>
                 <w:szCs w:val="20"/>
-                <w:lang w:val="en-US"/>
               </w:rPr>
               <w:t>3. El sistema solicita confirmación advirtiendo que la acción es irreversible.</w:t>
             </w:r>
@@ -34881,7 +34362,6 @@
               <w:rPr>
                 <w:sz w:val="20"/>
                 <w:szCs w:val="20"/>
-                <w:lang w:val="en-US"/>
               </w:rPr>
               <w:t>4. El docente confirma.</w:t>
             </w:r>
@@ -34894,7 +34374,6 @@
               <w:rPr>
                 <w:sz w:val="20"/>
                 <w:szCs w:val="20"/>
-                <w:lang w:val="en-US"/>
               </w:rPr>
               <w:t>5. El sistema elimina el perfil y todos sus indicadores del almacenamiento local.</w:t>
             </w:r>
@@ -34945,7 +34424,6 @@
               <w:rPr>
                 <w:sz w:val="20"/>
                 <w:szCs w:val="20"/>
-                <w:lang w:val="en-US"/>
               </w:rPr>
               <w:t>1a. El docente elimina el perfil desde la lista de perfiles guardados del panel de selección de perfil («¿Quién juega?», al que se llega con la opción Jugar) en lugar de hacerlo desde la pantalla de progreso: acciona el botón de borrar de ese perfil y el sistema solicita confirmación advirtiendo que el avance se pierde y no se puede recuperar, con las opciones Conservar y Borrar. Si el docente elige Borrar, el sistema elimina el perfil y todos sus indicadores del almacenamiento local y actualiza la lista; si elige Conservar, no realiza cambios. Si el sistema no logra eliminar por completo los datos del perfil, lo informa y pide avisar al docente.</w:t>
             </w:r>
@@ -34958,7 +34436,6 @@
               <w:rPr>
                 <w:sz w:val="20"/>
                 <w:szCs w:val="20"/>
-                <w:lang w:val="en-US"/>
               </w:rPr>
               <w:t>4a. El docente cancela: el sistema regresa a la pantalla de progreso sin realizar cambios.</w:t>
             </w:r>
@@ -35008,7 +34485,6 @@
               <w:rPr>
                 <w:sz w:val="20"/>
                 <w:szCs w:val="20"/>
-                <w:lang w:val="en-US"/>
               </w:rPr>
               <w:t>El perfil y sus datos asociados dejan de existir en el equipo. Si el perfil eliminado era el perfil activo, deja de serlo.</w:t>
             </w:r>
@@ -35132,7 +34608,6 @@
         <w:rPr>
           <w:sz w:val="22"/>
           <w:szCs w:val="22"/>
-          <w:lang w:val="en-US"/>
         </w:rPr>
         <w:t>Las historias de usuario expresan los mismos requerimientos desde la perspectiva de quien usa el videojuego y constituyen las tarjetas del tablero Kanban durante el desarrollo.</w:t>
       </w:r>
@@ -35284,7 +34759,6 @@
               <w:rPr>
                 <w:sz w:val="20"/>
                 <w:szCs w:val="20"/>
-                <w:lang w:val="en-US"/>
               </w:rPr>
               <w:t>Como estudiante quiero entrar al juego con mi nombre para que el juego recuerde hasta dónde llegué.</w:t>
             </w:r>
@@ -35308,7 +34782,6 @@
               <w:rPr>
                 <w:sz w:val="20"/>
                 <w:szCs w:val="20"/>
-                <w:lang w:val="en-US"/>
               </w:rPr>
               <w:t>El perfil se crea con un solo dato; al volver a entrar aparece el progreso previo; no se solicita ningún otro dato.</w:t>
             </w:r>
@@ -35360,7 +34833,6 @@
               <w:rPr>
                 <w:sz w:val="20"/>
                 <w:szCs w:val="20"/>
-                <w:lang w:val="en-US"/>
               </w:rPr>
               <w:t>Como estudiante quiero que el guía me diga qué debo hacer para no quedarme sin saber por dónde empezar.</w:t>
             </w:r>
@@ -35384,7 +34856,6 @@
               <w:rPr>
                 <w:sz w:val="20"/>
                 <w:szCs w:val="20"/>
-                <w:lang w:val="en-US"/>
               </w:rPr>
               <w:t>El guía enuncia el objetivo al iniciar el nivel y lo descompone en tareas: en el Nivel 3, como lista permanente en pantalla; en los niveles 1 y 2, con la instrucción de la tarea activa en la tablilla.</w:t>
             </w:r>
@@ -35436,7 +34907,6 @@
               <w:rPr>
                 <w:sz w:val="20"/>
                 <w:szCs w:val="20"/>
-                <w:lang w:val="en-US"/>
               </w:rPr>
               <w:t>Como estudiante quiero poder volver a escuchar la instrucción cuando la olvide para continuar sin pedir ayuda.</w:t>
             </w:r>
@@ -35460,7 +34930,6 @@
               <w:rPr>
                 <w:sz w:val="20"/>
                 <w:szCs w:val="20"/>
-                <w:lang w:val="en-US"/>
               </w:rPr>
               <w:t>Existe un botón de ayuda siempre visible; al accionarlo se repite la instrucción vigente; el estado del juego no cambia.</w:t>
             </w:r>
@@ -35512,7 +34981,6 @@
               <w:rPr>
                 <w:sz w:val="20"/>
                 <w:szCs w:val="20"/>
-                <w:lang w:val="en-US"/>
               </w:rPr>
               <w:t>Como estudiante quiero probar de nuevo cuando algo falle para descubrir por mí mismo qué estaba mal.</w:t>
             </w:r>
@@ -35536,7 +35004,6 @@
               <w:rPr>
                 <w:sz w:val="20"/>
                 <w:szCs w:val="20"/>
-                <w:lang w:val="en-US"/>
               </w:rPr>
               <w:t>No existen pantallas de derrota; el reintento es inmediato; el progreso de fases aprobadas se conserva.</w:t>
             </w:r>
@@ -35588,7 +35055,6 @@
               <w:rPr>
                 <w:sz w:val="20"/>
                 <w:szCs w:val="20"/>
-                <w:lang w:val="en-US"/>
               </w:rPr>
               <w:t>Como estudiante quiero que el juego me diga qué pasó después de cada intento para entender por qué no funcionó.</w:t>
             </w:r>
@@ -35612,7 +35078,6 @@
               <w:rPr>
                 <w:sz w:val="20"/>
                 <w:szCs w:val="20"/>
-                <w:lang w:val="en-US"/>
               </w:rPr>
               <w:t>Cada acción tiene una respuesta visible en menos de un segundo y un mensaje narrativo que varía según la situación; en el laberinto, el mensaje llega al terminar el recorrido y lo que varía es el bloque resaltado donde se detuvo el avance.</w:t>
             </w:r>
@@ -35664,7 +35129,6 @@
               <w:rPr>
                 <w:sz w:val="20"/>
                 <w:szCs w:val="20"/>
-                <w:lang w:val="en-US"/>
               </w:rPr>
               <w:t>Como estudiante quiero probar a golpear las piedras con distinta fuerza y cercanía para descubrir qué combinación enciende la chispa.</w:t>
             </w:r>
@@ -35688,7 +35152,6 @@
               <w:rPr>
                 <w:sz w:val="20"/>
                 <w:szCs w:val="20"/>
-                <w:lang w:val="en-US"/>
               </w:rPr>
               <w:t>Hasta reunir las hojas y las dos piedras en el círculo del centro no aparece ningún control de encendido; los deslizantes de fuerza y de cercanía no producen efecto hasta accionar el botón de golpear; cada intento muestra en la tablilla un mensaje narrativo distinto según lo ocurrido, sin cifras ni juicios de valor; los intentos son ilimitados y no hay pantallas de derrota.</w:t>
             </w:r>
@@ -35741,7 +35204,6 @@
               <w:rPr>
                 <w:sz w:val="20"/>
                 <w:szCs w:val="20"/>
-                <w:lang w:val="en-US"/>
               </w:rPr>
               <w:t>Como estudiante quiero soplar sobre las brasas cuando ya tengo chispas para ver nacer el fuego y que la cueva deje de estar a oscuras.</w:t>
             </w:r>
@@ -35765,7 +35227,6 @@
               <w:rPr>
                 <w:sz w:val="20"/>
                 <w:szCs w:val="20"/>
-                <w:lang w:val="en-US"/>
               </w:rPr>
               <w:t>El botón de soplar permanece deshabilitado hasta alcanzar el número mínimo de golpes efectivos y, una vez habilitado, no vuelve a deshabilitarse; al accionarlo en condiciones válidas se reproduce la animación del nacimiento del fuego y la escena de cierre; el escenario pasa de la penumbra a su iluminación máxima de forma gradual: sube con cada golpe efectivo y alcanza su máximo al soplar.</w:t>
             </w:r>
@@ -35817,7 +35278,6 @@
               <w:rPr>
                 <w:sz w:val="20"/>
                 <w:szCs w:val="20"/>
-                <w:lang w:val="en-US"/>
               </w:rPr>
               <w:t>Como estudiante quiero descubrir qué tienen en común los objetos que ruedan para resolver el problema del transporte.</w:t>
             </w:r>
@@ -35841,7 +35301,6 @@
               <w:rPr>
                 <w:sz w:val="20"/>
                 <w:szCs w:val="20"/>
-                <w:lang w:val="en-US"/>
               </w:rPr>
               <w:t>La selección correcta se acepta y suma al contador; la incorrecta se devuelve con explicación; al reunir cinco troncos se habilita la siguiente acción.</w:t>
             </w:r>
@@ -35893,7 +35352,6 @@
               <w:rPr>
                 <w:sz w:val="20"/>
                 <w:szCs w:val="20"/>
-                <w:lang w:val="en-US"/>
               </w:rPr>
               <w:t>Como estudiante quiero armar la carretilla paso a paso para entender en qué orden se construyen las cosas.</w:t>
             </w:r>
@@ -35917,7 +35375,6 @@
               <w:rPr>
                 <w:sz w:val="20"/>
                 <w:szCs w:val="20"/>
-                <w:lang w:val="en-US"/>
               </w:rPr>
               <w:t>El botón de mecanizar solo se habilita con un tronco corto seleccionado; el orden de perforar las ruedas, insertar el eje, colocar la tabla, colocar la caja y amarrarla con la cuerda se valida, y un paso fuera de secuencia se rechaza indicando qué falta antes; al completar el ensamblaje se reproduce la animación de la carretilla terminada.</w:t>
             </w:r>
@@ -35969,7 +35426,6 @@
               <w:rPr>
                 <w:sz w:val="20"/>
                 <w:szCs w:val="20"/>
-                <w:lang w:val="en-US"/>
               </w:rPr>
               <w:t>Como estudiante quiero ordenar bloques para indicarle a la carretilla el camino al refugio.</w:t>
             </w:r>
@@ -35993,7 +35449,6 @@
               <w:rPr>
                 <w:sz w:val="20"/>
                 <w:szCs w:val="20"/>
-                <w:lang w:val="en-US"/>
               </w:rPr>
               <w:t>Los bloques se arrastran y reordenan; la ejecución es paso a paso y visible; un movimiento inválido devuelve la carretilla a la casilla anterior.</w:t>
             </w:r>
@@ -36045,7 +35500,6 @@
               <w:rPr>
                 <w:sz w:val="20"/>
                 <w:szCs w:val="20"/>
-                <w:lang w:val="en-US"/>
               </w:rPr>
               <w:t>Como estudiante quiero ir recogiendo los materiales que aparecen en mi lista de tareas para saber en todo momento qué me falta para construir la balsa.</w:t>
             </w:r>
@@ -36069,7 +35523,6 @@
               <w:rPr>
                 <w:sz w:val="20"/>
                 <w:szCs w:val="20"/>
-                <w:lang w:val="en-US"/>
               </w:rPr>
               <w:t>La lista de tareas está visible de forma permanente y cada tarea se marca al completarse; al acercarse a un material aparece el botón de recoger; el inventario muestra cuatro casillas, una por clase de material, y la de los troncos se llena con los cinco troncos; si se entra a la zona de construcción sin todos los materiales, el sistema indica cuáles faltan.</w:t>
             </w:r>
@@ -36121,7 +35574,6 @@
               <w:rPr>
                 <w:sz w:val="20"/>
                 <w:szCs w:val="20"/>
-                <w:lang w:val="en-US"/>
               </w:rPr>
               <w:t>Como estudiante quiero construir la balsa por partes para no confundirme con todo el problema a la vez.</w:t>
             </w:r>
@@ -36145,7 +35597,6 @@
               <w:rPr>
                 <w:sz w:val="20"/>
                 <w:szCs w:val="20"/>
-                <w:lang w:val="en-US"/>
               </w:rPr>
               <w:t>El panel habilita una fase a la vez; cada fase tiene botón de confirmación; la fase aprobada no se pierde.</w:t>
             </w:r>
@@ -36197,7 +35648,6 @@
               <w:rPr>
                 <w:sz w:val="20"/>
                 <w:szCs w:val="20"/>
-                <w:lang w:val="en-US"/>
               </w:rPr>
               <w:t>Como estudiante quiero saber exactamente qué pieza quedó mal puesta para corregir solo esa.</w:t>
             </w:r>
@@ -36221,7 +35671,6 @@
               <w:rPr>
                 <w:sz w:val="20"/>
                 <w:szCs w:val="20"/>
-                <w:lang w:val="en-US"/>
               </w:rPr>
               <w:t>Al fallar la prueba, el espacio incorrecto se resalta con color e icono y se acompaña de un mensaje que indica qué revisar.</w:t>
             </w:r>
@@ -36273,7 +35722,6 @@
               <w:rPr>
                 <w:sz w:val="20"/>
                 <w:szCs w:val="20"/>
-                <w:lang w:val="en-US"/>
               </w:rPr>
               <w:t>Como estudiante quiero que al terminar un nivel me digan qué aprendí para reconocer lo que hice.</w:t>
             </w:r>
@@ -36297,7 +35745,6 @@
               <w:rPr>
                 <w:sz w:val="20"/>
                 <w:szCs w:val="20"/>
-                <w:lang w:val="en-US"/>
               </w:rPr>
               <w:t>El guía nombra la habilidad de pensamiento computacional practicada y la relaciona con las acciones realizadas en el nivel.</w:t>
             </w:r>
@@ -36349,7 +35796,6 @@
               <w:rPr>
                 <w:sz w:val="20"/>
                 <w:szCs w:val="20"/>
-                <w:lang w:val="en-US"/>
               </w:rPr>
               <w:t>Como docente quiero ejecutar el juego sin instalar nada para usarlo en la sala de sistemas sin depender de soporte técnico.</w:t>
             </w:r>
@@ -36373,7 +35819,6 @@
               <w:rPr>
                 <w:sz w:val="20"/>
                 <w:szCs w:val="20"/>
-                <w:lang w:val="en-US"/>
               </w:rPr>
               <w:t>El ejecutable corre desde carpeta portable, sin privilegios de administrador y sin conexión a internet.</w:t>
             </w:r>
@@ -36425,7 +35870,6 @@
               <w:rPr>
                 <w:sz w:val="20"/>
                 <w:szCs w:val="20"/>
-                <w:lang w:val="en-US"/>
               </w:rPr>
               <w:t>Como docente quiero poder borrar los datos de un estudiante para cumplir con la protección de datos de menores.</w:t>
             </w:r>
@@ -36449,7 +35893,6 @@
               <w:rPr>
                 <w:sz w:val="20"/>
                 <w:szCs w:val="20"/>
-                <w:lang w:val="en-US"/>
               </w:rPr>
               <w:t>La eliminación requiere confirmación, es irreversible y no deja residuos en el almacenamiento local.</w:t>
             </w:r>
@@ -36501,7 +35944,6 @@
               <w:rPr>
                 <w:sz w:val="20"/>
                 <w:szCs w:val="20"/>
-                <w:lang w:val="en-US"/>
               </w:rPr>
               <w:t>Como estudiante quiero detener el juego un momento y, si me enredo, volver a empezar el nivel, para no quedarme atascado ni perder lo que ya logré.</w:t>
             </w:r>
@@ -36525,7 +35967,6 @@
               <w:rPr>
                 <w:sz w:val="20"/>
                 <w:szCs w:val="20"/>
-                <w:lang w:val="en-US"/>
               </w:rPr>
               <w:t>El menú de pausa ofrece Reanudar, Reiniciar y Volver al menú de niveles; mientras está abierto el nivel queda detenido; Reanudar restituye el estado exacto; Reiniciar pide confirmación, vuelve a cargar la fase activa y nunca vuelve a bloquear un nivel ya desbloqueado.</w:t>
             </w:r>
@@ -36578,7 +36019,6 @@
               <w:rPr>
                 <w:sz w:val="20"/>
                 <w:szCs w:val="20"/>
-                <w:lang w:val="en-US"/>
               </w:rPr>
               <w:t>Como docente o estudiante quiero cerrar la aplicación desde el menú principal y disponer de una pantalla de créditos, para terminar la sesión sin perder el avance del estudiante y con el reconocimiento de autoría a la vista.</w:t>
             </w:r>
@@ -36602,7 +36042,6 @@
               <w:rPr>
                 <w:sz w:val="20"/>
                 <w:szCs w:val="20"/>
-                <w:lang w:val="en-US"/>
               </w:rPr>
               <w:t>Salir guarda el estado del perfil activo antes de cerrar; al reabrir, el perfil retoma su</w:t>
             </w:r>
@@ -36615,7 +36054,6 @@
               <w:rPr>
                 <w:sz w:val="20"/>
                 <w:szCs w:val="20"/>
-                <w:lang w:val="en-US"/>
               </w:rPr>
               <w:t>progreso; los créditos reconocen expresamente la autoría de personajes y recursos de terceros, sin enlaces externos.</w:t>
             </w:r>
@@ -36641,7 +36079,6 @@
         <w:rPr>
           <w:sz w:val="22"/>
           <w:szCs w:val="22"/>
-          <w:lang w:val="en-US"/>
         </w:rPr>
         <w:t>El KPI del primer objetivo específico establece que el 100 % de los requerimientos definidos debe estar alineado con principios del pensamiento computacional. La siguiente matriz documenta esa alineación: cada faceta se vincula con el nivel donde se ejercita, los requerimientos que la implementan y los casos de uso que la ejecutan.</w:t>
       </w:r>
@@ -36653,7 +36090,6 @@
         <w:rPr>
           <w:sz w:val="24"/>
           <w:szCs w:val="24"/>
-          <w:lang w:val="en-US"/>
         </w:rPr>
       </w:pPr>
       <w:bookmarkStart w:id="35" w:name="_Toc1676422953"/>
@@ -36661,7 +36097,6 @@
         <w:rPr>
           <w:sz w:val="24"/>
           <w:szCs w:val="24"/>
-          <w:lang w:val="en-US"/>
         </w:rPr>
         <w:t>3.1 Trazabilidad entre facetas del pensamiento computacional y requerimientos</w:t>
       </w:r>
@@ -37173,7 +36608,7 @@
                 <w:color w:val="000000"/>
                 <w:sz w:val="20"/>
                 <w:szCs w:val="20"/>
-                <w:lang w:val="es-ES"/>
+                <w:lang w:val="en-US"/>
               </w:rPr>
             </w:pPr>
             <w:r>
@@ -37181,6 +36616,7 @@
                 <w:color w:val="000000"/>
                 <w:sz w:val="20"/>
                 <w:szCs w:val="20"/>
+                <w:lang w:val="en-US"/>
               </w:rPr>
               <w:t>RF-29, RF-30, RF-31, RF-32, RF-34</w:t>
             </w:r>
@@ -37275,7 +36711,7 @@
                 <w:color w:val="000000"/>
                 <w:sz w:val="20"/>
                 <w:szCs w:val="20"/>
-                <w:lang w:val="es-ES"/>
+                <w:lang w:val="en-US"/>
               </w:rPr>
             </w:pPr>
             <w:r>
@@ -37283,6 +36719,7 @@
                 <w:color w:val="000000"/>
                 <w:sz w:val="20"/>
                 <w:szCs w:val="20"/>
+                <w:lang w:val="en-US"/>
               </w:rPr>
               <w:t>RF-16, RF-17, RF-18, RF-33, RF-34, RF-42, RF-43, RF-44</w:t>
             </w:r>
@@ -37689,7 +37126,6 @@
               <w:rPr>
                 <w:sz w:val="20"/>
                 <w:szCs w:val="20"/>
-                <w:lang w:val="en-US"/>
               </w:rPr>
               <w:t>Anclaje en facetas del PC</w:t>
             </w:r>
@@ -37713,7 +37149,6 @@
               <w:rPr>
                 <w:sz w:val="20"/>
                 <w:szCs w:val="20"/>
-                <w:lang w:val="en-US"/>
               </w:rPr>
               <w:t>RF-14, RF-22, RF-26, RF-27 y la totalidad de la matriz 3.1</w:t>
             </w:r>
@@ -37781,11 +37216,15 @@
           <w:p>
             <w:pPr>
               <w:spacing w:line="240" w:lineRule="auto"/>
-            </w:pPr>
-            <w:r>
-              <w:rPr>
-                <w:sz w:val="20"/>
-                <w:szCs w:val="20"/>
+              <w:rPr>
+                <w:lang w:val="en-US"/>
+              </w:rPr>
+            </w:pPr>
+            <w:r>
+              <w:rPr>
+                <w:sz w:val="20"/>
+                <w:szCs w:val="20"/>
+                <w:lang w:val="en-US"/>
               </w:rPr>
               <w:t>RF-16, RF-18, RF-33, RF-34, RF-41, RF-42, RF-43</w:t>
             </w:r>
@@ -37853,11 +37292,15 @@
           <w:p>
             <w:pPr>
               <w:spacing w:line="240" w:lineRule="auto"/>
-            </w:pPr>
-            <w:r>
-              <w:rPr>
-                <w:sz w:val="20"/>
-                <w:szCs w:val="20"/>
+              <w:rPr>
+                <w:lang w:val="en-US"/>
+              </w:rPr>
+            </w:pPr>
+            <w:r>
+              <w:rPr>
+                <w:sz w:val="20"/>
+                <w:szCs w:val="20"/>
+                <w:lang w:val="en-US"/>
               </w:rPr>
               <w:t>RF-11, RF-17, RF-23, RF-29, RF-32, RF-42</w:t>
             </w:r>
@@ -37997,11 +37440,15 @@
           <w:p>
             <w:pPr>
               <w:spacing w:line="240" w:lineRule="auto"/>
-            </w:pPr>
-            <w:r>
-              <w:rPr>
-                <w:sz w:val="20"/>
-                <w:szCs w:val="20"/>
+              <w:rPr>
+                <w:lang w:val="en-US"/>
+              </w:rPr>
+            </w:pPr>
+            <w:r>
+              <w:rPr>
+                <w:sz w:val="20"/>
+                <w:szCs w:val="20"/>
+                <w:lang w:val="en-US"/>
               </w:rPr>
               <w:t>RF-02, RF-07, RF-15, RF-19, RF-20, RF-21, RF-35</w:t>
             </w:r>
@@ -38214,11 +37661,15 @@
           <w:p>
             <w:pPr>
               <w:spacing w:line="240" w:lineRule="auto"/>
-            </w:pPr>
-            <w:r>
-              <w:rPr>
-                <w:sz w:val="20"/>
-                <w:szCs w:val="20"/>
+              <w:rPr>
+                <w:lang w:val="en-US"/>
+              </w:rPr>
+            </w:pPr>
+            <w:r>
+              <w:rPr>
+                <w:sz w:val="20"/>
+                <w:szCs w:val="20"/>
+                <w:lang w:val="en-US"/>
               </w:rPr>
               <w:t>RF-06, RF-24, RF-38, RNF-01, RNF-02, RNF-03, RNF-19, RNF-21</w:t>
             </w:r>
@@ -38567,7 +38018,6 @@
               <w:rPr>
                 <w:sz w:val="20"/>
                 <w:szCs w:val="20"/>
-                <w:lang w:val="en-US"/>
               </w:rPr>
               <w:t>No aplica un RF individual; decisión tecnológica base (Unity con lógica en C#, en modalidad 2D) de la que dependen todos los módulos.</w:t>
             </w:r>
@@ -38942,11 +38392,15 @@
           <w:p>
             <w:pPr>
               <w:spacing w:line="240" w:lineRule="auto"/>
-            </w:pPr>
-            <w:r>
-              <w:rPr>
-                <w:sz w:val="20"/>
-                <w:szCs w:val="20"/>
+              <w:rPr>
+                <w:lang w:val="en-US"/>
+              </w:rPr>
+            </w:pPr>
+            <w:r>
+              <w:rPr>
+                <w:sz w:val="20"/>
+                <w:szCs w:val="20"/>
+                <w:lang w:val="en-US"/>
               </w:rPr>
               <w:t>RF-15, RF-23, RF-25, RF-28, RF-31, RF-35, RF-37, RNF-02</w:t>
             </w:r>
@@ -39247,7 +38701,6 @@
               <w:rPr>
                 <w:sz w:val="20"/>
                 <w:szCs w:val="20"/>
-                <w:lang w:val="en-US"/>
               </w:rPr>
               <w:t>Este documento; plan de pruebas de OE4</w:t>
             </w:r>
@@ -39748,7 +39201,6 @@
               <w:rPr>
                 <w:sz w:val="20"/>
                 <w:szCs w:val="20"/>
-                <w:lang w:val="en-US"/>
               </w:rPr>
               <w:t>RNF-20; el resto es criterio de diseño de assets</w:t>
             </w:r>
@@ -39876,7 +39328,6 @@
               <w:rPr>
                 <w:sz w:val="20"/>
                 <w:szCs w:val="20"/>
-                <w:lang w:val="en-US"/>
               </w:rPr>
               <w:t>Protección de datos de menores (Ley 1581 de 2012)</w:t>
             </w:r>
@@ -39895,11 +39346,15 @@
           <w:p>
             <w:pPr>
               <w:spacing w:line="240" w:lineRule="auto"/>
-            </w:pPr>
-            <w:r>
-              <w:rPr>
-                <w:sz w:val="20"/>
-                <w:szCs w:val="20"/>
+              <w:rPr>
+                <w:lang w:val="en-US"/>
+              </w:rPr>
+            </w:pPr>
+            <w:r>
+              <w:rPr>
+                <w:sz w:val="20"/>
+                <w:szCs w:val="20"/>
+                <w:lang w:val="en-US"/>
               </w:rPr>
               <w:t>RF-02, RF-47, RNF-09, RNF-10, RNF-11, RNF-12</w:t>
             </w:r>
@@ -39907,7 +39362,13 @@
         </w:tc>
       </w:tr>
     </w:tbl>
-    <w:p/>
+    <w:p>
+      <w:pPr>
+        <w:rPr>
+          <w:lang w:val="en-US"/>
+        </w:rPr>
+      </w:pPr>
+    </w:p>
     <w:p>
       <w:pPr>
         <w:pStyle w:val="Ttulo2"/>
@@ -39915,7 +39376,6 @@
         <w:rPr>
           <w:sz w:val="24"/>
           <w:szCs w:val="24"/>
-          <w:lang w:val="en-US"/>
         </w:rPr>
       </w:pPr>
       <w:bookmarkStart w:id="39" w:name="_Toc215629017"/>
@@ -39923,7 +39383,6 @@
         <w:rPr>
           <w:sz w:val="24"/>
           <w:szCs w:val="24"/>
-          <w:lang w:val="en-US"/>
         </w:rPr>
         <w:lastRenderedPageBreak/>
         <w:t>3.5 Trazabilidad historia de usuario por requerimiento</w:t>
@@ -40098,14 +39557,12 @@
               <w:rPr>
                 <w:sz w:val="20"/>
                 <w:szCs w:val="20"/>
-                <w:lang w:val="en-US"/>
-              </w:rPr>
-            </w:pPr>
-            <w:r>
-              <w:rPr>
-                <w:sz w:val="20"/>
-                <w:szCs w:val="20"/>
-                <w:lang w:val="en-US"/>
+              </w:rPr>
+            </w:pPr>
+            <w:r>
+              <w:rPr>
+                <w:sz w:val="20"/>
+                <w:szCs w:val="20"/>
               </w:rPr>
               <w:t>Entrar al juego con mi nombre</w:t>
             </w:r>
@@ -40127,12 +39584,14 @@
               <w:rPr>
                 <w:sz w:val="20"/>
                 <w:szCs w:val="20"/>
-              </w:rPr>
-            </w:pPr>
-            <w:r>
-              <w:rPr>
-                <w:sz w:val="20"/>
-                <w:szCs w:val="20"/>
+                <w:lang w:val="en-US"/>
+              </w:rPr>
+            </w:pPr>
+            <w:r>
+              <w:rPr>
+                <w:sz w:val="20"/>
+                <w:szCs w:val="20"/>
+                <w:lang w:val="en-US"/>
               </w:rPr>
               <w:t>RF-01, RF-02, RF-03, RF-04, RF-05</w:t>
             </w:r>
@@ -40186,14 +39645,12 @@
               <w:rPr>
                 <w:sz w:val="20"/>
                 <w:szCs w:val="20"/>
-                <w:lang w:val="en-US"/>
-              </w:rPr>
-            </w:pPr>
-            <w:r>
-              <w:rPr>
-                <w:sz w:val="20"/>
-                <w:szCs w:val="20"/>
-                <w:lang w:val="en-US"/>
+              </w:rPr>
+            </w:pPr>
+            <w:r>
+              <w:rPr>
+                <w:sz w:val="20"/>
+                <w:szCs w:val="20"/>
               </w:rPr>
               <w:t>El guía explica el objetivo del nivel</w:t>
             </w:r>
@@ -40274,14 +39731,12 @@
               <w:rPr>
                 <w:sz w:val="20"/>
                 <w:szCs w:val="20"/>
-                <w:lang w:val="en-US"/>
-              </w:rPr>
-            </w:pPr>
-            <w:r>
-              <w:rPr>
-                <w:sz w:val="20"/>
-                <w:szCs w:val="20"/>
-                <w:lang w:val="en-US"/>
+              </w:rPr>
+            </w:pPr>
+            <w:r>
+              <w:rPr>
+                <w:sz w:val="20"/>
+                <w:szCs w:val="20"/>
               </w:rPr>
               <w:t>Volver a escuchar la instrucción vigente</w:t>
             </w:r>
@@ -40362,14 +39817,12 @@
               <w:rPr>
                 <w:sz w:val="20"/>
                 <w:szCs w:val="20"/>
-                <w:lang w:val="en-US"/>
-              </w:rPr>
-            </w:pPr>
-            <w:r>
-              <w:rPr>
-                <w:sz w:val="20"/>
-                <w:szCs w:val="20"/>
-                <w:lang w:val="en-US"/>
+              </w:rPr>
+            </w:pPr>
+            <w:r>
+              <w:rPr>
+                <w:sz w:val="20"/>
+                <w:szCs w:val="20"/>
               </w:rPr>
               <w:t>Probar de nuevo cuando algo falle</w:t>
             </w:r>
@@ -40450,14 +39903,12 @@
               <w:rPr>
                 <w:sz w:val="20"/>
                 <w:szCs w:val="20"/>
-                <w:lang w:val="en-US"/>
-              </w:rPr>
-            </w:pPr>
-            <w:r>
-              <w:rPr>
-                <w:sz w:val="20"/>
-                <w:szCs w:val="20"/>
-                <w:lang w:val="en-US"/>
+              </w:rPr>
+            </w:pPr>
+            <w:r>
+              <w:rPr>
+                <w:sz w:val="20"/>
+                <w:szCs w:val="20"/>
               </w:rPr>
               <w:t>El juego informa qué pasó en cada intento</w:t>
             </w:r>
@@ -40538,14 +39989,12 @@
               <w:rPr>
                 <w:sz w:val="20"/>
                 <w:szCs w:val="20"/>
-                <w:lang w:val="en-US"/>
-              </w:rPr>
-            </w:pPr>
-            <w:r>
-              <w:rPr>
-                <w:sz w:val="20"/>
-                <w:szCs w:val="20"/>
-                <w:lang w:val="en-US"/>
+              </w:rPr>
+            </w:pPr>
+            <w:r>
+              <w:rPr>
+                <w:sz w:val="20"/>
+                <w:szCs w:val="20"/>
               </w:rPr>
               <w:t>Golpear las piedras con distinta fuerza y cercanía</w:t>
             </w:r>
@@ -40567,12 +40016,14 @@
               <w:rPr>
                 <w:sz w:val="20"/>
                 <w:szCs w:val="20"/>
-              </w:rPr>
-            </w:pPr>
-            <w:r>
-              <w:rPr>
-                <w:sz w:val="20"/>
-                <w:szCs w:val="20"/>
+                <w:lang w:val="en-US"/>
+              </w:rPr>
+            </w:pPr>
+            <w:r>
+              <w:rPr>
+                <w:sz w:val="20"/>
+                <w:szCs w:val="20"/>
+                <w:lang w:val="en-US"/>
               </w:rPr>
               <w:t>RF-14, RF-15, RF-16, RF-17, RF-18</w:t>
             </w:r>
@@ -40714,14 +40165,12 @@
               <w:rPr>
                 <w:sz w:val="20"/>
                 <w:szCs w:val="20"/>
-                <w:lang w:val="en-US"/>
-              </w:rPr>
-            </w:pPr>
-            <w:r>
-              <w:rPr>
-                <w:sz w:val="20"/>
-                <w:szCs w:val="20"/>
-                <w:lang w:val="en-US"/>
+              </w:rPr>
+            </w:pPr>
+            <w:r>
+              <w:rPr>
+                <w:sz w:val="20"/>
+                <w:szCs w:val="20"/>
               </w:rPr>
               <w:t>Descubrir qué tienen en común los que ruedan</w:t>
             </w:r>
@@ -40743,12 +40192,14 @@
               <w:rPr>
                 <w:sz w:val="20"/>
                 <w:szCs w:val="20"/>
-              </w:rPr>
-            </w:pPr>
-            <w:r>
-              <w:rPr>
-                <w:sz w:val="20"/>
-                <w:szCs w:val="20"/>
+                <w:lang w:val="en-US"/>
+              </w:rPr>
+            </w:pPr>
+            <w:r>
+              <w:rPr>
+                <w:sz w:val="20"/>
+                <w:szCs w:val="20"/>
+                <w:lang w:val="en-US"/>
               </w:rPr>
               <w:t>RF-22, RF-23, RF-24, RF-25, RF-26</w:t>
             </w:r>
@@ -40802,14 +40253,12 @@
               <w:rPr>
                 <w:sz w:val="20"/>
                 <w:szCs w:val="20"/>
-                <w:lang w:val="en-US"/>
-              </w:rPr>
-            </w:pPr>
-            <w:r>
-              <w:rPr>
-                <w:sz w:val="20"/>
-                <w:szCs w:val="20"/>
-                <w:lang w:val="en-US"/>
+              </w:rPr>
+            </w:pPr>
+            <w:r>
+              <w:rPr>
+                <w:sz w:val="20"/>
+                <w:szCs w:val="20"/>
               </w:rPr>
               <w:t>Armar la carretilla paso a paso</w:t>
             </w:r>
@@ -40890,14 +40339,12 @@
               <w:rPr>
                 <w:sz w:val="20"/>
                 <w:szCs w:val="20"/>
-                <w:lang w:val="en-US"/>
-              </w:rPr>
-            </w:pPr>
-            <w:r>
-              <w:rPr>
-                <w:sz w:val="20"/>
-                <w:szCs w:val="20"/>
-                <w:lang w:val="en-US"/>
+              </w:rPr>
+            </w:pPr>
+            <w:r>
+              <w:rPr>
+                <w:sz w:val="20"/>
+                <w:szCs w:val="20"/>
               </w:rPr>
               <w:t>Ordenar bloques para indicar el camino</w:t>
             </w:r>
@@ -40919,12 +40366,14 @@
               <w:rPr>
                 <w:sz w:val="20"/>
                 <w:szCs w:val="20"/>
-              </w:rPr>
-            </w:pPr>
-            <w:r>
-              <w:rPr>
-                <w:sz w:val="20"/>
-                <w:szCs w:val="20"/>
+                <w:lang w:val="en-US"/>
+              </w:rPr>
+            </w:pPr>
+            <w:r>
+              <w:rPr>
+                <w:sz w:val="20"/>
+                <w:szCs w:val="20"/>
+                <w:lang w:val="en-US"/>
               </w:rPr>
               <w:t>RF-30, RF-31, RF-32, RF-33, RF-34</w:t>
             </w:r>
@@ -40978,14 +40427,12 @@
               <w:rPr>
                 <w:sz w:val="20"/>
                 <w:szCs w:val="20"/>
-                <w:lang w:val="en-US"/>
-              </w:rPr>
-            </w:pPr>
-            <w:r>
-              <w:rPr>
-                <w:sz w:val="20"/>
-                <w:szCs w:val="20"/>
-                <w:lang w:val="en-US"/>
+              </w:rPr>
+            </w:pPr>
+            <w:r>
+              <w:rPr>
+                <w:sz w:val="20"/>
+                <w:szCs w:val="20"/>
               </w:rPr>
               <w:t>Recolectar materiales siguiendo la lista</w:t>
             </w:r>
@@ -41007,12 +40454,14 @@
               <w:rPr>
                 <w:sz w:val="20"/>
                 <w:szCs w:val="20"/>
-              </w:rPr>
-            </w:pPr>
-            <w:r>
-              <w:rPr>
-                <w:sz w:val="20"/>
-                <w:szCs w:val="20"/>
+                <w:lang w:val="en-US"/>
+              </w:rPr>
+            </w:pPr>
+            <w:r>
+              <w:rPr>
+                <w:sz w:val="20"/>
+                <w:szCs w:val="20"/>
+                <w:lang w:val="en-US"/>
               </w:rPr>
               <w:t>RF-35, RF-36, RF-37, RF-38, RF-39</w:t>
             </w:r>
@@ -41066,14 +40515,12 @@
               <w:rPr>
                 <w:sz w:val="20"/>
                 <w:szCs w:val="20"/>
-                <w:lang w:val="en-US"/>
-              </w:rPr>
-            </w:pPr>
-            <w:r>
-              <w:rPr>
-                <w:sz w:val="20"/>
-                <w:szCs w:val="20"/>
-                <w:lang w:val="en-US"/>
+              </w:rPr>
+            </w:pPr>
+            <w:r>
+              <w:rPr>
+                <w:sz w:val="20"/>
+                <w:szCs w:val="20"/>
               </w:rPr>
               <w:t>Construir la balsa por partes</w:t>
             </w:r>
@@ -41154,14 +40601,12 @@
               <w:rPr>
                 <w:sz w:val="20"/>
                 <w:szCs w:val="20"/>
-                <w:lang w:val="en-US"/>
-              </w:rPr>
-            </w:pPr>
-            <w:r>
-              <w:rPr>
-                <w:sz w:val="20"/>
-                <w:szCs w:val="20"/>
-                <w:lang w:val="en-US"/>
+              </w:rPr>
+            </w:pPr>
+            <w:r>
+              <w:rPr>
+                <w:sz w:val="20"/>
+                <w:szCs w:val="20"/>
               </w:rPr>
               <w:t>Saber qué pieza quedó mal puesta</w:t>
             </w:r>
@@ -41242,14 +40687,12 @@
               <w:rPr>
                 <w:sz w:val="20"/>
                 <w:szCs w:val="20"/>
-                <w:lang w:val="en-US"/>
-              </w:rPr>
-            </w:pPr>
-            <w:r>
-              <w:rPr>
-                <w:sz w:val="20"/>
-                <w:szCs w:val="20"/>
-                <w:lang w:val="en-US"/>
+              </w:rPr>
+            </w:pPr>
+            <w:r>
+              <w:rPr>
+                <w:sz w:val="20"/>
+                <w:szCs w:val="20"/>
               </w:rPr>
               <w:t>Reconocer qué habilidad se practicó</w:t>
             </w:r>
@@ -41330,14 +40773,12 @@
               <w:rPr>
                 <w:sz w:val="20"/>
                 <w:szCs w:val="20"/>
-                <w:lang w:val="en-US"/>
-              </w:rPr>
-            </w:pPr>
-            <w:r>
-              <w:rPr>
-                <w:sz w:val="20"/>
-                <w:szCs w:val="20"/>
-                <w:lang w:val="en-US"/>
+              </w:rPr>
+            </w:pPr>
+            <w:r>
+              <w:rPr>
+                <w:sz w:val="20"/>
+                <w:szCs w:val="20"/>
               </w:rPr>
               <w:t>Ejecutar el juego sin instalar nada</w:t>
             </w:r>
@@ -41359,12 +40800,14 @@
               <w:rPr>
                 <w:sz w:val="20"/>
                 <w:szCs w:val="20"/>
-              </w:rPr>
-            </w:pPr>
-            <w:r>
-              <w:rPr>
-                <w:sz w:val="20"/>
-                <w:szCs w:val="20"/>
+                <w:lang w:val="en-US"/>
+              </w:rPr>
+            </w:pPr>
+            <w:r>
+              <w:rPr>
+                <w:sz w:val="20"/>
+                <w:szCs w:val="20"/>
+                <w:lang w:val="en-US"/>
               </w:rPr>
               <w:t>RNF-04, RNF-05, RNF-06, RNF-07, RNF-08</w:t>
             </w:r>
@@ -41418,14 +40861,12 @@
               <w:rPr>
                 <w:sz w:val="20"/>
                 <w:szCs w:val="20"/>
-                <w:lang w:val="en-US"/>
-              </w:rPr>
-            </w:pPr>
-            <w:r>
-              <w:rPr>
-                <w:sz w:val="20"/>
-                <w:szCs w:val="20"/>
-                <w:lang w:val="en-US"/>
+              </w:rPr>
+            </w:pPr>
+            <w:r>
+              <w:rPr>
+                <w:sz w:val="20"/>
+                <w:szCs w:val="20"/>
               </w:rPr>
               <w:t>Borrar los datos de un estudiante</w:t>
             </w:r>
@@ -41508,7 +40949,6 @@
               <w:rPr>
                 <w:sz w:val="20"/>
                 <w:szCs w:val="20"/>
-                <w:lang w:val="en-US"/>
               </w:rPr>
               <w:t>Pausar o reiniciar un nivel</w:t>
             </w:r>
@@ -41587,7 +41027,6 @@
               <w:rPr>
                 <w:sz w:val="20"/>
                 <w:szCs w:val="20"/>
-                <w:lang w:val="en-US"/>
               </w:rPr>
               <w:t>Cerrar el juego sin perder el avance</w:t>
             </w:r>
@@ -41635,7 +41074,6 @@
         <w:rPr>
           <w:sz w:val="24"/>
           <w:szCs w:val="24"/>
-          <w:lang w:val="en-US"/>
         </w:rPr>
       </w:pPr>
       <w:bookmarkStart w:id="40" w:name="_Toc1302745367"/>
@@ -41643,7 +41081,6 @@
         <w:rPr>
           <w:sz w:val="24"/>
           <w:szCs w:val="24"/>
-          <w:lang w:val="en-US"/>
         </w:rPr>
         <w:t>3.6 Trazabilidad con los KPI del proyecto</w:t>
       </w:r>
@@ -41795,7 +41232,6 @@
               <w:rPr>
                 <w:sz w:val="20"/>
                 <w:szCs w:val="20"/>
-                <w:lang w:val="en-US"/>
               </w:rPr>
               <w:t>100 % de los requerimientos alineados con el pensamiento computacional</w:t>
             </w:r>
@@ -41819,7 +41255,6 @@
               <w:rPr>
                 <w:sz w:val="20"/>
                 <w:szCs w:val="20"/>
-                <w:lang w:val="en-US"/>
               </w:rPr>
               <w:t>Matriz 3.1: todos los requerimientos de los módulos C, D y E están asociados a una faceta; los módulos A, B y F son de soporte, andamiaje y evaluación implícita, y quedan trazados en las matrices 3.2 a 3.4.</w:t>
             </w:r>
@@ -41870,7 +41305,6 @@
               <w:rPr>
                 <w:sz w:val="20"/>
                 <w:szCs w:val="20"/>
-                <w:lang w:val="en-US"/>
               </w:rPr>
               <w:t>80 % de los criterios pedagógicos explícitamente integrados</w:t>
             </w:r>
@@ -41894,7 +41328,6 @@
               <w:rPr>
                 <w:sz w:val="20"/>
                 <w:szCs w:val="20"/>
-                <w:lang w:val="en-US"/>
               </w:rPr>
               <w:t>3.2: los 10 criterios CP tienen al menos un RF que los materializa — 100 %</w:t>
             </w:r>
@@ -41944,7 +41377,6 @@
               <w:rPr>
                 <w:sz w:val="20"/>
                 <w:szCs w:val="20"/>
-                <w:lang w:val="en-US"/>
               </w:rPr>
               <w:t>Tres niveles con curva de dificultad ascendente</w:t>
             </w:r>
@@ -41968,7 +41400,6 @@
               <w:rPr>
                 <w:sz w:val="20"/>
                 <w:szCs w:val="20"/>
-                <w:lang w:val="en-US"/>
               </w:rPr>
               <w:t>Módulos C, D y E, con dificultad creciente y desbloqueo secuencial (RF-03).</w:t>
             </w:r>
@@ -42018,7 +41449,6 @@
               <w:rPr>
                 <w:sz w:val="20"/>
                 <w:szCs w:val="20"/>
-                <w:lang w:val="en-US"/>
               </w:rPr>
               <w:t>Más del 85 % de los retos narrativos exigen una acción de PC</w:t>
             </w:r>
@@ -42042,7 +41472,6 @@
               <w:rPr>
                 <w:sz w:val="20"/>
                 <w:szCs w:val="20"/>
-                <w:lang w:val="en-US"/>
               </w:rPr>
               <w:t>Criterio CP-10 y matriz 3.1: los tres retos narrativos principales exigen acciones de PC.</w:t>
             </w:r>
@@ -42092,7 +41521,6 @@
               <w:rPr>
                 <w:sz w:val="20"/>
                 <w:szCs w:val="20"/>
-                <w:lang w:val="en-US"/>
               </w:rPr>
               <w:t>Al menos tres mecánicas principales de interacción implementadas frente a las planeadas</w:t>
             </w:r>
@@ -42116,7 +41544,6 @@
               <w:rPr>
                 <w:sz w:val="20"/>
                 <w:szCs w:val="20"/>
-                <w:lang w:val="en-US"/>
               </w:rPr>
               <w:t>Módulos C, D y E (RF-14 a RF-44) documentan movimiento, interacción, secuenciación de acciones y resolución de puzzles como mecánicas trazables, base del plan de pruebas de OE4.</w:t>
             </w:r>
@@ -42165,7 +41592,6 @@
               <w:rPr>
                 <w:sz w:val="20"/>
                 <w:szCs w:val="20"/>
-                <w:lang w:val="en-US"/>
               </w:rPr>
               <w:t>Ruta principal libre de bloqueos</w:t>
             </w:r>
@@ -42189,7 +41615,6 @@
               <w:rPr>
                 <w:sz w:val="20"/>
                 <w:szCs w:val="20"/>
-                <w:lang w:val="en-US"/>
               </w:rPr>
               <w:t>RNF-13 y RNF-14, con criterio de verificación definido.</w:t>
             </w:r>
@@ -42215,7 +41640,6 @@
               <w:rPr>
                 <w:sz w:val="20"/>
                 <w:szCs w:val="20"/>
-                <w:lang w:val="en-US"/>
               </w:rPr>
               <w:t>Eficacia de pruebas funcionales (OE4)</w:t>
             </w:r>
@@ -42263,7 +41687,6 @@
               <w:rPr>
                 <w:sz w:val="20"/>
                 <w:szCs w:val="20"/>
-                <w:lang w:val="en-US"/>
               </w:rPr>
               <w:t>Cada requerimiento cuenta con identificador único, base del plan de pruebas (CT-10).</w:t>
             </w:r>
@@ -42313,7 +41736,6 @@
               <w:rPr>
                 <w:sz w:val="20"/>
                 <w:szCs w:val="20"/>
-                <w:lang w:val="en-US"/>
               </w:rPr>
               <w:t>100 % de los requerimientos de prioridad Alta implementados en el prototipo final</w:t>
             </w:r>
@@ -42337,9 +41759,8 @@
               <w:rPr>
                 <w:sz w:val="20"/>
                 <w:szCs w:val="20"/>
-                <w:lang w:val="en-US"/>
-              </w:rPr>
-              <w:t>La especificación de requerimientos (OE1 §3) identifica la prioridad de cada RF; CT-10 (§3.3) exige que todo requerimiento se corresponda con un caso de prueba del plan de OE4.</w:t>
+              </w:rPr>
+              <w:t>La especificación de requerimientos (OE1 3) identifica la prioridad de cada RF; CT-10 (3.3) exige que todo requerimiento se corresponda con un caso de prueba del plan de OE4.</w:t>
             </w:r>
           </w:p>
         </w:tc>
@@ -42966,8 +42387,17 @@
           <w:color w:val="000000"/>
           <w:sz w:val="20"/>
           <w:szCs w:val="20"/>
-        </w:rPr>
-        <w:t>El juego se compone de doce escenas de Unity: Boot, MainMenu, LevelSelect, Credits, Narrative, Level1_Cave, LevelSummary, Level2_Forest, Level2_Workshop, Level2_Maze, Level3_River y TeacherReport. El Nivel 1 se juega en Level1_Cave; cada fase del Nivel 2 tiene su propia escena —el bosque, el área de trabajo y el laberinto (RF-22, RF-27, RF-30)—, y el Nivel 3 se juega entero en Level3_River, donde la recolección de materiales precede a las tres fases del ensamblaje de la balsa.</w:t>
+          <w:lang w:val="en-US"/>
+        </w:rPr>
+        <w:t xml:space="preserve">El juego se compone de doce escenas de Unity: Boot, MainMenu, LevelSelect, Credits, Narrative, Level1_Cave, LevelSummary, Level2_Forest, Level2_Workshop, Level2_Maze, Level3_River y TeacherReport. </w:t>
+      </w:r>
+      <w:r>
+        <w:rPr>
+          <w:color w:val="000000"/>
+          <w:sz w:val="20"/>
+          <w:szCs w:val="20"/>
+        </w:rPr>
+        <w:t>El Nivel 1 se juega en Level1_Cave; cada fase del Nivel 2 tiene su propia escena —el bosque, el área de trabajo y el laberinto (RF-22, RF-27, RF-30)—, y el Nivel 3 se juega entero en Level3_River, donde la recolección de materiales precede a las tres fases del ensamblaje de la balsa.</w:t>
       </w:r>
     </w:p>
     <w:p>
@@ -43688,14 +43118,12 @@
               <w:rPr>
                 <w:sz w:val="20"/>
                 <w:szCs w:val="20"/>
-                <w:lang w:val="en-US"/>
-              </w:rPr>
-            </w:pPr>
-            <w:r>
-              <w:rPr>
-                <w:sz w:val="20"/>
-                <w:szCs w:val="20"/>
-                <w:lang w:val="en-US"/>
+              </w:rPr>
+            </w:pPr>
+            <w:r>
+              <w:rPr>
+                <w:sz w:val="20"/>
+                <w:szCs w:val="20"/>
               </w:rPr>
               <w:t>Resolución de inconsistencias: CN-04 traza solo a RNF-20; HU-07 y CU-11 se alinean con RF-19 y RF-45/RF-46 —indicadores por nivel y por fase—; la matriz 3.5 asocia RF-44 a HU-13 y RF-46 a HU-16, y CU-11 declara su historia asociada.</w:t>
             </w:r>
@@ -43822,7 +43250,7 @@
                 <w:lang w:val="es-ES"/>
               </w:rPr>
               <w:lastRenderedPageBreak/>
-              <w:t>actualizados (siguen abiertos), §1.3 (el guía; la apertura queda en negro hasta que el jugador avanza), Nivel 1 (§1.4.1, §1.4.3 y §1.4.4), puentes I y II, Nivel 2 (un día contado por la luz; bosque, taller con el mazo y la cuerda, laberinto con arbustos y trazado al azar, bloques con cuenta y giro a los dos lados, editor y ejecución; pistas del guía), Nivel 3 (recolección previa al ensamblaje, orilla con perspectiva, ocho materiales, colocar no valida, pistas del guía, escena 3.2) y trazabilidad §1.11. Actores (el docente acompaña). Casos de uso CU-01 a CU-12. Historias resumidas HU-02, HU-05, HU-06, HU-07, HU-09, HU-11, HU-17 y HU-18. Matrices §3.1, §3.2 y §3.6. §4 sustituido por el resumen de la arquitectura implementada, con el resumen de fin de nivel que confirma solo la fase del Nivel 1 (§4.3) y el contenido en datos trazado a RNF-18 (§4.5).</w:t>
+              <w:t>actualizados (siguen abiertos), 1.3 (el guía; la apertura queda en negro hasta que el jugador avanza), Nivel 1 (1.4.1, 1.4.3 y 1.4.4), puentes I y II, Nivel 2 (un día contado por la luz; bosque, taller con el mazo y la cuerda, laberinto con arbustos y trazado al azar, bloques con cuenta y giro a los dos lados, editor y ejecución; pistas del guía), Nivel 3 (recolección previa al ensamblaje, orilla con perspectiva, ocho materiales, colocar no valida, pistas del guía, escena 3.2) y trazabilidad 1.11. Actores (el docente acompaña). Casos de uso CU-01 a CU-12. Historias resumidas HU-02, HU-05, HU-06, HU-07, HU-09, HU-11, HU-17 y HU-18. Matrices 3.1, 3.2 y 3.6. 4 sustituido por el resumen de la arquitectura implementada, con el resumen de fin de nivel que confirma solo la fase del Nivel 1 (4.3) y el contenido en datos trazado a RNF-18 (4.5).</w:t>
             </w:r>
           </w:p>
         </w:tc>
@@ -43844,6 +43272,20 @@
               </w:rPr>
               <w:lastRenderedPageBreak/>
               <w:t>Santiago Benavides Rey</w:t>
+            </w:r>
+            <w:r>
+              <w:rPr>
+                <w:sz w:val="20"/>
+                <w:szCs w:val="20"/>
+              </w:rPr>
+              <w:t xml:space="preserve"> </w:t>
+            </w:r>
+            <w:r>
+              <w:rPr>
+                <w:sz w:val="20"/>
+                <w:szCs w:val="20"/>
+              </w:rPr>
+              <w:t>/ Santiago Valdiri García</w:t>
             </w:r>
           </w:p>
         </w:tc>
@@ -43877,7 +43319,15 @@
                 <w:szCs w:val="20"/>
                 <w:lang w:val="es-ES"/>
               </w:rPr>
-              <w:t>Decisión de Santiago que se implementa en el juego; cierra INC-115. Guion §1.6.2.2 y CU-07 (flujo alternativo 5b): soltar el mazo lejos del tronco resaltado tampoco cuenta como intento.</w:t>
+              <w:t>C</w:t>
+            </w:r>
+            <w:r>
+              <w:rPr>
+                <w:sz w:val="20"/>
+                <w:szCs w:val="20"/>
+                <w:lang w:val="es-ES"/>
+              </w:rPr>
+              <w:t>ierra INC-115. Guion 1.6.2.2 y CU-07 (flujo alternativo 5b): soltar el mazo lejos del tronco resaltado tampoco cuenta como intento.</w:t>
             </w:r>
           </w:p>
         </w:tc>
@@ -43898,6 +43348,20 @@
                 <w:szCs w:val="20"/>
               </w:rPr>
               <w:t>Santiago Benavides Rey</w:t>
+            </w:r>
+            <w:r>
+              <w:rPr>
+                <w:sz w:val="20"/>
+                <w:szCs w:val="20"/>
+              </w:rPr>
+              <w:t xml:space="preserve"> </w:t>
+            </w:r>
+            <w:r>
+              <w:rPr>
+                <w:sz w:val="20"/>
+                <w:szCs w:val="20"/>
+              </w:rPr>
+              <w:t>/ Santiago Valdiri García</w:t>
             </w:r>
           </w:p>
         </w:tc>

--- a/docs/Solucion_OE2_Diseno_final.docx
+++ b/docs/Solucion_OE2_Diseno_final.docx
@@ -1992,7 +1992,7 @@
               <w:rPr>
                 <w:noProof/>
               </w:rPr>
-              <w:t>26</w:t>
+              <w:t>27</w:t>
             </w:r>
             <w:r>
               <w:rPr>
@@ -2472,7 +2472,7 @@
               <w:rPr>
                 <w:noProof/>
               </w:rPr>
-              <w:t>39</w:t>
+              <w:t>40</w:t>
             </w:r>
             <w:r>
               <w:rPr>
@@ -19572,6 +19572,12 @@
         </w:rPr>
         <w:t>El panel de ensamblaje no muestra todos los espacios a la vez. Habilita una fase por vez, y no permite avanzar a la siguiente hasta que la actual esté correcta. Esta restricción es lo que convierte el ensamblaje en un ejercicio de descomposición y no en un rompecabezas de ensayo y error.</w:t>
       </w:r>
+      <w:r>
+        <w:rPr>
+          <w:color w:val="000000"/>
+        </w:rPr>
+        <w:t xml:space="preserve"> Por eso «Probar balsa», que en la base y el amarre se ofrece junto a «Listo», no aprueba ninguna fase antes de la última: la balsa, incompleta, se hunde.</w:t>
+      </w:r>
     </w:p>
     <w:tbl>
       <w:tblPr>
@@ -20588,6 +20594,14 @@
               </w:rPr>
               <w:t>Los objetos mal ubicados regresan al inventario.</w:t>
             </w:r>
+            <w:r>
+              <w:rPr>
+                <w:sz w:val="20"/>
+                <w:szCs w:val="20"/>
+                <w:lang w:val="en-US"/>
+              </w:rPr>
+              <w:t xml:space="preserve"> En la base y el amarre la balsa, a medio armar, se hunde siempre y la fase no se aprueba: solo se resaltan los espacios con un objeto mal ubicado y, si no hay ninguno, el mensaje indica que la balsa aún no está terminada.</w:t>
+            </w:r>
           </w:p>
         </w:tc>
       </w:tr>
@@ -20833,7 +20847,23 @@
           <w:sz w:val="22"/>
           <w:szCs w:val="22"/>
         </w:rPr>
-        <w:t>Pista del guía (RF-13). Cada tarea abre con la instrucción del guía, que el botón de ayuda repite: «Recorre la orilla y recoge lo que la balsa necesita. La lista te dice qué falta.», «Arma la base de la balsa: arrastra las piezas a sus espacios y pulsa «Listo».», «Ahora sujeta la base: coloca lo que la mantiene unida y pulsa «Listo».» y «Coloca lo que atrapa el viento y pulsa «Probar balsa».». Si el jugador confirma tres veces seguidas una fase que no valida, en lugar del mensaje del intento Algoritm formula una pregunta orientadora: en la base, «¿Qué parte de la balsa toca el agua y sostiene todo lo demás?»; en el amarre, «Si la balsa se abriera al navegar, ¿qué le faltaría para quedarse junta?»; en el mástil y la vela, «El viento tiene que empujar la balsa. ¿Qué lo atrapa y qué lo sostiene en alto?». Confirmar una fase reinicia la cuenta.</w:t>
+        <w:t xml:space="preserve">Pista del guía (RF-13). Cada tarea abre con la instrucción del guía, que el botón de ayuda repite: «Recorre la orilla y recoge lo que la balsa necesita. La lista te dice qué falta.», «Arma la base de la balsa: arrastra las piezas a sus espacios y pulsa «Listo».», «Ahora sujeta la base: coloca lo que la mantiene unida y pulsa «Listo».» y «Coloca lo que atrapa el viento y pulsa «Probar balsa».». Si el jugador confirma </w:t>
+      </w:r>
+      <w:r>
+        <w:rPr>
+          <w:color w:val="000000"/>
+          <w:sz w:val="22"/>
+          <w:szCs w:val="22"/>
+        </w:rPr>
+        <w:t>o prueba la balsa tres veces seguidas sin que la fase valide</w:t>
+      </w:r>
+      <w:r>
+        <w:rPr>
+          <w:color w:val="000000"/>
+          <w:sz w:val="22"/>
+          <w:szCs w:val="22"/>
+        </w:rPr>
+        <w:t>, en lugar del mensaje del intento Algoritm formula una pregunta orientadora: en la base, «¿Qué parte de la balsa toca el agua y sostiene todo lo demás?»; en el amarre, «Si la balsa se abriera al navegar, ¿qué le faltaría para quedarse junta?»; en el mástil y la vela, «El viento tiene que empujar la balsa. ¿Qué lo atrapa y qué lo sostiene en alto?». Confirmar una fase reinicia la cuenta.</w:t>
       </w:r>
     </w:p>
     <w:p>
@@ -20956,7 +20986,47 @@
           <w:sz w:val="22"/>
           <w:szCs w:val="22"/>
         </w:rPr>
-        <w:t>Esta escena se dispara la primera vez que la prueba de la balsa falla. Si el jugador acierta en el primer intento, la escena no se reproduce y se pasa directamente al cruce.</w:t>
+        <w:t>Esta escena se dispara la primera vez que la prueba de la balsa falla</w:t>
+      </w:r>
+      <w:r>
+        <w:rPr>
+          <w:i/>
+          <w:iCs/>
+          <w:color w:val="000000"/>
+          <w:sz w:val="22"/>
+          <w:szCs w:val="22"/>
+        </w:rPr>
+        <w:t xml:space="preserve"> en la fase de mástil y vela; las pruebas anteriores, con la balsa a medio armar, no la disparan</w:t>
+      </w:r>
+      <w:r>
+        <w:rPr>
+          <w:i/>
+          <w:iCs/>
+          <w:color w:val="000000"/>
+          <w:sz w:val="22"/>
+          <w:szCs w:val="22"/>
+        </w:rPr>
+        <w:t xml:space="preserve">. Si el jugador acierta en </w:t>
+      </w:r>
+      <w:r>
+        <w:rPr>
+          <w:i/>
+          <w:iCs/>
+          <w:color w:val="000000"/>
+          <w:sz w:val="22"/>
+          <w:szCs w:val="22"/>
+        </w:rPr>
+        <w:t>la primera prueba de esa fase</w:t>
+      </w:r>
+      <w:r>
+        <w:rPr>
+          <w:i/>
+          <w:iCs/>
+          <w:color w:val="000000"/>
+          <w:sz w:val="22"/>
+          <w:szCs w:val="22"/>
+        </w:rPr>
+        <w:t>, la escena no se reproduce y se pasa directamente al cruce.</w:t>
       </w:r>
     </w:p>
     <w:p>
@@ -21031,6 +21101,7 @@
         <w:rPr>
           <w:color w:val="000000"/>
         </w:rPr>
+        <w:lastRenderedPageBreak/>
         <w:t>PAPÁ: ¡Al otro lado!</w:t>
       </w:r>
     </w:p>
@@ -21066,7 +21137,6 @@
         <w:rPr>
           <w:color w:val="000000" w:themeColor="text1"/>
         </w:rPr>
-        <w:lastRenderedPageBreak/>
         <w:t>ALGORITM: Lo lograron porque pensaron como exploradores inteligentes: primero dividieron el problema en partes pequeñas, y cuando algo falló no se rindieron... lo encontraron y lo arreglaron. Eso es pensar computacionalmente.</w:t>
       </w:r>
     </w:p>
@@ -21712,6 +21782,7 @@
         <w:rPr>
           <w:color w:val="000000"/>
         </w:rPr>
+        <w:lastRenderedPageBreak/>
         <w:t>La numeración de requerimientos corresponde al documento de especificación de requerimientos del primer objetivo específico.</w:t>
       </w:r>
     </w:p>
@@ -21770,7 +21841,6 @@
                 <w:szCs w:val="20"/>
                 <w:lang w:val="en-US"/>
               </w:rPr>
-              <w:lastRenderedPageBreak/>
               <w:t>Sección del guion</w:t>
             </w:r>
           </w:p>
@@ -24419,7 +24489,6 @@
           <w:sz w:val="22"/>
           <w:szCs w:val="22"/>
         </w:rPr>
-        <w:lastRenderedPageBreak/>
         <w:t>Verificación del criterio CP-10 (alineación narrativa-educativa): de las mecánicas especificadas en este guion, todas exigen una acción de pensamiento computacional para ser resueltas. Las escenas sin faceta asociada son transiciones narrativas que no constituyen retos.</w:t>
       </w:r>
     </w:p>
@@ -25384,6 +25453,7 @@
                 <w:sz w:val="20"/>
                 <w:szCs w:val="20"/>
               </w:rPr>
+              <w:lastRenderedPageBreak/>
               <w:t>PG-06</w:t>
             </w:r>
           </w:p>
@@ -25417,15 +25487,7 @@
                 <w:sz w:val="20"/>
                 <w:szCs w:val="20"/>
               </w:rPr>
-              <w:t xml:space="preserve">Los valores de configuración del nivel 1 (golpes efectivos mínimos, franja efectiva de fuerza, cercanía efectiva de las piedras e intentos antes de la pista) son propuestas de este guion, no valores </w:t>
-            </w:r>
-            <w:r>
-              <w:rPr>
-                <w:sz w:val="20"/>
-                <w:szCs w:val="20"/>
-              </w:rPr>
-              <w:lastRenderedPageBreak/>
-              <w:t>validados. Ya están registrados como parámetros externos conforme al criterio CT-05.</w:t>
+              <w:t>Los valores de configuración del nivel 1 (golpes efectivos mínimos, franja efectiva de fuerza, cercanía efectiva de las piedras e intentos antes de la pista) son propuestas de este guion, no valores validados. Ya están registrados como parámetros externos conforme al criterio CT-05.</w:t>
             </w:r>
           </w:p>
         </w:tc>
@@ -25458,7 +25520,6 @@
                 <w:sz w:val="20"/>
                 <w:szCs w:val="20"/>
               </w:rPr>
-              <w:lastRenderedPageBreak/>
               <w:t>Ajustarlos tras las primeras pruebas de juego con estudiantes.</w:t>
             </w:r>
           </w:p>
@@ -27126,6 +27187,7 @@
                 <w:sz w:val="20"/>
                 <w:szCs w:val="20"/>
               </w:rPr>
+              <w:lastRenderedPageBreak/>
               <w:t>CU-12</w:t>
             </w:r>
           </w:p>
@@ -27233,7 +27295,6 @@
           <w:szCs w:val="22"/>
           <w:lang w:val="en-US"/>
         </w:rPr>
-        <w:lastRenderedPageBreak/>
         <w:t>CU-01. Iniciar sesión de juego</w:t>
       </w:r>
     </w:p>
@@ -28184,7 +28245,15 @@
                 <w:sz w:val="20"/>
                 <w:szCs w:val="20"/>
               </w:rPr>
-              <w:t>3. El sistema reproduce las escenas narrativas que abren el nivel: en el Nivel 1, la escena de apertura y las escenas 1.1 y 1.2; en el Nivel 2, la escena puente I y la escena 2.1; en el Nivel 3, la escena puente II y la escena 3.1. Después carga la escena jugable de la primera fase del nivel que aún no esté confirmada; si todas lo están, carga la primera fase.</w:t>
+              <w:t xml:space="preserve">3. El sistema reproduce las escenas narrativas que abren el nivel: en el Nivel 1, la escena de apertura y las escenas 1.1 y 1.2; en el Nivel 2, la escena puente I y la escena 2.1; en el Nivel 3, la escena puente II y la escena 3.1. Después carga la escena jugable </w:t>
+            </w:r>
+            <w:r>
+              <w:rPr>
+                <w:sz w:val="20"/>
+                <w:szCs w:val="20"/>
+              </w:rPr>
+              <w:lastRenderedPageBreak/>
+              <w:t>de la primera fase del nivel que aún no esté confirmada; si todas lo están, carga la primera fase.</w:t>
             </w:r>
           </w:p>
         </w:tc>
@@ -28210,6 +28279,7 @@
                 <w:szCs w:val="20"/>
                 <w:lang w:val="en-US"/>
               </w:rPr>
+              <w:lastRenderedPageBreak/>
               <w:t>Flujos alternativos</w:t>
             </w:r>
           </w:p>
@@ -28259,7 +28329,6 @@
                 <w:szCs w:val="20"/>
                 <w:lang w:val="en-US"/>
               </w:rPr>
-              <w:lastRenderedPageBreak/>
               <w:t>Postcondiciones</w:t>
             </w:r>
           </w:p>
@@ -28669,7 +28738,21 @@
                 <w:sz w:val="20"/>
                 <w:szCs w:val="20"/>
               </w:rPr>
-              <w:t>Se inicia, se transiciona o se cierra un nivel, o la prueba de la balsa falla por primera vez (escena 3.2).</w:t>
+              <w:t xml:space="preserve">Se inicia, se transiciona o se cierra un nivel, o la prueba de la balsa falla por primera vez </w:t>
+            </w:r>
+            <w:r>
+              <w:rPr>
+                <w:sz w:val="20"/>
+                <w:szCs w:val="20"/>
+              </w:rPr>
+              <w:t xml:space="preserve">en la fase de mástil y vela </w:t>
+            </w:r>
+            <w:r>
+              <w:rPr>
+                <w:sz w:val="20"/>
+                <w:szCs w:val="20"/>
+              </w:rPr>
+              <w:t>(escena 3.2).</w:t>
             </w:r>
           </w:p>
         </w:tc>
@@ -29153,6 +29236,7 @@
                 <w:szCs w:val="20"/>
                 <w:lang w:val="en-US"/>
               </w:rPr>
+              <w:lastRenderedPageBreak/>
               <w:t>Habilidad de PC asociada</w:t>
             </w:r>
           </w:p>
@@ -29299,7 +29383,6 @@
                 <w:sz w:val="20"/>
                 <w:szCs w:val="20"/>
               </w:rPr>
-              <w:lastRenderedPageBreak/>
               <w:t>3. El sistema devuelve el control al estudiante sin alterar el estado de la partida.</w:t>
             </w:r>
           </w:p>
@@ -29326,7 +29409,6 @@
                 <w:szCs w:val="20"/>
                 <w:lang w:val="en-US"/>
               </w:rPr>
-              <w:lastRenderedPageBreak/>
               <w:t>Flujos alternativos</w:t>
             </w:r>
           </w:p>
@@ -29991,6 +30073,7 @@
                 <w:szCs w:val="20"/>
                 <w:lang w:val="en-US"/>
               </w:rPr>
+              <w:lastRenderedPageBreak/>
               <w:t>Flujos alternativos</w:t>
             </w:r>
           </w:p>
@@ -30076,7 +30159,6 @@
                 <w:szCs w:val="20"/>
                 <w:lang w:val="en-US"/>
               </w:rPr>
-              <w:lastRenderedPageBreak/>
               <w:t>Postcondiciones</w:t>
             </w:r>
           </w:p>
@@ -30869,6 +30951,7 @@
                 <w:sz w:val="20"/>
                 <w:szCs w:val="20"/>
               </w:rPr>
+              <w:lastRenderedPageBreak/>
               <w:t>Campo</w:t>
             </w:r>
           </w:p>
@@ -31153,7 +31236,6 @@
                 <w:sz w:val="20"/>
                 <w:szCs w:val="20"/>
               </w:rPr>
-              <w:lastRenderedPageBreak/>
               <w:t>2. El NPC guía enuncia la secuencia de construcción.</w:t>
             </w:r>
           </w:p>
@@ -31252,7 +31334,6 @@
                 <w:szCs w:val="20"/>
                 <w:lang w:val="en-US"/>
               </w:rPr>
-              <w:lastRenderedPageBreak/>
               <w:t>Flujos alternativos</w:t>
             </w:r>
           </w:p>
@@ -31847,6 +31928,7 @@
                 <w:sz w:val="20"/>
                 <w:szCs w:val="20"/>
               </w:rPr>
+              <w:lastRenderedPageBreak/>
               <w:t>2. El estudiante arrastra bloques al área de secuencia, los ordena y ajusta en cada uno cuántas casillas avanza o retrocede (de una a nueve) o hacia qué lado gira (izquierda o derecha).</w:t>
             </w:r>
           </w:p>
@@ -31883,15 +31965,7 @@
                 <w:sz w:val="20"/>
                 <w:szCs w:val="20"/>
               </w:rPr>
-              <w:t xml:space="preserve">5. Cuando un movimiento es válido, la carretilla permanece en la nueva casilla; cuando no lo es, lo intenta, regresa a la anterior y la ejecución continúa con el bloque siguiente. Si la ejecución termina sin alcanzar el refugio, el sistema deja resaltado el bloque en que </w:t>
-            </w:r>
-            <w:r>
-              <w:rPr>
-                <w:sz w:val="20"/>
-                <w:szCs w:val="20"/>
-              </w:rPr>
-              <w:lastRenderedPageBreak/>
-              <w:t>se detuvo el avance, lo describe sin decir qué bloque corregir y devuelve la carretilla a la casilla de partida, con la secuencia intacta.</w:t>
+              <w:t>5. Cuando un movimiento es válido, la carretilla permanece en la nueva casilla; cuando no lo es, lo intenta, regresa a la anterior y la ejecución continúa con el bloque siguiente. Si la ejecución termina sin alcanzar el refugio, el sistema deja resaltado el bloque en que se detuvo el avance, lo describe sin decir qué bloque corregir y devuelve la carretilla a la casilla de partida, con la secuencia intacta.</w:t>
             </w:r>
           </w:p>
           <w:p>
@@ -32608,6 +32682,7 @@
                 <w:sz w:val="20"/>
                 <w:szCs w:val="20"/>
               </w:rPr>
+              <w:lastRenderedPageBreak/>
               <w:t>5a. El material recogido es la tela o el mástil: el sistema lo incorpora al inventario sin marcar tarea alguna, porque la tarea que los consume es de construcción y se marca al confirmar su fase en el panel de ensamblaje (CU-10).</w:t>
             </w:r>
           </w:p>
@@ -32646,6 +32721,7 @@
                 <w:szCs w:val="20"/>
                 <w:lang w:val="en-US"/>
               </w:rPr>
+              <w:lastRenderedPageBreak/>
               <w:t>Postcondiciones</w:t>
             </w:r>
           </w:p>
@@ -32695,7 +32771,6 @@
                 <w:szCs w:val="20"/>
                 <w:lang w:val="en-US"/>
               </w:rPr>
-              <w:lastRenderedPageBreak/>
               <w:t>Requerimientos asociados</w:t>
             </w:r>
           </w:p>
@@ -33253,6 +33328,10 @@
           <w:p>
             <w:pPr>
               <w:spacing w:after="40" w:line="240" w:lineRule="auto"/>
+              <w:rPr>
+                <w:sz w:val="20"/>
+                <w:szCs w:val="20"/>
+              </w:rPr>
             </w:pPr>
             <w:r>
               <w:rPr>
@@ -33271,7 +33350,41 @@
                 <w:sz w:val="20"/>
                 <w:szCs w:val="20"/>
               </w:rPr>
-              <w:t>6a. La prueba falla: el sistema reproduce la animación del hundimiento, señala el espacio incorrecto e indica qué revisar, conservando las fases previamente aprobadas. La primera vez que falla, a continuación reproduce la escena narrativa 3.2 y, al terminar, regresa al panel en la fase de mástil y vela con las piezas bien puestas en su sitio; en los fallos siguientes la escena no se repite.</w:t>
+              <w:t xml:space="preserve">2c. Antes de confirmar la base o el amarre, el estudiante acciona el botón de probar balsa: la balsa, incompleta, se hunde y la fase no se aprueba; el sistema resalta solo los </w:t>
+            </w:r>
+            <w:r>
+              <w:rPr>
+                <w:sz w:val="20"/>
+                <w:szCs w:val="20"/>
+              </w:rPr>
+              <w:lastRenderedPageBreak/>
+              <w:t>espacios con una pieza mal puesta y devuelve esas piezas al inventario o, si no hay ninguna, indica que la balsa aún no está terminada. La escena 3.2 no se reproduce y la prueba cuenta como intento (RF-45).</w:t>
+            </w:r>
+          </w:p>
+          <w:p>
+            <w:pPr>
+              <w:spacing w:after="40" w:line="240" w:lineRule="auto"/>
+            </w:pPr>
+            <w:r>
+              <w:rPr>
+                <w:sz w:val="20"/>
+                <w:szCs w:val="20"/>
+              </w:rPr>
+              <w:t>6a. La prueba falla: el sistema reproduce la animación del hundimiento, señala el espacio incorrecto e indica qué revisar, conservando las fases previamente aprobadas. La primera vez que falla</w:t>
+            </w:r>
+            <w:r>
+              <w:rPr>
+                <w:sz w:val="20"/>
+                <w:szCs w:val="20"/>
+              </w:rPr>
+              <w:t xml:space="preserve"> en esta fase</w:t>
+            </w:r>
+            <w:r>
+              <w:rPr>
+                <w:sz w:val="20"/>
+                <w:szCs w:val="20"/>
+              </w:rPr>
+              <w:t>, a continuación reproduce la escena narrativa 3.2 y, al terminar, regresa al panel en la fase de mástil y vela con las piezas bien puestas en su sitio; en los fallos siguientes la escena no se repite.</w:t>
             </w:r>
           </w:p>
           <w:p>
@@ -33309,6 +33422,7 @@
                 <w:szCs w:val="20"/>
                 <w:lang w:val="en-US"/>
               </w:rPr>
+              <w:lastRenderedPageBreak/>
               <w:t>Postcondiciones</w:t>
             </w:r>
           </w:p>
@@ -33411,7 +33525,6 @@
                 <w:szCs w:val="20"/>
                 <w:lang w:val="en-US"/>
               </w:rPr>
-              <w:lastRenderedPageBreak/>
               <w:t>Historias de usuario asociadas</w:t>
             </w:r>
           </w:p>
@@ -34054,6 +34167,7 @@
                 <w:sz w:val="20"/>
                 <w:szCs w:val="20"/>
               </w:rPr>
+              <w:lastRenderedPageBreak/>
               <w:t>Campo</w:t>
             </w:r>
           </w:p>
@@ -34401,7 +34515,6 @@
                 <w:szCs w:val="20"/>
                 <w:lang w:val="en-US"/>
               </w:rPr>
-              <w:lastRenderedPageBreak/>
               <w:t>Flujos alternativos</w:t>
             </w:r>
           </w:p>
@@ -35033,6 +35146,7 @@
                 <w:sz w:val="20"/>
                 <w:szCs w:val="20"/>
               </w:rPr>
+              <w:lastRenderedPageBreak/>
               <w:t>HU-05</w:t>
             </w:r>
           </w:p>
@@ -35181,7 +35295,6 @@
                 <w:sz w:val="20"/>
                 <w:szCs w:val="20"/>
               </w:rPr>
-              <w:lastRenderedPageBreak/>
               <w:t>HU-07</w:t>
             </w:r>
           </w:p>
@@ -35774,6 +35887,7 @@
                 <w:sz w:val="20"/>
                 <w:szCs w:val="20"/>
               </w:rPr>
+              <w:lastRenderedPageBreak/>
               <w:t>HU-15</w:t>
             </w:r>
           </w:p>
@@ -35996,7 +36110,6 @@
                 <w:sz w:val="20"/>
                 <w:szCs w:val="20"/>
               </w:rPr>
-              <w:lastRenderedPageBreak/>
               <w:t>HU-18</w:t>
             </w:r>
           </w:p>
@@ -37022,6 +37135,7 @@
                 <w:szCs w:val="20"/>
                 <w:lang w:val="en-US"/>
               </w:rPr>
+              <w:lastRenderedPageBreak/>
               <w:t>Lineamiento</w:t>
             </w:r>
           </w:p>
@@ -37547,7 +37661,6 @@
                 <w:sz w:val="20"/>
                 <w:szCs w:val="20"/>
               </w:rPr>
-              <w:lastRenderedPageBreak/>
               <w:t>CP-07</w:t>
             </w:r>
           </w:p>
@@ -39006,6 +39119,7 @@
                 <w:sz w:val="20"/>
                 <w:szCs w:val="20"/>
               </w:rPr>
+              <w:lastRenderedPageBreak/>
               <w:t>CN-02</w:t>
             </w:r>
           </w:p>
@@ -39384,7 +39498,6 @@
           <w:sz w:val="24"/>
           <w:szCs w:val="24"/>
         </w:rPr>
-        <w:lastRenderedPageBreak/>
         <w:t>3.5 Trazabilidad historia de usuario por requerimiento</w:t>
       </w:r>
       <w:bookmarkEnd w:id="39"/>
@@ -41082,6 +41195,7 @@
           <w:sz w:val="24"/>
           <w:szCs w:val="24"/>
         </w:rPr>
+        <w:lastRenderedPageBreak/>
         <w:t>3.6 Trazabilidad con los KPI del proyecto</w:t>
       </w:r>
       <w:bookmarkEnd w:id="40"/>
@@ -41282,7 +41396,6 @@
                 <w:szCs w:val="20"/>
                 <w:lang w:val="en-US"/>
               </w:rPr>
-              <w:lastRenderedPageBreak/>
               <w:t>Criterios pedagógicos integrados (OE1)</w:t>
             </w:r>
           </w:p>
@@ -41851,7 +41964,16 @@
           <w:sz w:val="20"/>
           <w:szCs w:val="20"/>
         </w:rPr>
-        <w:t>El juego se distribuye como ejecutable portable de Windows, que se ejecuta desde su carpeta sin instalación y sin conexión a internet en ningún momento (RNF-07, RNF-08). Las escenas narrativas no son video: cada una es una ilustración fija que la cámara recorre, con personajes y objetos animados y cuadros de diálogo secuenciales (RF-05), cuyo contenido se lee de un asset empaquetado en el ejecutable, y el audio y los demás recursos se referencian directamente desde el build. El progreso se guarda como un archivo JSON por perfil en la carpeta Datos/, que el juego crea junto al ejecutable; así, borrar la carpeta del juego no deja residuos en el equipo (RNF-07, RNF-11). Solo si esa carpeta no es escribible —una unidad de red o de solo lectura— el guardado cae a una ruta de respaldo, la carpeta de datos que el sistema operativo asigna a la aplicación (Application.persistentDataPath), y la eliminación de un perfil borra su archivo en las dos rutas (RF-47).</w:t>
+        <w:t xml:space="preserve">El juego se distribuye como ejecutable portable de Windows, que se ejecuta desde su carpeta sin instalación y sin conexión a internet en ningún momento (RNF-07, RNF-08). Las escenas narrativas no son video: cada una es una ilustración fija que la cámara recorre, con personajes y objetos animados y cuadros de diálogo </w:t>
+      </w:r>
+      <w:r>
+        <w:rPr>
+          <w:color w:val="000000"/>
+          <w:sz w:val="20"/>
+          <w:szCs w:val="20"/>
+        </w:rPr>
+        <w:lastRenderedPageBreak/>
+        <w:t>secuenciales (RF-05), cuyo contenido se lee de un asset empaquetado en el ejecutable, y el audio y los demás recursos se referencian directamente desde el build. El progreso se guarda como un archivo JSON por perfil en la carpeta Datos/, que el juego crea junto al ejecutable; así, borrar la carpeta del juego no deja residuos en el equipo (RNF-07, RNF-11). Solo si esa carpeta no es escribible —una unidad de red o de solo lectura— el guardado cae a una ruta de respaldo, la carpeta de datos que el sistema operativo asigna a la aplicación (Application.persistentDataPath), y la eliminación de un perfil borra su archivo en las dos rutas (RF-47).</w:t>
       </w:r>
     </w:p>
     <w:p>
@@ -42201,6 +42323,7 @@
           <w:sz w:val="20"/>
           <w:szCs w:val="20"/>
         </w:rPr>
+        <w:lastRenderedPageBreak/>
         <w:t>Narrative →</w:t>
       </w:r>
       <w:r>
@@ -42275,16 +42398,7 @@
           <w:sz w:val="20"/>
           <w:szCs w:val="20"/>
         </w:rPr>
-        <w:t xml:space="preserve"> Resumen de fin de nivel (RF-45), después del cierre reflexivo del nivel (RF-12); al mostrarse desbloquea el nivel siguiente y guarda el progreso (RF-03, RF-04); en el Nivel 1 confirma </w:t>
-      </w:r>
-      <w:r>
-        <w:rPr>
-          <w:color w:val="000000"/>
-          <w:sz w:val="20"/>
-          <w:szCs w:val="20"/>
-        </w:rPr>
-        <w:lastRenderedPageBreak/>
-        <w:t>además su única fase, porque en los Niveles 2 y 3 la última fase ya quedó confirmada al resolverla. Tras el Nivel 3 da paso a la escena narrativa final.</w:t>
+        <w:t xml:space="preserve"> Resumen de fin de nivel (RF-45), después del cierre reflexivo del nivel (RF-12); al mostrarse desbloquea el nivel siguiente y guarda el progreso (RF-03, RF-04); en el Nivel 1 confirma además su única fase, porque en los Niveles 2 y 3 la última fase ya quedó confirmada al resolverla. Tras el Nivel 3 da paso a la escena narrativa final.</w:t>
       </w:r>
     </w:p>
     <w:p>
@@ -42594,6 +42708,7 @@
           <w:sz w:val="20"/>
           <w:szCs w:val="20"/>
         </w:rPr>
+        <w:lastRenderedPageBreak/>
         <w:t>Game.Audio (Game.Core):</w:t>
       </w:r>
       <w:r>
@@ -42687,7 +42802,6 @@
           <w:sz w:val="20"/>
           <w:szCs w:val="20"/>
         </w:rPr>
-        <w:lastRenderedPageBreak/>
         <w:t>Solo tres servicios sobreviven al cambio de escena (DontDestroyOnLoad): GameFlowRunner, SceneLoader y AudioManager, los tres componentes del objeto persistente de la escena Boot; si al volver a una escena se crea una segunda copia, esta se destruye. No hay un bus de eventos global: cuando el destinatario es conocido se usa una interfaz inyectada —por ejemplo, el menú de pausa avisa al nivel en curso a través de ILevelReporter, sin conocer su módulo, para que el tiempo en pausa no cuente en los indicadores (RF-07, RF-45)—; las relaciones dentro de una escena se resuelven con referencias del Inspector, y los eventos de C# se reservan para avisos entre componentes de una misma escena.</w:t>
       </w:r>
     </w:p>
@@ -43164,6 +43278,7 @@
                 <w:sz w:val="20"/>
                 <w:szCs w:val="20"/>
               </w:rPr>
+              <w:lastRenderedPageBreak/>
               <w:t>14/09/2026</w:t>
             </w:r>
           </w:p>
@@ -43241,16 +43356,7 @@
                 <w:szCs w:val="20"/>
                 <w:lang w:val="es-ES"/>
               </w:rPr>
-              <w:t xml:space="preserve">Alineación con el prototipo; cierra INC-46 a INC-52, INC-54 a INC-57, INC-60 a INC-64, INC-66, INC-67, INC-69 a INC-74, INC-76, INC-81, INC-83 a INC-86, INC-88 a INC-91, INC-93, INC-100, los residuos INC-44-r e INC-44-r2 y el punto PG-01. Guion: ficha (título «Algoritmia», perspectiva), personajes (Algoritm, una llama con extremidades), convenciones (narrativas recorridas por la cámara), esquema de controles, PG-01 cerrado, PG-03 anotado con la lectura que aplica el juego y PG-05/PG-06 </w:t>
-            </w:r>
-            <w:r>
-              <w:rPr>
-                <w:sz w:val="20"/>
-                <w:szCs w:val="20"/>
-                <w:lang w:val="es-ES"/>
-              </w:rPr>
-              <w:lastRenderedPageBreak/>
-              <w:t>actualizados (siguen abiertos), 1.3 (el guía; la apertura queda en negro hasta que el jugador avanza), Nivel 1 (1.4.1, 1.4.3 y 1.4.4), puentes I y II, Nivel 2 (un día contado por la luz; bosque, taller con el mazo y la cuerda, laberinto con arbustos y trazado al azar, bloques con cuenta y giro a los dos lados, editor y ejecución; pistas del guía), Nivel 3 (recolección previa al ensamblaje, orilla con perspectiva, ocho materiales, colocar no valida, pistas del guía, escena 3.2) y trazabilidad 1.11. Actores (el docente acompaña). Casos de uso CU-01 a CU-12. Historias resumidas HU-02, HU-05, HU-06, HU-07, HU-09, HU-11, HU-17 y HU-18. Matrices 3.1, 3.2 y 3.6. 4 sustituido por el resumen de la arquitectura implementada, con el resumen de fin de nivel que confirma solo la fase del Nivel 1 (4.3) y el contenido en datos trazado a RNF-18 (4.5).</w:t>
+              <w:t>Alineación con el prototipo; cierra INC-46 a INC-52, INC-54 a INC-57, INC-60 a INC-64, INC-66, INC-67, INC-69 a INC-74, INC-76, INC-81, INC-83 a INC-86, INC-88 a INC-91, INC-93, INC-100, los residuos INC-44-r e INC-44-r2 y el punto PG-01. Guion: ficha (título «Algoritmia», perspectiva), personajes (Algoritm, una llama con extremidades), convenciones (narrativas recorridas por la cámara), esquema de controles, PG-01 cerrado, PG-03 anotado con la lectura que aplica el juego y PG-05/PG-06 actualizados (siguen abiertos), 1.3 (el guía; la apertura queda en negro hasta que el jugador avanza), Nivel 1 (1.4.1, 1.4.3 y 1.4.4), puentes I y II, Nivel 2 (un día contado por la luz; bosque, taller con el mazo y la cuerda, laberinto con arbustos y trazado al azar, bloques con cuenta y giro a los dos lados, editor y ejecución; pistas del guía), Nivel 3 (recolección previa al ensamblaje, orilla con perspectiva, ocho materiales, colocar no valida, pistas del guía, escena 3.2) y trazabilidad 1.11. Actores (el docente acompaña). Casos de uso CU-01 a CU-12. Historias resumidas HU-02, HU-05, HU-06, HU-07, HU-09, HU-11, HU-17 y HU-18. Matrices 3.1, 3.2 y 3.6. 4 sustituido por el resumen de la arquitectura implementada, con el resumen de fin de nivel que confirma solo la fase del Nivel 1 (4.3) y el contenido en datos trazado a RNF-18 (4.5).</w:t>
             </w:r>
           </w:p>
         </w:tc>
@@ -43270,7 +43376,6 @@
                 <w:sz w:val="20"/>
                 <w:szCs w:val="20"/>
               </w:rPr>
-              <w:lastRenderedPageBreak/>
               <w:t>Santiago Benavides Rey</w:t>
             </w:r>
             <w:r>
@@ -43278,14 +43383,7 @@
                 <w:sz w:val="20"/>
                 <w:szCs w:val="20"/>
               </w:rPr>
-              <w:t xml:space="preserve"> </w:t>
-            </w:r>
-            <w:r>
-              <w:rPr>
-                <w:sz w:val="20"/>
-                <w:szCs w:val="20"/>
-              </w:rPr>
-              <w:t>/ Santiago Valdiri García</w:t>
+              <w:t xml:space="preserve"> / Santiago Valdiri García</w:t>
             </w:r>
           </w:p>
         </w:tc>
@@ -43354,14 +43452,74 @@
                 <w:sz w:val="20"/>
                 <w:szCs w:val="20"/>
               </w:rPr>
-              <w:t xml:space="preserve"> </w:t>
-            </w:r>
-            <w:r>
-              <w:rPr>
-                <w:sz w:val="20"/>
-                <w:szCs w:val="20"/>
-              </w:rPr>
-              <w:t>/ Santiago Valdiri García</w:t>
+              <w:t xml:space="preserve"> / Santiago Valdiri García</w:t>
+            </w:r>
+          </w:p>
+        </w:tc>
+      </w:tr>
+      <w:tr>
+        <w:trPr>
+          <w:trHeight w:val="300"/>
+        </w:trPr>
+        <w:tc>
+          <w:tcPr>
+            <w:tcW w:w="1395" w:type="dxa"/>
+          </w:tcPr>
+          <w:p>
+            <w:pPr>
+              <w:rPr>
+                <w:sz w:val="20"/>
+                <w:szCs w:val="20"/>
+              </w:rPr>
+            </w:pPr>
+            <w:r>
+              <w:rPr>
+                <w:sz w:val="20"/>
+                <w:szCs w:val="20"/>
+              </w:rPr>
+              <w:t>01/10/2026</w:t>
+            </w:r>
+          </w:p>
+        </w:tc>
+        <w:tc>
+          <w:tcPr>
+            <w:tcW w:w="5385" w:type="dxa"/>
+          </w:tcPr>
+          <w:p>
+            <w:pPr>
+              <w:rPr>
+                <w:sz w:val="20"/>
+                <w:szCs w:val="20"/>
+                <w:lang w:val="es-ES"/>
+              </w:rPr>
+            </w:pPr>
+            <w:r>
+              <w:rPr>
+                <w:sz w:val="20"/>
+                <w:szCs w:val="20"/>
+                <w:lang w:val="es-ES"/>
+              </w:rPr>
+              <w:t>Cierra INC-122. Guion 1.8.3, 1.8.4 (prueba fallida y pista del guía) y 1.8.4.1, CU-03 (precondiciones) y CU-10 (flujos alternativos 2c y 6a): «Probar balsa» también en la base y el amarre, donde hunde la balsa incompleta sin aprobar la fase ni disparar la escena 3.2, que sigue solo al primer fallo en la fase de mástil y vela.</w:t>
+            </w:r>
+          </w:p>
+        </w:tc>
+        <w:tc>
+          <w:tcPr>
+            <w:tcW w:w="2670" w:type="dxa"/>
+          </w:tcPr>
+          <w:p>
+            <w:pPr>
+              <w:rPr>
+                <w:sz w:val="20"/>
+                <w:szCs w:val="20"/>
+              </w:rPr>
+            </w:pPr>
+            <w:r>
+              <w:rPr>
+                <w:sz w:val="20"/>
+                <w:szCs w:val="20"/>
+              </w:rPr>
+              <w:t>Santiago Benavides Rey / Santiago Valdiri García</w:t>
             </w:r>
           </w:p>
         </w:tc>

--- a/docs/Solucion_OE2_Diseno_final.docx
+++ b/docs/Solucion_OE2_Diseno_final.docx
@@ -16,11 +16,13 @@
           <w:pPr>
             <w:pStyle w:val="TDC1"/>
             <w:tabs>
-              <w:tab w:val="right" w:leader="dot" w:pos="9960"/>
+              <w:tab w:val="right" w:leader="dot" w:pos="9962"/>
             </w:tabs>
-            <w:ind w:left="9960" w:hanging="9960"/>
             <w:rPr>
+              <w:rFonts w:asciiTheme="minorHAnsi" w:eastAsiaTheme="minorEastAsia" w:hAnsiTheme="minorHAnsi" w:cstheme="minorBidi"/>
               <w:noProof/>
+              <w:kern w:val="2"/>
+              <w14:ligatures w14:val="standardContextual"/>
             </w:rPr>
           </w:pPr>
           <w:r>
@@ -32,9 +34,10 @@
           <w:r>
             <w:fldChar w:fldCharType="separate"/>
           </w:r>
-          <w:hyperlink w:anchor="_Toc1277468741" w:history="1">
-            <w:r>
-              <w:rPr>
+          <w:hyperlink w:anchor="_Toc242442850" w:history="1">
+            <w:r>
+              <w:rPr>
+                <w:rStyle w:val="Hipervnculo"/>
                 <w:noProof/>
               </w:rPr>
               <w:t>1. GUIA DE DESARROLLO</w:t>
@@ -42,41 +45,48 @@
             <w:r>
               <w:rPr>
                 <w:noProof/>
+                <w:webHidden/>
               </w:rPr>
               <w:tab/>
             </w:r>
             <w:r>
               <w:rPr>
                 <w:noProof/>
+                <w:webHidden/>
               </w:rPr>
               <w:fldChar w:fldCharType="begin"/>
             </w:r>
             <w:r>
               <w:rPr>
                 <w:noProof/>
-              </w:rPr>
-              <w:instrText>PAGEREF _Toc1277468741 \h</w:instrText>
+                <w:webHidden/>
+              </w:rPr>
+              <w:instrText xml:space="preserve"> PAGEREF _Toc242442850 \h </w:instrText>
             </w:r>
             <w:r>
               <w:rPr>
                 <w:noProof/>
+                <w:webHidden/>
               </w:rPr>
             </w:r>
             <w:r>
               <w:rPr>
                 <w:noProof/>
+                <w:webHidden/>
               </w:rPr>
               <w:fldChar w:fldCharType="separate"/>
             </w:r>
             <w:r>
               <w:rPr>
                 <w:noProof/>
+                <w:webHidden/>
               </w:rPr>
               <w:t>2</w:t>
             </w:r>
             <w:r>
               <w:rPr>
                 <w:noProof/>
+                <w:webHidden/>
               </w:rPr>
               <w:fldChar w:fldCharType="end"/>
             </w:r>
@@ -86,15 +96,19 @@
           <w:pPr>
             <w:pStyle w:val="TDC2"/>
             <w:tabs>
-              <w:tab w:val="right" w:leader="dot" w:pos="9960"/>
+              <w:tab w:val="right" w:leader="dot" w:pos="9962"/>
             </w:tabs>
             <w:rPr>
+              <w:rFonts w:asciiTheme="minorHAnsi" w:eastAsiaTheme="minorEastAsia" w:hAnsiTheme="minorHAnsi" w:cstheme="minorBidi"/>
               <w:noProof/>
+              <w:kern w:val="2"/>
+              <w14:ligatures w14:val="standardContextual"/>
             </w:rPr>
           </w:pPr>
-          <w:hyperlink w:anchor="_Toc728806747" w:history="1">
-            <w:r>
-              <w:rPr>
+          <w:hyperlink w:anchor="_Toc242442851" w:history="1">
+            <w:r>
+              <w:rPr>
+                <w:rStyle w:val="Hipervnculo"/>
                 <w:noProof/>
               </w:rPr>
               <w:t>1.1 FICHA GENERAL DEL VIDEOJUEGO</w:t>
@@ -102,41 +116,48 @@
             <w:r>
               <w:rPr>
                 <w:noProof/>
+                <w:webHidden/>
               </w:rPr>
               <w:tab/>
             </w:r>
             <w:r>
               <w:rPr>
                 <w:noProof/>
+                <w:webHidden/>
               </w:rPr>
               <w:fldChar w:fldCharType="begin"/>
             </w:r>
             <w:r>
               <w:rPr>
                 <w:noProof/>
-              </w:rPr>
-              <w:instrText>PAGEREF _Toc728806747 \h</w:instrText>
+                <w:webHidden/>
+              </w:rPr>
+              <w:instrText xml:space="preserve"> PAGEREF _Toc242442851 \h </w:instrText>
             </w:r>
             <w:r>
               <w:rPr>
                 <w:noProof/>
+                <w:webHidden/>
               </w:rPr>
             </w:r>
             <w:r>
               <w:rPr>
                 <w:noProof/>
+                <w:webHidden/>
               </w:rPr>
               <w:fldChar w:fldCharType="separate"/>
             </w:r>
             <w:r>
               <w:rPr>
                 <w:noProof/>
+                <w:webHidden/>
               </w:rPr>
               <w:t>2</w:t>
             </w:r>
             <w:r>
               <w:rPr>
                 <w:noProof/>
+                <w:webHidden/>
               </w:rPr>
               <w:fldChar w:fldCharType="end"/>
             </w:r>
@@ -146,15 +167,19 @@
           <w:pPr>
             <w:pStyle w:val="TDC3"/>
             <w:tabs>
-              <w:tab w:val="right" w:leader="dot" w:pos="9960"/>
+              <w:tab w:val="right" w:leader="dot" w:pos="9962"/>
             </w:tabs>
             <w:rPr>
+              <w:rFonts w:asciiTheme="minorHAnsi" w:eastAsiaTheme="minorEastAsia" w:hAnsiTheme="minorHAnsi" w:cstheme="minorBidi"/>
               <w:noProof/>
+              <w:kern w:val="2"/>
+              <w14:ligatures w14:val="standardContextual"/>
             </w:rPr>
           </w:pPr>
-          <w:hyperlink w:anchor="_Toc560915046" w:history="1">
-            <w:r>
-              <w:rPr>
+          <w:hyperlink w:anchor="_Toc242442852" w:history="1">
+            <w:r>
+              <w:rPr>
+                <w:rStyle w:val="Hipervnculo"/>
                 <w:noProof/>
               </w:rPr>
               <w:t>1.1.1 Personajes</w:t>
@@ -162,41 +187,48 @@
             <w:r>
               <w:rPr>
                 <w:noProof/>
+                <w:webHidden/>
               </w:rPr>
               <w:tab/>
             </w:r>
             <w:r>
               <w:rPr>
                 <w:noProof/>
+                <w:webHidden/>
               </w:rPr>
               <w:fldChar w:fldCharType="begin"/>
             </w:r>
             <w:r>
               <w:rPr>
                 <w:noProof/>
-              </w:rPr>
-              <w:instrText>PAGEREF _Toc560915046 \h</w:instrText>
+                <w:webHidden/>
+              </w:rPr>
+              <w:instrText xml:space="preserve"> PAGEREF _Toc242442852 \h </w:instrText>
             </w:r>
             <w:r>
               <w:rPr>
                 <w:noProof/>
+                <w:webHidden/>
               </w:rPr>
             </w:r>
             <w:r>
               <w:rPr>
                 <w:noProof/>
+                <w:webHidden/>
               </w:rPr>
               <w:fldChar w:fldCharType="separate"/>
             </w:r>
             <w:r>
               <w:rPr>
                 <w:noProof/>
-              </w:rPr>
-              <w:t>2</w:t>
+                <w:webHidden/>
+              </w:rPr>
+              <w:t>3</w:t>
             </w:r>
             <w:r>
               <w:rPr>
                 <w:noProof/>
+                <w:webHidden/>
               </w:rPr>
               <w:fldChar w:fldCharType="end"/>
             </w:r>
@@ -206,15 +238,19 @@
           <w:pPr>
             <w:pStyle w:val="TDC3"/>
             <w:tabs>
-              <w:tab w:val="right" w:leader="dot" w:pos="9960"/>
+              <w:tab w:val="right" w:leader="dot" w:pos="9962"/>
             </w:tabs>
             <w:rPr>
+              <w:rFonts w:asciiTheme="minorHAnsi" w:eastAsiaTheme="minorEastAsia" w:hAnsiTheme="minorHAnsi" w:cstheme="minorBidi"/>
               <w:noProof/>
+              <w:kern w:val="2"/>
+              <w14:ligatures w14:val="standardContextual"/>
             </w:rPr>
           </w:pPr>
-          <w:hyperlink w:anchor="_Toc923869944" w:history="1">
-            <w:r>
-              <w:rPr>
+          <w:hyperlink w:anchor="_Toc242442853" w:history="1">
+            <w:r>
+              <w:rPr>
+                <w:rStyle w:val="Hipervnculo"/>
                 <w:noProof/>
               </w:rPr>
               <w:t>1.1.2 Estructura de niveles</w:t>
@@ -222,41 +258,48 @@
             <w:r>
               <w:rPr>
                 <w:noProof/>
+                <w:webHidden/>
               </w:rPr>
               <w:tab/>
             </w:r>
             <w:r>
               <w:rPr>
                 <w:noProof/>
+                <w:webHidden/>
               </w:rPr>
               <w:fldChar w:fldCharType="begin"/>
             </w:r>
             <w:r>
               <w:rPr>
                 <w:noProof/>
-              </w:rPr>
-              <w:instrText>PAGEREF _Toc923869944 \h</w:instrText>
+                <w:webHidden/>
+              </w:rPr>
+              <w:instrText xml:space="preserve"> PAGEREF _Toc242442853 \h </w:instrText>
             </w:r>
             <w:r>
               <w:rPr>
                 <w:noProof/>
+                <w:webHidden/>
               </w:rPr>
             </w:r>
             <w:r>
               <w:rPr>
                 <w:noProof/>
+                <w:webHidden/>
               </w:rPr>
               <w:fldChar w:fldCharType="separate"/>
             </w:r>
             <w:r>
               <w:rPr>
                 <w:noProof/>
+                <w:webHidden/>
               </w:rPr>
               <w:t>3</w:t>
             </w:r>
             <w:r>
               <w:rPr>
                 <w:noProof/>
+                <w:webHidden/>
               </w:rPr>
               <w:fldChar w:fldCharType="end"/>
             </w:r>
@@ -266,15 +309,19 @@
           <w:pPr>
             <w:pStyle w:val="TDC2"/>
             <w:tabs>
-              <w:tab w:val="right" w:leader="dot" w:pos="9960"/>
+              <w:tab w:val="right" w:leader="dot" w:pos="9962"/>
             </w:tabs>
             <w:rPr>
+              <w:rFonts w:asciiTheme="minorHAnsi" w:eastAsiaTheme="minorEastAsia" w:hAnsiTheme="minorHAnsi" w:cstheme="minorBidi"/>
               <w:noProof/>
+              <w:kern w:val="2"/>
+              <w14:ligatures w14:val="standardContextual"/>
             </w:rPr>
           </w:pPr>
-          <w:hyperlink w:anchor="_Toc1052872283" w:history="1">
-            <w:r>
-              <w:rPr>
+          <w:hyperlink w:anchor="_Toc242442854" w:history="1">
+            <w:r>
+              <w:rPr>
+                <w:rStyle w:val="Hipervnculo"/>
                 <w:noProof/>
               </w:rPr>
               <w:t>1.2. CONVENCIONES DEL DOCUMENTO</w:t>
@@ -282,41 +329,48 @@
             <w:r>
               <w:rPr>
                 <w:noProof/>
+                <w:webHidden/>
               </w:rPr>
               <w:tab/>
             </w:r>
             <w:r>
               <w:rPr>
                 <w:noProof/>
+                <w:webHidden/>
               </w:rPr>
               <w:fldChar w:fldCharType="begin"/>
             </w:r>
             <w:r>
               <w:rPr>
                 <w:noProof/>
-              </w:rPr>
-              <w:instrText>PAGEREF _Toc1052872283 \h</w:instrText>
+                <w:webHidden/>
+              </w:rPr>
+              <w:instrText xml:space="preserve"> PAGEREF _Toc242442854 \h </w:instrText>
             </w:r>
             <w:r>
               <w:rPr>
                 <w:noProof/>
+                <w:webHidden/>
               </w:rPr>
             </w:r>
             <w:r>
               <w:rPr>
                 <w:noProof/>
+                <w:webHidden/>
               </w:rPr>
               <w:fldChar w:fldCharType="separate"/>
             </w:r>
             <w:r>
               <w:rPr>
                 <w:noProof/>
-              </w:rPr>
-              <w:t>3</w:t>
+                <w:webHidden/>
+              </w:rPr>
+              <w:t>4</w:t>
             </w:r>
             <w:r>
               <w:rPr>
                 <w:noProof/>
+                <w:webHidden/>
               </w:rPr>
               <w:fldChar w:fldCharType="end"/>
             </w:r>
@@ -326,57 +380,69 @@
           <w:pPr>
             <w:pStyle w:val="TDC2"/>
             <w:tabs>
-              <w:tab w:val="right" w:leader="dot" w:pos="9960"/>
+              <w:tab w:val="right" w:leader="dot" w:pos="9962"/>
             </w:tabs>
             <w:rPr>
+              <w:rFonts w:asciiTheme="minorHAnsi" w:eastAsiaTheme="minorEastAsia" w:hAnsiTheme="minorHAnsi" w:cstheme="minorBidi"/>
               <w:noProof/>
+              <w:kern w:val="2"/>
+              <w14:ligatures w14:val="standardContextual"/>
             </w:rPr>
           </w:pPr>
-          <w:hyperlink w:anchor="_Toc779695272" w:history="1">
-            <w:r>
-              <w:rPr>
+          <w:hyperlink w:anchor="_Toc242442855" w:history="1">
+            <w:r>
+              <w:rPr>
+                <w:rStyle w:val="Hipervnculo"/>
                 <w:noProof/>
+                <w:lang w:val="en-US"/>
               </w:rPr>
               <w:t>1.2.1 Esquema de controles</w:t>
             </w:r>
             <w:r>
               <w:rPr>
                 <w:noProof/>
+                <w:webHidden/>
               </w:rPr>
               <w:tab/>
             </w:r>
             <w:r>
               <w:rPr>
                 <w:noProof/>
+                <w:webHidden/>
               </w:rPr>
               <w:fldChar w:fldCharType="begin"/>
             </w:r>
             <w:r>
               <w:rPr>
                 <w:noProof/>
-              </w:rPr>
-              <w:instrText>PAGEREF _Toc779695272 \h</w:instrText>
+                <w:webHidden/>
+              </w:rPr>
+              <w:instrText xml:space="preserve"> PAGEREF _Toc242442855 \h </w:instrText>
             </w:r>
             <w:r>
               <w:rPr>
                 <w:noProof/>
+                <w:webHidden/>
               </w:rPr>
             </w:r>
             <w:r>
               <w:rPr>
                 <w:noProof/>
+                <w:webHidden/>
               </w:rPr>
               <w:fldChar w:fldCharType="separate"/>
             </w:r>
             <w:r>
               <w:rPr>
                 <w:noProof/>
+                <w:webHidden/>
               </w:rPr>
               <w:t>4</w:t>
             </w:r>
             <w:r>
               <w:rPr>
                 <w:noProof/>
+                <w:webHidden/>
               </w:rPr>
               <w:fldChar w:fldCharType="end"/>
             </w:r>
@@ -386,15 +452,19 @@
           <w:pPr>
             <w:pStyle w:val="TDC2"/>
             <w:tabs>
-              <w:tab w:val="right" w:leader="dot" w:pos="9960"/>
+              <w:tab w:val="right" w:leader="dot" w:pos="9962"/>
             </w:tabs>
             <w:rPr>
+              <w:rFonts w:asciiTheme="minorHAnsi" w:eastAsiaTheme="minorEastAsia" w:hAnsiTheme="minorHAnsi" w:cstheme="minorBidi"/>
               <w:noProof/>
+              <w:kern w:val="2"/>
+              <w14:ligatures w14:val="standardContextual"/>
             </w:rPr>
           </w:pPr>
-          <w:hyperlink w:anchor="_Toc314588313" w:history="1">
-            <w:r>
-              <w:rPr>
+          <w:hyperlink w:anchor="_Toc242442856" w:history="1">
+            <w:r>
+              <w:rPr>
+                <w:rStyle w:val="Hipervnculo"/>
                 <w:noProof/>
               </w:rPr>
               <w:t>1.3. PRÓLOGO Y ESTRUCTURA NARRATIVA</w:t>
@@ -402,41 +472,48 @@
             <w:r>
               <w:rPr>
                 <w:noProof/>
+                <w:webHidden/>
               </w:rPr>
               <w:tab/>
             </w:r>
             <w:r>
               <w:rPr>
                 <w:noProof/>
+                <w:webHidden/>
               </w:rPr>
               <w:fldChar w:fldCharType="begin"/>
             </w:r>
             <w:r>
               <w:rPr>
                 <w:noProof/>
-              </w:rPr>
-              <w:instrText>PAGEREF _Toc314588313 \h</w:instrText>
+                <w:webHidden/>
+              </w:rPr>
+              <w:instrText xml:space="preserve"> PAGEREF _Toc242442856 \h </w:instrText>
             </w:r>
             <w:r>
               <w:rPr>
                 <w:noProof/>
+                <w:webHidden/>
               </w:rPr>
             </w:r>
             <w:r>
               <w:rPr>
                 <w:noProof/>
+                <w:webHidden/>
               </w:rPr>
               <w:fldChar w:fldCharType="separate"/>
             </w:r>
             <w:r>
               <w:rPr>
                 <w:noProof/>
+                <w:webHidden/>
               </w:rPr>
               <w:t>4</w:t>
             </w:r>
             <w:r>
               <w:rPr>
                 <w:noProof/>
+                <w:webHidden/>
               </w:rPr>
               <w:fldChar w:fldCharType="end"/>
             </w:r>
@@ -446,15 +523,19 @@
           <w:pPr>
             <w:pStyle w:val="TDC3"/>
             <w:tabs>
-              <w:tab w:val="right" w:leader="dot" w:pos="9960"/>
+              <w:tab w:val="right" w:leader="dot" w:pos="9962"/>
             </w:tabs>
             <w:rPr>
+              <w:rFonts w:asciiTheme="minorHAnsi" w:eastAsiaTheme="minorEastAsia" w:hAnsiTheme="minorHAnsi" w:cstheme="minorBidi"/>
               <w:noProof/>
+              <w:kern w:val="2"/>
+              <w14:ligatures w14:val="standardContextual"/>
             </w:rPr>
           </w:pPr>
-          <w:hyperlink w:anchor="_Toc1435528996" w:history="1">
-            <w:r>
-              <w:rPr>
+          <w:hyperlink w:anchor="_Toc242442857" w:history="1">
+            <w:r>
+              <w:rPr>
+                <w:rStyle w:val="Hipervnculo"/>
                 <w:noProof/>
               </w:rPr>
               <w:t>1.3.1 Escena de apertura</w:t>
@@ -462,41 +543,48 @@
             <w:r>
               <w:rPr>
                 <w:noProof/>
+                <w:webHidden/>
               </w:rPr>
               <w:tab/>
             </w:r>
             <w:r>
               <w:rPr>
                 <w:noProof/>
+                <w:webHidden/>
               </w:rPr>
               <w:fldChar w:fldCharType="begin"/>
             </w:r>
             <w:r>
               <w:rPr>
                 <w:noProof/>
-              </w:rPr>
-              <w:instrText>PAGEREF _Toc1435528996 \h</w:instrText>
+                <w:webHidden/>
+              </w:rPr>
+              <w:instrText xml:space="preserve"> PAGEREF _Toc242442857 \h </w:instrText>
             </w:r>
             <w:r>
               <w:rPr>
                 <w:noProof/>
+                <w:webHidden/>
               </w:rPr>
             </w:r>
             <w:r>
               <w:rPr>
                 <w:noProof/>
+                <w:webHidden/>
               </w:rPr>
               <w:fldChar w:fldCharType="separate"/>
             </w:r>
             <w:r>
               <w:rPr>
                 <w:noProof/>
-              </w:rPr>
-              <w:t>4</w:t>
+                <w:webHidden/>
+              </w:rPr>
+              <w:t>5</w:t>
             </w:r>
             <w:r>
               <w:rPr>
                 <w:noProof/>
+                <w:webHidden/>
               </w:rPr>
               <w:fldChar w:fldCharType="end"/>
             </w:r>
@@ -506,15 +594,19 @@
           <w:pPr>
             <w:pStyle w:val="TDC2"/>
             <w:tabs>
-              <w:tab w:val="right" w:leader="dot" w:pos="9960"/>
+              <w:tab w:val="right" w:leader="dot" w:pos="9962"/>
             </w:tabs>
             <w:rPr>
+              <w:rFonts w:asciiTheme="minorHAnsi" w:eastAsiaTheme="minorEastAsia" w:hAnsiTheme="minorHAnsi" w:cstheme="minorBidi"/>
               <w:noProof/>
+              <w:kern w:val="2"/>
+              <w14:ligatures w14:val="standardContextual"/>
             </w:rPr>
           </w:pPr>
-          <w:hyperlink w:anchor="_Toc919436614" w:history="1">
-            <w:r>
-              <w:rPr>
+          <w:hyperlink w:anchor="_Toc242442858" w:history="1">
+            <w:r>
+              <w:rPr>
+                <w:rStyle w:val="Hipervnculo"/>
                 <w:noProof/>
               </w:rPr>
               <w:t>1.4. NIVEL 1 — LA OSCURIDAD</w:t>
@@ -522,41 +614,48 @@
             <w:r>
               <w:rPr>
                 <w:noProof/>
+                <w:webHidden/>
               </w:rPr>
               <w:tab/>
             </w:r>
             <w:r>
               <w:rPr>
                 <w:noProof/>
+                <w:webHidden/>
               </w:rPr>
               <w:fldChar w:fldCharType="begin"/>
             </w:r>
             <w:r>
               <w:rPr>
                 <w:noProof/>
-              </w:rPr>
-              <w:instrText>PAGEREF _Toc919436614 \h</w:instrText>
+                <w:webHidden/>
+              </w:rPr>
+              <w:instrText xml:space="preserve"> PAGEREF _Toc242442858 \h </w:instrText>
             </w:r>
             <w:r>
               <w:rPr>
                 <w:noProof/>
+                <w:webHidden/>
               </w:rPr>
             </w:r>
             <w:r>
               <w:rPr>
                 <w:noProof/>
+                <w:webHidden/>
               </w:rPr>
               <w:fldChar w:fldCharType="separate"/>
             </w:r>
             <w:r>
               <w:rPr>
                 <w:noProof/>
+                <w:webHidden/>
               </w:rPr>
               <w:t>5</w:t>
             </w:r>
             <w:r>
               <w:rPr>
                 <w:noProof/>
+                <w:webHidden/>
               </w:rPr>
               <w:fldChar w:fldCharType="end"/>
             </w:r>
@@ -566,15 +665,19 @@
           <w:pPr>
             <w:pStyle w:val="TDC3"/>
             <w:tabs>
-              <w:tab w:val="right" w:leader="dot" w:pos="9960"/>
+              <w:tab w:val="right" w:leader="dot" w:pos="9962"/>
             </w:tabs>
             <w:rPr>
+              <w:rFonts w:asciiTheme="minorHAnsi" w:eastAsiaTheme="minorEastAsia" w:hAnsiTheme="minorHAnsi" w:cstheme="minorBidi"/>
               <w:noProof/>
+              <w:kern w:val="2"/>
+              <w14:ligatures w14:val="standardContextual"/>
             </w:rPr>
           </w:pPr>
-          <w:hyperlink w:anchor="_Toc324985132" w:history="1">
-            <w:r>
-              <w:rPr>
+          <w:hyperlink w:anchor="_Toc242442859" w:history="1">
+            <w:r>
+              <w:rPr>
+                <w:rStyle w:val="Hipervnculo"/>
                 <w:noProof/>
               </w:rPr>
               <w:t>1.4.1 Escena 1.1 — La aparición del guía (narrativa)</w:t>
@@ -582,41 +685,48 @@
             <w:r>
               <w:rPr>
                 <w:noProof/>
+                <w:webHidden/>
               </w:rPr>
               <w:tab/>
             </w:r>
             <w:r>
               <w:rPr>
                 <w:noProof/>
+                <w:webHidden/>
               </w:rPr>
               <w:fldChar w:fldCharType="begin"/>
             </w:r>
             <w:r>
               <w:rPr>
                 <w:noProof/>
-              </w:rPr>
-              <w:instrText>PAGEREF _Toc324985132 \h</w:instrText>
+                <w:webHidden/>
+              </w:rPr>
+              <w:instrText xml:space="preserve"> PAGEREF _Toc242442859 \h </w:instrText>
             </w:r>
             <w:r>
               <w:rPr>
                 <w:noProof/>
+                <w:webHidden/>
               </w:rPr>
             </w:r>
             <w:r>
               <w:rPr>
                 <w:noProof/>
+                <w:webHidden/>
               </w:rPr>
               <w:fldChar w:fldCharType="separate"/>
             </w:r>
             <w:r>
               <w:rPr>
                 <w:noProof/>
+                <w:webHidden/>
               </w:rPr>
               <w:t>5</w:t>
             </w:r>
             <w:r>
               <w:rPr>
                 <w:noProof/>
+                <w:webHidden/>
               </w:rPr>
               <w:fldChar w:fldCharType="end"/>
             </w:r>
@@ -626,15 +736,19 @@
           <w:pPr>
             <w:pStyle w:val="TDC3"/>
             <w:tabs>
-              <w:tab w:val="right" w:leader="dot" w:pos="9960"/>
+              <w:tab w:val="right" w:leader="dot" w:pos="9962"/>
             </w:tabs>
             <w:rPr>
+              <w:rFonts w:asciiTheme="minorHAnsi" w:eastAsiaTheme="minorEastAsia" w:hAnsiTheme="minorHAnsi" w:cstheme="minorBidi"/>
               <w:noProof/>
+              <w:kern w:val="2"/>
+              <w14:ligatures w14:val="standardContextual"/>
             </w:rPr>
           </w:pPr>
-          <w:hyperlink w:anchor="_Toc1612445268" w:history="1">
-            <w:r>
-              <w:rPr>
+          <w:hyperlink w:anchor="_Toc242442860" w:history="1">
+            <w:r>
+              <w:rPr>
+                <w:rStyle w:val="Hipervnculo"/>
                 <w:noProof/>
               </w:rPr>
               <w:t>1.4.2 Escena 1.2 — El hallazgo (narrativa)</w:t>
@@ -642,41 +756,48 @@
             <w:r>
               <w:rPr>
                 <w:noProof/>
+                <w:webHidden/>
               </w:rPr>
               <w:tab/>
             </w:r>
             <w:r>
               <w:rPr>
                 <w:noProof/>
+                <w:webHidden/>
               </w:rPr>
               <w:fldChar w:fldCharType="begin"/>
             </w:r>
             <w:r>
               <w:rPr>
                 <w:noProof/>
-              </w:rPr>
-              <w:instrText>PAGEREF _Toc1612445268 \h</w:instrText>
+                <w:webHidden/>
+              </w:rPr>
+              <w:instrText xml:space="preserve"> PAGEREF _Toc242442860 \h </w:instrText>
             </w:r>
             <w:r>
               <w:rPr>
                 <w:noProof/>
+                <w:webHidden/>
               </w:rPr>
             </w:r>
             <w:r>
               <w:rPr>
                 <w:noProof/>
+                <w:webHidden/>
               </w:rPr>
               <w:fldChar w:fldCharType="separate"/>
             </w:r>
             <w:r>
               <w:rPr>
                 <w:noProof/>
-              </w:rPr>
-              <w:t>5</w:t>
+                <w:webHidden/>
+              </w:rPr>
+              <w:t>6</w:t>
             </w:r>
             <w:r>
               <w:rPr>
                 <w:noProof/>
+                <w:webHidden/>
               </w:rPr>
               <w:fldChar w:fldCharType="end"/>
             </w:r>
@@ -686,15 +807,19 @@
           <w:pPr>
             <w:pStyle w:val="TDC3"/>
             <w:tabs>
-              <w:tab w:val="right" w:leader="dot" w:pos="9960"/>
+              <w:tab w:val="right" w:leader="dot" w:pos="9962"/>
             </w:tabs>
             <w:rPr>
+              <w:rFonts w:asciiTheme="minorHAnsi" w:eastAsiaTheme="minorEastAsia" w:hAnsiTheme="minorHAnsi" w:cstheme="minorBidi"/>
               <w:noProof/>
+              <w:kern w:val="2"/>
+              <w14:ligatures w14:val="standardContextual"/>
             </w:rPr>
           </w:pPr>
-          <w:hyperlink w:anchor="_Toc1694239914" w:history="1">
-            <w:r>
-              <w:rPr>
+          <w:hyperlink w:anchor="_Toc242442861" w:history="1">
+            <w:r>
+              <w:rPr>
+                <w:rStyle w:val="Hipervnculo"/>
                 <w:noProof/>
               </w:rPr>
               <w:t>1.4.3 Mecánica del nivel 1</w:t>
@@ -702,41 +827,48 @@
             <w:r>
               <w:rPr>
                 <w:noProof/>
+                <w:webHidden/>
               </w:rPr>
               <w:tab/>
             </w:r>
             <w:r>
               <w:rPr>
                 <w:noProof/>
+                <w:webHidden/>
               </w:rPr>
               <w:fldChar w:fldCharType="begin"/>
             </w:r>
             <w:r>
               <w:rPr>
                 <w:noProof/>
-              </w:rPr>
-              <w:instrText>PAGEREF _Toc1694239914 \h</w:instrText>
+                <w:webHidden/>
+              </w:rPr>
+              <w:instrText xml:space="preserve"> PAGEREF _Toc242442861 \h </w:instrText>
             </w:r>
             <w:r>
               <w:rPr>
                 <w:noProof/>
+                <w:webHidden/>
               </w:rPr>
             </w:r>
             <w:r>
               <w:rPr>
                 <w:noProof/>
+                <w:webHidden/>
               </w:rPr>
               <w:fldChar w:fldCharType="separate"/>
             </w:r>
             <w:r>
               <w:rPr>
                 <w:noProof/>
+                <w:webHidden/>
               </w:rPr>
               <w:t>6</w:t>
             </w:r>
             <w:r>
               <w:rPr>
                 <w:noProof/>
+                <w:webHidden/>
               </w:rPr>
               <w:fldChar w:fldCharType="end"/>
             </w:r>
@@ -746,15 +878,19 @@
           <w:pPr>
             <w:pStyle w:val="TDC3"/>
             <w:tabs>
-              <w:tab w:val="right" w:leader="dot" w:pos="9960"/>
+              <w:tab w:val="right" w:leader="dot" w:pos="9962"/>
             </w:tabs>
             <w:rPr>
+              <w:rFonts w:asciiTheme="minorHAnsi" w:eastAsiaTheme="minorEastAsia" w:hAnsiTheme="minorHAnsi" w:cstheme="minorBidi"/>
               <w:noProof/>
+              <w:kern w:val="2"/>
+              <w14:ligatures w14:val="standardContextual"/>
             </w:rPr>
           </w:pPr>
-          <w:hyperlink w:anchor="_Toc214676845" w:history="1">
-            <w:r>
-              <w:rPr>
+          <w:hyperlink w:anchor="_Toc242442862" w:history="1">
+            <w:r>
+              <w:rPr>
+                <w:rStyle w:val="Hipervnculo"/>
                 <w:noProof/>
               </w:rPr>
               <w:t>1.4.4 Escena 1.3 — El nacimiento del fuego (narrativa)</w:t>
@@ -762,41 +898,48 @@
             <w:r>
               <w:rPr>
                 <w:noProof/>
+                <w:webHidden/>
               </w:rPr>
               <w:tab/>
             </w:r>
             <w:r>
               <w:rPr>
                 <w:noProof/>
+                <w:webHidden/>
               </w:rPr>
               <w:fldChar w:fldCharType="begin"/>
             </w:r>
             <w:r>
               <w:rPr>
                 <w:noProof/>
-              </w:rPr>
-              <w:instrText>PAGEREF _Toc214676845 \h</w:instrText>
+                <w:webHidden/>
+              </w:rPr>
+              <w:instrText xml:space="preserve"> PAGEREF _Toc242442862 \h </w:instrText>
             </w:r>
             <w:r>
               <w:rPr>
                 <w:noProof/>
+                <w:webHidden/>
               </w:rPr>
             </w:r>
             <w:r>
               <w:rPr>
                 <w:noProof/>
+                <w:webHidden/>
               </w:rPr>
               <w:fldChar w:fldCharType="separate"/>
             </w:r>
             <w:r>
               <w:rPr>
                 <w:noProof/>
+                <w:webHidden/>
               </w:rPr>
               <w:t>12</w:t>
             </w:r>
             <w:r>
               <w:rPr>
                 <w:noProof/>
+                <w:webHidden/>
               </w:rPr>
               <w:fldChar w:fldCharType="end"/>
             </w:r>
@@ -806,15 +949,19 @@
           <w:pPr>
             <w:pStyle w:val="TDC2"/>
             <w:tabs>
-              <w:tab w:val="right" w:leader="dot" w:pos="9960"/>
+              <w:tab w:val="right" w:leader="dot" w:pos="9962"/>
             </w:tabs>
             <w:rPr>
+              <w:rFonts w:asciiTheme="minorHAnsi" w:eastAsiaTheme="minorEastAsia" w:hAnsiTheme="minorHAnsi" w:cstheme="minorBidi"/>
               <w:noProof/>
+              <w:kern w:val="2"/>
+              <w14:ligatures w14:val="standardContextual"/>
             </w:rPr>
           </w:pPr>
-          <w:hyperlink w:anchor="_Toc2089532123" w:history="1">
-            <w:r>
-              <w:rPr>
+          <w:hyperlink w:anchor="_Toc242442863" w:history="1">
+            <w:r>
+              <w:rPr>
+                <w:rStyle w:val="Hipervnculo"/>
                 <w:noProof/>
               </w:rPr>
               <w:t>1.5. ESCENA PUENTE I — DEL FUEGO AL ALIMENTO</w:t>
@@ -822,41 +969,48 @@
             <w:r>
               <w:rPr>
                 <w:noProof/>
+                <w:webHidden/>
               </w:rPr>
               <w:tab/>
             </w:r>
             <w:r>
               <w:rPr>
                 <w:noProof/>
+                <w:webHidden/>
               </w:rPr>
               <w:fldChar w:fldCharType="begin"/>
             </w:r>
             <w:r>
               <w:rPr>
                 <w:noProof/>
-              </w:rPr>
-              <w:instrText>PAGEREF _Toc2089532123 \h</w:instrText>
+                <w:webHidden/>
+              </w:rPr>
+              <w:instrText xml:space="preserve"> PAGEREF _Toc242442863 \h </w:instrText>
             </w:r>
             <w:r>
               <w:rPr>
                 <w:noProof/>
+                <w:webHidden/>
               </w:rPr>
             </w:r>
             <w:r>
               <w:rPr>
                 <w:noProof/>
+                <w:webHidden/>
               </w:rPr>
               <w:fldChar w:fldCharType="separate"/>
             </w:r>
             <w:r>
               <w:rPr>
                 <w:noProof/>
-              </w:rPr>
-              <w:t>12</w:t>
+                <w:webHidden/>
+              </w:rPr>
+              <w:t>13</w:t>
             </w:r>
             <w:r>
               <w:rPr>
                 <w:noProof/>
+                <w:webHidden/>
               </w:rPr>
               <w:fldChar w:fldCharType="end"/>
             </w:r>
@@ -866,15 +1020,19 @@
           <w:pPr>
             <w:pStyle w:val="TDC2"/>
             <w:tabs>
-              <w:tab w:val="right" w:leader="dot" w:pos="9960"/>
+              <w:tab w:val="right" w:leader="dot" w:pos="9962"/>
             </w:tabs>
             <w:rPr>
+              <w:rFonts w:asciiTheme="minorHAnsi" w:eastAsiaTheme="minorEastAsia" w:hAnsiTheme="minorHAnsi" w:cstheme="minorBidi"/>
               <w:noProof/>
+              <w:kern w:val="2"/>
+              <w14:ligatures w14:val="standardContextual"/>
             </w:rPr>
           </w:pPr>
-          <w:hyperlink w:anchor="_Toc1754959205" w:history="1">
-            <w:r>
-              <w:rPr>
+          <w:hyperlink w:anchor="_Toc242442864" w:history="1">
+            <w:r>
+              <w:rPr>
+                <w:rStyle w:val="Hipervnculo"/>
                 <w:noProof/>
               </w:rPr>
               <w:t>1.6. NIVEL 2 — LA RUEDA</w:t>
@@ -882,41 +1040,48 @@
             <w:r>
               <w:rPr>
                 <w:noProof/>
+                <w:webHidden/>
               </w:rPr>
               <w:tab/>
             </w:r>
             <w:r>
               <w:rPr>
                 <w:noProof/>
+                <w:webHidden/>
               </w:rPr>
               <w:fldChar w:fldCharType="begin"/>
             </w:r>
             <w:r>
               <w:rPr>
                 <w:noProof/>
-              </w:rPr>
-              <w:instrText>PAGEREF _Toc1754959205 \h</w:instrText>
+                <w:webHidden/>
+              </w:rPr>
+              <w:instrText xml:space="preserve"> PAGEREF _Toc242442864 \h </w:instrText>
             </w:r>
             <w:r>
               <w:rPr>
                 <w:noProof/>
+                <w:webHidden/>
               </w:rPr>
             </w:r>
             <w:r>
               <w:rPr>
                 <w:noProof/>
+                <w:webHidden/>
               </w:rPr>
               <w:fldChar w:fldCharType="separate"/>
             </w:r>
             <w:r>
               <w:rPr>
                 <w:noProof/>
+                <w:webHidden/>
               </w:rPr>
               <w:t>13</w:t>
             </w:r>
             <w:r>
               <w:rPr>
                 <w:noProof/>
+                <w:webHidden/>
               </w:rPr>
               <w:fldChar w:fldCharType="end"/>
             </w:r>
@@ -926,15 +1091,19 @@
           <w:pPr>
             <w:pStyle w:val="TDC3"/>
             <w:tabs>
-              <w:tab w:val="right" w:leader="dot" w:pos="9960"/>
+              <w:tab w:val="right" w:leader="dot" w:pos="9962"/>
             </w:tabs>
             <w:rPr>
+              <w:rFonts w:asciiTheme="minorHAnsi" w:eastAsiaTheme="minorEastAsia" w:hAnsiTheme="minorHAnsi" w:cstheme="minorBidi"/>
               <w:noProof/>
+              <w:kern w:val="2"/>
+              <w14:ligatures w14:val="standardContextual"/>
             </w:rPr>
           </w:pPr>
-          <w:hyperlink w:anchor="_Toc1644151459" w:history="1">
-            <w:r>
-              <w:rPr>
+          <w:hyperlink w:anchor="_Toc242442865" w:history="1">
+            <w:r>
+              <w:rPr>
+                <w:rStyle w:val="Hipervnculo"/>
                 <w:noProof/>
               </w:rPr>
               <w:t>1.6.1 Fase 1 — Observación y patrón</w:t>
@@ -942,41 +1111,48 @@
             <w:r>
               <w:rPr>
                 <w:noProof/>
+                <w:webHidden/>
               </w:rPr>
               <w:tab/>
             </w:r>
             <w:r>
               <w:rPr>
                 <w:noProof/>
+                <w:webHidden/>
               </w:rPr>
               <w:fldChar w:fldCharType="begin"/>
             </w:r>
             <w:r>
               <w:rPr>
                 <w:noProof/>
-              </w:rPr>
-              <w:instrText>PAGEREF _Toc1644151459 \h</w:instrText>
+                <w:webHidden/>
+              </w:rPr>
+              <w:instrText xml:space="preserve"> PAGEREF _Toc242442865 \h </w:instrText>
             </w:r>
             <w:r>
               <w:rPr>
                 <w:noProof/>
+                <w:webHidden/>
               </w:rPr>
             </w:r>
             <w:r>
               <w:rPr>
                 <w:noProof/>
+                <w:webHidden/>
               </w:rPr>
               <w:fldChar w:fldCharType="separate"/>
             </w:r>
             <w:r>
               <w:rPr>
                 <w:noProof/>
-              </w:rPr>
-              <w:t>13</w:t>
+                <w:webHidden/>
+              </w:rPr>
+              <w:t>14</w:t>
             </w:r>
             <w:r>
               <w:rPr>
                 <w:noProof/>
+                <w:webHidden/>
               </w:rPr>
               <w:fldChar w:fldCharType="end"/>
             </w:r>
@@ -986,15 +1162,19 @@
           <w:pPr>
             <w:pStyle w:val="TDC3"/>
             <w:tabs>
-              <w:tab w:val="right" w:leader="dot" w:pos="9960"/>
+              <w:tab w:val="right" w:leader="dot" w:pos="9962"/>
             </w:tabs>
             <w:rPr>
+              <w:rFonts w:asciiTheme="minorHAnsi" w:eastAsiaTheme="minorEastAsia" w:hAnsiTheme="minorHAnsi" w:cstheme="minorBidi"/>
               <w:noProof/>
+              <w:kern w:val="2"/>
+              <w14:ligatures w14:val="standardContextual"/>
             </w:rPr>
           </w:pPr>
-          <w:hyperlink w:anchor="_Toc4413685" w:history="1">
-            <w:r>
-              <w:rPr>
+          <w:hyperlink w:anchor="_Toc242442866" w:history="1">
+            <w:r>
+              <w:rPr>
+                <w:rStyle w:val="Hipervnculo"/>
                 <w:noProof/>
               </w:rPr>
               <w:t>1.6.2 Fase 2 — Construcción de la carretilla</w:t>
@@ -1002,41 +1182,48 @@
             <w:r>
               <w:rPr>
                 <w:noProof/>
+                <w:webHidden/>
               </w:rPr>
               <w:tab/>
             </w:r>
             <w:r>
               <w:rPr>
                 <w:noProof/>
+                <w:webHidden/>
               </w:rPr>
               <w:fldChar w:fldCharType="begin"/>
             </w:r>
             <w:r>
               <w:rPr>
                 <w:noProof/>
-              </w:rPr>
-              <w:instrText>PAGEREF _Toc4413685 \h</w:instrText>
+                <w:webHidden/>
+              </w:rPr>
+              <w:instrText xml:space="preserve"> PAGEREF _Toc242442866 \h </w:instrText>
             </w:r>
             <w:r>
               <w:rPr>
                 <w:noProof/>
+                <w:webHidden/>
               </w:rPr>
             </w:r>
             <w:r>
               <w:rPr>
                 <w:noProof/>
+                <w:webHidden/>
               </w:rPr>
               <w:fldChar w:fldCharType="separate"/>
             </w:r>
             <w:r>
               <w:rPr>
                 <w:noProof/>
+                <w:webHidden/>
               </w:rPr>
               <w:t>15</w:t>
             </w:r>
             <w:r>
               <w:rPr>
                 <w:noProof/>
+                <w:webHidden/>
               </w:rPr>
               <w:fldChar w:fldCharType="end"/>
             </w:r>
@@ -1046,15 +1233,19 @@
           <w:pPr>
             <w:pStyle w:val="TDC3"/>
             <w:tabs>
-              <w:tab w:val="right" w:leader="dot" w:pos="9960"/>
+              <w:tab w:val="right" w:leader="dot" w:pos="9962"/>
             </w:tabs>
             <w:rPr>
+              <w:rFonts w:asciiTheme="minorHAnsi" w:eastAsiaTheme="minorEastAsia" w:hAnsiTheme="minorHAnsi" w:cstheme="minorBidi"/>
               <w:noProof/>
+              <w:kern w:val="2"/>
+              <w14:ligatures w14:val="standardContextual"/>
             </w:rPr>
           </w:pPr>
-          <w:hyperlink w:anchor="_Toc650156784" w:history="1">
-            <w:r>
-              <w:rPr>
+          <w:hyperlink w:anchor="_Toc242442867" w:history="1">
+            <w:r>
+              <w:rPr>
+                <w:rStyle w:val="Hipervnculo"/>
                 <w:noProof/>
               </w:rPr>
               <w:t>1.6.3 Fase 3 — Regreso al refugio</w:t>
@@ -1062,41 +1253,48 @@
             <w:r>
               <w:rPr>
                 <w:noProof/>
+                <w:webHidden/>
               </w:rPr>
               <w:tab/>
             </w:r>
             <w:r>
               <w:rPr>
                 <w:noProof/>
+                <w:webHidden/>
               </w:rPr>
               <w:fldChar w:fldCharType="begin"/>
             </w:r>
             <w:r>
               <w:rPr>
                 <w:noProof/>
-              </w:rPr>
-              <w:instrText>PAGEREF _Toc650156784 \h</w:instrText>
+                <w:webHidden/>
+              </w:rPr>
+              <w:instrText xml:space="preserve"> PAGEREF _Toc242442867 \h </w:instrText>
             </w:r>
             <w:r>
               <w:rPr>
                 <w:noProof/>
+                <w:webHidden/>
               </w:rPr>
             </w:r>
             <w:r>
               <w:rPr>
                 <w:noProof/>
+                <w:webHidden/>
               </w:rPr>
               <w:fldChar w:fldCharType="separate"/>
             </w:r>
             <w:r>
               <w:rPr>
                 <w:noProof/>
+                <w:webHidden/>
               </w:rPr>
               <w:t>17</w:t>
             </w:r>
             <w:r>
               <w:rPr>
                 <w:noProof/>
+                <w:webHidden/>
               </w:rPr>
               <w:fldChar w:fldCharType="end"/>
             </w:r>
@@ -1106,15 +1304,19 @@
           <w:pPr>
             <w:pStyle w:val="TDC3"/>
             <w:tabs>
-              <w:tab w:val="right" w:leader="dot" w:pos="9960"/>
+              <w:tab w:val="right" w:leader="dot" w:pos="9962"/>
             </w:tabs>
             <w:rPr>
+              <w:rFonts w:asciiTheme="minorHAnsi" w:eastAsiaTheme="minorEastAsia" w:hAnsiTheme="minorHAnsi" w:cstheme="minorBidi"/>
               <w:noProof/>
+              <w:kern w:val="2"/>
+              <w14:ligatures w14:val="standardContextual"/>
             </w:rPr>
           </w:pPr>
-          <w:hyperlink w:anchor="_Toc198095957" w:history="1">
-            <w:r>
-              <w:rPr>
+          <w:hyperlink w:anchor="_Toc242442868" w:history="1">
+            <w:r>
+              <w:rPr>
+                <w:rStyle w:val="Hipervnculo"/>
                 <w:noProof/>
               </w:rPr>
               <w:t>1.6.4 Escena 2.5 — Cierre del nivel 2 (narrativa)</w:t>
@@ -1122,41 +1324,48 @@
             <w:r>
               <w:rPr>
                 <w:noProof/>
+                <w:webHidden/>
               </w:rPr>
               <w:tab/>
             </w:r>
             <w:r>
               <w:rPr>
                 <w:noProof/>
+                <w:webHidden/>
               </w:rPr>
               <w:fldChar w:fldCharType="begin"/>
             </w:r>
             <w:r>
               <w:rPr>
                 <w:noProof/>
-              </w:rPr>
-              <w:instrText>PAGEREF _Toc198095957 \h</w:instrText>
+                <w:webHidden/>
+              </w:rPr>
+              <w:instrText xml:space="preserve"> PAGEREF _Toc242442868 \h </w:instrText>
             </w:r>
             <w:r>
               <w:rPr>
                 <w:noProof/>
+                <w:webHidden/>
               </w:rPr>
             </w:r>
             <w:r>
               <w:rPr>
                 <w:noProof/>
+                <w:webHidden/>
               </w:rPr>
               <w:fldChar w:fldCharType="separate"/>
             </w:r>
             <w:r>
               <w:rPr>
                 <w:noProof/>
-              </w:rPr>
-              <w:t>18</w:t>
+                <w:webHidden/>
+              </w:rPr>
+              <w:t>19</w:t>
             </w:r>
             <w:r>
               <w:rPr>
                 <w:noProof/>
+                <w:webHidden/>
               </w:rPr>
               <w:fldChar w:fldCharType="end"/>
             </w:r>
@@ -1166,15 +1375,19 @@
           <w:pPr>
             <w:pStyle w:val="TDC2"/>
             <w:tabs>
-              <w:tab w:val="right" w:leader="dot" w:pos="9960"/>
+              <w:tab w:val="right" w:leader="dot" w:pos="9962"/>
             </w:tabs>
             <w:rPr>
+              <w:rFonts w:asciiTheme="minorHAnsi" w:eastAsiaTheme="minorEastAsia" w:hAnsiTheme="minorHAnsi" w:cstheme="minorBidi"/>
               <w:noProof/>
+              <w:kern w:val="2"/>
+              <w14:ligatures w14:val="standardContextual"/>
             </w:rPr>
           </w:pPr>
-          <w:hyperlink w:anchor="_Toc1885032450" w:history="1">
-            <w:r>
-              <w:rPr>
+          <w:hyperlink w:anchor="_Toc242442869" w:history="1">
+            <w:r>
+              <w:rPr>
+                <w:rStyle w:val="Hipervnculo"/>
                 <w:noProof/>
               </w:rPr>
               <w:t>1.7. ESCENA PUENTE II — DEL REFUGIO AL RÍO</w:t>
@@ -1182,41 +1395,48 @@
             <w:r>
               <w:rPr>
                 <w:noProof/>
+                <w:webHidden/>
               </w:rPr>
               <w:tab/>
             </w:r>
             <w:r>
               <w:rPr>
                 <w:noProof/>
+                <w:webHidden/>
               </w:rPr>
               <w:fldChar w:fldCharType="begin"/>
             </w:r>
             <w:r>
               <w:rPr>
                 <w:noProof/>
-              </w:rPr>
-              <w:instrText>PAGEREF _Toc1885032450 \h</w:instrText>
+                <w:webHidden/>
+              </w:rPr>
+              <w:instrText xml:space="preserve"> PAGEREF _Toc242442869 \h </w:instrText>
             </w:r>
             <w:r>
               <w:rPr>
                 <w:noProof/>
+                <w:webHidden/>
               </w:rPr>
             </w:r>
             <w:r>
               <w:rPr>
                 <w:noProof/>
+                <w:webHidden/>
               </w:rPr>
               <w:fldChar w:fldCharType="separate"/>
             </w:r>
             <w:r>
               <w:rPr>
                 <w:noProof/>
+                <w:webHidden/>
               </w:rPr>
               <w:t>19</w:t>
             </w:r>
             <w:r>
               <w:rPr>
                 <w:noProof/>
+                <w:webHidden/>
               </w:rPr>
               <w:fldChar w:fldCharType="end"/>
             </w:r>
@@ -1226,15 +1446,19 @@
           <w:pPr>
             <w:pStyle w:val="TDC2"/>
             <w:tabs>
-              <w:tab w:val="right" w:leader="dot" w:pos="9960"/>
+              <w:tab w:val="right" w:leader="dot" w:pos="9962"/>
             </w:tabs>
             <w:rPr>
+              <w:rFonts w:asciiTheme="minorHAnsi" w:eastAsiaTheme="minorEastAsia" w:hAnsiTheme="minorHAnsi" w:cstheme="minorBidi"/>
               <w:noProof/>
+              <w:kern w:val="2"/>
+              <w14:ligatures w14:val="standardContextual"/>
             </w:rPr>
           </w:pPr>
-          <w:hyperlink w:anchor="_Toc284352859" w:history="1">
-            <w:r>
-              <w:rPr>
+          <w:hyperlink w:anchor="_Toc242442870" w:history="1">
+            <w:r>
+              <w:rPr>
+                <w:rStyle w:val="Hipervnculo"/>
                 <w:noProof/>
               </w:rPr>
               <w:t>1.8. NIVEL 3 — EL RÍO</w:t>
@@ -1242,41 +1466,48 @@
             <w:r>
               <w:rPr>
                 <w:noProof/>
+                <w:webHidden/>
               </w:rPr>
               <w:tab/>
             </w:r>
             <w:r>
               <w:rPr>
                 <w:noProof/>
+                <w:webHidden/>
               </w:rPr>
               <w:fldChar w:fldCharType="begin"/>
             </w:r>
             <w:r>
               <w:rPr>
                 <w:noProof/>
-              </w:rPr>
-              <w:instrText>PAGEREF _Toc284352859 \h</w:instrText>
+                <w:webHidden/>
+              </w:rPr>
+              <w:instrText xml:space="preserve"> PAGEREF _Toc242442870 \h </w:instrText>
             </w:r>
             <w:r>
               <w:rPr>
                 <w:noProof/>
+                <w:webHidden/>
               </w:rPr>
             </w:r>
             <w:r>
               <w:rPr>
                 <w:noProof/>
+                <w:webHidden/>
               </w:rPr>
               <w:fldChar w:fldCharType="separate"/>
             </w:r>
             <w:r>
               <w:rPr>
                 <w:noProof/>
-              </w:rPr>
-              <w:t>19</w:t>
+                <w:webHidden/>
+              </w:rPr>
+              <w:t>20</w:t>
             </w:r>
             <w:r>
               <w:rPr>
                 <w:noProof/>
+                <w:webHidden/>
               </w:rPr>
               <w:fldChar w:fldCharType="end"/>
             </w:r>
@@ -1286,15 +1517,19 @@
           <w:pPr>
             <w:pStyle w:val="TDC3"/>
             <w:tabs>
-              <w:tab w:val="right" w:leader="dot" w:pos="9960"/>
+              <w:tab w:val="right" w:leader="dot" w:pos="9962"/>
             </w:tabs>
             <w:rPr>
+              <w:rFonts w:asciiTheme="minorHAnsi" w:eastAsiaTheme="minorEastAsia" w:hAnsiTheme="minorHAnsi" w:cstheme="minorBidi"/>
               <w:noProof/>
+              <w:kern w:val="2"/>
+              <w14:ligatures w14:val="standardContextual"/>
             </w:rPr>
           </w:pPr>
-          <w:hyperlink w:anchor="_Toc420765279" w:history="1">
-            <w:r>
-              <w:rPr>
+          <w:hyperlink w:anchor="_Toc242442871" w:history="1">
+            <w:r>
+              <w:rPr>
+                <w:rStyle w:val="Hipervnculo"/>
                 <w:noProof/>
               </w:rPr>
               <w:t>1.8.1 Escena 3.1 — Llegada al río (narrativa)</w:t>
@@ -1302,41 +1537,48 @@
             <w:r>
               <w:rPr>
                 <w:noProof/>
+                <w:webHidden/>
               </w:rPr>
               <w:tab/>
             </w:r>
             <w:r>
               <w:rPr>
                 <w:noProof/>
+                <w:webHidden/>
               </w:rPr>
               <w:fldChar w:fldCharType="begin"/>
             </w:r>
             <w:r>
               <w:rPr>
                 <w:noProof/>
-              </w:rPr>
-              <w:instrText>PAGEREF _Toc420765279 \h</w:instrText>
+                <w:webHidden/>
+              </w:rPr>
+              <w:instrText xml:space="preserve"> PAGEREF _Toc242442871 \h </w:instrText>
             </w:r>
             <w:r>
               <w:rPr>
                 <w:noProof/>
+                <w:webHidden/>
               </w:rPr>
             </w:r>
             <w:r>
               <w:rPr>
                 <w:noProof/>
+                <w:webHidden/>
               </w:rPr>
               <w:fldChar w:fldCharType="separate"/>
             </w:r>
             <w:r>
               <w:rPr>
                 <w:noProof/>
+                <w:webHidden/>
               </w:rPr>
               <w:t>20</w:t>
             </w:r>
             <w:r>
               <w:rPr>
                 <w:noProof/>
+                <w:webHidden/>
               </w:rPr>
               <w:fldChar w:fldCharType="end"/>
             </w:r>
@@ -1346,15 +1588,19 @@
           <w:pPr>
             <w:pStyle w:val="TDC3"/>
             <w:tabs>
-              <w:tab w:val="right" w:leader="dot" w:pos="9960"/>
+              <w:tab w:val="right" w:leader="dot" w:pos="9962"/>
             </w:tabs>
             <w:rPr>
+              <w:rFonts w:asciiTheme="minorHAnsi" w:eastAsiaTheme="minorEastAsia" w:hAnsiTheme="minorHAnsi" w:cstheme="minorBidi"/>
               <w:noProof/>
+              <w:kern w:val="2"/>
+              <w14:ligatures w14:val="standardContextual"/>
             </w:rPr>
           </w:pPr>
-          <w:hyperlink w:anchor="_Toc449596925" w:history="1">
-            <w:r>
-              <w:rPr>
+          <w:hyperlink w:anchor="_Toc242442872" w:history="1">
+            <w:r>
+              <w:rPr>
+                <w:rStyle w:val="Hipervnculo"/>
                 <w:noProof/>
               </w:rPr>
               <w:t>1.8.2 Mecánica de la recolección (previa al ensamblaje)</w:t>
@@ -1362,41 +1608,48 @@
             <w:r>
               <w:rPr>
                 <w:noProof/>
+                <w:webHidden/>
               </w:rPr>
               <w:tab/>
             </w:r>
             <w:r>
               <w:rPr>
                 <w:noProof/>
+                <w:webHidden/>
               </w:rPr>
               <w:fldChar w:fldCharType="begin"/>
             </w:r>
             <w:r>
               <w:rPr>
                 <w:noProof/>
-              </w:rPr>
-              <w:instrText>PAGEREF _Toc449596925 \h</w:instrText>
+                <w:webHidden/>
+              </w:rPr>
+              <w:instrText xml:space="preserve"> PAGEREF _Toc242442872 \h </w:instrText>
             </w:r>
             <w:r>
               <w:rPr>
                 <w:noProof/>
+                <w:webHidden/>
               </w:rPr>
             </w:r>
             <w:r>
               <w:rPr>
                 <w:noProof/>
+                <w:webHidden/>
               </w:rPr>
               <w:fldChar w:fldCharType="separate"/>
             </w:r>
             <w:r>
               <w:rPr>
                 <w:noProof/>
+                <w:webHidden/>
               </w:rPr>
               <w:t>20</w:t>
             </w:r>
             <w:r>
               <w:rPr>
                 <w:noProof/>
+                <w:webHidden/>
               </w:rPr>
               <w:fldChar w:fldCharType="end"/>
             </w:r>
@@ -1406,15 +1659,19 @@
           <w:pPr>
             <w:pStyle w:val="TDC3"/>
             <w:tabs>
-              <w:tab w:val="right" w:leader="dot" w:pos="9960"/>
+              <w:tab w:val="right" w:leader="dot" w:pos="9962"/>
             </w:tabs>
             <w:rPr>
+              <w:rFonts w:asciiTheme="minorHAnsi" w:eastAsiaTheme="minorEastAsia" w:hAnsiTheme="minorHAnsi" w:cstheme="minorBidi"/>
               <w:noProof/>
+              <w:kern w:val="2"/>
+              <w14:ligatures w14:val="standardContextual"/>
             </w:rPr>
           </w:pPr>
-          <w:hyperlink w:anchor="_Toc888588543" w:history="1">
-            <w:r>
-              <w:rPr>
+          <w:hyperlink w:anchor="_Toc242442873" w:history="1">
+            <w:r>
+              <w:rPr>
+                <w:rStyle w:val="Hipervnculo"/>
                 <w:noProof/>
               </w:rPr>
               <w:t>1.8.3 Mecánica del ensamblaje por fases</w:t>
@@ -1422,41 +1679,48 @@
             <w:r>
               <w:rPr>
                 <w:noProof/>
+                <w:webHidden/>
               </w:rPr>
               <w:tab/>
             </w:r>
             <w:r>
               <w:rPr>
                 <w:noProof/>
+                <w:webHidden/>
               </w:rPr>
               <w:fldChar w:fldCharType="begin"/>
             </w:r>
             <w:r>
               <w:rPr>
                 <w:noProof/>
-              </w:rPr>
-              <w:instrText>PAGEREF _Toc888588543 \h</w:instrText>
+                <w:webHidden/>
+              </w:rPr>
+              <w:instrText xml:space="preserve"> PAGEREF _Toc242442873 \h </w:instrText>
             </w:r>
             <w:r>
               <w:rPr>
                 <w:noProof/>
+                <w:webHidden/>
               </w:rPr>
             </w:r>
             <w:r>
               <w:rPr>
                 <w:noProof/>
+                <w:webHidden/>
               </w:rPr>
               <w:fldChar w:fldCharType="separate"/>
             </w:r>
             <w:r>
               <w:rPr>
                 <w:noProof/>
+                <w:webHidden/>
               </w:rPr>
               <w:t>21</w:t>
             </w:r>
             <w:r>
               <w:rPr>
                 <w:noProof/>
+                <w:webHidden/>
               </w:rPr>
               <w:fldChar w:fldCharType="end"/>
             </w:r>
@@ -1466,15 +1730,19 @@
           <w:pPr>
             <w:pStyle w:val="TDC3"/>
             <w:tabs>
-              <w:tab w:val="right" w:leader="dot" w:pos="9960"/>
+              <w:tab w:val="right" w:leader="dot" w:pos="9962"/>
             </w:tabs>
             <w:rPr>
+              <w:rFonts w:asciiTheme="minorHAnsi" w:eastAsiaTheme="minorEastAsia" w:hAnsiTheme="minorHAnsi" w:cstheme="minorBidi"/>
               <w:noProof/>
+              <w:kern w:val="2"/>
+              <w14:ligatures w14:val="standardContextual"/>
             </w:rPr>
           </w:pPr>
-          <w:hyperlink w:anchor="_Toc1574292978" w:history="1">
-            <w:r>
-              <w:rPr>
+          <w:hyperlink w:anchor="_Toc242442874" w:history="1">
+            <w:r>
+              <w:rPr>
+                <w:rStyle w:val="Hipervnculo"/>
                 <w:noProof/>
               </w:rPr>
               <w:t>1.8.4 Mecánica de prueba y depuración</w:t>
@@ -1482,41 +1750,48 @@
             <w:r>
               <w:rPr>
                 <w:noProof/>
+                <w:webHidden/>
               </w:rPr>
               <w:tab/>
             </w:r>
             <w:r>
               <w:rPr>
                 <w:noProof/>
+                <w:webHidden/>
               </w:rPr>
               <w:fldChar w:fldCharType="begin"/>
             </w:r>
             <w:r>
               <w:rPr>
                 <w:noProof/>
-              </w:rPr>
-              <w:instrText>PAGEREF _Toc1574292978 \h</w:instrText>
+                <w:webHidden/>
+              </w:rPr>
+              <w:instrText xml:space="preserve"> PAGEREF _Toc242442874 \h </w:instrText>
             </w:r>
             <w:r>
               <w:rPr>
                 <w:noProof/>
+                <w:webHidden/>
               </w:rPr>
             </w:r>
             <w:r>
               <w:rPr>
                 <w:noProof/>
+                <w:webHidden/>
               </w:rPr>
               <w:fldChar w:fldCharType="separate"/>
             </w:r>
             <w:r>
               <w:rPr>
                 <w:noProof/>
-              </w:rPr>
-              <w:t>21</w:t>
+                <w:webHidden/>
+              </w:rPr>
+              <w:t>22</w:t>
             </w:r>
             <w:r>
               <w:rPr>
                 <w:noProof/>
+                <w:webHidden/>
               </w:rPr>
               <w:fldChar w:fldCharType="end"/>
             </w:r>
@@ -1526,15 +1801,19 @@
           <w:pPr>
             <w:pStyle w:val="TDC2"/>
             <w:tabs>
-              <w:tab w:val="right" w:leader="dot" w:pos="9960"/>
+              <w:tab w:val="right" w:leader="dot" w:pos="9962"/>
             </w:tabs>
             <w:rPr>
+              <w:rFonts w:asciiTheme="minorHAnsi" w:eastAsiaTheme="minorEastAsia" w:hAnsiTheme="minorHAnsi" w:cstheme="minorBidi"/>
               <w:noProof/>
+              <w:kern w:val="2"/>
+              <w14:ligatures w14:val="standardContextual"/>
             </w:rPr>
           </w:pPr>
-          <w:hyperlink w:anchor="_Toc2109471655" w:history="1">
-            <w:r>
-              <w:rPr>
+          <w:hyperlink w:anchor="_Toc242442875" w:history="1">
+            <w:r>
+              <w:rPr>
+                <w:rStyle w:val="Hipervnculo"/>
                 <w:noProof/>
               </w:rPr>
               <w:t>1.9. ESCENA FINAL</w:t>
@@ -1542,41 +1821,48 @@
             <w:r>
               <w:rPr>
                 <w:noProof/>
+                <w:webHidden/>
               </w:rPr>
               <w:tab/>
             </w:r>
             <w:r>
               <w:rPr>
                 <w:noProof/>
+                <w:webHidden/>
               </w:rPr>
               <w:fldChar w:fldCharType="begin"/>
             </w:r>
             <w:r>
               <w:rPr>
                 <w:noProof/>
-              </w:rPr>
-              <w:instrText>PAGEREF _Toc2109471655 \h</w:instrText>
+                <w:webHidden/>
+              </w:rPr>
+              <w:instrText xml:space="preserve"> PAGEREF _Toc242442875 \h </w:instrText>
             </w:r>
             <w:r>
               <w:rPr>
                 <w:noProof/>
+                <w:webHidden/>
               </w:rPr>
             </w:r>
             <w:r>
               <w:rPr>
                 <w:noProof/>
+                <w:webHidden/>
               </w:rPr>
               <w:fldChar w:fldCharType="separate"/>
             </w:r>
             <w:r>
               <w:rPr>
                 <w:noProof/>
+                <w:webHidden/>
               </w:rPr>
               <w:t>23</w:t>
             </w:r>
             <w:r>
               <w:rPr>
                 <w:noProof/>
+                <w:webHidden/>
               </w:rPr>
               <w:fldChar w:fldCharType="end"/>
             </w:r>
@@ -1586,15 +1872,19 @@
           <w:pPr>
             <w:pStyle w:val="TDC2"/>
             <w:tabs>
-              <w:tab w:val="right" w:leader="dot" w:pos="9960"/>
+              <w:tab w:val="right" w:leader="dot" w:pos="9962"/>
             </w:tabs>
             <w:rPr>
+              <w:rFonts w:asciiTheme="minorHAnsi" w:eastAsiaTheme="minorEastAsia" w:hAnsiTheme="minorHAnsi" w:cstheme="minorBidi"/>
               <w:noProof/>
+              <w:kern w:val="2"/>
+              <w14:ligatures w14:val="standardContextual"/>
             </w:rPr>
           </w:pPr>
-          <w:hyperlink w:anchor="_Toc1153556076" w:history="1">
-            <w:r>
-              <w:rPr>
+          <w:hyperlink w:anchor="_Toc242442876" w:history="1">
+            <w:r>
+              <w:rPr>
+                <w:rStyle w:val="Hipervnculo"/>
                 <w:noProof/>
               </w:rPr>
               <w:t>1.10. CONTENIDO OPCIONAL FUERA DEL ALCANCE DEL PROTOTIPO</w:t>
@@ -1602,41 +1892,48 @@
             <w:r>
               <w:rPr>
                 <w:noProof/>
+                <w:webHidden/>
               </w:rPr>
               <w:tab/>
             </w:r>
             <w:r>
               <w:rPr>
                 <w:noProof/>
+                <w:webHidden/>
               </w:rPr>
               <w:fldChar w:fldCharType="begin"/>
             </w:r>
             <w:r>
               <w:rPr>
                 <w:noProof/>
-              </w:rPr>
-              <w:instrText>PAGEREF _Toc1153556076 \h</w:instrText>
+                <w:webHidden/>
+              </w:rPr>
+              <w:instrText xml:space="preserve"> PAGEREF _Toc242442876 \h </w:instrText>
             </w:r>
             <w:r>
               <w:rPr>
                 <w:noProof/>
+                <w:webHidden/>
               </w:rPr>
             </w:r>
             <w:r>
               <w:rPr>
                 <w:noProof/>
+                <w:webHidden/>
               </w:rPr>
               <w:fldChar w:fldCharType="separate"/>
             </w:r>
             <w:r>
               <w:rPr>
                 <w:noProof/>
+                <w:webHidden/>
               </w:rPr>
               <w:t>23</w:t>
             </w:r>
             <w:r>
               <w:rPr>
                 <w:noProof/>
+                <w:webHidden/>
               </w:rPr>
               <w:fldChar w:fldCharType="end"/>
             </w:r>
@@ -1646,15 +1943,19 @@
           <w:pPr>
             <w:pStyle w:val="TDC2"/>
             <w:tabs>
-              <w:tab w:val="right" w:leader="dot" w:pos="9960"/>
+              <w:tab w:val="right" w:leader="dot" w:pos="9962"/>
             </w:tabs>
             <w:rPr>
+              <w:rFonts w:asciiTheme="minorHAnsi" w:eastAsiaTheme="minorEastAsia" w:hAnsiTheme="minorHAnsi" w:cstheme="minorBidi"/>
               <w:noProof/>
+              <w:kern w:val="2"/>
+              <w14:ligatures w14:val="standardContextual"/>
             </w:rPr>
           </w:pPr>
-          <w:hyperlink w:anchor="_Toc1187550131" w:history="1">
-            <w:r>
-              <w:rPr>
+          <w:hyperlink w:anchor="_Toc242442877" w:history="1">
+            <w:r>
+              <w:rPr>
+                <w:rStyle w:val="Hipervnculo"/>
                 <w:noProof/>
               </w:rPr>
               <w:t>1.11. TRAZABILIDAD ENTRE ESCENAS, MECÁNICAS Y REQUERIMIENTOS</w:t>
@@ -1662,41 +1963,48 @@
             <w:r>
               <w:rPr>
                 <w:noProof/>
+                <w:webHidden/>
               </w:rPr>
               <w:tab/>
             </w:r>
             <w:r>
               <w:rPr>
                 <w:noProof/>
+                <w:webHidden/>
               </w:rPr>
               <w:fldChar w:fldCharType="begin"/>
             </w:r>
             <w:r>
               <w:rPr>
                 <w:noProof/>
-              </w:rPr>
-              <w:instrText>PAGEREF _Toc1187550131 \h</w:instrText>
+                <w:webHidden/>
+              </w:rPr>
+              <w:instrText xml:space="preserve"> PAGEREF _Toc242442877 \h </w:instrText>
             </w:r>
             <w:r>
               <w:rPr>
                 <w:noProof/>
+                <w:webHidden/>
               </w:rPr>
             </w:r>
             <w:r>
               <w:rPr>
                 <w:noProof/>
+                <w:webHidden/>
               </w:rPr>
               <w:fldChar w:fldCharType="separate"/>
             </w:r>
             <w:r>
               <w:rPr>
                 <w:noProof/>
-              </w:rPr>
-              <w:t>23</w:t>
+                <w:webHidden/>
+              </w:rPr>
+              <w:t>24</w:t>
             </w:r>
             <w:r>
               <w:rPr>
                 <w:noProof/>
+                <w:webHidden/>
               </w:rPr>
               <w:fldChar w:fldCharType="end"/>
             </w:r>
@@ -1706,15 +2014,19 @@
           <w:pPr>
             <w:pStyle w:val="TDC2"/>
             <w:tabs>
-              <w:tab w:val="right" w:leader="dot" w:pos="9960"/>
+              <w:tab w:val="right" w:leader="dot" w:pos="9962"/>
             </w:tabs>
             <w:rPr>
+              <w:rFonts w:asciiTheme="minorHAnsi" w:eastAsiaTheme="minorEastAsia" w:hAnsiTheme="minorHAnsi" w:cstheme="minorBidi"/>
               <w:noProof/>
+              <w:kern w:val="2"/>
+              <w14:ligatures w14:val="standardContextual"/>
             </w:rPr>
           </w:pPr>
-          <w:hyperlink w:anchor="_Toc1930827403" w:history="1">
-            <w:r>
-              <w:rPr>
+          <w:hyperlink w:anchor="_Toc242442878" w:history="1">
+            <w:r>
+              <w:rPr>
+                <w:rStyle w:val="Hipervnculo"/>
                 <w:noProof/>
               </w:rPr>
               <w:t>1.2. PUNTOS ABIERTOS DEL GUION</w:t>
@@ -1722,41 +2034,48 @@
             <w:r>
               <w:rPr>
                 <w:noProof/>
+                <w:webHidden/>
               </w:rPr>
               <w:tab/>
             </w:r>
             <w:r>
               <w:rPr>
                 <w:noProof/>
+                <w:webHidden/>
               </w:rPr>
               <w:fldChar w:fldCharType="begin"/>
             </w:r>
             <w:r>
               <w:rPr>
                 <w:noProof/>
-              </w:rPr>
-              <w:instrText>PAGEREF _Toc1930827403 \h</w:instrText>
+                <w:webHidden/>
+              </w:rPr>
+              <w:instrText xml:space="preserve"> PAGEREF _Toc242442878 \h </w:instrText>
             </w:r>
             <w:r>
               <w:rPr>
                 <w:noProof/>
+                <w:webHidden/>
               </w:rPr>
             </w:r>
             <w:r>
               <w:rPr>
                 <w:noProof/>
+                <w:webHidden/>
               </w:rPr>
               <w:fldChar w:fldCharType="separate"/>
             </w:r>
             <w:r>
               <w:rPr>
                 <w:noProof/>
+                <w:webHidden/>
               </w:rPr>
               <w:t>25</w:t>
             </w:r>
             <w:r>
               <w:rPr>
                 <w:noProof/>
+                <w:webHidden/>
               </w:rPr>
               <w:fldChar w:fldCharType="end"/>
             </w:r>
@@ -1766,15 +2085,19 @@
           <w:pPr>
             <w:pStyle w:val="TDC1"/>
             <w:tabs>
-              <w:tab w:val="right" w:leader="dot" w:pos="9960"/>
+              <w:tab w:val="right" w:leader="dot" w:pos="9962"/>
             </w:tabs>
             <w:rPr>
+              <w:rFonts w:asciiTheme="minorHAnsi" w:eastAsiaTheme="minorEastAsia" w:hAnsiTheme="minorHAnsi" w:cstheme="minorBidi"/>
               <w:noProof/>
+              <w:kern w:val="2"/>
+              <w14:ligatures w14:val="standardContextual"/>
             </w:rPr>
           </w:pPr>
-          <w:hyperlink w:anchor="_Toc1384875742" w:history="1">
-            <w:r>
-              <w:rPr>
+          <w:hyperlink w:anchor="_Toc242442879" w:history="1">
+            <w:r>
+              <w:rPr>
+                <w:rStyle w:val="Hipervnculo"/>
                 <w:noProof/>
               </w:rPr>
               <w:t>2. CASOS DE USO</w:t>
@@ -1782,41 +2105,48 @@
             <w:r>
               <w:rPr>
                 <w:noProof/>
+                <w:webHidden/>
               </w:rPr>
               <w:tab/>
             </w:r>
             <w:r>
               <w:rPr>
                 <w:noProof/>
+                <w:webHidden/>
               </w:rPr>
               <w:fldChar w:fldCharType="begin"/>
             </w:r>
             <w:r>
               <w:rPr>
                 <w:noProof/>
-              </w:rPr>
-              <w:instrText>PAGEREF _Toc1384875742 \h</w:instrText>
+                <w:webHidden/>
+              </w:rPr>
+              <w:instrText xml:space="preserve"> PAGEREF _Toc242442879 \h </w:instrText>
             </w:r>
             <w:r>
               <w:rPr>
                 <w:noProof/>
+                <w:webHidden/>
               </w:rPr>
             </w:r>
             <w:r>
               <w:rPr>
                 <w:noProof/>
+                <w:webHidden/>
               </w:rPr>
               <w:fldChar w:fldCharType="separate"/>
             </w:r>
             <w:r>
               <w:rPr>
                 <w:noProof/>
+                <w:webHidden/>
               </w:rPr>
               <w:t>26</w:t>
             </w:r>
             <w:r>
               <w:rPr>
                 <w:noProof/>
+                <w:webHidden/>
               </w:rPr>
               <w:fldChar w:fldCharType="end"/>
             </w:r>
@@ -1826,57 +2156,69 @@
           <w:pPr>
             <w:pStyle w:val="TDC2"/>
             <w:tabs>
-              <w:tab w:val="right" w:leader="dot" w:pos="9960"/>
+              <w:tab w:val="right" w:leader="dot" w:pos="9962"/>
             </w:tabs>
             <w:rPr>
+              <w:rFonts w:asciiTheme="minorHAnsi" w:eastAsiaTheme="minorEastAsia" w:hAnsiTheme="minorHAnsi" w:cstheme="minorBidi"/>
               <w:noProof/>
+              <w:kern w:val="2"/>
+              <w14:ligatures w14:val="standardContextual"/>
             </w:rPr>
           </w:pPr>
-          <w:hyperlink w:anchor="_Toc550214266" w:history="1">
-            <w:r>
-              <w:rPr>
+          <w:hyperlink w:anchor="_Toc242442880" w:history="1">
+            <w:r>
+              <w:rPr>
+                <w:rStyle w:val="Hipervnculo"/>
                 <w:noProof/>
+                <w:lang w:val="en-US"/>
               </w:rPr>
               <w:t>2.1 Actores</w:t>
             </w:r>
             <w:r>
               <w:rPr>
                 <w:noProof/>
+                <w:webHidden/>
               </w:rPr>
               <w:tab/>
             </w:r>
             <w:r>
               <w:rPr>
                 <w:noProof/>
+                <w:webHidden/>
               </w:rPr>
               <w:fldChar w:fldCharType="begin"/>
             </w:r>
             <w:r>
               <w:rPr>
                 <w:noProof/>
-              </w:rPr>
-              <w:instrText>PAGEREF _Toc550214266 \h</w:instrText>
+                <w:webHidden/>
+              </w:rPr>
+              <w:instrText xml:space="preserve"> PAGEREF _Toc242442880 \h </w:instrText>
             </w:r>
             <w:r>
               <w:rPr>
                 <w:noProof/>
+                <w:webHidden/>
               </w:rPr>
             </w:r>
             <w:r>
               <w:rPr>
                 <w:noProof/>
+                <w:webHidden/>
               </w:rPr>
               <w:fldChar w:fldCharType="separate"/>
             </w:r>
             <w:r>
               <w:rPr>
                 <w:noProof/>
+                <w:webHidden/>
               </w:rPr>
               <w:t>26</w:t>
             </w:r>
             <w:r>
               <w:rPr>
                 <w:noProof/>
+                <w:webHidden/>
               </w:rPr>
               <w:fldChar w:fldCharType="end"/>
             </w:r>
@@ -1886,57 +2228,69 @@
           <w:pPr>
             <w:pStyle w:val="TDC2"/>
             <w:tabs>
-              <w:tab w:val="right" w:leader="dot" w:pos="9960"/>
+              <w:tab w:val="right" w:leader="dot" w:pos="9962"/>
             </w:tabs>
             <w:rPr>
+              <w:rFonts w:asciiTheme="minorHAnsi" w:eastAsiaTheme="minorEastAsia" w:hAnsiTheme="minorHAnsi" w:cstheme="minorBidi"/>
               <w:noProof/>
+              <w:kern w:val="2"/>
+              <w14:ligatures w14:val="standardContextual"/>
             </w:rPr>
           </w:pPr>
-          <w:hyperlink w:anchor="_Toc504449516" w:history="1">
-            <w:r>
-              <w:rPr>
+          <w:hyperlink w:anchor="_Toc242442881" w:history="1">
+            <w:r>
+              <w:rPr>
+                <w:rStyle w:val="Hipervnculo"/>
                 <w:noProof/>
+                <w:lang w:val="en-US"/>
               </w:rPr>
               <w:t>2.2 Inventario de casos de uso</w:t>
             </w:r>
             <w:r>
               <w:rPr>
                 <w:noProof/>
+                <w:webHidden/>
               </w:rPr>
               <w:tab/>
             </w:r>
             <w:r>
               <w:rPr>
                 <w:noProof/>
+                <w:webHidden/>
               </w:rPr>
               <w:fldChar w:fldCharType="begin"/>
             </w:r>
             <w:r>
               <w:rPr>
                 <w:noProof/>
-              </w:rPr>
-              <w:instrText>PAGEREF _Toc504449516 \h</w:instrText>
+                <w:webHidden/>
+              </w:rPr>
+              <w:instrText xml:space="preserve"> PAGEREF _Toc242442881 \h </w:instrText>
             </w:r>
             <w:r>
               <w:rPr>
                 <w:noProof/>
+                <w:webHidden/>
               </w:rPr>
             </w:r>
             <w:r>
               <w:rPr>
                 <w:noProof/>
+                <w:webHidden/>
               </w:rPr>
               <w:fldChar w:fldCharType="separate"/>
             </w:r>
             <w:r>
               <w:rPr>
                 <w:noProof/>
+                <w:webHidden/>
               </w:rPr>
               <w:t>26</w:t>
             </w:r>
             <w:r>
               <w:rPr>
                 <w:noProof/>
+                <w:webHidden/>
               </w:rPr>
               <w:fldChar w:fldCharType="end"/>
             </w:r>
@@ -1946,15 +2300,19 @@
           <w:pPr>
             <w:pStyle w:val="TDC2"/>
             <w:tabs>
-              <w:tab w:val="right" w:leader="dot" w:pos="9960"/>
+              <w:tab w:val="right" w:leader="dot" w:pos="9962"/>
             </w:tabs>
             <w:rPr>
+              <w:rFonts w:asciiTheme="minorHAnsi" w:eastAsiaTheme="minorEastAsia" w:hAnsiTheme="minorHAnsi" w:cstheme="minorBidi"/>
               <w:noProof/>
+              <w:kern w:val="2"/>
+              <w14:ligatures w14:val="standardContextual"/>
             </w:rPr>
           </w:pPr>
-          <w:hyperlink w:anchor="_Toc1680202394" w:history="1">
-            <w:r>
-              <w:rPr>
+          <w:hyperlink w:anchor="_Toc242442882" w:history="1">
+            <w:r>
+              <w:rPr>
+                <w:rStyle w:val="Hipervnculo"/>
                 <w:noProof/>
               </w:rPr>
               <w:t>2.3 Especificación de los casos de uso</w:t>
@@ -1962,41 +2320,48 @@
             <w:r>
               <w:rPr>
                 <w:noProof/>
+                <w:webHidden/>
               </w:rPr>
               <w:tab/>
             </w:r>
             <w:r>
               <w:rPr>
                 <w:noProof/>
+                <w:webHidden/>
               </w:rPr>
               <w:fldChar w:fldCharType="begin"/>
             </w:r>
             <w:r>
               <w:rPr>
                 <w:noProof/>
-              </w:rPr>
-              <w:instrText>PAGEREF _Toc1680202394 \h</w:instrText>
+                <w:webHidden/>
+              </w:rPr>
+              <w:instrText xml:space="preserve"> PAGEREF _Toc242442882 \h </w:instrText>
             </w:r>
             <w:r>
               <w:rPr>
                 <w:noProof/>
+                <w:webHidden/>
               </w:rPr>
             </w:r>
             <w:r>
               <w:rPr>
                 <w:noProof/>
+                <w:webHidden/>
               </w:rPr>
               <w:fldChar w:fldCharType="separate"/>
             </w:r>
             <w:r>
               <w:rPr>
                 <w:noProof/>
+                <w:webHidden/>
               </w:rPr>
               <w:t>27</w:t>
             </w:r>
             <w:r>
               <w:rPr>
                 <w:noProof/>
+                <w:webHidden/>
               </w:rPr>
               <w:fldChar w:fldCharType="end"/>
             </w:r>
@@ -2006,15 +2371,19 @@
           <w:pPr>
             <w:pStyle w:val="TDC1"/>
             <w:tabs>
-              <w:tab w:val="right" w:leader="dot" w:pos="9960"/>
+              <w:tab w:val="right" w:leader="dot" w:pos="9962"/>
             </w:tabs>
             <w:rPr>
+              <w:rFonts w:asciiTheme="minorHAnsi" w:eastAsiaTheme="minorEastAsia" w:hAnsiTheme="minorHAnsi" w:cstheme="minorBidi"/>
               <w:noProof/>
+              <w:kern w:val="2"/>
+              <w14:ligatures w14:val="standardContextual"/>
             </w:rPr>
           </w:pPr>
-          <w:hyperlink w:anchor="_Toc1601038278" w:history="1">
-            <w:r>
-              <w:rPr>
+          <w:hyperlink w:anchor="_Toc242442883" w:history="1">
+            <w:r>
+              <w:rPr>
+                <w:rStyle w:val="Hipervnculo"/>
                 <w:noProof/>
               </w:rPr>
               <w:t>2. HISTORIAS DE USUARIO</w:t>
@@ -2022,41 +2391,48 @@
             <w:r>
               <w:rPr>
                 <w:noProof/>
+                <w:webHidden/>
               </w:rPr>
               <w:tab/>
             </w:r>
             <w:r>
               <w:rPr>
                 <w:noProof/>
+                <w:webHidden/>
               </w:rPr>
               <w:fldChar w:fldCharType="begin"/>
             </w:r>
             <w:r>
               <w:rPr>
                 <w:noProof/>
-              </w:rPr>
-              <w:instrText>PAGEREF _Toc1601038278 \h</w:instrText>
+                <w:webHidden/>
+              </w:rPr>
+              <w:instrText xml:space="preserve"> PAGEREF _Toc242442883 \h </w:instrText>
             </w:r>
             <w:r>
               <w:rPr>
                 <w:noProof/>
+                <w:webHidden/>
               </w:rPr>
             </w:r>
             <w:r>
               <w:rPr>
                 <w:noProof/>
+                <w:webHidden/>
               </w:rPr>
               <w:fldChar w:fldCharType="separate"/>
             </w:r>
             <w:r>
               <w:rPr>
                 <w:noProof/>
+                <w:webHidden/>
               </w:rPr>
               <w:t>35</w:t>
             </w:r>
             <w:r>
               <w:rPr>
                 <w:noProof/>
+                <w:webHidden/>
               </w:rPr>
               <w:fldChar w:fldCharType="end"/>
             </w:r>
@@ -2066,15 +2442,19 @@
           <w:pPr>
             <w:pStyle w:val="TDC1"/>
             <w:tabs>
-              <w:tab w:val="right" w:leader="dot" w:pos="9960"/>
+              <w:tab w:val="right" w:leader="dot" w:pos="9962"/>
             </w:tabs>
             <w:rPr>
+              <w:rFonts w:asciiTheme="minorHAnsi" w:eastAsiaTheme="minorEastAsia" w:hAnsiTheme="minorHAnsi" w:cstheme="minorBidi"/>
               <w:noProof/>
+              <w:kern w:val="2"/>
+              <w14:ligatures w14:val="standardContextual"/>
             </w:rPr>
           </w:pPr>
-          <w:hyperlink w:anchor="_Toc557484955" w:history="1">
-            <w:r>
-              <w:rPr>
+          <w:hyperlink w:anchor="_Toc242442884" w:history="1">
+            <w:r>
+              <w:rPr>
+                <w:rStyle w:val="Hipervnculo"/>
                 <w:noProof/>
               </w:rPr>
               <w:t>3. MATRIZ DE TRAZABILIDAD</w:t>
@@ -2082,41 +2462,48 @@
             <w:r>
               <w:rPr>
                 <w:noProof/>
+                <w:webHidden/>
               </w:rPr>
               <w:tab/>
             </w:r>
             <w:r>
               <w:rPr>
                 <w:noProof/>
+                <w:webHidden/>
               </w:rPr>
               <w:fldChar w:fldCharType="begin"/>
             </w:r>
             <w:r>
               <w:rPr>
                 <w:noProof/>
-              </w:rPr>
-              <w:instrText>PAGEREF _Toc557484955 \h</w:instrText>
+                <w:webHidden/>
+              </w:rPr>
+              <w:instrText xml:space="preserve"> PAGEREF _Toc242442884 \h </w:instrText>
             </w:r>
             <w:r>
               <w:rPr>
                 <w:noProof/>
+                <w:webHidden/>
               </w:rPr>
             </w:r>
             <w:r>
               <w:rPr>
                 <w:noProof/>
+                <w:webHidden/>
               </w:rPr>
               <w:fldChar w:fldCharType="separate"/>
             </w:r>
             <w:r>
               <w:rPr>
                 <w:noProof/>
+                <w:webHidden/>
               </w:rPr>
               <w:t>37</w:t>
             </w:r>
             <w:r>
               <w:rPr>
                 <w:noProof/>
+                <w:webHidden/>
               </w:rPr>
               <w:fldChar w:fldCharType="end"/>
             </w:r>
@@ -2126,15 +2513,19 @@
           <w:pPr>
             <w:pStyle w:val="TDC2"/>
             <w:tabs>
-              <w:tab w:val="right" w:leader="dot" w:pos="9960"/>
+              <w:tab w:val="right" w:leader="dot" w:pos="9962"/>
             </w:tabs>
             <w:rPr>
+              <w:rFonts w:asciiTheme="minorHAnsi" w:eastAsiaTheme="minorEastAsia" w:hAnsiTheme="minorHAnsi" w:cstheme="minorBidi"/>
               <w:noProof/>
+              <w:kern w:val="2"/>
+              <w14:ligatures w14:val="standardContextual"/>
             </w:rPr>
           </w:pPr>
-          <w:hyperlink w:anchor="_Toc1676422953" w:history="1">
-            <w:r>
-              <w:rPr>
+          <w:hyperlink w:anchor="_Toc242442885" w:history="1">
+            <w:r>
+              <w:rPr>
+                <w:rStyle w:val="Hipervnculo"/>
                 <w:noProof/>
               </w:rPr>
               <w:t>3.1 Trazabilidad entre facetas del pensamiento computacional y requerimientos</w:t>
@@ -2142,41 +2533,48 @@
             <w:r>
               <w:rPr>
                 <w:noProof/>
+                <w:webHidden/>
               </w:rPr>
               <w:tab/>
             </w:r>
             <w:r>
               <w:rPr>
                 <w:noProof/>
+                <w:webHidden/>
               </w:rPr>
               <w:fldChar w:fldCharType="begin"/>
             </w:r>
             <w:r>
               <w:rPr>
                 <w:noProof/>
-              </w:rPr>
-              <w:instrText>PAGEREF _Toc1676422953 \h</w:instrText>
+                <w:webHidden/>
+              </w:rPr>
+              <w:instrText xml:space="preserve"> PAGEREF _Toc242442885 \h </w:instrText>
             </w:r>
             <w:r>
               <w:rPr>
                 <w:noProof/>
+                <w:webHidden/>
               </w:rPr>
             </w:r>
             <w:r>
               <w:rPr>
                 <w:noProof/>
+                <w:webHidden/>
               </w:rPr>
               <w:fldChar w:fldCharType="separate"/>
             </w:r>
             <w:r>
               <w:rPr>
                 <w:noProof/>
+                <w:webHidden/>
               </w:rPr>
               <w:t>37</w:t>
             </w:r>
             <w:r>
               <w:rPr>
                 <w:noProof/>
+                <w:webHidden/>
               </w:rPr>
               <w:fldChar w:fldCharType="end"/>
             </w:r>
@@ -2186,57 +2584,69 @@
           <w:pPr>
             <w:pStyle w:val="TDC2"/>
             <w:tabs>
-              <w:tab w:val="right" w:leader="dot" w:pos="9960"/>
+              <w:tab w:val="right" w:leader="dot" w:pos="9962"/>
             </w:tabs>
             <w:rPr>
+              <w:rFonts w:asciiTheme="minorHAnsi" w:eastAsiaTheme="minorEastAsia" w:hAnsiTheme="minorHAnsi" w:cstheme="minorBidi"/>
               <w:noProof/>
+              <w:kern w:val="2"/>
+              <w14:ligatures w14:val="standardContextual"/>
             </w:rPr>
           </w:pPr>
-          <w:hyperlink w:anchor="_Toc594024249" w:history="1">
-            <w:r>
-              <w:rPr>
+          <w:hyperlink w:anchor="_Toc242442886" w:history="1">
+            <w:r>
+              <w:rPr>
+                <w:rStyle w:val="Hipervnculo"/>
                 <w:noProof/>
+                <w:lang w:val="en-US"/>
               </w:rPr>
               <w:t>3.2 Criterios pedagógicos</w:t>
             </w:r>
             <w:r>
               <w:rPr>
                 <w:noProof/>
+                <w:webHidden/>
               </w:rPr>
               <w:tab/>
             </w:r>
             <w:r>
               <w:rPr>
                 <w:noProof/>
+                <w:webHidden/>
               </w:rPr>
               <w:fldChar w:fldCharType="begin"/>
             </w:r>
             <w:r>
               <w:rPr>
                 <w:noProof/>
-              </w:rPr>
-              <w:instrText>PAGEREF _Toc594024249 \h</w:instrText>
+                <w:webHidden/>
+              </w:rPr>
+              <w:instrText xml:space="preserve"> PAGEREF _Toc242442886 \h </w:instrText>
             </w:r>
             <w:r>
               <w:rPr>
                 <w:noProof/>
+                <w:webHidden/>
               </w:rPr>
             </w:r>
             <w:r>
               <w:rPr>
                 <w:noProof/>
+                <w:webHidden/>
               </w:rPr>
               <w:fldChar w:fldCharType="separate"/>
             </w:r>
             <w:r>
               <w:rPr>
                 <w:noProof/>
-              </w:rPr>
-              <w:t>37</w:t>
+                <w:webHidden/>
+              </w:rPr>
+              <w:t>38</w:t>
             </w:r>
             <w:r>
               <w:rPr>
                 <w:noProof/>
+                <w:webHidden/>
               </w:rPr>
               <w:fldChar w:fldCharType="end"/>
             </w:r>
@@ -2246,57 +2656,69 @@
           <w:pPr>
             <w:pStyle w:val="TDC2"/>
             <w:tabs>
-              <w:tab w:val="right" w:leader="dot" w:pos="9960"/>
+              <w:tab w:val="right" w:leader="dot" w:pos="9962"/>
             </w:tabs>
             <w:rPr>
+              <w:rFonts w:asciiTheme="minorHAnsi" w:eastAsiaTheme="minorEastAsia" w:hAnsiTheme="minorHAnsi" w:cstheme="minorBidi"/>
               <w:noProof/>
+              <w:kern w:val="2"/>
+              <w14:ligatures w14:val="standardContextual"/>
             </w:rPr>
           </w:pPr>
-          <w:hyperlink w:anchor="_Toc1446331990" w:history="1">
-            <w:r>
-              <w:rPr>
+          <w:hyperlink w:anchor="_Toc242442887" w:history="1">
+            <w:r>
+              <w:rPr>
+                <w:rStyle w:val="Hipervnculo"/>
                 <w:noProof/>
+                <w:lang w:val="en-US"/>
               </w:rPr>
               <w:t>3.3 Criterios técnicos</w:t>
             </w:r>
             <w:r>
               <w:rPr>
                 <w:noProof/>
+                <w:webHidden/>
               </w:rPr>
               <w:tab/>
             </w:r>
             <w:r>
               <w:rPr>
                 <w:noProof/>
+                <w:webHidden/>
               </w:rPr>
               <w:fldChar w:fldCharType="begin"/>
             </w:r>
             <w:r>
               <w:rPr>
                 <w:noProof/>
-              </w:rPr>
-              <w:instrText>PAGEREF _Toc1446331990 \h</w:instrText>
+                <w:webHidden/>
+              </w:rPr>
+              <w:instrText xml:space="preserve"> PAGEREF _Toc242442887 \h </w:instrText>
             </w:r>
             <w:r>
               <w:rPr>
                 <w:noProof/>
+                <w:webHidden/>
               </w:rPr>
             </w:r>
             <w:r>
               <w:rPr>
                 <w:noProof/>
+                <w:webHidden/>
               </w:rPr>
               <w:fldChar w:fldCharType="separate"/>
             </w:r>
             <w:r>
               <w:rPr>
                 <w:noProof/>
+                <w:webHidden/>
               </w:rPr>
               <w:t>38</w:t>
             </w:r>
             <w:r>
               <w:rPr>
                 <w:noProof/>
+                <w:webHidden/>
               </w:rPr>
               <w:fldChar w:fldCharType="end"/>
             </w:r>
@@ -2306,57 +2728,69 @@
           <w:pPr>
             <w:pStyle w:val="TDC2"/>
             <w:tabs>
-              <w:tab w:val="right" w:leader="dot" w:pos="9960"/>
+              <w:tab w:val="right" w:leader="dot" w:pos="9962"/>
             </w:tabs>
             <w:rPr>
+              <w:rFonts w:asciiTheme="minorHAnsi" w:eastAsiaTheme="minorEastAsia" w:hAnsiTheme="minorHAnsi" w:cstheme="minorBidi"/>
               <w:noProof/>
+              <w:kern w:val="2"/>
+              <w14:ligatures w14:val="standardContextual"/>
             </w:rPr>
           </w:pPr>
-          <w:hyperlink w:anchor="_Toc1220016464" w:history="1">
-            <w:r>
-              <w:rPr>
+          <w:hyperlink w:anchor="_Toc242442888" w:history="1">
+            <w:r>
+              <w:rPr>
+                <w:rStyle w:val="Hipervnculo"/>
                 <w:noProof/>
+                <w:lang w:val="en-US"/>
               </w:rPr>
               <w:t>3.4 Criterios narrativos y marco jurídico</w:t>
             </w:r>
             <w:r>
               <w:rPr>
                 <w:noProof/>
+                <w:webHidden/>
               </w:rPr>
               <w:tab/>
             </w:r>
             <w:r>
               <w:rPr>
                 <w:noProof/>
+                <w:webHidden/>
               </w:rPr>
               <w:fldChar w:fldCharType="begin"/>
             </w:r>
             <w:r>
               <w:rPr>
                 <w:noProof/>
-              </w:rPr>
-              <w:instrText>PAGEREF _Toc1220016464 \h</w:instrText>
+                <w:webHidden/>
+              </w:rPr>
+              <w:instrText xml:space="preserve"> PAGEREF _Toc242442888 \h </w:instrText>
             </w:r>
             <w:r>
               <w:rPr>
                 <w:noProof/>
+                <w:webHidden/>
               </w:rPr>
             </w:r>
             <w:r>
               <w:rPr>
                 <w:noProof/>
+                <w:webHidden/>
               </w:rPr>
               <w:fldChar w:fldCharType="separate"/>
             </w:r>
             <w:r>
               <w:rPr>
                 <w:noProof/>
-              </w:rPr>
-              <w:t>38</w:t>
+                <w:webHidden/>
+              </w:rPr>
+              <w:t>39</w:t>
             </w:r>
             <w:r>
               <w:rPr>
                 <w:noProof/>
+                <w:webHidden/>
               </w:rPr>
               <w:fldChar w:fldCharType="end"/>
             </w:r>
@@ -2366,15 +2800,19 @@
           <w:pPr>
             <w:pStyle w:val="TDC2"/>
             <w:tabs>
-              <w:tab w:val="right" w:leader="dot" w:pos="9960"/>
+              <w:tab w:val="right" w:leader="dot" w:pos="9962"/>
             </w:tabs>
             <w:rPr>
+              <w:rFonts w:asciiTheme="minorHAnsi" w:eastAsiaTheme="minorEastAsia" w:hAnsiTheme="minorHAnsi" w:cstheme="minorBidi"/>
               <w:noProof/>
+              <w:kern w:val="2"/>
+              <w14:ligatures w14:val="standardContextual"/>
             </w:rPr>
           </w:pPr>
-          <w:hyperlink w:anchor="_Toc215629017" w:history="1">
-            <w:r>
-              <w:rPr>
+          <w:hyperlink w:anchor="_Toc242442889" w:history="1">
+            <w:r>
+              <w:rPr>
+                <w:rStyle w:val="Hipervnculo"/>
                 <w:noProof/>
               </w:rPr>
               <w:t>3.5 Trazabilidad historia de usuario por requerimiento</w:t>
@@ -2382,41 +2820,48 @@
             <w:r>
               <w:rPr>
                 <w:noProof/>
+                <w:webHidden/>
               </w:rPr>
               <w:tab/>
             </w:r>
             <w:r>
               <w:rPr>
                 <w:noProof/>
+                <w:webHidden/>
               </w:rPr>
               <w:fldChar w:fldCharType="begin"/>
             </w:r>
             <w:r>
               <w:rPr>
                 <w:noProof/>
-              </w:rPr>
-              <w:instrText>PAGEREF _Toc215629017 \h</w:instrText>
+                <w:webHidden/>
+              </w:rPr>
+              <w:instrText xml:space="preserve"> PAGEREF _Toc242442889 \h </w:instrText>
             </w:r>
             <w:r>
               <w:rPr>
                 <w:noProof/>
+                <w:webHidden/>
               </w:rPr>
             </w:r>
             <w:r>
               <w:rPr>
                 <w:noProof/>
+                <w:webHidden/>
               </w:rPr>
               <w:fldChar w:fldCharType="separate"/>
             </w:r>
             <w:r>
               <w:rPr>
                 <w:noProof/>
+                <w:webHidden/>
               </w:rPr>
               <w:t>39</w:t>
             </w:r>
             <w:r>
               <w:rPr>
                 <w:noProof/>
+                <w:webHidden/>
               </w:rPr>
               <w:fldChar w:fldCharType="end"/>
             </w:r>
@@ -2426,15 +2871,19 @@
           <w:pPr>
             <w:pStyle w:val="TDC2"/>
             <w:tabs>
-              <w:tab w:val="right" w:leader="dot" w:pos="9960"/>
+              <w:tab w:val="right" w:leader="dot" w:pos="9962"/>
             </w:tabs>
             <w:rPr>
+              <w:rFonts w:asciiTheme="minorHAnsi" w:eastAsiaTheme="minorEastAsia" w:hAnsiTheme="minorHAnsi" w:cstheme="minorBidi"/>
               <w:noProof/>
+              <w:kern w:val="2"/>
+              <w14:ligatures w14:val="standardContextual"/>
             </w:rPr>
           </w:pPr>
-          <w:hyperlink w:anchor="_Toc1302745367" w:history="1">
-            <w:r>
-              <w:rPr>
+          <w:hyperlink w:anchor="_Toc242442890" w:history="1">
+            <w:r>
+              <w:rPr>
+                <w:rStyle w:val="Hipervnculo"/>
                 <w:noProof/>
               </w:rPr>
               <w:t>3.6 Trazabilidad con los KPI del proyecto</w:t>
@@ -2442,41 +2891,48 @@
             <w:r>
               <w:rPr>
                 <w:noProof/>
+                <w:webHidden/>
               </w:rPr>
               <w:tab/>
             </w:r>
             <w:r>
               <w:rPr>
                 <w:noProof/>
+                <w:webHidden/>
               </w:rPr>
               <w:fldChar w:fldCharType="begin"/>
             </w:r>
             <w:r>
               <w:rPr>
                 <w:noProof/>
-              </w:rPr>
-              <w:instrText>PAGEREF _Toc1302745367 \h</w:instrText>
+                <w:webHidden/>
+              </w:rPr>
+              <w:instrText xml:space="preserve"> PAGEREF _Toc242442890 \h </w:instrText>
             </w:r>
             <w:r>
               <w:rPr>
                 <w:noProof/>
+                <w:webHidden/>
               </w:rPr>
             </w:r>
             <w:r>
               <w:rPr>
                 <w:noProof/>
+                <w:webHidden/>
               </w:rPr>
               <w:fldChar w:fldCharType="separate"/>
             </w:r>
             <w:r>
               <w:rPr>
                 <w:noProof/>
+                <w:webHidden/>
               </w:rPr>
               <w:t>40</w:t>
             </w:r>
             <w:r>
               <w:rPr>
                 <w:noProof/>
+                <w:webHidden/>
               </w:rPr>
               <w:fldChar w:fldCharType="end"/>
             </w:r>
@@ -2486,15 +2942,19 @@
           <w:pPr>
             <w:pStyle w:val="TDC1"/>
             <w:tabs>
-              <w:tab w:val="right" w:leader="dot" w:pos="9960"/>
+              <w:tab w:val="right" w:leader="dot" w:pos="9962"/>
             </w:tabs>
             <w:rPr>
+              <w:rFonts w:asciiTheme="minorHAnsi" w:eastAsiaTheme="minorEastAsia" w:hAnsiTheme="minorHAnsi" w:cstheme="minorBidi"/>
               <w:noProof/>
+              <w:kern w:val="2"/>
+              <w14:ligatures w14:val="standardContextual"/>
             </w:rPr>
           </w:pPr>
-          <w:hyperlink w:anchor="_Toc_ArqSoftware" w:history="1">
-            <w:r>
-              <w:rPr>
+          <w:hyperlink w:anchor="_Toc242442891" w:history="1">
+            <w:r>
+              <w:rPr>
+                <w:rStyle w:val="Hipervnculo"/>
                 <w:noProof/>
               </w:rPr>
               <w:t>4. ARQUITECTURA DE SOFTWARE</w:t>
@@ -2502,41 +2962,403 @@
             <w:r>
               <w:rPr>
                 <w:noProof/>
+                <w:webHidden/>
               </w:rPr>
               <w:tab/>
             </w:r>
             <w:r>
               <w:rPr>
                 <w:noProof/>
+                <w:webHidden/>
               </w:rPr>
               <w:fldChar w:fldCharType="begin"/>
             </w:r>
             <w:r>
               <w:rPr>
                 <w:noProof/>
-              </w:rPr>
-              <w:instrText>PAGEREF _Toc_ArqSoftware \h</w:instrText>
+                <w:webHidden/>
+              </w:rPr>
+              <w:instrText xml:space="preserve"> PAGEREF _Toc242442891 \h </w:instrText>
             </w:r>
             <w:r>
               <w:rPr>
                 <w:noProof/>
+                <w:webHidden/>
               </w:rPr>
             </w:r>
             <w:r>
               <w:rPr>
                 <w:noProof/>
+                <w:webHidden/>
               </w:rPr>
               <w:fldChar w:fldCharType="separate"/>
             </w:r>
             <w:r>
               <w:rPr>
                 <w:noProof/>
-              </w:rPr>
-              <w:t>40</w:t>
+                <w:webHidden/>
+              </w:rPr>
+              <w:t>41</w:t>
             </w:r>
             <w:r>
               <w:rPr>
                 <w:noProof/>
+                <w:webHidden/>
+              </w:rPr>
+              <w:fldChar w:fldCharType="end"/>
+            </w:r>
+          </w:hyperlink>
+        </w:p>
+        <w:p>
+          <w:pPr>
+            <w:pStyle w:val="TDC2"/>
+            <w:tabs>
+              <w:tab w:val="right" w:leader="dot" w:pos="9962"/>
+            </w:tabs>
+            <w:rPr>
+              <w:rFonts w:asciiTheme="minorHAnsi" w:eastAsiaTheme="minorEastAsia" w:hAnsiTheme="minorHAnsi" w:cstheme="minorBidi"/>
+              <w:noProof/>
+              <w:kern w:val="2"/>
+              <w14:ligatures w14:val="standardContextual"/>
+            </w:rPr>
+          </w:pPr>
+          <w:hyperlink w:anchor="_Toc242442892" w:history="1">
+            <w:r>
+              <w:rPr>
+                <w:rStyle w:val="Hipervnculo"/>
+                <w:noProof/>
+              </w:rPr>
+              <w:t>4.1 Decisión arquitectónica</w:t>
+            </w:r>
+            <w:r>
+              <w:rPr>
+                <w:noProof/>
+                <w:webHidden/>
+              </w:rPr>
+              <w:tab/>
+            </w:r>
+            <w:r>
+              <w:rPr>
+                <w:noProof/>
+                <w:webHidden/>
+              </w:rPr>
+              <w:fldChar w:fldCharType="begin"/>
+            </w:r>
+            <w:r>
+              <w:rPr>
+                <w:noProof/>
+                <w:webHidden/>
+              </w:rPr>
+              <w:instrText xml:space="preserve"> PAGEREF _Toc242442892 \h </w:instrText>
+            </w:r>
+            <w:r>
+              <w:rPr>
+                <w:noProof/>
+                <w:webHidden/>
+              </w:rPr>
+            </w:r>
+            <w:r>
+              <w:rPr>
+                <w:noProof/>
+                <w:webHidden/>
+              </w:rPr>
+              <w:fldChar w:fldCharType="separate"/>
+            </w:r>
+            <w:r>
+              <w:rPr>
+                <w:noProof/>
+                <w:webHidden/>
+              </w:rPr>
+              <w:t>41</w:t>
+            </w:r>
+            <w:r>
+              <w:rPr>
+                <w:noProof/>
+                <w:webHidden/>
+              </w:rPr>
+              <w:fldChar w:fldCharType="end"/>
+            </w:r>
+          </w:hyperlink>
+        </w:p>
+        <w:p>
+          <w:pPr>
+            <w:pStyle w:val="TDC2"/>
+            <w:tabs>
+              <w:tab w:val="right" w:leader="dot" w:pos="9962"/>
+            </w:tabs>
+            <w:rPr>
+              <w:rFonts w:asciiTheme="minorHAnsi" w:eastAsiaTheme="minorEastAsia" w:hAnsiTheme="minorHAnsi" w:cstheme="minorBidi"/>
+              <w:noProof/>
+              <w:kern w:val="2"/>
+              <w14:ligatures w14:val="standardContextual"/>
+            </w:rPr>
+          </w:pPr>
+          <w:hyperlink w:anchor="_Toc242442893" w:history="1">
+            <w:r>
+              <w:rPr>
+                <w:rStyle w:val="Hipervnculo"/>
+                <w:noProof/>
+              </w:rPr>
+              <w:t>4.2 Patrones que componen la arquitectura</w:t>
+            </w:r>
+            <w:r>
+              <w:rPr>
+                <w:noProof/>
+                <w:webHidden/>
+              </w:rPr>
+              <w:tab/>
+            </w:r>
+            <w:r>
+              <w:rPr>
+                <w:noProof/>
+                <w:webHidden/>
+              </w:rPr>
+              <w:fldChar w:fldCharType="begin"/>
+            </w:r>
+            <w:r>
+              <w:rPr>
+                <w:noProof/>
+                <w:webHidden/>
+              </w:rPr>
+              <w:instrText xml:space="preserve"> PAGEREF _Toc242442893 \h </w:instrText>
+            </w:r>
+            <w:r>
+              <w:rPr>
+                <w:noProof/>
+                <w:webHidden/>
+              </w:rPr>
+            </w:r>
+            <w:r>
+              <w:rPr>
+                <w:noProof/>
+                <w:webHidden/>
+              </w:rPr>
+              <w:fldChar w:fldCharType="separate"/>
+            </w:r>
+            <w:r>
+              <w:rPr>
+                <w:noProof/>
+                <w:webHidden/>
+              </w:rPr>
+              <w:t>41</w:t>
+            </w:r>
+            <w:r>
+              <w:rPr>
+                <w:noProof/>
+                <w:webHidden/>
+              </w:rPr>
+              <w:fldChar w:fldCharType="end"/>
+            </w:r>
+          </w:hyperlink>
+        </w:p>
+        <w:p>
+          <w:pPr>
+            <w:pStyle w:val="TDC2"/>
+            <w:tabs>
+              <w:tab w:val="right" w:leader="dot" w:pos="9962"/>
+            </w:tabs>
+            <w:rPr>
+              <w:rFonts w:asciiTheme="minorHAnsi" w:eastAsiaTheme="minorEastAsia" w:hAnsiTheme="minorHAnsi" w:cstheme="minorBidi"/>
+              <w:noProof/>
+              <w:kern w:val="2"/>
+              <w14:ligatures w14:val="standardContextual"/>
+            </w:rPr>
+          </w:pPr>
+          <w:hyperlink w:anchor="_Toc242442894" w:history="1">
+            <w:r>
+              <w:rPr>
+                <w:rStyle w:val="Hipervnculo"/>
+                <w:noProof/>
+              </w:rPr>
+              <w:t>4.3 Flujo de estados del juego</w:t>
+            </w:r>
+            <w:r>
+              <w:rPr>
+                <w:noProof/>
+                <w:webHidden/>
+              </w:rPr>
+              <w:tab/>
+            </w:r>
+            <w:r>
+              <w:rPr>
+                <w:noProof/>
+                <w:webHidden/>
+              </w:rPr>
+              <w:fldChar w:fldCharType="begin"/>
+            </w:r>
+            <w:r>
+              <w:rPr>
+                <w:noProof/>
+                <w:webHidden/>
+              </w:rPr>
+              <w:instrText xml:space="preserve"> PAGEREF _Toc242442894 \h </w:instrText>
+            </w:r>
+            <w:r>
+              <w:rPr>
+                <w:noProof/>
+                <w:webHidden/>
+              </w:rPr>
+            </w:r>
+            <w:r>
+              <w:rPr>
+                <w:noProof/>
+                <w:webHidden/>
+              </w:rPr>
+              <w:fldChar w:fldCharType="separate"/>
+            </w:r>
+            <w:r>
+              <w:rPr>
+                <w:noProof/>
+                <w:webHidden/>
+              </w:rPr>
+              <w:t>41</w:t>
+            </w:r>
+            <w:r>
+              <w:rPr>
+                <w:noProof/>
+                <w:webHidden/>
+              </w:rPr>
+              <w:fldChar w:fldCharType="end"/>
+            </w:r>
+          </w:hyperlink>
+        </w:p>
+        <w:p>
+          <w:pPr>
+            <w:pStyle w:val="TDC2"/>
+            <w:tabs>
+              <w:tab w:val="right" w:leader="dot" w:pos="9962"/>
+            </w:tabs>
+            <w:rPr>
+              <w:rFonts w:asciiTheme="minorHAnsi" w:eastAsiaTheme="minorEastAsia" w:hAnsiTheme="minorHAnsi" w:cstheme="minorBidi"/>
+              <w:noProof/>
+              <w:kern w:val="2"/>
+              <w14:ligatures w14:val="standardContextual"/>
+            </w:rPr>
+          </w:pPr>
+          <w:hyperlink w:anchor="_Toc242442895" w:history="1">
+            <w:r>
+              <w:rPr>
+                <w:rStyle w:val="Hipervnculo"/>
+                <w:noProof/>
+              </w:rPr>
+              <w:t>4.4 Módulos principales del sistema</w:t>
+            </w:r>
+            <w:r>
+              <w:rPr>
+                <w:noProof/>
+                <w:webHidden/>
+              </w:rPr>
+              <w:tab/>
+            </w:r>
+            <w:r>
+              <w:rPr>
+                <w:noProof/>
+                <w:webHidden/>
+              </w:rPr>
+              <w:fldChar w:fldCharType="begin"/>
+            </w:r>
+            <w:r>
+              <w:rPr>
+                <w:noProof/>
+                <w:webHidden/>
+              </w:rPr>
+              <w:instrText xml:space="preserve"> PAGEREF _Toc242442895 \h </w:instrText>
+            </w:r>
+            <w:r>
+              <w:rPr>
+                <w:noProof/>
+                <w:webHidden/>
+              </w:rPr>
+            </w:r>
+            <w:r>
+              <w:rPr>
+                <w:noProof/>
+                <w:webHidden/>
+              </w:rPr>
+              <w:fldChar w:fldCharType="separate"/>
+            </w:r>
+            <w:r>
+              <w:rPr>
+                <w:noProof/>
+                <w:webHidden/>
+              </w:rPr>
+              <w:t>42</w:t>
+            </w:r>
+            <w:r>
+              <w:rPr>
+                <w:noProof/>
+                <w:webHidden/>
+              </w:rPr>
+              <w:fldChar w:fldCharType="end"/>
+            </w:r>
+          </w:hyperlink>
+        </w:p>
+        <w:p>
+          <w:pPr>
+            <w:pStyle w:val="TDC2"/>
+            <w:tabs>
+              <w:tab w:val="right" w:leader="dot" w:pos="9962"/>
+            </w:tabs>
+            <w:rPr>
+              <w:rFonts w:asciiTheme="minorHAnsi" w:eastAsiaTheme="minorEastAsia" w:hAnsiTheme="minorHAnsi" w:cstheme="minorBidi"/>
+              <w:noProof/>
+              <w:kern w:val="2"/>
+              <w14:ligatures w14:val="standardContextual"/>
+            </w:rPr>
+          </w:pPr>
+          <w:hyperlink w:anchor="_Toc242442896" w:history="1">
+            <w:r>
+              <w:rPr>
+                <w:rStyle w:val="Hipervnculo"/>
+                <w:noProof/>
+              </w:rPr>
+              <w:t>4.5 Justificación frente a otras alternativas</w:t>
+            </w:r>
+            <w:r>
+              <w:rPr>
+                <w:noProof/>
+                <w:webHidden/>
+              </w:rPr>
+              <w:tab/>
+            </w:r>
+            <w:r>
+              <w:rPr>
+                <w:noProof/>
+                <w:webHidden/>
+              </w:rPr>
+              <w:fldChar w:fldCharType="begin"/>
+            </w:r>
+            <w:r>
+              <w:rPr>
+                <w:noProof/>
+                <w:webHidden/>
+              </w:rPr>
+              <w:instrText xml:space="preserve"> PAGEREF _Toc242442896 \h </w:instrText>
+            </w:r>
+            <w:r>
+              <w:rPr>
+                <w:noProof/>
+                <w:webHidden/>
+              </w:rPr>
+            </w:r>
+            <w:r>
+              <w:rPr>
+                <w:noProof/>
+                <w:webHidden/>
+              </w:rPr>
+              <w:fldChar w:fldCharType="separate"/>
+            </w:r>
+            <w:r>
+              <w:rPr>
+                <w:noProof/>
+                <w:webHidden/>
+              </w:rPr>
+              <w:t>43</w:t>
+            </w:r>
+            <w:r>
+              <w:rPr>
+                <w:noProof/>
+                <w:webHidden/>
               </w:rPr>
               <w:fldChar w:fldCharType="end"/>
             </w:r>
@@ -2546,15 +3368,19 @@
           <w:pPr>
             <w:pStyle w:val="TDC1"/>
             <w:tabs>
-              <w:tab w:val="right" w:leader="dot" w:pos="9960"/>
+              <w:tab w:val="right" w:leader="dot" w:pos="9962"/>
             </w:tabs>
             <w:rPr>
+              <w:rFonts w:asciiTheme="minorHAnsi" w:eastAsiaTheme="minorEastAsia" w:hAnsiTheme="minorHAnsi" w:cstheme="minorBidi"/>
               <w:noProof/>
+              <w:kern w:val="2"/>
+              <w14:ligatures w14:val="standardContextual"/>
             </w:rPr>
           </w:pPr>
-          <w:hyperlink w:anchor="_Toc803251440" w:history="1">
-            <w:r>
-              <w:rPr>
+          <w:hyperlink w:anchor="_Toc242442897" w:history="1">
+            <w:r>
+              <w:rPr>
+                <w:rStyle w:val="Hipervnculo"/>
                 <w:noProof/>
               </w:rPr>
               <w:t>5. CONTROL DE CAMBIOS</w:t>
@@ -2562,41 +3388,48 @@
             <w:r>
               <w:rPr>
                 <w:noProof/>
+                <w:webHidden/>
               </w:rPr>
               <w:tab/>
             </w:r>
             <w:r>
               <w:rPr>
                 <w:noProof/>
+                <w:webHidden/>
               </w:rPr>
               <w:fldChar w:fldCharType="begin"/>
             </w:r>
             <w:r>
               <w:rPr>
                 <w:noProof/>
-              </w:rPr>
-              <w:instrText>PAGEREF _Toc803251440 \h</w:instrText>
+                <w:webHidden/>
+              </w:rPr>
+              <w:instrText xml:space="preserve"> PAGEREF _Toc242442897 \h </w:instrText>
             </w:r>
             <w:r>
               <w:rPr>
                 <w:noProof/>
+                <w:webHidden/>
               </w:rPr>
             </w:r>
             <w:r>
               <w:rPr>
                 <w:noProof/>
+                <w:webHidden/>
               </w:rPr>
               <w:fldChar w:fldCharType="separate"/>
             </w:r>
             <w:r>
               <w:rPr>
                 <w:noProof/>
-              </w:rPr>
-              <w:t>43</w:t>
+                <w:webHidden/>
+              </w:rPr>
+              <w:t>44</w:t>
             </w:r>
             <w:r>
               <w:rPr>
                 <w:noProof/>
+                <w:webHidden/>
               </w:rPr>
               <w:fldChar w:fldCharType="end"/>
             </w:r>
@@ -2613,7 +3446,7 @@
       <w:pPr>
         <w:pStyle w:val="Ttulo1"/>
       </w:pPr>
-      <w:bookmarkStart w:id="0" w:name="_Toc1277468741"/>
+      <w:bookmarkStart w:id="0" w:name="_Toc242442850"/>
       <w:r>
         <w:t>1. GUIA DE DESARROLLO</w:t>
       </w:r>
@@ -2627,7 +3460,7 @@
           <w:bCs w:val="0"/>
         </w:rPr>
       </w:pPr>
-      <w:bookmarkStart w:id="1" w:name="_Toc728806747"/>
+      <w:bookmarkStart w:id="1" w:name="_Toc242442851"/>
       <w:r>
         <w:t>1.1 FICHA GENERAL DEL VIDEOJUEGO</w:t>
       </w:r>
@@ -3209,6 +4042,7 @@
                 <w:szCs w:val="20"/>
                 <w:lang w:val="en-US"/>
               </w:rPr>
+              <w:lastRenderedPageBreak/>
               <w:t>Premisa</w:t>
             </w:r>
           </w:p>
@@ -3335,7 +4169,7 @@
           <w:bCs w:val="0"/>
         </w:rPr>
       </w:pPr>
-      <w:bookmarkStart w:id="2" w:name="_Toc560915046"/>
+      <w:bookmarkStart w:id="2" w:name="_Toc242442852"/>
       <w:r>
         <w:t>1.1.1 Personajes</w:t>
       </w:r>
@@ -3395,7 +4229,6 @@
                 <w:szCs w:val="20"/>
                 <w:lang w:val="en-US"/>
               </w:rPr>
-              <w:lastRenderedPageBreak/>
               <w:t>Personaje</w:t>
             </w:r>
           </w:p>
@@ -4011,7 +4844,21 @@
                 <w:sz w:val="20"/>
                 <w:szCs w:val="20"/>
               </w:rPr>
-              <w:t>Pequeña figura luminosa con forma de llama, con cara, brazos y piernas de palo, manos y una franja de colores en la base, del tamaño de una palma. Conserva el mismo cuerpo en los tres niveles y cambia de material: de fuego en el Nivel 1, de madera en el 2 y de agua en el 3. Gira en el aire dejando una estela de puntos de luz. No resuelve: pregunta, descompone el objetivo y nombra al final la habilidad practicada.</w:t>
+              <w:t xml:space="preserve">Pequeña figura </w:t>
+            </w:r>
+            <w:r>
+              <w:rPr>
+                <w:sz w:val="20"/>
+                <w:szCs w:val="20"/>
+              </w:rPr>
+              <w:t>con cara, brazos y piernas gruesos del color de su material, manos abiertas, pies ovalados y una pantaloneta de cuadros en la cintura, del tamaño de una palma. Es el mismo personaje en los tres niveles y su cuerpo es el material del descubrimiento: una llama de fuego en el Nivel 1, un disco de madera en el 2 y una gota</w:t>
+            </w:r>
+            <w:r>
+              <w:rPr>
+                <w:sz w:val="20"/>
+                <w:szCs w:val="20"/>
+              </w:rPr>
+              <w:t xml:space="preserve"> de agua en el 3. Gira en el aire dejando una estela de puntos de luz. No resuelve: pregunta, descompone el objetivo y nombra al final la habilidad practicada.</w:t>
             </w:r>
           </w:p>
         </w:tc>
@@ -4033,7 +4880,7 @@
           <w:bCs w:val="0"/>
         </w:rPr>
       </w:pPr>
-      <w:bookmarkStart w:id="3" w:name="_Toc923869944"/>
+      <w:bookmarkStart w:id="3" w:name="_Toc242442853"/>
       <w:r>
         <w:t>1.1.2 Estructura de niveles</w:t>
       </w:r>
@@ -4788,7 +5635,7 @@
           <w:bCs w:val="0"/>
         </w:rPr>
       </w:pPr>
-      <w:bookmarkStart w:id="4" w:name="_Toc1052872283"/>
+      <w:bookmarkStart w:id="4" w:name="_Toc242442854"/>
       <w:r>
         <w:t>1.2. CONVENCIONES DEL DOCUMENTO</w:t>
       </w:r>
@@ -4846,7 +5693,6 @@
         <w:rPr>
           <w:color w:val="000000"/>
         </w:rPr>
-        <w:lastRenderedPageBreak/>
         <w:t>Escenas jugables: el jugador interactúa con la mecánica del nivel. El guion las especifica en el apartado «Mecánica» de cada nivel.</w:t>
       </w:r>
     </w:p>
@@ -4885,7 +5731,7 @@
           <w:lang w:val="en-US"/>
         </w:rPr>
       </w:pPr>
-      <w:bookmarkStart w:id="5" w:name="_Toc779695272"/>
+      <w:bookmarkStart w:id="5" w:name="_Toc242442855"/>
       <w:r>
         <w:rPr>
           <w:sz w:val="24"/>
@@ -5498,7 +6344,7 @@
       <w:pPr>
         <w:pStyle w:val="Ttulo2"/>
       </w:pPr>
-      <w:bookmarkStart w:id="6" w:name="_Toc314588313"/>
+      <w:bookmarkStart w:id="6" w:name="_Toc242442856"/>
       <w:r>
         <w:t>1.3. PRÓLOGO Y ESTRUCTURA NARRATIVA</w:t>
       </w:r>
@@ -5531,6 +6377,7 @@
         <w:rPr>
           <w:color w:val="000000"/>
         </w:rPr>
+        <w:lastRenderedPageBreak/>
         <w:t>El guía acompaña los tres niveles y cumple siempre la misma función pedagógica: al abrir el nivel plantea el objetivo, con preguntas o con indicaciones paso a paso, y lo descompone; durante el juego da la indicación de cada tarea al empezarla y la repite cuando el jugador pide ayuda, y solo añade una pista, en forma de pregunta, si el jugador acumula tres intentos fallidos seguidos en la misma tarea; al cerrar el nivel nombra la habilidad que el jugador acaba de ejercitar. Nunca entrega la solución.</w:t>
       </w:r>
     </w:p>
@@ -5543,7 +6390,7 @@
           <w:lang w:val="es-CO"/>
         </w:rPr>
       </w:pPr>
-      <w:bookmarkStart w:id="7" w:name="_Toc1435528996"/>
+      <w:bookmarkStart w:id="7" w:name="_Toc242442857"/>
       <w:r>
         <w:rPr>
           <w:lang w:val="es-CO"/>
@@ -5570,7 +6417,6 @@
           <w:sz w:val="22"/>
           <w:szCs w:val="22"/>
         </w:rPr>
-        <w:lastRenderedPageBreak/>
         <w:t>Noche helada, sin luna. La familia camina a la intemperie. Se escuchan animales y sonidos extraños. En el horizonte se distingue la silueta de una cueva.</w:t>
       </w:r>
     </w:p>
@@ -5648,7 +6494,7 @@
       <w:pPr>
         <w:pStyle w:val="Ttulo2"/>
       </w:pPr>
-      <w:bookmarkStart w:id="8" w:name="_Toc919436614"/>
+      <w:bookmarkStart w:id="8" w:name="_Toc242442858"/>
       <w:r>
         <w:t>1.4. NIVEL 1 — LA OSCURIDAD</w:t>
       </w:r>
@@ -6210,7 +7056,7 @@
           <w:lang w:val="es-CO"/>
         </w:rPr>
       </w:pPr>
-      <w:bookmarkStart w:id="9" w:name="_Toc324985132"/>
+      <w:bookmarkStart w:id="9" w:name="_Toc242442859"/>
       <w:r>
         <w:rPr>
           <w:lang w:val="es-CO"/>
@@ -6293,6 +7139,7 @@
           <w:sz w:val="22"/>
           <w:szCs w:val="22"/>
         </w:rPr>
+        <w:lastRenderedPageBreak/>
         <w:t>Algoritm gira en el aire como un trompo feliz, dejando una estela de puntos luminosos, y avanza despacio hacia el fondo de la cueva, mirando atrás para asegurarse de que la familia lo sigue.</w:t>
       </w:r>
     </w:p>
@@ -6340,7 +7187,7 @@
           <w:lang w:val="es-CO"/>
         </w:rPr>
       </w:pPr>
-      <w:bookmarkStart w:id="10" w:name="_Toc1612445268"/>
+      <w:bookmarkStart w:id="10" w:name="_Toc242442860"/>
       <w:r>
         <w:rPr>
           <w:lang w:val="es-CO"/>
@@ -6374,7 +7221,6 @@
         <w:rPr>
           <w:color w:val="000000"/>
         </w:rPr>
-        <w:lastRenderedPageBreak/>
         <w:t>PAPÁ: Sí. Pero nos dejó algo.</w:t>
       </w:r>
     </w:p>
@@ -6604,7 +7450,7 @@
           <w:lang w:val="es-CO"/>
         </w:rPr>
       </w:pPr>
-      <w:bookmarkStart w:id="11" w:name="_Toc1694239914"/>
+      <w:bookmarkStart w:id="11" w:name="_Toc242442861"/>
       <w:r>
         <w:rPr>
           <w:lang w:val="es-CO"/>
@@ -6639,6 +7485,7 @@
         </w:rPr>
       </w:pPr>
       <w:r>
+        <w:lastRenderedPageBreak/>
         <w:t>1.4.3.1 Elementos en pantalla</w:t>
       </w:r>
     </w:p>
@@ -6916,7 +7763,6 @@
                 <w:szCs w:val="20"/>
                 <w:lang w:val="en-US"/>
               </w:rPr>
-              <w:lastRenderedPageBreak/>
               <w:t>Círculo de reunión</w:t>
             </w:r>
           </w:p>
@@ -7750,7 +8596,15 @@
                 <w:sz w:val="20"/>
                 <w:szCs w:val="20"/>
               </w:rPr>
-              <w:t>Aparece al reunir los materiales, cuando las hojas sueltas se funden en él. Cambia de estado visual: intacto, humeante al converger y encendido al soplar, cuando la llama prende encima y las hojas se queman desde el centro.</w:t>
+              <w:t xml:space="preserve">Aparece al reunir los materiales, cuando las hojas sueltas se funden en él. Cambia </w:t>
+            </w:r>
+            <w:r>
+              <w:rPr>
+                <w:sz w:val="20"/>
+                <w:szCs w:val="20"/>
+              </w:rPr>
+              <w:lastRenderedPageBreak/>
+              <w:t>de estado visual: intacto, humeante al converger y encendido al soplar, cuando la llama prende encima y las hojas se queman desde el centro.</w:t>
             </w:r>
           </w:p>
         </w:tc>
@@ -7790,6 +8644,7 @@
                 <w:szCs w:val="20"/>
                 <w:lang w:val="en-US"/>
               </w:rPr>
+              <w:lastRenderedPageBreak/>
               <w:t>Nivel de iluminación</w:t>
             </w:r>
           </w:p>
@@ -7858,15 +8713,7 @@
                 <w:sz w:val="20"/>
                 <w:szCs w:val="20"/>
               </w:rPr>
-              <w:t xml:space="preserve">La cueva empieza en penumbra, con un charco de luz sobre el punto del fuego. Sube un escalón con cada golpe efectivo, como refuerzo visual del avance; la </w:t>
-            </w:r>
-            <w:r>
-              <w:rPr>
-                <w:sz w:val="20"/>
-                <w:szCs w:val="20"/>
-              </w:rPr>
-              <w:lastRenderedPageBreak/>
-              <w:t>iluminación completa llega con el nacimiento del fuego.</w:t>
+              <w:t>La cueva empieza en penumbra, con un charco de luz sobre el punto del fuego. Sube un escalón con cada golpe efectivo, como refuerzo visual del avance; la iluminación completa llega con el nacimiento del fuego.</w:t>
             </w:r>
           </w:p>
         </w:tc>
@@ -9032,7 +9879,14 @@
         <w:rPr>
           <w:color w:val="000000"/>
         </w:rPr>
-        <w:t>El golpe se resuelve primero por la cercanía de las piedras y después por la fuerza: sin choque no hay chispa, así que con las piedras antes del roce justo o demasiado encimadas el golpe no prende con ninguna fuerza. Papá golpea en todos los casos; tras un golpe sin chispa hace un gesto de ánimo y vuelve al reposo. El choque solo se oye cuando las piedras se tocan, más fuerte cuanto más encimadas, y el sonido de la chispa solo acompaña al golpe efectivo.</w:t>
+        <w:t xml:space="preserve">El golpe se resuelve primero por la cercanía de las piedras y después por la fuerza: sin choque no hay chispa, así que con las piedras antes del roce justo o demasiado encimadas el golpe no prende con ninguna fuerza. Papá golpea en todos los casos; tras un golpe sin chispa hace </w:t>
+      </w:r>
+      <w:r>
+        <w:rPr>
+          <w:color w:val="000000"/>
+        </w:rPr>
+        <w:lastRenderedPageBreak/>
+        <w:t>un gesto de ánimo y vuelve al reposo. El choque solo se oye cuando las piedras se tocan, más fuerte cuanto más encimadas, y el sonido de la chispa solo acompaña al golpe efectivo.</w:t>
       </w:r>
     </w:p>
     <w:tbl>
@@ -9383,7 +10237,6 @@
                 <w:szCs w:val="20"/>
                 <w:lang w:val="en-US"/>
               </w:rPr>
-              <w:lastRenderedPageBreak/>
               <w:t>Demasiado encimadas</w:t>
             </w:r>
           </w:p>
@@ -10224,6 +11077,7 @@
                 <w:szCs w:val="20"/>
                 <w:lang w:val="en-US"/>
               </w:rPr>
+              <w:lastRenderedPageBreak/>
               <w:t>Piedras antes del roce</w:t>
             </w:r>
           </w:p>
@@ -10548,7 +11402,6 @@
                 <w:szCs w:val="20"/>
                 <w:lang w:val="en-US"/>
               </w:rPr>
-              <w:lastRenderedPageBreak/>
               <w:t>Golpe suave</w:t>
             </w:r>
           </w:p>
@@ -11703,7 +12556,7 @@
                 <w:sz w:val="20"/>
                 <w:szCs w:val="20"/>
               </w:rPr>
-              <w:t xml:space="preserve">Hipótesis. Al llegar desde E0, las piezas quedan fijas, la cámara se acerca [acercamiento], las hojas se funden en el montón y aparecen los deslizantes de fuerza y de cercanía, ambos en su primera muesca («Suave» y «Lejos»), el botón «Golpear» y el botón «Soplar» atenuado y con candado; la tablilla pasa a la instrucción de golpear. En los retornos, los deslizantes </w:t>
+              <w:t xml:space="preserve">Hipótesis. Al llegar desde E0, las piezas quedan fijas, la cámara se acerca [acercamiento], las hojas se funden en el montón y </w:t>
             </w:r>
             <w:r>
               <w:rPr>
@@ -11711,7 +12564,7 @@
                 <w:szCs w:val="20"/>
               </w:rPr>
               <w:lastRenderedPageBreak/>
-              <w:t>conservan el último valor elegido.</w:t>
+              <w:t>aparecen los deslizantes de fuerza y de cercanía, ambos en su primera muesca («Suave» y «Lejos»), el botón «Golpear» y el botón «Soplar» atenuado y con candado; la tablilla pasa a la instrucción de golpear. En los retornos, los deslizantes conservan el último valor elegido.</w:t>
             </w:r>
           </w:p>
         </w:tc>
@@ -12472,6 +13325,7 @@
         <w:rPr>
           <w:color w:val="000000"/>
         </w:rPr>
+        <w:lastRenderedPageBreak/>
         <w:t>Reunir los materiales no tiene intentos fallidos: una pieza fuera del círculo no produce mensaje ni penalización; solo impide que empiece el encendido.</w:t>
       </w:r>
     </w:p>
@@ -12532,7 +13386,6 @@
         <w:rPr>
           <w:color w:val="000000"/>
         </w:rPr>
-        <w:lastRenderedPageBreak/>
         <w:t>Una vez habilitado, «Soplar» no falla: accionarlo siempre hace nacer el fuego.</w:t>
       </w:r>
     </w:p>
@@ -12593,7 +13446,7 @@
           <w:lang w:val="es-CO"/>
         </w:rPr>
       </w:pPr>
-      <w:bookmarkStart w:id="12" w:name="_Toc214676845"/>
+      <w:bookmarkStart w:id="12" w:name="_Toc242442862"/>
       <w:r>
         <w:rPr>
           <w:lang w:val="es-CO"/>
@@ -12830,8 +13683,9 @@
       <w:pPr>
         <w:pStyle w:val="Ttulo2"/>
       </w:pPr>
-      <w:bookmarkStart w:id="13" w:name="_Toc2089532123"/>
+      <w:bookmarkStart w:id="13" w:name="_Toc242442863"/>
       <w:r>
+        <w:lastRenderedPageBreak/>
         <w:t>1.5. ESCENA PUENTE I — DEL FUEGO AL ALIMENTO</w:t>
       </w:r>
       <w:bookmarkEnd w:id="13"/>
@@ -12855,7 +13709,27 @@
           <w:u w:val="single"/>
           <w:lang w:val="es-ES"/>
         </w:rPr>
-        <w:t>Nota: esta escena abre el Nivel 2. Se reproduce al elegir ese nivel en el menú de niveles, antes de la escena 2.1, y no a continuación del cierre del Nivel 1. El guía (Algoritm) cruza la escena con el material del nivel que termina (fuego) y, cuando la familia llega al bosque, aparece con el del que empieza (madera). Su forma de llama no cambia.</w:t>
+        <w:t xml:space="preserve">Nota: esta escena abre el Nivel 2. Se reproduce al elegir ese nivel en el menú de niveles, antes de la escena 2.1, y no a continuación del cierre del Nivel 1. El guía (Algoritm) cruza la escena con el material del nivel que termina (fuego) y, cuando la familia llega al bosque, aparece con el del que empieza (madera). </w:t>
+      </w:r>
+      <w:r>
+        <w:rPr>
+          <w:i/>
+          <w:iCs/>
+          <w:color w:val="000000" w:themeColor="text1"/>
+          <w:u w:val="single"/>
+          <w:lang w:val="es-ES"/>
+        </w:rPr>
+        <w:t>El cambio de llama a disco de madera ocurre en el fundido a negro que precede a la llegada al bosque, nunca a la vist</w:t>
+      </w:r>
+      <w:r>
+        <w:rPr>
+          <w:i/>
+          <w:iCs/>
+          <w:color w:val="000000" w:themeColor="text1"/>
+          <w:u w:val="single"/>
+          <w:lang w:val="es-ES"/>
+        </w:rPr>
+        <w:t>a.</w:t>
       </w:r>
     </w:p>
     <w:p/>
@@ -13022,7 +13896,7 @@
       <w:pPr>
         <w:pStyle w:val="Ttulo2"/>
       </w:pPr>
-      <w:bookmarkStart w:id="14" w:name="_Toc1754959205"/>
+      <w:bookmarkStart w:id="14" w:name="_Toc242442864"/>
       <w:r>
         <w:t>1.6. NIVEL 2 — LA RUEDA</w:t>
       </w:r>
@@ -13559,7 +14433,21 @@
                 <w:sz w:val="20"/>
                 <w:szCs w:val="20"/>
               </w:rPr>
-              <w:t>El nivel dura un día: amanece al salir de la cueva (escena puente I), la recolección y la construcción son de tarde, el regreso al refugio es al atardecer y el cierre es de noche, junto al fuego. Lo cuenta la luz de cada escena, no un rótulo.</w:t>
+              <w:t>El nivel dura un día: amanece al salir de la cueva (escena puente I), la recolección y la construcción son de tarde, el regreso al refugio e</w:t>
+            </w:r>
+            <w:r>
+              <w:rPr>
+                <w:sz w:val="20"/>
+                <w:szCs w:val="20"/>
+              </w:rPr>
+              <w:t>mpieza al atardecer (escena 2.4) y el cierre es de noche, junto al fuego. Lo cuenta la luz de las escenas narrativas, no un rótulo; el laberinto queda fuera de ese reloj y no se tiñe</w:t>
+            </w:r>
+            <w:r>
+              <w:rPr>
+                <w:sz w:val="20"/>
+                <w:szCs w:val="20"/>
+              </w:rPr>
+              <w:t>.</w:t>
             </w:r>
           </w:p>
         </w:tc>
@@ -13597,6 +14485,7 @@
                 <w:sz w:val="20"/>
                 <w:szCs w:val="20"/>
               </w:rPr>
+              <w:lastRenderedPageBreak/>
               <w:t>Idea que el nivel enseña</w:t>
             </w:r>
           </w:p>
@@ -13653,7 +14542,7 @@
           <w:lang w:val="es-CO"/>
         </w:rPr>
       </w:pPr>
-      <w:bookmarkStart w:id="15" w:name="_Toc1644151459"/>
+      <w:bookmarkStart w:id="15" w:name="_Toc242442865"/>
       <w:r>
         <w:rPr>
           <w:lang w:val="es-CO"/>
@@ -13712,7 +14601,6 @@
         <w:rPr>
           <w:color w:val="000000" w:themeColor="text1"/>
         </w:rPr>
-        <w:lastRenderedPageBreak/>
         <w:t>ALGORITM: Observen bien. No todo lo que ven es importante.</w:t>
       </w:r>
     </w:p>
@@ -14291,6 +15179,7 @@
                 <w:szCs w:val="20"/>
                 <w:lang w:val="en-US"/>
               </w:rPr>
+              <w:lastRenderedPageBreak/>
               <w:t>Botón «Empujar»</w:t>
             </w:r>
           </w:p>
@@ -14705,7 +15594,6 @@
                 <w:szCs w:val="20"/>
                 <w:lang w:val="en-US"/>
               </w:rPr>
-              <w:lastRenderedPageBreak/>
               <w:t>Tronco redondo (correcto)</w:t>
             </w:r>
           </w:p>
@@ -14898,7 +15786,7 @@
           <w:lang w:val="es-CO"/>
         </w:rPr>
       </w:pPr>
-      <w:bookmarkStart w:id="16" w:name="_Toc4413685"/>
+      <w:bookmarkStart w:id="16" w:name="_Toc242442866"/>
       <w:r>
         <w:rPr>
           <w:lang w:val="es-CO"/>
@@ -15034,6 +15922,7 @@
         <w:rPr>
           <w:color w:val="000000" w:themeColor="text1"/>
         </w:rPr>
+        <w:lastRenderedPageBreak/>
         <w:t>ALGORITM: Y sobre ella, la caja de alimentos; luego amárrala con la cuerda. En ese orden: cada paso necesita que el anterior esté hecho.</w:t>
       </w:r>
     </w:p>
@@ -15416,7 +16305,6 @@
                 <w:sz w:val="20"/>
                 <w:szCs w:val="20"/>
               </w:rPr>
-              <w:lastRenderedPageBreak/>
               <w:t>2</w:t>
             </w:r>
           </w:p>
@@ -16589,6 +17477,7 @@
                 <w:sz w:val="20"/>
                 <w:szCs w:val="20"/>
               </w:rPr>
+              <w:lastRenderedPageBreak/>
               <w:t>Amarrar la cuerda antes de colocar la caja</w:t>
             </w:r>
           </w:p>
@@ -16683,7 +17572,7 @@
           <w:lang w:val="es-CO"/>
         </w:rPr>
       </w:pPr>
-      <w:bookmarkStart w:id="17" w:name="_Toc650156784"/>
+      <w:bookmarkStart w:id="17" w:name="_Toc242442867"/>
       <w:r>
         <w:rPr>
           <w:lang w:val="es-CO"/>
@@ -16851,7 +17740,27 @@
           <w:sz w:val="22"/>
           <w:szCs w:val="22"/>
         </w:rPr>
-        <w:t>El laberinto se juega al atardecer, con la luz cálida de la escena 2.4.</w:t>
+        <w:t xml:space="preserve">El laberinto se juega </w:t>
+      </w:r>
+      <w:r>
+        <w:rPr>
+          <w:i/>
+          <w:iCs/>
+          <w:color w:val="000000"/>
+          <w:sz w:val="22"/>
+          <w:szCs w:val="22"/>
+        </w:rPr>
+        <w:t>sin el tinte de atardecer de la escena 2.4: su entorno se ve tal como lo dibuja la ilustración, sobre un único fondo ámbar que cubre toda la pantalla</w:t>
+      </w:r>
+      <w:r>
+        <w:rPr>
+          <w:i/>
+          <w:iCs/>
+          <w:color w:val="000000"/>
+          <w:sz w:val="22"/>
+          <w:szCs w:val="22"/>
+        </w:rPr>
+        <w:t>.</w:t>
       </w:r>
     </w:p>
     <w:p>
@@ -17031,7 +17940,15 @@
                 <w:sz w:val="20"/>
                 <w:szCs w:val="20"/>
               </w:rPr>
-              <w:t>El laberinto es una cuadrícula visible. La entrada de la carretilla y el refugio son siempre los mismos huecos del seto, y la carretilla empieza en la entrada mirando hacia el interior. Los obstáculos cambian de lugar cada vez que se entra a la fase o se reinicia desde el menú de pausa; entre una ejecución y la siguiente se conservan. El sistema garantiza que siempre exista un camino hasta el refugio y que ese camino obligue a rodear los obstáculos; si con los obstáculos previstos no queda camino, coloca menos. El tamaño de la cuadrícula, la cantidad de obstáculos y el rodeo mínimo son parámetros externos al código.</w:t>
+              <w:t xml:space="preserve">El laberinto es una cuadrícula visible. La entrada de la carretilla y el refugio son siempre los mismos huecos del seto, y la carretilla empieza en la entrada mirando hacia el interior. Los obstáculos cambian de lugar cada vez que se entra a la fase o se reinicia desde el menú de pausa; entre una ejecución y la siguiente se conservan. El sistema garantiza que siempre exista un camino hasta el refugio y que ese camino obligue a rodear los obstáculos; si con los obstáculos previstos no queda camino, coloca menos. El tamaño de la </w:t>
+            </w:r>
+            <w:r>
+              <w:rPr>
+                <w:sz w:val="20"/>
+                <w:szCs w:val="20"/>
+              </w:rPr>
+              <w:lastRenderedPageBreak/>
+              <w:t>cuadrícula, la cantidad de obstáculos y el rodeo mínimo son parámetros externos al código.</w:t>
             </w:r>
           </w:p>
         </w:tc>
@@ -17071,6 +17988,7 @@
                 <w:szCs w:val="20"/>
                 <w:lang w:val="en-US"/>
               </w:rPr>
+              <w:lastRenderedPageBreak/>
               <w:t>Bloques disponibles</w:t>
             </w:r>
           </w:p>
@@ -17177,15 +18095,7 @@
                 <w:sz w:val="20"/>
                 <w:szCs w:val="20"/>
               </w:rPr>
-              <w:t xml:space="preserve">Los bloques disponibles están en el cajón «Bloques», que aparece cerrado al empezar y se abre o se cierra con un clic. Clic sostenido para tomar un bloque </w:t>
-            </w:r>
-            <w:r>
-              <w:rPr>
-                <w:sz w:val="20"/>
-                <w:szCs w:val="20"/>
-              </w:rPr>
-              <w:lastRenderedPageBreak/>
-              <w:t>del cajón y soltar el clic sobre el área «Tu secuencia» para colocarlo: el bloque se engancha en el punto de la secuencia donde se suelta, entre los bloques que queden por encima y por debajo de él. Soltarlo fuera de la secuencia no añade nada. Al final de la secuencia, la casilla «Suelta un bloque aquí» indica dónde soltar el siguiente.</w:t>
+              <w:t>Los bloques disponibles están en el cajón «Bloques», que aparece cerrado al empezar y se abre o se cierra con un clic. Clic sostenido para tomar un bloque del cajón y soltar el clic sobre el área «Tu secuencia» para colocarlo: el bloque se engancha en el punto de la secuencia donde se suelta, entre los bloques que queden por encima y por debajo de él. Soltarlo fuera de la secuencia no añade nada. Al final de la secuencia, la casilla «Suelta un bloque aquí» indica dónde soltar el siguiente.</w:t>
             </w:r>
           </w:p>
         </w:tc>
@@ -17225,7 +18135,6 @@
                 <w:szCs w:val="20"/>
                 <w:lang w:val="en-US"/>
               </w:rPr>
-              <w:lastRenderedPageBreak/>
               <w:t>Edición</w:t>
             </w:r>
           </w:p>
@@ -17591,6 +18500,7 @@
                 <w:szCs w:val="20"/>
                 <w:lang w:val="en-US"/>
               </w:rPr>
+              <w:lastRenderedPageBreak/>
               <w:t>Pista del guía</w:t>
             </w:r>
           </w:p>
@@ -17685,7 +18595,7 @@
           <w:lang w:val="es-CO"/>
         </w:rPr>
       </w:pPr>
-      <w:bookmarkStart w:id="18" w:name="_Toc198095957"/>
+      <w:bookmarkStart w:id="18" w:name="_Toc242442868"/>
       <w:r>
         <w:rPr>
           <w:lang w:val="es-CO"/>
@@ -17726,7 +18636,6 @@
         <w:rPr>
           <w:color w:val="000000" w:themeColor="text1"/>
         </w:rPr>
-        <w:lastRenderedPageBreak/>
         <w:t>ALGORITM: Las grandes ideas nacen cuando observas, comparas y organizas. Hoy hicieron girar algo más que una rueda: hicieron girar su pensamiento.</w:t>
       </w:r>
     </w:p>
@@ -17755,7 +18664,7 @@
       <w:pPr>
         <w:pStyle w:val="Ttulo2"/>
       </w:pPr>
-      <w:bookmarkStart w:id="19" w:name="_Toc1885032450"/>
+      <w:bookmarkStart w:id="19" w:name="_Toc242442869"/>
       <w:r>
         <w:t>1.7. ESCENA PUENTE II — DEL REFUGIO AL RÍO</w:t>
       </w:r>
@@ -17780,7 +18689,27 @@
           <w:u w:val="single"/>
           <w:lang w:val="es-ES"/>
         </w:rPr>
-        <w:t>Nota: esta escena abre el Nivel 3. Se reproduce al elegir ese nivel en el menú de niveles, antes de la escena 3.1, y no a continuación del cierre del Nivel 2. El guía (Algoritm) cruza la escena con el material del nivel que termina (madera) y, cuando la familia llega al río, aparece con el del que empieza (agua). Su forma de llama no cambia.</w:t>
+        <w:t xml:space="preserve">Nota: esta escena abre el Nivel 3. Se reproduce al elegir ese nivel en el menú de niveles, antes de la escena 3.1, y no a continuación del cierre del Nivel 2. El guía (Algoritm) cruza la escena con el material del nivel que termina (madera) y, cuando la familia llega al río, aparece con el del que empieza (agua). </w:t>
+      </w:r>
+      <w:r>
+        <w:rPr>
+          <w:i/>
+          <w:iCs/>
+          <w:color w:val="000000" w:themeColor="text1"/>
+          <w:u w:val="single"/>
+          <w:lang w:val="es-ES"/>
+        </w:rPr>
+        <w:t>El cambio de disco de madera a gota ocurre en el fundido a negro que precede a la llegada al río, nunca a la vist</w:t>
+      </w:r>
+      <w:r>
+        <w:rPr>
+          <w:i/>
+          <w:iCs/>
+          <w:color w:val="000000" w:themeColor="text1"/>
+          <w:u w:val="single"/>
+          <w:lang w:val="es-ES"/>
+        </w:rPr>
+        <w:t>a.</w:t>
       </w:r>
     </w:p>
     <w:p/>
@@ -17942,6 +18871,7 @@
         <w:rPr>
           <w:color w:val="000000"/>
         </w:rPr>
+        <w:lastRenderedPageBreak/>
         <w:t>MAMÁ: Necesitamos cruzar primero.</w:t>
       </w:r>
     </w:p>
@@ -17978,7 +18908,7 @@
       <w:pPr>
         <w:pStyle w:val="Ttulo2"/>
       </w:pPr>
-      <w:bookmarkStart w:id="20" w:name="_Toc284352859"/>
+      <w:bookmarkStart w:id="20" w:name="_Toc242442870"/>
       <w:r>
         <w:t>1.8. NIVEL 3 — EL RÍO</w:t>
       </w:r>
@@ -18261,7 +19191,6 @@
                 <w:szCs w:val="20"/>
                 <w:lang w:val="en-US"/>
               </w:rPr>
-              <w:lastRenderedPageBreak/>
               <w:t>Faceta principal</w:t>
             </w:r>
           </w:p>
@@ -18539,7 +19468,7 @@
           <w:lang w:val="es-CO"/>
         </w:rPr>
       </w:pPr>
-      <w:bookmarkStart w:id="21" w:name="_Toc420765279"/>
+      <w:bookmarkStart w:id="21" w:name="_Toc242442871"/>
       <w:r>
         <w:rPr>
           <w:lang w:val="es-CO"/>
@@ -18966,7 +19895,7 @@
           <w:lang w:val="es-CO"/>
         </w:rPr>
       </w:pPr>
-      <w:bookmarkStart w:id="22" w:name="_Toc449596925"/>
+      <w:bookmarkStart w:id="22" w:name="_Toc242442872"/>
       <w:r>
         <w:rPr>
           <w:lang w:val="es-CO"/>
@@ -19104,6 +20033,7 @@
                 <w:szCs w:val="20"/>
                 <w:lang w:val="en-US"/>
               </w:rPr>
+              <w:lastRenderedPageBreak/>
               <w:t>Movimiento</w:t>
             </w:r>
           </w:p>
@@ -19405,7 +20335,6 @@
                 <w:szCs w:val="20"/>
                 <w:lang w:val="en-US"/>
               </w:rPr>
-              <w:lastRenderedPageBreak/>
               <w:t>Lista de tareas</w:t>
             </w:r>
           </w:p>
@@ -19552,7 +20481,7 @@
           <w:bCs w:val="0"/>
         </w:rPr>
       </w:pPr>
-      <w:bookmarkStart w:id="23" w:name="_Toc888588543"/>
+      <w:bookmarkStart w:id="23" w:name="_Toc242442873"/>
       <w:r>
         <w:t>1.8.3 Mecánica del ensamblaje por fases</w:t>
       </w:r>
@@ -19930,6 +20859,7 @@
                 <w:sz w:val="20"/>
                 <w:szCs w:val="20"/>
               </w:rPr>
+              <w:lastRenderedPageBreak/>
               <w:t>Fase 2 — Amarre</w:t>
             </w:r>
           </w:p>
@@ -20190,7 +21120,7 @@
           <w:bCs w:val="0"/>
         </w:rPr>
       </w:pPr>
-      <w:bookmarkStart w:id="24" w:name="_Toc1574292978"/>
+      <w:bookmarkStart w:id="24" w:name="_Toc242442874"/>
       <w:r>
         <w:t>1.8.4 Mecánica de prueba y depuración</w:t>
       </w:r>
@@ -20398,7 +21328,6 @@
                 <w:sz w:val="20"/>
                 <w:szCs w:val="20"/>
               </w:rPr>
-              <w:lastRenderedPageBreak/>
               <w:t>Pieza puesta en la fase abierta</w:t>
             </w:r>
           </w:p>
@@ -20902,6 +21831,7 @@
           <w:sz w:val="22"/>
           <w:szCs w:val="22"/>
         </w:rPr>
+        <w:lastRenderedPageBreak/>
         <w:t>La familia empuja la balsa al agua y sube.</w:t>
       </w:r>
     </w:p>
@@ -21101,7 +22031,6 @@
         <w:rPr>
           <w:color w:val="000000"/>
         </w:rPr>
-        <w:lastRenderedPageBreak/>
         <w:t>PAPÁ: ¡Al otro lado!</w:t>
       </w:r>
     </w:p>
@@ -21151,7 +22080,7 @@
       <w:pPr>
         <w:pStyle w:val="Ttulo2"/>
       </w:pPr>
-      <w:bookmarkStart w:id="25" w:name="_Toc2109471655"/>
+      <w:bookmarkStart w:id="25" w:name="_Toc242442875"/>
       <w:r>
         <w:t>1.9. ESCENA FINAL</w:t>
       </w:r>
@@ -21252,7 +22181,7 @@
       <w:pPr>
         <w:pStyle w:val="Ttulo2"/>
       </w:pPr>
-      <w:bookmarkStart w:id="26" w:name="_Toc1153556076"/>
+      <w:bookmarkStart w:id="26" w:name="_Toc242442876"/>
       <w:r>
         <w:t>1.10. CONTENIDO OPCIONAL FUERA DEL ALCANCE DEL PROTOTIPO</w:t>
       </w:r>
@@ -21326,6 +22255,7 @@
                 <w:szCs w:val="20"/>
                 <w:lang w:val="en-US"/>
               </w:rPr>
+              <w:lastRenderedPageBreak/>
               <w:t>Aspecto</w:t>
             </w:r>
           </w:p>
@@ -21764,7 +22694,7 @@
       <w:pPr>
         <w:pStyle w:val="Ttulo2"/>
       </w:pPr>
-      <w:bookmarkStart w:id="27" w:name="_Toc1187550131"/>
+      <w:bookmarkStart w:id="27" w:name="_Toc242442877"/>
       <w:r>
         <w:t>1.11. TRAZABILIDAD ENTRE ESCENAS, MECÁNICAS Y REQUERIMIENTOS</w:t>
       </w:r>
@@ -21782,7 +22712,6 @@
         <w:rPr>
           <w:color w:val="000000"/>
         </w:rPr>
-        <w:lastRenderedPageBreak/>
         <w:t>La numeración de requerimientos corresponde al documento de especificación de requerimientos del primer objetivo específico.</w:t>
       </w:r>
     </w:p>
@@ -23381,6 +24310,7 @@
                 <w:sz w:val="20"/>
                 <w:szCs w:val="20"/>
               </w:rPr>
+              <w:lastRenderedPageBreak/>
               <w:t>6.3.2</w:t>
             </w:r>
           </w:p>
@@ -24507,7 +25437,7 @@
           <w:bCs w:val="0"/>
         </w:rPr>
       </w:pPr>
-      <w:bookmarkStart w:id="28" w:name="_Toc1930827403"/>
+      <w:bookmarkStart w:id="28" w:name="_Toc242442878"/>
       <w:r>
         <w:t>1.2. PUNTOS ABIERTOS DEL GUION</w:t>
       </w:r>
@@ -25023,7 +25953,15 @@
                 <w:sz w:val="20"/>
                 <w:szCs w:val="20"/>
               </w:rPr>
-              <w:t>El requerimiento RF-16 admite dos lecturas: que el golpe desde una posición incorrecta genere chispas visibles que se apagan, o que no produzca ninguna acción. Este guion adopta la primera, por ser la que sostiene la retroalimentación observacional del nivel. Desde INC-47 la posición es la cercanía de las piedras y la lectura aplicada es intermedia: el golpe siempre se ejecuta, pero con las piedras separadas o demasiado encimadas no salta chispa; solo con las piedras en el roce justo y demasiada fuerza la chispa salta y se apaga en el aire.</w:t>
+              <w:t xml:space="preserve">El requerimiento RF-16 admite dos lecturas: que el golpe desde una posición incorrecta genere chispas visibles que se apagan, o que no produzca ninguna acción. Este guion adopta la primera, por ser la que sostiene la retroalimentación observacional del nivel. Desde INC-47 la posición es la cercanía de las piedras y la lectura aplicada es intermedia: el golpe siempre se ejecuta, pero </w:t>
+            </w:r>
+            <w:r>
+              <w:rPr>
+                <w:sz w:val="20"/>
+                <w:szCs w:val="20"/>
+              </w:rPr>
+              <w:lastRenderedPageBreak/>
+              <w:t>con las piedras separadas o demasiado encimadas no salta chispa; solo con las piedras en el roce justo y demasiada fuerza la chispa salta y se apaga en el aire.</w:t>
             </w:r>
           </w:p>
         </w:tc>
@@ -25056,6 +25994,7 @@
                 <w:sz w:val="20"/>
                 <w:szCs w:val="20"/>
               </w:rPr>
+              <w:lastRenderedPageBreak/>
               <w:t>Precisar la redacción de RF-16 en la especificación de requerimientos conforme a la lectura adoptada.</w:t>
             </w:r>
           </w:p>
@@ -25453,7 +26392,6 @@
                 <w:sz w:val="20"/>
                 <w:szCs w:val="20"/>
               </w:rPr>
-              <w:lastRenderedPageBreak/>
               <w:t>PG-06</w:t>
             </w:r>
           </w:p>
@@ -25716,7 +26654,7 @@
       <w:pPr>
         <w:pStyle w:val="Ttulo1"/>
       </w:pPr>
-      <w:bookmarkStart w:id="29" w:name="_Toc1384875742"/>
+      <w:bookmarkStart w:id="29" w:name="_Toc242442879"/>
       <w:r>
         <w:t>2. CASOS DE USO</w:t>
       </w:r>
@@ -25732,7 +26670,7 @@
           <w:lang w:val="en-US"/>
         </w:rPr>
       </w:pPr>
-      <w:bookmarkStart w:id="30" w:name="_Toc550214266"/>
+      <w:bookmarkStart w:id="30" w:name="_Toc242442880"/>
       <w:r>
         <w:rPr>
           <w:sz w:val="24"/>
@@ -25976,7 +26914,7 @@
           <w:lang w:val="en-US"/>
         </w:rPr>
       </w:pPr>
-      <w:bookmarkStart w:id="31" w:name="_Toc504449516"/>
+      <w:bookmarkStart w:id="31" w:name="_Toc242442881"/>
       <w:r>
         <w:rPr>
           <w:sz w:val="24"/>
@@ -26032,6 +26970,7 @@
                 <w:sz w:val="20"/>
                 <w:szCs w:val="20"/>
               </w:rPr>
+              <w:lastRenderedPageBreak/>
               <w:t>ID</w:t>
             </w:r>
           </w:p>
@@ -27187,7 +28126,6 @@
                 <w:sz w:val="20"/>
                 <w:szCs w:val="20"/>
               </w:rPr>
-              <w:lastRenderedPageBreak/>
               <w:t>CU-12</w:t>
             </w:r>
           </w:p>
@@ -27273,7 +28211,7 @@
           <w:szCs w:val="24"/>
         </w:rPr>
       </w:pPr>
-      <w:bookmarkStart w:id="32" w:name="_Toc1680202394"/>
+      <w:bookmarkStart w:id="32" w:name="_Toc242442882"/>
       <w:r>
         <w:rPr>
           <w:sz w:val="24"/>
@@ -27861,6 +28799,7 @@
                 <w:szCs w:val="20"/>
                 <w:lang w:val="en-US"/>
               </w:rPr>
+              <w:lastRenderedPageBreak/>
               <w:t>Historias de usuario asociadas</w:t>
             </w:r>
           </w:p>
@@ -28245,15 +29184,7 @@
                 <w:sz w:val="20"/>
                 <w:szCs w:val="20"/>
               </w:rPr>
-              <w:t xml:space="preserve">3. El sistema reproduce las escenas narrativas que abren el nivel: en el Nivel 1, la escena de apertura y las escenas 1.1 y 1.2; en el Nivel 2, la escena puente I y la escena 2.1; en el Nivel 3, la escena puente II y la escena 3.1. Después carga la escena jugable </w:t>
-            </w:r>
-            <w:r>
-              <w:rPr>
-                <w:sz w:val="20"/>
-                <w:szCs w:val="20"/>
-              </w:rPr>
-              <w:lastRenderedPageBreak/>
-              <w:t>de la primera fase del nivel que aún no esté confirmada; si todas lo están, carga la primera fase.</w:t>
+              <w:t>3. El sistema reproduce las escenas narrativas que abren el nivel: en el Nivel 1, la escena de apertura y las escenas 1.1 y 1.2; en el Nivel 2, la escena puente I y la escena 2.1; en el Nivel 3, la escena puente II y la escena 3.1. Después carga la escena jugable de la primera fase del nivel que aún no esté confirmada; si todas lo están, carga la primera fase.</w:t>
             </w:r>
           </w:p>
         </w:tc>
@@ -28279,7 +29210,6 @@
                 <w:szCs w:val="20"/>
                 <w:lang w:val="en-US"/>
               </w:rPr>
-              <w:lastRenderedPageBreak/>
               <w:t>Flujos alternativos</w:t>
             </w:r>
           </w:p>
@@ -28874,7 +29804,15 @@
                 <w:sz w:val="20"/>
                 <w:szCs w:val="20"/>
               </w:rPr>
-              <w:t>2a. El estudiante si la escena ya fue vista acciona el botón de omitir: el sistema salta directamente al final de la escena. Una escena cuenta como ya vista cuando el perfil ya completó su nivel en una vuelta anterior; mientras el nivel no se haya completado, sus escenas se reproducen enteras, porque no se guarda un registro de escenas vistas (RNF-09). Se exceptúan la escena de cierre del Nivel 3 (el cruce del río) y la escena final del videojuego, que no muestran el botón de omitir y se reproducen siempre enteras, también al repetir el nivel.</w:t>
+              <w:t xml:space="preserve">2a. El estudiante si la escena ya fue vista acciona el botón de omitir: el sistema salta directamente al final de la escena. Una escena cuenta como ya vista cuando el perfil ya completó su nivel en una vuelta anterior; mientras el nivel no se haya completado, sus </w:t>
+            </w:r>
+            <w:r>
+              <w:rPr>
+                <w:sz w:val="20"/>
+                <w:szCs w:val="20"/>
+              </w:rPr>
+              <w:lastRenderedPageBreak/>
+              <w:t>escenas se reproducen enteras, porque no se guarda un registro de escenas vistas (RNF-09). Se exceptúan la escena de cierre del Nivel 3 (el cruce del río) y la escena final del videojuego, que no muestran el botón de omitir y se reproducen siempre enteras, también al repetir el nivel.</w:t>
             </w:r>
           </w:p>
         </w:tc>
@@ -28900,6 +29838,7 @@
                 <w:szCs w:val="20"/>
                 <w:lang w:val="en-US"/>
               </w:rPr>
+              <w:lastRenderedPageBreak/>
               <w:t>Postcondiciones</w:t>
             </w:r>
           </w:p>
@@ -29236,7 +30175,6 @@
                 <w:szCs w:val="20"/>
                 <w:lang w:val="en-US"/>
               </w:rPr>
-              <w:lastRenderedPageBreak/>
               <w:t>Habilidad de PC asociada</w:t>
             </w:r>
           </w:p>
@@ -29939,6 +30877,7 @@
                 <w:sz w:val="20"/>
                 <w:szCs w:val="20"/>
               </w:rPr>
+              <w:lastRenderedPageBreak/>
               <w:t>3. Reunidas todas, el sistema acerca la cámara, forma el montón de hojas y muestra el panel de encendido con los deslizantes de fuerza y de cercanía, el botón de golpear, el botón de soplar atenuado y la tablilla de mensajes.</w:t>
             </w:r>
           </w:p>
@@ -30667,6 +31606,7 @@
                 <w:sz w:val="20"/>
                 <w:szCs w:val="20"/>
               </w:rPr>
+              <w:lastRenderedPageBreak/>
               <w:t>5. El estudiante acciona el botón de empujar, que se habilita solo con la caja colocada; el sistema confirma la fase y pasa a la escena narrativa 2.2, que reproduce la animación del rodado.</w:t>
             </w:r>
           </w:p>
@@ -30693,6 +31633,7 @@
                 <w:szCs w:val="20"/>
                 <w:lang w:val="en-US"/>
               </w:rPr>
+              <w:lastRenderedPageBreak/>
               <w:t>Flujos alternativos</w:t>
             </w:r>
           </w:p>
@@ -30951,7 +31892,6 @@
                 <w:sz w:val="20"/>
                 <w:szCs w:val="20"/>
               </w:rPr>
-              <w:lastRenderedPageBreak/>
               <w:t>Campo</w:t>
             </w:r>
           </w:p>
@@ -31455,6 +32395,7 @@
                 <w:szCs w:val="20"/>
                 <w:lang w:val="en-US"/>
               </w:rPr>
+              <w:lastRenderedPageBreak/>
               <w:t>Postcondiciones</w:t>
             </w:r>
           </w:p>
@@ -31928,7 +32869,6 @@
                 <w:sz w:val="20"/>
                 <w:szCs w:val="20"/>
               </w:rPr>
-              <w:lastRenderedPageBreak/>
               <w:t>2. El estudiante arrastra bloques al área de secuencia, los ordena y ajusta en cada uno cuántas casillas avanza o retrocede (de una a nueve) o hacia qué lado gira (izquierda o derecha).</w:t>
             </w:r>
           </w:p>
@@ -32039,7 +32979,6 @@
                 <w:szCs w:val="20"/>
                 <w:lang w:val="en-US"/>
               </w:rPr>
-              <w:lastRenderedPageBreak/>
               <w:t>Flujos alternativos</w:t>
             </w:r>
           </w:p>
@@ -32438,6 +33377,7 @@
                 <w:szCs w:val="20"/>
                 <w:lang w:val="en-US"/>
               </w:rPr>
+              <w:lastRenderedPageBreak/>
               <w:t>Habilidad de PC asociada</w:t>
             </w:r>
           </w:p>
@@ -32682,7 +33622,6 @@
                 <w:sz w:val="20"/>
                 <w:szCs w:val="20"/>
               </w:rPr>
-              <w:lastRenderedPageBreak/>
               <w:t>5a. El material recogido es la tela o el mástil: el sistema lo incorpora al inventario sin marcar tarea alguna, porque la tarea que los consume es de construcción y se marca al confirmar su fase en el panel de ensamblaje (CU-10).</w:t>
             </w:r>
           </w:p>
@@ -32721,7 +33660,6 @@
                 <w:szCs w:val="20"/>
                 <w:lang w:val="en-US"/>
               </w:rPr>
-              <w:lastRenderedPageBreak/>
               <w:t>Postcondiciones</w:t>
             </w:r>
           </w:p>
@@ -33249,6 +34187,7 @@
                 <w:sz w:val="20"/>
                 <w:szCs w:val="20"/>
               </w:rPr>
+              <w:lastRenderedPageBreak/>
               <w:t>7. El sistema valida el ensamblaje completo y reproduce la animación del cruce del río.</w:t>
             </w:r>
           </w:p>
@@ -33299,6 +34238,7 @@
                 <w:szCs w:val="20"/>
                 <w:lang w:val="en-US"/>
               </w:rPr>
+              <w:lastRenderedPageBreak/>
               <w:t>Flujos alternativos</w:t>
             </w:r>
           </w:p>
@@ -33350,15 +34290,7 @@
                 <w:sz w:val="20"/>
                 <w:szCs w:val="20"/>
               </w:rPr>
-              <w:t xml:space="preserve">2c. Antes de confirmar la base o el amarre, el estudiante acciona el botón de probar balsa: la balsa, incompleta, se hunde y la fase no se aprueba; el sistema resalta solo los </w:t>
-            </w:r>
-            <w:r>
-              <w:rPr>
-                <w:sz w:val="20"/>
-                <w:szCs w:val="20"/>
-              </w:rPr>
-              <w:lastRenderedPageBreak/>
-              <w:t>espacios con una pieza mal puesta y devuelve esas piezas al inventario o, si no hay ninguna, indica que la balsa aún no está terminada. La escena 3.2 no se reproduce y la prueba cuenta como intento (RF-45).</w:t>
+              <w:t>2c. Antes de confirmar la base o el amarre, el estudiante acciona el botón de probar balsa: la balsa, incompleta, se hunde y la fase no se aprueba; el sistema resalta solo los espacios con una pieza mal puesta y devuelve esas piezas al inventario o, si no hay ninguna, indica que la balsa aún no está terminada. La escena 3.2 no se reproduce y la prueba cuenta como intento (RF-45).</w:t>
             </w:r>
           </w:p>
           <w:p>
@@ -33422,7 +34354,6 @@
                 <w:szCs w:val="20"/>
                 <w:lang w:val="en-US"/>
               </w:rPr>
-              <w:lastRenderedPageBreak/>
               <w:t>Postcondiciones</w:t>
             </w:r>
           </w:p>
@@ -33946,6 +34877,7 @@
                 <w:szCs w:val="20"/>
                 <w:lang w:val="en-US"/>
               </w:rPr>
+              <w:lastRenderedPageBreak/>
               <w:t>Flujos alternativos</w:t>
             </w:r>
           </w:p>
@@ -34167,7 +35099,6 @@
                 <w:sz w:val="20"/>
                 <w:szCs w:val="20"/>
               </w:rPr>
-              <w:lastRenderedPageBreak/>
               <w:t>Campo</w:t>
             </w:r>
           </w:p>
@@ -34707,7 +35638,7 @@
       <w:pPr>
         <w:pStyle w:val="Ttulo1"/>
       </w:pPr>
-      <w:bookmarkStart w:id="33" w:name="_Toc1601038278"/>
+      <w:bookmarkStart w:id="33" w:name="_Toc242442883"/>
       <w:r>
         <w:t>2. HISTORIAS DE USUARIO</w:t>
       </w:r>
@@ -34769,6 +35700,7 @@
                 <w:sz w:val="20"/>
                 <w:szCs w:val="20"/>
               </w:rPr>
+              <w:lastRenderedPageBreak/>
               <w:t>ID</w:t>
             </w:r>
           </w:p>
@@ -35146,7 +36078,6 @@
                 <w:sz w:val="20"/>
                 <w:szCs w:val="20"/>
               </w:rPr>
-              <w:lastRenderedPageBreak/>
               <w:t>HU-05</w:t>
             </w:r>
           </w:p>
@@ -35614,7 +36545,15 @@
                 <w:sz w:val="20"/>
                 <w:szCs w:val="20"/>
               </w:rPr>
-              <w:t>Como estudiante quiero ir recogiendo los materiales que aparecen en mi lista de tareas para saber en todo momento qué me falta para construir la balsa.</w:t>
+              <w:t xml:space="preserve">Como estudiante quiero ir recogiendo los materiales que aparecen en mi lista </w:t>
+            </w:r>
+            <w:r>
+              <w:rPr>
+                <w:sz w:val="20"/>
+                <w:szCs w:val="20"/>
+              </w:rPr>
+              <w:lastRenderedPageBreak/>
+              <w:t>de tareas para saber en todo momento qué me falta para construir la balsa.</w:t>
             </w:r>
           </w:p>
         </w:tc>
@@ -35637,7 +36576,16 @@
                 <w:sz w:val="20"/>
                 <w:szCs w:val="20"/>
               </w:rPr>
-              <w:t>La lista de tareas está visible de forma permanente y cada tarea se marca al completarse; al acercarse a un material aparece el botón de recoger; el inventario muestra cuatro casillas, una por clase de material, y la de los troncos se llena con los cinco troncos; si se entra a la zona de construcción sin todos los materiales, el sistema indica cuáles faltan.</w:t>
+              <w:lastRenderedPageBreak/>
+              <w:t xml:space="preserve">La lista de tareas está visible de forma permanente y cada tarea se marca al completarse; al acercarse </w:t>
+            </w:r>
+            <w:r>
+              <w:rPr>
+                <w:sz w:val="20"/>
+                <w:szCs w:val="20"/>
+              </w:rPr>
+              <w:lastRenderedPageBreak/>
+              <w:t>a un material aparece el botón de recoger; el inventario muestra cuatro casillas, una por clase de material, y la de los troncos se llena con los cinco troncos; si se entra a la zona de construcción sin todos los materiales, el sistema indica cuáles faltan.</w:t>
             </w:r>
           </w:p>
         </w:tc>
@@ -35665,6 +36613,7 @@
                 <w:sz w:val="20"/>
                 <w:szCs w:val="20"/>
               </w:rPr>
+              <w:lastRenderedPageBreak/>
               <w:t>HU-12</w:t>
             </w:r>
           </w:p>
@@ -35887,7 +36836,6 @@
                 <w:sz w:val="20"/>
                 <w:szCs w:val="20"/>
               </w:rPr>
-              <w:lastRenderedPageBreak/>
               <w:t>HU-15</w:t>
             </w:r>
           </w:p>
@@ -36178,7 +37126,7 @@
       <w:pPr>
         <w:pStyle w:val="Ttulo1"/>
       </w:pPr>
-      <w:bookmarkStart w:id="34" w:name="_Toc557484955"/>
+      <w:bookmarkStart w:id="34" w:name="_Toc242442884"/>
       <w:r>
         <w:t>3. MATRIZ DE TRAZABILIDAD</w:t>
       </w:r>
@@ -36205,7 +37153,7 @@
           <w:szCs w:val="24"/>
         </w:rPr>
       </w:pPr>
-      <w:bookmarkStart w:id="35" w:name="_Toc1676422953"/>
+      <w:bookmarkStart w:id="35" w:name="_Toc242442885"/>
       <w:r>
         <w:rPr>
           <w:sz w:val="24"/>
@@ -36573,6 +37521,7 @@
                 <w:szCs w:val="20"/>
                 <w:lang w:val="en-US"/>
               </w:rPr>
+              <w:lastRenderedPageBreak/>
               <w:t>Reconocimiento de patrones</w:t>
             </w:r>
           </w:p>
@@ -37079,7 +38028,7 @@
           <w:lang w:val="en-US"/>
         </w:rPr>
       </w:pPr>
-      <w:bookmarkStart w:id="36" w:name="_Toc594024249"/>
+      <w:bookmarkStart w:id="36" w:name="_Toc242442886"/>
       <w:r>
         <w:rPr>
           <w:sz w:val="24"/>
@@ -37135,7 +38084,6 @@
                 <w:szCs w:val="20"/>
                 <w:lang w:val="en-US"/>
               </w:rPr>
-              <w:lastRenderedPageBreak/>
               <w:t>Lineamiento</w:t>
             </w:r>
           </w:p>
@@ -37947,7 +38895,7 @@
           <w:lang w:val="en-US"/>
         </w:rPr>
       </w:pPr>
-      <w:bookmarkStart w:id="37" w:name="_Toc1446331990"/>
+      <w:bookmarkStart w:id="37" w:name="_Toc242442887"/>
       <w:r>
         <w:rPr>
           <w:sz w:val="24"/>
@@ -38385,6 +39333,7 @@
                 <w:sz w:val="20"/>
                 <w:szCs w:val="20"/>
               </w:rPr>
+              <w:lastRenderedPageBreak/>
               <w:t>CT-05</w:t>
             </w:r>
           </w:p>
@@ -38906,7 +39855,7 @@
           <w:lang w:val="en-US"/>
         </w:rPr>
       </w:pPr>
-      <w:bookmarkStart w:id="38" w:name="_Toc1220016464"/>
+      <w:bookmarkStart w:id="38" w:name="_Toc242442888"/>
       <w:r>
         <w:rPr>
           <w:sz w:val="24"/>
@@ -39119,7 +40068,6 @@
                 <w:sz w:val="20"/>
                 <w:szCs w:val="20"/>
               </w:rPr>
-              <w:lastRenderedPageBreak/>
               <w:t>CN-02</w:t>
             </w:r>
           </w:p>
@@ -39492,7 +40440,7 @@
           <w:szCs w:val="24"/>
         </w:rPr>
       </w:pPr>
-      <w:bookmarkStart w:id="39" w:name="_Toc215629017"/>
+      <w:bookmarkStart w:id="39" w:name="_Toc242442889"/>
       <w:r>
         <w:rPr>
           <w:sz w:val="24"/>
@@ -40520,6 +41468,7 @@
                 <w:sz w:val="20"/>
                 <w:szCs w:val="20"/>
               </w:rPr>
+              <w:lastRenderedPageBreak/>
               <w:t>HU-11</w:t>
             </w:r>
           </w:p>
@@ -41189,13 +42138,12 @@
           <w:szCs w:val="24"/>
         </w:rPr>
       </w:pPr>
-      <w:bookmarkStart w:id="40" w:name="_Toc1302745367"/>
+      <w:bookmarkStart w:id="40" w:name="_Toc242442890"/>
       <w:r>
         <w:rPr>
           <w:sz w:val="24"/>
           <w:szCs w:val="24"/>
         </w:rPr>
-        <w:lastRenderedPageBreak/>
         <w:t>3.6 Trazabilidad con los KPI del proyecto</w:t>
       </w:r>
       <w:bookmarkEnd w:id="40"/>
@@ -41892,8 +42840,9 @@
       <w:pPr>
         <w:pStyle w:val="Ttulo1"/>
       </w:pPr>
-      <w:bookmarkStart w:id="41" w:name="_Toc_ArqSoftware"/>
+      <w:bookmarkStart w:id="41" w:name="_Toc242442891"/>
       <w:r>
+        <w:lastRenderedPageBreak/>
         <w:t>4. ARQUITECTURA DE SOFTWARE</w:t>
       </w:r>
       <w:bookmarkEnd w:id="41"/>
@@ -41906,9 +42855,11 @@
           <w:bCs w:val="0"/>
         </w:rPr>
       </w:pPr>
+      <w:bookmarkStart w:id="42" w:name="_Toc242442892"/>
       <w:r>
         <w:t>4.1 Decisión arquitectónica</w:t>
       </w:r>
+      <w:bookmarkEnd w:id="42"/>
     </w:p>
     <w:p>
       <w:pPr>
@@ -41964,16 +42915,7 @@
           <w:sz w:val="20"/>
           <w:szCs w:val="20"/>
         </w:rPr>
-        <w:t xml:space="preserve">El juego se distribuye como ejecutable portable de Windows, que se ejecuta desde su carpeta sin instalación y sin conexión a internet en ningún momento (RNF-07, RNF-08). Las escenas narrativas no son video: cada una es una ilustración fija que la cámara recorre, con personajes y objetos animados y cuadros de diálogo </w:t>
-      </w:r>
-      <w:r>
-        <w:rPr>
-          <w:color w:val="000000"/>
-          <w:sz w:val="20"/>
-          <w:szCs w:val="20"/>
-        </w:rPr>
-        <w:lastRenderedPageBreak/>
-        <w:t>secuenciales (RF-05), cuyo contenido se lee de un asset empaquetado en el ejecutable, y el audio y los demás recursos se referencian directamente desde el build. El progreso se guarda como un archivo JSON por perfil en la carpeta Datos/, que el juego crea junto al ejecutable; así, borrar la carpeta del juego no deja residuos en el equipo (RNF-07, RNF-11). Solo si esa carpeta no es escribible —una unidad de red o de solo lectura— el guardado cae a una ruta de respaldo, la carpeta de datos que el sistema operativo asigna a la aplicación (Application.persistentDataPath), y la eliminación de un perfil borra su archivo en las dos rutas (RF-47).</w:t>
+        <w:t>El juego se distribuye como ejecutable portable de Windows, que se ejecuta desde su carpeta sin instalación y sin conexión a internet en ningún momento (RNF-07, RNF-08). Las escenas narrativas no son video: cada una es una ilustración fija que la cámara recorre, con personajes y objetos animados y cuadros de diálogo secuenciales (RF-05), cuyo contenido se lee de un asset empaquetado en el ejecutable, y el audio y los demás recursos se referencian directamente desde el build. El progreso se guarda como un archivo JSON por perfil en la carpeta Datos/, que el juego crea junto al ejecutable; así, borrar la carpeta del juego no deja residuos en el equipo (RNF-07, RNF-11). Solo si esa carpeta no es escribible —una unidad de red o de solo lectura— el guardado cae a una ruta de respaldo, la carpeta de datos que el sistema operativo asigna a la aplicación (Application.persistentDataPath), y la eliminación de un perfil borra su archivo en las dos rutas (RF-47).</w:t>
       </w:r>
     </w:p>
     <w:p>
@@ -41993,9 +42935,11 @@
           <w:bCs w:val="0"/>
         </w:rPr>
       </w:pPr>
+      <w:bookmarkStart w:id="43" w:name="_Toc242442893"/>
       <w:r>
         <w:t>4.2 Patrones que componen la arquitectura</w:t>
       </w:r>
+      <w:bookmarkEnd w:id="43"/>
     </w:p>
     <w:p>
       <w:pPr>
@@ -42146,9 +43090,11 @@
           <w:bCs w:val="0"/>
         </w:rPr>
       </w:pPr>
+      <w:bookmarkStart w:id="44" w:name="_Toc242442894"/>
       <w:r>
         <w:t>4.3 Flujo de estados del juego</w:t>
       </w:r>
+      <w:bookmarkEnd w:id="44"/>
     </w:p>
     <w:p>
       <w:pPr>
@@ -42166,6 +43112,7 @@
           <w:sz w:val="20"/>
           <w:szCs w:val="20"/>
         </w:rPr>
+        <w:lastRenderedPageBreak/>
         <w:t>Los estados del juego no se corresponden uno a uno con escenas de Unity. Son nueve, y dos de ellos están parametrizados, lo que evita un estado y una rama por cada una de las quince escenas narrativas del guion y de las siete fases jugables (una en el Nivel 1, tres en el Nivel 2 y tres en el Nivel 3). No existe ningún estado de derrota (CP-02).</w:t>
       </w:r>
     </w:p>
@@ -42323,7 +43270,6 @@
           <w:sz w:val="20"/>
           <w:szCs w:val="20"/>
         </w:rPr>
-        <w:lastRenderedPageBreak/>
         <w:t>Narrative →</w:t>
       </w:r>
       <w:r>
@@ -42531,9 +43477,11 @@
           <w:bCs w:val="0"/>
         </w:rPr>
       </w:pPr>
+      <w:bookmarkStart w:id="45" w:name="_Toc242442895"/>
       <w:r>
         <w:t>4.4 Módulos principales del sistema</w:t>
       </w:r>
+      <w:bookmarkEnd w:id="45"/>
     </w:p>
     <w:p>
       <w:pPr>
@@ -42609,6 +43557,7 @@
           <w:sz w:val="20"/>
           <w:szCs w:val="20"/>
         </w:rPr>
+        <w:lastRenderedPageBreak/>
         <w:t>Game.Scaffolding (Game.Core):</w:t>
       </w:r>
       <w:r>
@@ -42708,7 +43657,6 @@
           <w:sz w:val="20"/>
           <w:szCs w:val="20"/>
         </w:rPr>
-        <w:lastRenderedPageBreak/>
         <w:t>Game.Audio (Game.Core):</w:t>
       </w:r>
       <w:r>
@@ -42841,9 +43789,11 @@
           <w:bCs w:val="0"/>
         </w:rPr>
       </w:pPr>
+      <w:bookmarkStart w:id="46" w:name="_Toc242442896"/>
       <w:r>
         <w:t>4.5 Justificación frente a otras alternativas</w:t>
       </w:r>
+      <w:bookmarkEnd w:id="46"/>
     </w:p>
     <w:p>
       <w:pPr>
@@ -42974,7 +43924,16 @@
           <w:sz w:val="20"/>
           <w:szCs w:val="20"/>
         </w:rPr>
-        <w:t xml:space="preserve"> El flujo inicio → perfil → menú de niveles → escena narrativa → fase jugable → cierre reflexivo → resumen → … → escena final → créditos es exactamente el caso de uso de una máquina de estados: los estados se conocen desde el inicio y las transiciones son pocas y explícitas. Parametrizar los estados narrativo y jugable hace que añadir una escena narrativa sea crear un asset y no un estado nuevo (CT-05, RNF-18); escribir la FSM en C# plano hace verificable la ruta principal con pruebas automáticas (RNF-13); y un módulo por nivel permite retirar uno sin afectar a los demás (RNF-16) y asignar cada módulo como tarjeta Kanban independiente.</w:t>
+        <w:t xml:space="preserve"> El flujo inicio → perfil → menú de niveles → escena narrativa → fase jugable → cierre reflexivo → resumen → … → escena final → créditos es exactamente el caso de uso de una máquina de estados: los estados se conocen desde el inicio y las transiciones son pocas y explícitas. Parametrizar los estados narrativo y jugable hace que añadir una escena narrativa sea crear un asset y no un estado nuevo (CT-05, RNF-18); escribir la FSM en C# plano hace verificable la ruta </w:t>
+      </w:r>
+      <w:r>
+        <w:rPr>
+          <w:color w:val="000000"/>
+          <w:sz w:val="20"/>
+          <w:szCs w:val="20"/>
+        </w:rPr>
+        <w:lastRenderedPageBreak/>
+        <w:t>principal con pruebas automáticas (RNF-13); y un módulo por nivel permite retirar uno sin afectar a los demás (RNF-16) y asignar cada módulo como tarjeta Kanban independiente.</w:t>
       </w:r>
     </w:p>
     <w:p>
@@ -42987,11 +43946,11 @@
           <w:szCs w:val="22"/>
         </w:rPr>
       </w:pPr>
-      <w:bookmarkStart w:id="42" w:name="_Toc803251440"/>
+      <w:bookmarkStart w:id="47" w:name="_Toc242442897"/>
       <w:r>
         <w:t>5. CONTROL DE CAMBIOS</w:t>
       </w:r>
-      <w:bookmarkEnd w:id="42"/>
+      <w:bookmarkEnd w:id="47"/>
     </w:p>
     <w:tbl>
       <w:tblPr>
@@ -43278,7 +44237,6 @@
                 <w:sz w:val="20"/>
                 <w:szCs w:val="20"/>
               </w:rPr>
-              <w:lastRenderedPageBreak/>
               <w:t>14/09/2026</w:t>
             </w:r>
           </w:p>
@@ -43519,6 +44477,83 @@
                 <w:sz w:val="20"/>
                 <w:szCs w:val="20"/>
               </w:rPr>
+              <w:t>Santiago Benavides Rey / Santiago Valdiri García</w:t>
+            </w:r>
+          </w:p>
+        </w:tc>
+      </w:tr>
+      <w:tr>
+        <w:trPr>
+          <w:trHeight w:val="300"/>
+        </w:trPr>
+        <w:tc>
+          <w:tcPr>
+            <w:tcW w:w="1395" w:type="dxa"/>
+          </w:tcPr>
+          <w:p>
+            <w:pPr>
+              <w:rPr>
+                <w:sz w:val="20"/>
+                <w:szCs w:val="20"/>
+              </w:rPr>
+            </w:pPr>
+            <w:r>
+              <w:rPr>
+                <w:sz w:val="20"/>
+                <w:szCs w:val="20"/>
+              </w:rPr>
+              <w:t>09/10/2026</w:t>
+            </w:r>
+          </w:p>
+        </w:tc>
+        <w:tc>
+          <w:tcPr>
+            <w:tcW w:w="5385" w:type="dxa"/>
+          </w:tcPr>
+          <w:p>
+            <w:pPr>
+              <w:rPr>
+                <w:sz w:val="20"/>
+                <w:szCs w:val="20"/>
+                <w:lang w:val="es-ES"/>
+              </w:rPr>
+            </w:pPr>
+            <w:r>
+              <w:rPr>
+                <w:sz w:val="20"/>
+                <w:szCs w:val="20"/>
+                <w:lang w:val="es-ES"/>
+              </w:rPr>
+              <w:t xml:space="preserve">Alineación con el prototipo; cierra INC-136 y aplica la nota del 07/10/2026 de INC-71, con INC-137. Guion 1.1.1 (Algoritm: llama, disco de madera y gota, con pantaloneta de cuadros en lugar de la franja), 1.5 y 1.7 (notas de los puentes: el guía cambia de cuerpo en el fundido a negro), 1.6 (fila «Tiempo») y 1.6.3.2 (el laberinto se juega sin el </w:t>
+            </w:r>
+            <w:r>
+              <w:rPr>
+                <w:sz w:val="20"/>
+                <w:szCs w:val="20"/>
+                <w:lang w:val="es-ES"/>
+              </w:rPr>
+              <w:lastRenderedPageBreak/>
+              <w:t>tinte de atardecer de la escena 2.4, sobre un único fondo ámbar).</w:t>
+            </w:r>
+          </w:p>
+        </w:tc>
+        <w:tc>
+          <w:tcPr>
+            <w:tcW w:w="2670" w:type="dxa"/>
+          </w:tcPr>
+          <w:p>
+            <w:pPr>
+              <w:rPr>
+                <w:sz w:val="20"/>
+                <w:szCs w:val="20"/>
+              </w:rPr>
+            </w:pPr>
+            <w:r>
+              <w:rPr>
+                <w:sz w:val="20"/>
+                <w:szCs w:val="20"/>
+              </w:rPr>
+              <w:lastRenderedPageBreak/>
               <w:t>Santiago Benavides Rey / Santiago Valdiri García</w:t>
             </w:r>
           </w:p>

--- a/docs/Solucion_OE2_Diseno_final.docx
+++ b/docs/Solucion_OE2_Diseno_final.docx
@@ -34,7 +34,7 @@
           <w:r>
             <w:fldChar w:fldCharType="separate"/>
           </w:r>
-          <w:hyperlink w:anchor="_Toc242442850" w:history="1">
+          <w:hyperlink w:anchor="_Toc242804619" w:history="1">
             <w:r>
               <w:rPr>
                 <w:rStyle w:val="Hipervnculo"/>
@@ -61,7 +61,7 @@
                 <w:noProof/>
                 <w:webHidden/>
               </w:rPr>
-              <w:instrText xml:space="preserve"> PAGEREF _Toc242442850 \h </w:instrText>
+              <w:instrText xml:space="preserve"> PAGEREF _Toc242804619 \h </w:instrText>
             </w:r>
             <w:r>
               <w:rPr>
@@ -105,7 +105,7 @@
               <w14:ligatures w14:val="standardContextual"/>
             </w:rPr>
           </w:pPr>
-          <w:hyperlink w:anchor="_Toc242442851" w:history="1">
+          <w:hyperlink w:anchor="_Toc242804620" w:history="1">
             <w:r>
               <w:rPr>
                 <w:rStyle w:val="Hipervnculo"/>
@@ -132,7 +132,7 @@
                 <w:noProof/>
                 <w:webHidden/>
               </w:rPr>
-              <w:instrText xml:space="preserve"> PAGEREF _Toc242442851 \h </w:instrText>
+              <w:instrText xml:space="preserve"> PAGEREF _Toc242804620 \h </w:instrText>
             </w:r>
             <w:r>
               <w:rPr>
@@ -176,7 +176,7 @@
               <w14:ligatures w14:val="standardContextual"/>
             </w:rPr>
           </w:pPr>
-          <w:hyperlink w:anchor="_Toc242442852" w:history="1">
+          <w:hyperlink w:anchor="_Toc242804621" w:history="1">
             <w:r>
               <w:rPr>
                 <w:rStyle w:val="Hipervnculo"/>
@@ -203,7 +203,7 @@
                 <w:noProof/>
                 <w:webHidden/>
               </w:rPr>
-              <w:instrText xml:space="preserve"> PAGEREF _Toc242442852 \h </w:instrText>
+              <w:instrText xml:space="preserve"> PAGEREF _Toc242804621 \h </w:instrText>
             </w:r>
             <w:r>
               <w:rPr>
@@ -247,7 +247,7 @@
               <w14:ligatures w14:val="standardContextual"/>
             </w:rPr>
           </w:pPr>
-          <w:hyperlink w:anchor="_Toc242442853" w:history="1">
+          <w:hyperlink w:anchor="_Toc242804622" w:history="1">
             <w:r>
               <w:rPr>
                 <w:rStyle w:val="Hipervnculo"/>
@@ -274,7 +274,7 @@
                 <w:noProof/>
                 <w:webHidden/>
               </w:rPr>
-              <w:instrText xml:space="preserve"> PAGEREF _Toc242442853 \h </w:instrText>
+              <w:instrText xml:space="preserve"> PAGEREF _Toc242804622 \h </w:instrText>
             </w:r>
             <w:r>
               <w:rPr>
@@ -318,7 +318,7 @@
               <w14:ligatures w14:val="standardContextual"/>
             </w:rPr>
           </w:pPr>
-          <w:hyperlink w:anchor="_Toc242442854" w:history="1">
+          <w:hyperlink w:anchor="_Toc242804623" w:history="1">
             <w:r>
               <w:rPr>
                 <w:rStyle w:val="Hipervnculo"/>
@@ -345,7 +345,7 @@
                 <w:noProof/>
                 <w:webHidden/>
               </w:rPr>
-              <w:instrText xml:space="preserve"> PAGEREF _Toc242442854 \h </w:instrText>
+              <w:instrText xml:space="preserve"> PAGEREF _Toc242804623 \h </w:instrText>
             </w:r>
             <w:r>
               <w:rPr>
@@ -389,7 +389,7 @@
               <w14:ligatures w14:val="standardContextual"/>
             </w:rPr>
           </w:pPr>
-          <w:hyperlink w:anchor="_Toc242442855" w:history="1">
+          <w:hyperlink w:anchor="_Toc242804624" w:history="1">
             <w:r>
               <w:rPr>
                 <w:rStyle w:val="Hipervnculo"/>
@@ -417,7 +417,7 @@
                 <w:noProof/>
                 <w:webHidden/>
               </w:rPr>
-              <w:instrText xml:space="preserve"> PAGEREF _Toc242442855 \h </w:instrText>
+              <w:instrText xml:space="preserve"> PAGEREF _Toc242804624 \h </w:instrText>
             </w:r>
             <w:r>
               <w:rPr>
@@ -461,7 +461,7 @@
               <w14:ligatures w14:val="standardContextual"/>
             </w:rPr>
           </w:pPr>
-          <w:hyperlink w:anchor="_Toc242442856" w:history="1">
+          <w:hyperlink w:anchor="_Toc242804625" w:history="1">
             <w:r>
               <w:rPr>
                 <w:rStyle w:val="Hipervnculo"/>
@@ -488,7 +488,7 @@
                 <w:noProof/>
                 <w:webHidden/>
               </w:rPr>
-              <w:instrText xml:space="preserve"> PAGEREF _Toc242442856 \h </w:instrText>
+              <w:instrText xml:space="preserve"> PAGEREF _Toc242804625 \h </w:instrText>
             </w:r>
             <w:r>
               <w:rPr>
@@ -532,7 +532,7 @@
               <w14:ligatures w14:val="standardContextual"/>
             </w:rPr>
           </w:pPr>
-          <w:hyperlink w:anchor="_Toc242442857" w:history="1">
+          <w:hyperlink w:anchor="_Toc242804626" w:history="1">
             <w:r>
               <w:rPr>
                 <w:rStyle w:val="Hipervnculo"/>
@@ -559,7 +559,7 @@
                 <w:noProof/>
                 <w:webHidden/>
               </w:rPr>
-              <w:instrText xml:space="preserve"> PAGEREF _Toc242442857 \h </w:instrText>
+              <w:instrText xml:space="preserve"> PAGEREF _Toc242804626 \h </w:instrText>
             </w:r>
             <w:r>
               <w:rPr>
@@ -603,7 +603,7 @@
               <w14:ligatures w14:val="standardContextual"/>
             </w:rPr>
           </w:pPr>
-          <w:hyperlink w:anchor="_Toc242442858" w:history="1">
+          <w:hyperlink w:anchor="_Toc242804627" w:history="1">
             <w:r>
               <w:rPr>
                 <w:rStyle w:val="Hipervnculo"/>
@@ -630,7 +630,7 @@
                 <w:noProof/>
                 <w:webHidden/>
               </w:rPr>
-              <w:instrText xml:space="preserve"> PAGEREF _Toc242442858 \h </w:instrText>
+              <w:instrText xml:space="preserve"> PAGEREF _Toc242804627 \h </w:instrText>
             </w:r>
             <w:r>
               <w:rPr>
@@ -674,7 +674,7 @@
               <w14:ligatures w14:val="standardContextual"/>
             </w:rPr>
           </w:pPr>
-          <w:hyperlink w:anchor="_Toc242442859" w:history="1">
+          <w:hyperlink w:anchor="_Toc242804628" w:history="1">
             <w:r>
               <w:rPr>
                 <w:rStyle w:val="Hipervnculo"/>
@@ -701,7 +701,7 @@
                 <w:noProof/>
                 <w:webHidden/>
               </w:rPr>
-              <w:instrText xml:space="preserve"> PAGEREF _Toc242442859 \h </w:instrText>
+              <w:instrText xml:space="preserve"> PAGEREF _Toc242804628 \h </w:instrText>
             </w:r>
             <w:r>
               <w:rPr>
@@ -745,7 +745,7 @@
               <w14:ligatures w14:val="standardContextual"/>
             </w:rPr>
           </w:pPr>
-          <w:hyperlink w:anchor="_Toc242442860" w:history="1">
+          <w:hyperlink w:anchor="_Toc242804629" w:history="1">
             <w:r>
               <w:rPr>
                 <w:rStyle w:val="Hipervnculo"/>
@@ -772,7 +772,7 @@
                 <w:noProof/>
                 <w:webHidden/>
               </w:rPr>
-              <w:instrText xml:space="preserve"> PAGEREF _Toc242442860 \h </w:instrText>
+              <w:instrText xml:space="preserve"> PAGEREF _Toc242804629 \h </w:instrText>
             </w:r>
             <w:r>
               <w:rPr>
@@ -816,7 +816,7 @@
               <w14:ligatures w14:val="standardContextual"/>
             </w:rPr>
           </w:pPr>
-          <w:hyperlink w:anchor="_Toc242442861" w:history="1">
+          <w:hyperlink w:anchor="_Toc242804630" w:history="1">
             <w:r>
               <w:rPr>
                 <w:rStyle w:val="Hipervnculo"/>
@@ -843,7 +843,7 @@
                 <w:noProof/>
                 <w:webHidden/>
               </w:rPr>
-              <w:instrText xml:space="preserve"> PAGEREF _Toc242442861 \h </w:instrText>
+              <w:instrText xml:space="preserve"> PAGEREF _Toc242804630 \h </w:instrText>
             </w:r>
             <w:r>
               <w:rPr>
@@ -887,7 +887,7 @@
               <w14:ligatures w14:val="standardContextual"/>
             </w:rPr>
           </w:pPr>
-          <w:hyperlink w:anchor="_Toc242442862" w:history="1">
+          <w:hyperlink w:anchor="_Toc242804631" w:history="1">
             <w:r>
               <w:rPr>
                 <w:rStyle w:val="Hipervnculo"/>
@@ -914,7 +914,7 @@
                 <w:noProof/>
                 <w:webHidden/>
               </w:rPr>
-              <w:instrText xml:space="preserve"> PAGEREF _Toc242442862 \h </w:instrText>
+              <w:instrText xml:space="preserve"> PAGEREF _Toc242804631 \h </w:instrText>
             </w:r>
             <w:r>
               <w:rPr>
@@ -958,7 +958,7 @@
               <w14:ligatures w14:val="standardContextual"/>
             </w:rPr>
           </w:pPr>
-          <w:hyperlink w:anchor="_Toc242442863" w:history="1">
+          <w:hyperlink w:anchor="_Toc242804632" w:history="1">
             <w:r>
               <w:rPr>
                 <w:rStyle w:val="Hipervnculo"/>
@@ -985,7 +985,7 @@
                 <w:noProof/>
                 <w:webHidden/>
               </w:rPr>
-              <w:instrText xml:space="preserve"> PAGEREF _Toc242442863 \h </w:instrText>
+              <w:instrText xml:space="preserve"> PAGEREF _Toc242804632 \h </w:instrText>
             </w:r>
             <w:r>
               <w:rPr>
@@ -1029,7 +1029,7 @@
               <w14:ligatures w14:val="standardContextual"/>
             </w:rPr>
           </w:pPr>
-          <w:hyperlink w:anchor="_Toc242442864" w:history="1">
+          <w:hyperlink w:anchor="_Toc242804633" w:history="1">
             <w:r>
               <w:rPr>
                 <w:rStyle w:val="Hipervnculo"/>
@@ -1056,7 +1056,7 @@
                 <w:noProof/>
                 <w:webHidden/>
               </w:rPr>
-              <w:instrText xml:space="preserve"> PAGEREF _Toc242442864 \h </w:instrText>
+              <w:instrText xml:space="preserve"> PAGEREF _Toc242804633 \h </w:instrText>
             </w:r>
             <w:r>
               <w:rPr>
@@ -1100,7 +1100,7 @@
               <w14:ligatures w14:val="standardContextual"/>
             </w:rPr>
           </w:pPr>
-          <w:hyperlink w:anchor="_Toc242442865" w:history="1">
+          <w:hyperlink w:anchor="_Toc242804634" w:history="1">
             <w:r>
               <w:rPr>
                 <w:rStyle w:val="Hipervnculo"/>
@@ -1127,7 +1127,7 @@
                 <w:noProof/>
                 <w:webHidden/>
               </w:rPr>
-              <w:instrText xml:space="preserve"> PAGEREF _Toc242442865 \h </w:instrText>
+              <w:instrText xml:space="preserve"> PAGEREF _Toc242804634 \h </w:instrText>
             </w:r>
             <w:r>
               <w:rPr>
@@ -1171,7 +1171,7 @@
               <w14:ligatures w14:val="standardContextual"/>
             </w:rPr>
           </w:pPr>
-          <w:hyperlink w:anchor="_Toc242442866" w:history="1">
+          <w:hyperlink w:anchor="_Toc242804635" w:history="1">
             <w:r>
               <w:rPr>
                 <w:rStyle w:val="Hipervnculo"/>
@@ -1198,7 +1198,7 @@
                 <w:noProof/>
                 <w:webHidden/>
               </w:rPr>
-              <w:instrText xml:space="preserve"> PAGEREF _Toc242442866 \h </w:instrText>
+              <w:instrText xml:space="preserve"> PAGEREF _Toc242804635 \h </w:instrText>
             </w:r>
             <w:r>
               <w:rPr>
@@ -1242,7 +1242,7 @@
               <w14:ligatures w14:val="standardContextual"/>
             </w:rPr>
           </w:pPr>
-          <w:hyperlink w:anchor="_Toc242442867" w:history="1">
+          <w:hyperlink w:anchor="_Toc242804636" w:history="1">
             <w:r>
               <w:rPr>
                 <w:rStyle w:val="Hipervnculo"/>
@@ -1269,7 +1269,7 @@
                 <w:noProof/>
                 <w:webHidden/>
               </w:rPr>
-              <w:instrText xml:space="preserve"> PAGEREF _Toc242442867 \h </w:instrText>
+              <w:instrText xml:space="preserve"> PAGEREF _Toc242804636 \h </w:instrText>
             </w:r>
             <w:r>
               <w:rPr>
@@ -1313,7 +1313,7 @@
               <w14:ligatures w14:val="standardContextual"/>
             </w:rPr>
           </w:pPr>
-          <w:hyperlink w:anchor="_Toc242442868" w:history="1">
+          <w:hyperlink w:anchor="_Toc242804637" w:history="1">
             <w:r>
               <w:rPr>
                 <w:rStyle w:val="Hipervnculo"/>
@@ -1340,7 +1340,7 @@
                 <w:noProof/>
                 <w:webHidden/>
               </w:rPr>
-              <w:instrText xml:space="preserve"> PAGEREF _Toc242442868 \h </w:instrText>
+              <w:instrText xml:space="preserve"> PAGEREF _Toc242804637 \h </w:instrText>
             </w:r>
             <w:r>
               <w:rPr>
@@ -1384,7 +1384,7 @@
               <w14:ligatures w14:val="standardContextual"/>
             </w:rPr>
           </w:pPr>
-          <w:hyperlink w:anchor="_Toc242442869" w:history="1">
+          <w:hyperlink w:anchor="_Toc242804638" w:history="1">
             <w:r>
               <w:rPr>
                 <w:rStyle w:val="Hipervnculo"/>
@@ -1411,7 +1411,7 @@
                 <w:noProof/>
                 <w:webHidden/>
               </w:rPr>
-              <w:instrText xml:space="preserve"> PAGEREF _Toc242442869 \h </w:instrText>
+              <w:instrText xml:space="preserve"> PAGEREF _Toc242804638 \h </w:instrText>
             </w:r>
             <w:r>
               <w:rPr>
@@ -1455,7 +1455,7 @@
               <w14:ligatures w14:val="standardContextual"/>
             </w:rPr>
           </w:pPr>
-          <w:hyperlink w:anchor="_Toc242442870" w:history="1">
+          <w:hyperlink w:anchor="_Toc242804639" w:history="1">
             <w:r>
               <w:rPr>
                 <w:rStyle w:val="Hipervnculo"/>
@@ -1482,7 +1482,7 @@
                 <w:noProof/>
                 <w:webHidden/>
               </w:rPr>
-              <w:instrText xml:space="preserve"> PAGEREF _Toc242442870 \h </w:instrText>
+              <w:instrText xml:space="preserve"> PAGEREF _Toc242804639 \h </w:instrText>
             </w:r>
             <w:r>
               <w:rPr>
@@ -1526,7 +1526,7 @@
               <w14:ligatures w14:val="standardContextual"/>
             </w:rPr>
           </w:pPr>
-          <w:hyperlink w:anchor="_Toc242442871" w:history="1">
+          <w:hyperlink w:anchor="_Toc242804640" w:history="1">
             <w:r>
               <w:rPr>
                 <w:rStyle w:val="Hipervnculo"/>
@@ -1553,7 +1553,7 @@
                 <w:noProof/>
                 <w:webHidden/>
               </w:rPr>
-              <w:instrText xml:space="preserve"> PAGEREF _Toc242442871 \h </w:instrText>
+              <w:instrText xml:space="preserve"> PAGEREF _Toc242804640 \h </w:instrText>
             </w:r>
             <w:r>
               <w:rPr>
@@ -1597,7 +1597,7 @@
               <w14:ligatures w14:val="standardContextual"/>
             </w:rPr>
           </w:pPr>
-          <w:hyperlink w:anchor="_Toc242442872" w:history="1">
+          <w:hyperlink w:anchor="_Toc242804641" w:history="1">
             <w:r>
               <w:rPr>
                 <w:rStyle w:val="Hipervnculo"/>
@@ -1624,7 +1624,7 @@
                 <w:noProof/>
                 <w:webHidden/>
               </w:rPr>
-              <w:instrText xml:space="preserve"> PAGEREF _Toc242442872 \h </w:instrText>
+              <w:instrText xml:space="preserve"> PAGEREF _Toc242804641 \h </w:instrText>
             </w:r>
             <w:r>
               <w:rPr>
@@ -1668,7 +1668,7 @@
               <w14:ligatures w14:val="standardContextual"/>
             </w:rPr>
           </w:pPr>
-          <w:hyperlink w:anchor="_Toc242442873" w:history="1">
+          <w:hyperlink w:anchor="_Toc242804642" w:history="1">
             <w:r>
               <w:rPr>
                 <w:rStyle w:val="Hipervnculo"/>
@@ -1695,7 +1695,7 @@
                 <w:noProof/>
                 <w:webHidden/>
               </w:rPr>
-              <w:instrText xml:space="preserve"> PAGEREF _Toc242442873 \h </w:instrText>
+              <w:instrText xml:space="preserve"> PAGEREF _Toc242804642 \h </w:instrText>
             </w:r>
             <w:r>
               <w:rPr>
@@ -1739,7 +1739,7 @@
               <w14:ligatures w14:val="standardContextual"/>
             </w:rPr>
           </w:pPr>
-          <w:hyperlink w:anchor="_Toc242442874" w:history="1">
+          <w:hyperlink w:anchor="_Toc242804643" w:history="1">
             <w:r>
               <w:rPr>
                 <w:rStyle w:val="Hipervnculo"/>
@@ -1766,7 +1766,7 @@
                 <w:noProof/>
                 <w:webHidden/>
               </w:rPr>
-              <w:instrText xml:space="preserve"> PAGEREF _Toc242442874 \h </w:instrText>
+              <w:instrText xml:space="preserve"> PAGEREF _Toc242804643 \h </w:instrText>
             </w:r>
             <w:r>
               <w:rPr>
@@ -1810,7 +1810,7 @@
               <w14:ligatures w14:val="standardContextual"/>
             </w:rPr>
           </w:pPr>
-          <w:hyperlink w:anchor="_Toc242442875" w:history="1">
+          <w:hyperlink w:anchor="_Toc242804644" w:history="1">
             <w:r>
               <w:rPr>
                 <w:rStyle w:val="Hipervnculo"/>
@@ -1837,7 +1837,7 @@
                 <w:noProof/>
                 <w:webHidden/>
               </w:rPr>
-              <w:instrText xml:space="preserve"> PAGEREF _Toc242442875 \h </w:instrText>
+              <w:instrText xml:space="preserve"> PAGEREF _Toc242804644 \h </w:instrText>
             </w:r>
             <w:r>
               <w:rPr>
@@ -1881,7 +1881,7 @@
               <w14:ligatures w14:val="standardContextual"/>
             </w:rPr>
           </w:pPr>
-          <w:hyperlink w:anchor="_Toc242442876" w:history="1">
+          <w:hyperlink w:anchor="_Toc242804645" w:history="1">
             <w:r>
               <w:rPr>
                 <w:rStyle w:val="Hipervnculo"/>
@@ -1908,7 +1908,7 @@
                 <w:noProof/>
                 <w:webHidden/>
               </w:rPr>
-              <w:instrText xml:space="preserve"> PAGEREF _Toc242442876 \h </w:instrText>
+              <w:instrText xml:space="preserve"> PAGEREF _Toc242804645 \h </w:instrText>
             </w:r>
             <w:r>
               <w:rPr>
@@ -1952,7 +1952,7 @@
               <w14:ligatures w14:val="standardContextual"/>
             </w:rPr>
           </w:pPr>
-          <w:hyperlink w:anchor="_Toc242442877" w:history="1">
+          <w:hyperlink w:anchor="_Toc242804646" w:history="1">
             <w:r>
               <w:rPr>
                 <w:rStyle w:val="Hipervnculo"/>
@@ -1979,7 +1979,7 @@
                 <w:noProof/>
                 <w:webHidden/>
               </w:rPr>
-              <w:instrText xml:space="preserve"> PAGEREF _Toc242442877 \h </w:instrText>
+              <w:instrText xml:space="preserve"> PAGEREF _Toc242804646 \h </w:instrText>
             </w:r>
             <w:r>
               <w:rPr>
@@ -2023,7 +2023,7 @@
               <w14:ligatures w14:val="standardContextual"/>
             </w:rPr>
           </w:pPr>
-          <w:hyperlink w:anchor="_Toc242442878" w:history="1">
+          <w:hyperlink w:anchor="_Toc242804647" w:history="1">
             <w:r>
               <w:rPr>
                 <w:rStyle w:val="Hipervnculo"/>
@@ -2050,7 +2050,7 @@
                 <w:noProof/>
                 <w:webHidden/>
               </w:rPr>
-              <w:instrText xml:space="preserve"> PAGEREF _Toc242442878 \h </w:instrText>
+              <w:instrText xml:space="preserve"> PAGEREF _Toc242804647 \h </w:instrText>
             </w:r>
             <w:r>
               <w:rPr>
@@ -2094,7 +2094,7 @@
               <w14:ligatures w14:val="standardContextual"/>
             </w:rPr>
           </w:pPr>
-          <w:hyperlink w:anchor="_Toc242442879" w:history="1">
+          <w:hyperlink w:anchor="_Toc242804648" w:history="1">
             <w:r>
               <w:rPr>
                 <w:rStyle w:val="Hipervnculo"/>
@@ -2121,7 +2121,7 @@
                 <w:noProof/>
                 <w:webHidden/>
               </w:rPr>
-              <w:instrText xml:space="preserve"> PAGEREF _Toc242442879 \h </w:instrText>
+              <w:instrText xml:space="preserve"> PAGEREF _Toc242804648 \h </w:instrText>
             </w:r>
             <w:r>
               <w:rPr>
@@ -2165,7 +2165,7 @@
               <w14:ligatures w14:val="standardContextual"/>
             </w:rPr>
           </w:pPr>
-          <w:hyperlink w:anchor="_Toc242442880" w:history="1">
+          <w:hyperlink w:anchor="_Toc242804649" w:history="1">
             <w:r>
               <w:rPr>
                 <w:rStyle w:val="Hipervnculo"/>
@@ -2193,7 +2193,7 @@
                 <w:noProof/>
                 <w:webHidden/>
               </w:rPr>
-              <w:instrText xml:space="preserve"> PAGEREF _Toc242442880 \h </w:instrText>
+              <w:instrText xml:space="preserve"> PAGEREF _Toc242804649 \h </w:instrText>
             </w:r>
             <w:r>
               <w:rPr>
@@ -2237,7 +2237,7 @@
               <w14:ligatures w14:val="standardContextual"/>
             </w:rPr>
           </w:pPr>
-          <w:hyperlink w:anchor="_Toc242442881" w:history="1">
+          <w:hyperlink w:anchor="_Toc242804650" w:history="1">
             <w:r>
               <w:rPr>
                 <w:rStyle w:val="Hipervnculo"/>
@@ -2265,7 +2265,7 @@
                 <w:noProof/>
                 <w:webHidden/>
               </w:rPr>
-              <w:instrText xml:space="preserve"> PAGEREF _Toc242442881 \h </w:instrText>
+              <w:instrText xml:space="preserve"> PAGEREF _Toc242804650 \h </w:instrText>
             </w:r>
             <w:r>
               <w:rPr>
@@ -2309,7 +2309,7 @@
               <w14:ligatures w14:val="standardContextual"/>
             </w:rPr>
           </w:pPr>
-          <w:hyperlink w:anchor="_Toc242442882" w:history="1">
+          <w:hyperlink w:anchor="_Toc242804651" w:history="1">
             <w:r>
               <w:rPr>
                 <w:rStyle w:val="Hipervnculo"/>
@@ -2336,7 +2336,7 @@
                 <w:noProof/>
                 <w:webHidden/>
               </w:rPr>
-              <w:instrText xml:space="preserve"> PAGEREF _Toc242442882 \h </w:instrText>
+              <w:instrText xml:space="preserve"> PAGEREF _Toc242804651 \h </w:instrText>
             </w:r>
             <w:r>
               <w:rPr>
@@ -2380,7 +2380,7 @@
               <w14:ligatures w14:val="standardContextual"/>
             </w:rPr>
           </w:pPr>
-          <w:hyperlink w:anchor="_Toc242442883" w:history="1">
+          <w:hyperlink w:anchor="_Toc242804652" w:history="1">
             <w:r>
               <w:rPr>
                 <w:rStyle w:val="Hipervnculo"/>
@@ -2407,7 +2407,7 @@
                 <w:noProof/>
                 <w:webHidden/>
               </w:rPr>
-              <w:instrText xml:space="preserve"> PAGEREF _Toc242442883 \h </w:instrText>
+              <w:instrText xml:space="preserve"> PAGEREF _Toc242804652 \h </w:instrText>
             </w:r>
             <w:r>
               <w:rPr>
@@ -2451,7 +2451,7 @@
               <w14:ligatures w14:val="standardContextual"/>
             </w:rPr>
           </w:pPr>
-          <w:hyperlink w:anchor="_Toc242442884" w:history="1">
+          <w:hyperlink w:anchor="_Toc242804653" w:history="1">
             <w:r>
               <w:rPr>
                 <w:rStyle w:val="Hipervnculo"/>
@@ -2478,7 +2478,7 @@
                 <w:noProof/>
                 <w:webHidden/>
               </w:rPr>
-              <w:instrText xml:space="preserve"> PAGEREF _Toc242442884 \h </w:instrText>
+              <w:instrText xml:space="preserve"> PAGEREF _Toc242804653 \h </w:instrText>
             </w:r>
             <w:r>
               <w:rPr>
@@ -2522,7 +2522,7 @@
               <w14:ligatures w14:val="standardContextual"/>
             </w:rPr>
           </w:pPr>
-          <w:hyperlink w:anchor="_Toc242442885" w:history="1">
+          <w:hyperlink w:anchor="_Toc242804654" w:history="1">
             <w:r>
               <w:rPr>
                 <w:rStyle w:val="Hipervnculo"/>
@@ -2549,7 +2549,7 @@
                 <w:noProof/>
                 <w:webHidden/>
               </w:rPr>
-              <w:instrText xml:space="preserve"> PAGEREF _Toc242442885 \h </w:instrText>
+              <w:instrText xml:space="preserve"> PAGEREF _Toc242804654 \h </w:instrText>
             </w:r>
             <w:r>
               <w:rPr>
@@ -2593,7 +2593,7 @@
               <w14:ligatures w14:val="standardContextual"/>
             </w:rPr>
           </w:pPr>
-          <w:hyperlink w:anchor="_Toc242442886" w:history="1">
+          <w:hyperlink w:anchor="_Toc242804655" w:history="1">
             <w:r>
               <w:rPr>
                 <w:rStyle w:val="Hipervnculo"/>
@@ -2621,7 +2621,7 @@
                 <w:noProof/>
                 <w:webHidden/>
               </w:rPr>
-              <w:instrText xml:space="preserve"> PAGEREF _Toc242442886 \h </w:instrText>
+              <w:instrText xml:space="preserve"> PAGEREF _Toc242804655 \h </w:instrText>
             </w:r>
             <w:r>
               <w:rPr>
@@ -2665,7 +2665,7 @@
               <w14:ligatures w14:val="standardContextual"/>
             </w:rPr>
           </w:pPr>
-          <w:hyperlink w:anchor="_Toc242442887" w:history="1">
+          <w:hyperlink w:anchor="_Toc242804656" w:history="1">
             <w:r>
               <w:rPr>
                 <w:rStyle w:val="Hipervnculo"/>
@@ -2693,7 +2693,7 @@
                 <w:noProof/>
                 <w:webHidden/>
               </w:rPr>
-              <w:instrText xml:space="preserve"> PAGEREF _Toc242442887 \h </w:instrText>
+              <w:instrText xml:space="preserve"> PAGEREF _Toc242804656 \h </w:instrText>
             </w:r>
             <w:r>
               <w:rPr>
@@ -2737,7 +2737,7 @@
               <w14:ligatures w14:val="standardContextual"/>
             </w:rPr>
           </w:pPr>
-          <w:hyperlink w:anchor="_Toc242442888" w:history="1">
+          <w:hyperlink w:anchor="_Toc242804657" w:history="1">
             <w:r>
               <w:rPr>
                 <w:rStyle w:val="Hipervnculo"/>
@@ -2765,7 +2765,7 @@
                 <w:noProof/>
                 <w:webHidden/>
               </w:rPr>
-              <w:instrText xml:space="preserve"> PAGEREF _Toc242442888 \h </w:instrText>
+              <w:instrText xml:space="preserve"> PAGEREF _Toc242804657 \h </w:instrText>
             </w:r>
             <w:r>
               <w:rPr>
@@ -2809,7 +2809,7 @@
               <w14:ligatures w14:val="standardContextual"/>
             </w:rPr>
           </w:pPr>
-          <w:hyperlink w:anchor="_Toc242442889" w:history="1">
+          <w:hyperlink w:anchor="_Toc242804658" w:history="1">
             <w:r>
               <w:rPr>
                 <w:rStyle w:val="Hipervnculo"/>
@@ -2836,7 +2836,7 @@
                 <w:noProof/>
                 <w:webHidden/>
               </w:rPr>
-              <w:instrText xml:space="preserve"> PAGEREF _Toc242442889 \h </w:instrText>
+              <w:instrText xml:space="preserve"> PAGEREF _Toc242804658 \h </w:instrText>
             </w:r>
             <w:r>
               <w:rPr>
@@ -2880,7 +2880,7 @@
               <w14:ligatures w14:val="standardContextual"/>
             </w:rPr>
           </w:pPr>
-          <w:hyperlink w:anchor="_Toc242442890" w:history="1">
+          <w:hyperlink w:anchor="_Toc242804659" w:history="1">
             <w:r>
               <w:rPr>
                 <w:rStyle w:val="Hipervnculo"/>
@@ -2907,7 +2907,7 @@
                 <w:noProof/>
                 <w:webHidden/>
               </w:rPr>
-              <w:instrText xml:space="preserve"> PAGEREF _Toc242442890 \h </w:instrText>
+              <w:instrText xml:space="preserve"> PAGEREF _Toc242804659 \h </w:instrText>
             </w:r>
             <w:r>
               <w:rPr>
@@ -2951,7 +2951,7 @@
               <w14:ligatures w14:val="standardContextual"/>
             </w:rPr>
           </w:pPr>
-          <w:hyperlink w:anchor="_Toc242442891" w:history="1">
+          <w:hyperlink w:anchor="_Toc242804660" w:history="1">
             <w:r>
               <w:rPr>
                 <w:rStyle w:val="Hipervnculo"/>
@@ -2978,7 +2978,7 @@
                 <w:noProof/>
                 <w:webHidden/>
               </w:rPr>
-              <w:instrText xml:space="preserve"> PAGEREF _Toc242442891 \h </w:instrText>
+              <w:instrText xml:space="preserve"> PAGEREF _Toc242804660 \h </w:instrText>
             </w:r>
             <w:r>
               <w:rPr>
@@ -3022,7 +3022,7 @@
               <w14:ligatures w14:val="standardContextual"/>
             </w:rPr>
           </w:pPr>
-          <w:hyperlink w:anchor="_Toc242442892" w:history="1">
+          <w:hyperlink w:anchor="_Toc242804661" w:history="1">
             <w:r>
               <w:rPr>
                 <w:rStyle w:val="Hipervnculo"/>
@@ -3049,7 +3049,7 @@
                 <w:noProof/>
                 <w:webHidden/>
               </w:rPr>
-              <w:instrText xml:space="preserve"> PAGEREF _Toc242442892 \h </w:instrText>
+              <w:instrText xml:space="preserve"> PAGEREF _Toc242804661 \h </w:instrText>
             </w:r>
             <w:r>
               <w:rPr>
@@ -3093,7 +3093,7 @@
               <w14:ligatures w14:val="standardContextual"/>
             </w:rPr>
           </w:pPr>
-          <w:hyperlink w:anchor="_Toc242442893" w:history="1">
+          <w:hyperlink w:anchor="_Toc242804662" w:history="1">
             <w:r>
               <w:rPr>
                 <w:rStyle w:val="Hipervnculo"/>
@@ -3120,7 +3120,7 @@
                 <w:noProof/>
                 <w:webHidden/>
               </w:rPr>
-              <w:instrText xml:space="preserve"> PAGEREF _Toc242442893 \h </w:instrText>
+              <w:instrText xml:space="preserve"> PAGEREF _Toc242804662 \h </w:instrText>
             </w:r>
             <w:r>
               <w:rPr>
@@ -3164,7 +3164,7 @@
               <w14:ligatures w14:val="standardContextual"/>
             </w:rPr>
           </w:pPr>
-          <w:hyperlink w:anchor="_Toc242442894" w:history="1">
+          <w:hyperlink w:anchor="_Toc242804663" w:history="1">
             <w:r>
               <w:rPr>
                 <w:rStyle w:val="Hipervnculo"/>
@@ -3191,7 +3191,7 @@
                 <w:noProof/>
                 <w:webHidden/>
               </w:rPr>
-              <w:instrText xml:space="preserve"> PAGEREF _Toc242442894 \h </w:instrText>
+              <w:instrText xml:space="preserve"> PAGEREF _Toc242804663 \h </w:instrText>
             </w:r>
             <w:r>
               <w:rPr>
@@ -3235,7 +3235,7 @@
               <w14:ligatures w14:val="standardContextual"/>
             </w:rPr>
           </w:pPr>
-          <w:hyperlink w:anchor="_Toc242442895" w:history="1">
+          <w:hyperlink w:anchor="_Toc242804664" w:history="1">
             <w:r>
               <w:rPr>
                 <w:rStyle w:val="Hipervnculo"/>
@@ -3262,7 +3262,7 @@
                 <w:noProof/>
                 <w:webHidden/>
               </w:rPr>
-              <w:instrText xml:space="preserve"> PAGEREF _Toc242442895 \h </w:instrText>
+              <w:instrText xml:space="preserve"> PAGEREF _Toc242804664 \h </w:instrText>
             </w:r>
             <w:r>
               <w:rPr>
@@ -3306,7 +3306,7 @@
               <w14:ligatures w14:val="standardContextual"/>
             </w:rPr>
           </w:pPr>
-          <w:hyperlink w:anchor="_Toc242442896" w:history="1">
+          <w:hyperlink w:anchor="_Toc242804665" w:history="1">
             <w:r>
               <w:rPr>
                 <w:rStyle w:val="Hipervnculo"/>
@@ -3333,7 +3333,7 @@
                 <w:noProof/>
                 <w:webHidden/>
               </w:rPr>
-              <w:instrText xml:space="preserve"> PAGEREF _Toc242442896 \h </w:instrText>
+              <w:instrText xml:space="preserve"> PAGEREF _Toc242804665 \h </w:instrText>
             </w:r>
             <w:r>
               <w:rPr>
@@ -3377,7 +3377,7 @@
               <w14:ligatures w14:val="standardContextual"/>
             </w:rPr>
           </w:pPr>
-          <w:hyperlink w:anchor="_Toc242442897" w:history="1">
+          <w:hyperlink w:anchor="_Toc242804666" w:history="1">
             <w:r>
               <w:rPr>
                 <w:rStyle w:val="Hipervnculo"/>
@@ -3404,7 +3404,7 @@
                 <w:noProof/>
                 <w:webHidden/>
               </w:rPr>
-              <w:instrText xml:space="preserve"> PAGEREF _Toc242442897 \h </w:instrText>
+              <w:instrText xml:space="preserve"> PAGEREF _Toc242804666 \h </w:instrText>
             </w:r>
             <w:r>
               <w:rPr>
@@ -3446,7 +3446,7 @@
       <w:pPr>
         <w:pStyle w:val="Ttulo1"/>
       </w:pPr>
-      <w:bookmarkStart w:id="0" w:name="_Toc242442850"/>
+      <w:bookmarkStart w:id="0" w:name="_Toc242804619"/>
       <w:r>
         <w:t>1. GUIA DE DESARROLLO</w:t>
       </w:r>
@@ -3460,7 +3460,7 @@
           <w:bCs w:val="0"/>
         </w:rPr>
       </w:pPr>
-      <w:bookmarkStart w:id="1" w:name="_Toc242442851"/>
+      <w:bookmarkStart w:id="1" w:name="_Toc242804620"/>
       <w:r>
         <w:t>1.1 FICHA GENERAL DEL VIDEOJUEGO</w:t>
       </w:r>
@@ -4169,7 +4169,7 @@
           <w:bCs w:val="0"/>
         </w:rPr>
       </w:pPr>
-      <w:bookmarkStart w:id="2" w:name="_Toc242442852"/>
+      <w:bookmarkStart w:id="2" w:name="_Toc242804621"/>
       <w:r>
         <w:t>1.1.1 Personajes</w:t>
       </w:r>
@@ -4880,7 +4880,7 @@
           <w:bCs w:val="0"/>
         </w:rPr>
       </w:pPr>
-      <w:bookmarkStart w:id="3" w:name="_Toc242442853"/>
+      <w:bookmarkStart w:id="3" w:name="_Toc242804622"/>
       <w:r>
         <w:t>1.1.2 Estructura de niveles</w:t>
       </w:r>
@@ -5635,7 +5635,7 @@
           <w:bCs w:val="0"/>
         </w:rPr>
       </w:pPr>
-      <w:bookmarkStart w:id="4" w:name="_Toc242442854"/>
+      <w:bookmarkStart w:id="4" w:name="_Toc242804623"/>
       <w:r>
         <w:t>1.2. CONVENCIONES DEL DOCUMENTO</w:t>
       </w:r>
@@ -5731,7 +5731,7 @@
           <w:lang w:val="en-US"/>
         </w:rPr>
       </w:pPr>
-      <w:bookmarkStart w:id="5" w:name="_Toc242442855"/>
+      <w:bookmarkStart w:id="5" w:name="_Toc242804624"/>
       <w:r>
         <w:rPr>
           <w:sz w:val="24"/>
@@ -6344,7 +6344,7 @@
       <w:pPr>
         <w:pStyle w:val="Ttulo2"/>
       </w:pPr>
-      <w:bookmarkStart w:id="6" w:name="_Toc242442856"/>
+      <w:bookmarkStart w:id="6" w:name="_Toc242804625"/>
       <w:r>
         <w:t>1.3. PRÓLOGO Y ESTRUCTURA NARRATIVA</w:t>
       </w:r>
@@ -6390,7 +6390,7 @@
           <w:lang w:val="es-CO"/>
         </w:rPr>
       </w:pPr>
-      <w:bookmarkStart w:id="7" w:name="_Toc242442857"/>
+      <w:bookmarkStart w:id="7" w:name="_Toc242804626"/>
       <w:r>
         <w:rPr>
           <w:lang w:val="es-CO"/>
@@ -6417,7 +6417,27 @@
           <w:sz w:val="22"/>
           <w:szCs w:val="22"/>
         </w:rPr>
-        <w:t>Noche helada, sin luna. La familia camina a la intemperie. Se escuchan animales y sonidos extraños. En el horizonte se distingue la silueta de una cueva.</w:t>
+        <w:t>Noche helada, sin luna. La familia camina a</w:t>
+      </w:r>
+      <w:r>
+        <w:rPr>
+          <w:i/>
+          <w:iCs/>
+          <w:color w:val="000000"/>
+          <w:sz w:val="22"/>
+          <w:szCs w:val="22"/>
+        </w:rPr>
+        <w:t>l aire libre, sin techo. Se escuchan animales y sonidos extraños. En el horizonte se distingue la sombr</w:t>
+      </w:r>
+      <w:r>
+        <w:rPr>
+          <w:i/>
+          <w:iCs/>
+          <w:color w:val="000000"/>
+          <w:sz w:val="22"/>
+          <w:szCs w:val="22"/>
+        </w:rPr>
+        <w:t>a de una cueva.</w:t>
       </w:r>
     </w:p>
     <w:p>
@@ -6438,7 +6458,27 @@
           <w:sz w:val="22"/>
           <w:szCs w:val="22"/>
         </w:rPr>
-        <w:t>Algo se acerca entre la maleza. La familia corre hacia la cueva y entra.</w:t>
+        <w:t>Algo se acerca entre l</w:t>
+      </w:r>
+      <w:r>
+        <w:rPr>
+          <w:i/>
+          <w:iCs/>
+          <w:color w:val="000000"/>
+          <w:sz w:val="22"/>
+          <w:szCs w:val="22"/>
+        </w:rPr>
+        <w:t>os matorrales</w:t>
+      </w:r>
+      <w:r>
+        <w:rPr>
+          <w:i/>
+          <w:iCs/>
+          <w:color w:val="000000"/>
+          <w:sz w:val="22"/>
+          <w:szCs w:val="22"/>
+        </w:rPr>
+        <w:t>. La familia corre hacia la cueva y entra.</w:t>
       </w:r>
     </w:p>
     <w:p>
@@ -6494,7 +6534,7 @@
       <w:pPr>
         <w:pStyle w:val="Ttulo2"/>
       </w:pPr>
-      <w:bookmarkStart w:id="8" w:name="_Toc242442858"/>
+      <w:bookmarkStart w:id="8" w:name="_Toc242804627"/>
       <w:r>
         <w:t>1.4. NIVEL 1 — LA OSCURIDAD</w:t>
       </w:r>
@@ -7056,7 +7096,7 @@
           <w:lang w:val="es-CO"/>
         </w:rPr>
       </w:pPr>
-      <w:bookmarkStart w:id="9" w:name="_Toc242442859"/>
+      <w:bookmarkStart w:id="9" w:name="_Toc242804628"/>
       <w:r>
         <w:rPr>
           <w:lang w:val="es-CO"/>
@@ -7140,7 +7180,27 @@
           <w:szCs w:val="22"/>
         </w:rPr>
         <w:lastRenderedPageBreak/>
-        <w:t>Algoritm gira en el aire como un trompo feliz, dejando una estela de puntos luminosos, y avanza despacio hacia el fondo de la cueva, mirando atrás para asegurarse de que la familia lo sigue.</w:t>
+        <w:t>Algoritm gira en el aire como un trompo feliz, dejando un</w:t>
+      </w:r>
+      <w:r>
+        <w:rPr>
+          <w:i/>
+          <w:iCs/>
+          <w:color w:val="000000" w:themeColor="text1"/>
+          <w:sz w:val="22"/>
+          <w:szCs w:val="22"/>
+        </w:rPr>
+        <w:t xml:space="preserve"> rastro</w:t>
+      </w:r>
+      <w:r>
+        <w:rPr>
+          <w:i/>
+          <w:iCs/>
+          <w:color w:val="000000" w:themeColor="text1"/>
+          <w:sz w:val="22"/>
+          <w:szCs w:val="22"/>
+        </w:rPr>
+        <w:t xml:space="preserve"> de puntos luminosos, y avanza despacio hacia el fondo de la cueva, mirando atrás para asegurarse de que la familia lo sigue.</w:t>
       </w:r>
     </w:p>
     <w:p>
@@ -7187,7 +7247,7 @@
           <w:lang w:val="es-CO"/>
         </w:rPr>
       </w:pPr>
-      <w:bookmarkStart w:id="10" w:name="_Toc242442860"/>
+      <w:bookmarkStart w:id="10" w:name="_Toc242804629"/>
       <w:r>
         <w:rPr>
           <w:lang w:val="es-CO"/>
@@ -7417,7 +7477,27 @@
           <w:sz w:val="22"/>
           <w:szCs w:val="22"/>
         </w:rPr>
-        <w:t>Papá se arrodilla en el centro de la cueva, busca a tientas un montón de hojas secas y ramitas finas, y las amontona con cuidado en el suelo.</w:t>
+        <w:t xml:space="preserve">Papá se arrodilla en el centro de la cueva, busca a </w:t>
+      </w:r>
+      <w:r>
+        <w:rPr>
+          <w:i/>
+          <w:iCs/>
+          <w:color w:val="000000"/>
+          <w:sz w:val="22"/>
+          <w:szCs w:val="22"/>
+        </w:rPr>
+        <w:t>cieg</w:t>
+      </w:r>
+      <w:r>
+        <w:rPr>
+          <w:i/>
+          <w:iCs/>
+          <w:color w:val="000000"/>
+          <w:sz w:val="22"/>
+          <w:szCs w:val="22"/>
+        </w:rPr>
+        <w:t>as un montón de hojas secas y ramitas finas, y las amontona con cuidado en el suelo.</w:t>
       </w:r>
     </w:p>
     <w:p>
@@ -7450,7 +7530,7 @@
           <w:lang w:val="es-CO"/>
         </w:rPr>
       </w:pPr>
-      <w:bookmarkStart w:id="11" w:name="_Toc242442861"/>
+      <w:bookmarkStart w:id="11" w:name="_Toc242804630"/>
       <w:r>
         <w:rPr>
           <w:lang w:val="es-CO"/>
@@ -13446,7 +13526,7 @@
           <w:lang w:val="es-CO"/>
         </w:rPr>
       </w:pPr>
-      <w:bookmarkStart w:id="12" w:name="_Toc242442862"/>
+      <w:bookmarkStart w:id="12" w:name="_Toc242804631"/>
       <w:r>
         <w:rPr>
           <w:lang w:val="es-CO"/>
@@ -13529,7 +13609,27 @@
           <w:sz w:val="22"/>
           <w:szCs w:val="22"/>
         </w:rPr>
-        <w:t>Los niños salen corriendo y se lanzan encima de él. Mamá llega detrás, riendo y llorando al mismo tiempo. Papá los abraza a todos mientras el fuego crepita y la cueva oscura se convierte en el lugar más cálido del mundo.</w:t>
+        <w:t>Los niños salen corriendo y se lanzan encima de él. Mamá llega detrás, riendo y llorando al mismo tiempo. Papá los abraza a todos mientras el fuego c</w:t>
+      </w:r>
+      <w:r>
+        <w:rPr>
+          <w:i/>
+          <w:iCs/>
+          <w:color w:val="000000"/>
+          <w:sz w:val="22"/>
+          <w:szCs w:val="22"/>
+        </w:rPr>
+        <w:t>hisporrote</w:t>
+      </w:r>
+      <w:r>
+        <w:rPr>
+          <w:i/>
+          <w:iCs/>
+          <w:color w:val="000000"/>
+          <w:sz w:val="22"/>
+          <w:szCs w:val="22"/>
+        </w:rPr>
+        <w:t>a y la cueva oscura se convierte en el lugar más cálido del mundo.</w:t>
       </w:r>
     </w:p>
     <w:p>
@@ -13564,7 +13664,27 @@
           <w:sz w:val="22"/>
           <w:szCs w:val="22"/>
         </w:rPr>
-        <w:t>En el corazón de las llamas aparece una silueta pequeña, con cara, brazos y piernas. Es Algoritm, brillando más que nunca, hecho de fuego esta vez.</w:t>
+        <w:t>En el corazón de las llamas aparece una s</w:t>
+      </w:r>
+      <w:r>
+        <w:rPr>
+          <w:i/>
+          <w:iCs/>
+          <w:color w:val="000000" w:themeColor="text1"/>
+          <w:sz w:val="22"/>
+          <w:szCs w:val="22"/>
+        </w:rPr>
+        <w:t>ombr</w:t>
+      </w:r>
+      <w:r>
+        <w:rPr>
+          <w:i/>
+          <w:iCs/>
+          <w:color w:val="000000" w:themeColor="text1"/>
+          <w:sz w:val="22"/>
+          <w:szCs w:val="22"/>
+        </w:rPr>
+        <w:t>a pequeña, con cara, brazos y piernas. Es Algoritm, brillando más que nunca, hecho de fuego esta vez.</w:t>
       </w:r>
     </w:p>
     <w:p>
@@ -13683,7 +13803,7 @@
       <w:pPr>
         <w:pStyle w:val="Ttulo2"/>
       </w:pPr>
-      <w:bookmarkStart w:id="13" w:name="_Toc242442863"/>
+      <w:bookmarkStart w:id="13" w:name="_Toc242804632"/>
       <w:r>
         <w:lastRenderedPageBreak/>
         <w:t>1.5. ESCENA PUENTE I — DEL FUEGO AL ALIMENTO</w:t>
@@ -13800,7 +13920,27 @@
           <w:sz w:val="22"/>
           <w:szCs w:val="22"/>
         </w:rPr>
-        <w:t>La familia sale a recolectar. Papá carga grandes troncos para mantener avivado el fuego; mamá, la niña y el niño recogen alimentos. Al momento de regresar aparece un problema nuevo: han recolectado mucho, pero no pueden transportarlo hasta el refugio.</w:t>
+        <w:t xml:space="preserve">La familia sale a recolectar. Papá carga grandes troncos para mantener </w:t>
+      </w:r>
+      <w:r>
+        <w:rPr>
+          <w:i/>
+          <w:iCs/>
+          <w:color w:val="000000"/>
+          <w:sz w:val="22"/>
+          <w:szCs w:val="22"/>
+        </w:rPr>
+        <w:t>viv</w:t>
+      </w:r>
+      <w:r>
+        <w:rPr>
+          <w:i/>
+          <w:iCs/>
+          <w:color w:val="000000"/>
+          <w:sz w:val="22"/>
+          <w:szCs w:val="22"/>
+        </w:rPr>
+        <w:t>o el fuego; mamá, la niña y el niño recogen alimentos. Al momento de regresar aparece un problema nuevo: han recolectado mucho, pero no pueden transportarlo hasta el refugio.</w:t>
       </w:r>
     </w:p>
     <w:p>
@@ -13896,7 +14036,7 @@
       <w:pPr>
         <w:pStyle w:val="Ttulo2"/>
       </w:pPr>
-      <w:bookmarkStart w:id="14" w:name="_Toc242442864"/>
+      <w:bookmarkStart w:id="14" w:name="_Toc242804633"/>
       <w:r>
         <w:t>1.6. NIVEL 2 — LA RUEDA</w:t>
       </w:r>
@@ -14542,7 +14682,7 @@
           <w:lang w:val="es-CO"/>
         </w:rPr>
       </w:pPr>
-      <w:bookmarkStart w:id="15" w:name="_Toc242442865"/>
+      <w:bookmarkStart w:id="15" w:name="_Toc242804634"/>
       <w:r>
         <w:rPr>
           <w:lang w:val="es-CO"/>
@@ -14587,7 +14727,27 @@
           <w:sz w:val="22"/>
           <w:szCs w:val="22"/>
         </w:rPr>
-        <w:t>Bosque, por la tarde. Objetos dispersos por el suelo: piedras irregulares, troncos redondos, plantas, herramientas. A un lado, la caja de alimentos que la familia no logra mover.</w:t>
+        <w:t xml:space="preserve">Bosque, por la tarde. Objetos </w:t>
+      </w:r>
+      <w:r>
+        <w:rPr>
+          <w:i/>
+          <w:iCs/>
+          <w:color w:val="000000"/>
+          <w:sz w:val="22"/>
+          <w:szCs w:val="22"/>
+        </w:rPr>
+        <w:t>regados por el suelo: piedras de formas distinta</w:t>
+      </w:r>
+      <w:r>
+        <w:rPr>
+          <w:i/>
+          <w:iCs/>
+          <w:color w:val="000000"/>
+          <w:sz w:val="22"/>
+          <w:szCs w:val="22"/>
+        </w:rPr>
+        <w:t>s, troncos redondos, plantas, herramientas. A un lado, la caja de alimentos que la familia no logra mover.</w:t>
       </w:r>
     </w:p>
     <w:p>
@@ -15786,7 +15946,7 @@
           <w:lang w:val="es-CO"/>
         </w:rPr>
       </w:pPr>
-      <w:bookmarkStart w:id="16" w:name="_Toc242442866"/>
+      <w:bookmarkStart w:id="16" w:name="_Toc242804635"/>
       <w:r>
         <w:rPr>
           <w:lang w:val="es-CO"/>
@@ -17572,7 +17732,7 @@
           <w:lang w:val="es-CO"/>
         </w:rPr>
       </w:pPr>
-      <w:bookmarkStart w:id="17" w:name="_Toc242442867"/>
+      <w:bookmarkStart w:id="17" w:name="_Toc242804636"/>
       <w:r>
         <w:rPr>
           <w:lang w:val="es-CO"/>
@@ -18595,7 +18755,7 @@
           <w:lang w:val="es-CO"/>
         </w:rPr>
       </w:pPr>
-      <w:bookmarkStart w:id="18" w:name="_Toc242442868"/>
+      <w:bookmarkStart w:id="18" w:name="_Toc242804637"/>
       <w:r>
         <w:rPr>
           <w:lang w:val="es-CO"/>
@@ -18664,7 +18824,7 @@
       <w:pPr>
         <w:pStyle w:val="Ttulo2"/>
       </w:pPr>
-      <w:bookmarkStart w:id="19" w:name="_Toc242442869"/>
+      <w:bookmarkStart w:id="19" w:name="_Toc242804638"/>
       <w:r>
         <w:t>1.7. ESCENA PUENTE II — DEL REFUGIO AL RÍO</w:t>
       </w:r>
@@ -18766,7 +18926,27 @@
           <w:sz w:val="22"/>
           <w:szCs w:val="22"/>
         </w:rPr>
-        <w:t>La cámara se desplaza hacia el horizonte. A lo lejos se ven las fogatas de la civilización.</w:t>
+        <w:t xml:space="preserve">La cámara se desplaza hacia el horizonte. A lo lejos se ven las fogatas de </w:t>
+      </w:r>
+      <w:r>
+        <w:rPr>
+          <w:i/>
+          <w:iCs/>
+          <w:color w:val="000000"/>
+          <w:sz w:val="22"/>
+          <w:szCs w:val="22"/>
+        </w:rPr>
+        <w:t>otras familias</w:t>
+      </w:r>
+      <w:r>
+        <w:rPr>
+          <w:i/>
+          <w:iCs/>
+          <w:color w:val="000000"/>
+          <w:sz w:val="22"/>
+          <w:szCs w:val="22"/>
+        </w:rPr>
+        <w:t>.</w:t>
       </w:r>
     </w:p>
     <w:p>
@@ -18843,7 +19023,27 @@
           <w:sz w:val="22"/>
           <w:szCs w:val="22"/>
         </w:rPr>
-        <w:t>La familia avanza con la carretilla. El camino se corta abruptamente. Frente a ellos: el río, ancho y de corriente visible.</w:t>
+        <w:t xml:space="preserve">La familia avanza con la carretilla. El camino se corta </w:t>
+      </w:r>
+      <w:r>
+        <w:rPr>
+          <w:i/>
+          <w:iCs/>
+          <w:color w:val="000000"/>
+          <w:sz w:val="22"/>
+          <w:szCs w:val="22"/>
+        </w:rPr>
+        <w:t>de rep</w:t>
+      </w:r>
+      <w:r>
+        <w:rPr>
+          <w:i/>
+          <w:iCs/>
+          <w:color w:val="000000"/>
+          <w:sz w:val="22"/>
+          <w:szCs w:val="22"/>
+        </w:rPr>
+        <w:t>ente. Frente a ellos: el río, ancho y de corriente visible.</w:t>
       </w:r>
     </w:p>
     <w:p>
@@ -18908,7 +19108,7 @@
       <w:pPr>
         <w:pStyle w:val="Ttulo2"/>
       </w:pPr>
-      <w:bookmarkStart w:id="20" w:name="_Toc242442870"/>
+      <w:bookmarkStart w:id="20" w:name="_Toc242804639"/>
       <w:r>
         <w:t>1.8. NIVEL 3 — EL RÍO</w:t>
       </w:r>
@@ -19468,7 +19668,7 @@
           <w:lang w:val="es-CO"/>
         </w:rPr>
       </w:pPr>
-      <w:bookmarkStart w:id="21" w:name="_Toc242442871"/>
+      <w:bookmarkStart w:id="21" w:name="_Toc242804640"/>
       <w:r>
         <w:rPr>
           <w:lang w:val="es-CO"/>
@@ -19488,7 +19688,19 @@
         <w:rPr>
           <w:color w:val="000000" w:themeColor="text1"/>
         </w:rPr>
-        <w:t>ALGORITM: ¡Alto, viajeros! Este río no es sencillo. Para cruzarlo necesitamos pensar bien. Primero, descompongamos el problema: ¿cuántas cosas necesitamos para cruzar?</w:t>
+        <w:t xml:space="preserve">ALGORITM: ¡Alto, viajeros! Este río no es </w:t>
+      </w:r>
+      <w:r>
+        <w:rPr>
+          <w:color w:val="000000" w:themeColor="text1"/>
+        </w:rPr>
+        <w:t>fácil</w:t>
+      </w:r>
+      <w:r>
+        <w:rPr>
+          <w:color w:val="000000" w:themeColor="text1"/>
+        </w:rPr>
+        <w:t>. Para cruzarlo necesitamos pensar bien. Primero, descompongamos el problema: ¿cuántas cosas necesitamos para cruzar?</w:t>
       </w:r>
     </w:p>
     <w:p>
@@ -19537,7 +19749,27 @@
           <w:sz w:val="22"/>
           <w:szCs w:val="22"/>
         </w:rPr>
-        <w:t>En pantalla aparece la lista de tareas, que permanecerá visible durante todo el nivel.</w:t>
+        <w:t xml:space="preserve">En pantalla aparece la lista de tareas, que </w:t>
+      </w:r>
+      <w:r>
+        <w:rPr>
+          <w:i/>
+          <w:iCs/>
+          <w:color w:val="000000"/>
+          <w:sz w:val="22"/>
+          <w:szCs w:val="22"/>
+        </w:rPr>
+        <w:t>se queda a la vista</w:t>
+      </w:r>
+      <w:r>
+        <w:rPr>
+          <w:i/>
+          <w:iCs/>
+          <w:color w:val="000000"/>
+          <w:sz w:val="22"/>
+          <w:szCs w:val="22"/>
+        </w:rPr>
+        <w:t xml:space="preserve"> durante todo el nivel.</w:t>
       </w:r>
     </w:p>
     <w:tbl>
@@ -19812,7 +20044,15 @@
                 <w:szCs w:val="20"/>
                 <w:lang w:val="en-US"/>
               </w:rPr>
-              <w:t>Ensamblar la balsa</w:t>
+              <w:t>Arm</w:t>
+            </w:r>
+            <w:r>
+              <w:rPr>
+                <w:sz w:val="20"/>
+                <w:szCs w:val="20"/>
+                <w:lang w:val="en-US"/>
+              </w:rPr>
+              <w:t>ar la balsa</w:t>
             </w:r>
           </w:p>
         </w:tc>
@@ -19895,7 +20135,7 @@
           <w:lang w:val="es-CO"/>
         </w:rPr>
       </w:pPr>
-      <w:bookmarkStart w:id="22" w:name="_Toc242442872"/>
+      <w:bookmarkStart w:id="22" w:name="_Toc242804641"/>
       <w:r>
         <w:rPr>
           <w:lang w:val="es-CO"/>
@@ -20369,7 +20609,21 @@
                 <w:sz w:val="20"/>
                 <w:szCs w:val="20"/>
               </w:rPr>
-              <w:t xml:space="preserve">Cada tarea se marca como completada en el momento en que se cumple: las de recolección, cuando su material queda completo en el inventario —los troncos, al recoger el último; las sogas, al recogerlas—; las de construcción, al confirmar la fase correspondiente del panel de ensamblaje: «Ensamblar la balsa», al confirmar el amarre, y «Colocar el mástil y la vela», al confirmar la fase de mástil y vela; confirmar la base no marca ninguna. La tela y el mástil se recogen sin marcar tarea, porque los consume la tarea 4. Una tarea marcada no se desmarca. La lista ocupa una tablilla clara en la esquina superior izquierda: cada tarea pendiente lleva un círculo liso y cada tarea cumplida un círculo verde con marca de verificación, de modo que el cambio se lee por la forma y no solo por el color (RNF-19), y en ella no aparece ninguna cifra. </w:t>
+              <w:t>Cada tarea se marca como completada en el momento en que se cumple: las de recolección, cuando su material queda completo en el inventario —los troncos, al recoger el último; las sogas, al recogerlas—; las de construcción, al confirmar la fase correspondiente del panel de ensamblaje: «</w:t>
+            </w:r>
+            <w:r>
+              <w:rPr>
+                <w:sz w:val="20"/>
+                <w:szCs w:val="20"/>
+              </w:rPr>
+              <w:t>Arm</w:t>
+            </w:r>
+            <w:r>
+              <w:rPr>
+                <w:sz w:val="20"/>
+                <w:szCs w:val="20"/>
+              </w:rPr>
+              <w:t xml:space="preserve">ar la balsa», al confirmar el amarre, y «Colocar el mástil y la vela», al confirmar la fase de mástil y vela; confirmar la base no marca ninguna. La tela y el mástil se recogen sin marcar tarea, porque los consume la tarea 4. Una tarea marcada no se desmarca. La lista ocupa una tablilla clara en la esquina superior izquierda: cada tarea pendiente lleva un círculo liso y cada tarea cumplida un círculo verde con marca de verificación, de modo que el cambio se lee por la forma y no solo por el color (RNF-19), y en ella no aparece ninguna cifra. </w:t>
             </w:r>
             <w:r>
               <w:rPr>
@@ -20481,7 +20735,7 @@
           <w:bCs w:val="0"/>
         </w:rPr>
       </w:pPr>
-      <w:bookmarkStart w:id="23" w:name="_Toc242442873"/>
+      <w:bookmarkStart w:id="23" w:name="_Toc242804642"/>
       <w:r>
         <w:t>1.8.3 Mecánica del ensamblaje por fases</w:t>
       </w:r>
@@ -21120,7 +21374,7 @@
           <w:bCs w:val="0"/>
         </w:rPr>
       </w:pPr>
-      <w:bookmarkStart w:id="24" w:name="_Toc242442874"/>
+      <w:bookmarkStart w:id="24" w:name="_Toc242804643"/>
       <w:r>
         <w:t>1.8.4 Mecánica de prueba y depuración</w:t>
       </w:r>
@@ -22003,7 +22257,27 @@
           <w:sz w:val="22"/>
           <w:szCs w:val="22"/>
         </w:rPr>
-        <w:t>La familia sube a la balsa corregida. Esta vez flota con estabilidad. La vela se llena de viento.</w:t>
+        <w:t xml:space="preserve">La familia sube a la balsa corregida. Esta vez flota </w:t>
+      </w:r>
+      <w:r>
+        <w:rPr>
+          <w:i/>
+          <w:iCs/>
+          <w:color w:val="000000"/>
+          <w:sz w:val="22"/>
+          <w:szCs w:val="22"/>
+        </w:rPr>
+        <w:t>derecha, sin voltearse</w:t>
+      </w:r>
+      <w:r>
+        <w:rPr>
+          <w:i/>
+          <w:iCs/>
+          <w:color w:val="000000"/>
+          <w:sz w:val="22"/>
+          <w:szCs w:val="22"/>
+        </w:rPr>
+        <w:t>. La vela se llena de viento.</w:t>
       </w:r>
     </w:p>
     <w:p>
@@ -22052,7 +22326,27 @@
           <w:sz w:val="22"/>
           <w:szCs w:val="22"/>
         </w:rPr>
-        <w:t>Llegan a la orilla opuesta. El humo de las fogatas de la civilización se divisa cerca, en el horizonte.</w:t>
+        <w:t>Llegan a la o</w:t>
+      </w:r>
+      <w:r>
+        <w:rPr>
+          <w:i/>
+          <w:iCs/>
+          <w:color w:val="000000"/>
+          <w:sz w:val="22"/>
+          <w:szCs w:val="22"/>
+        </w:rPr>
+        <w:t>tra orilla. El humo de las fogatas de otras familias se ve</w:t>
+      </w:r>
+      <w:r>
+        <w:rPr>
+          <w:i/>
+          <w:iCs/>
+          <w:color w:val="000000"/>
+          <w:sz w:val="22"/>
+          <w:szCs w:val="22"/>
+        </w:rPr>
+        <w:t xml:space="preserve"> cerca, en el horizonte.</w:t>
       </w:r>
     </w:p>
     <w:p>
@@ -22066,7 +22360,19 @@
         <w:rPr>
           <w:color w:val="000000" w:themeColor="text1"/>
         </w:rPr>
-        <w:t>ALGORITM: Lo lograron porque pensaron como exploradores inteligentes: primero dividieron el problema en partes pequeñas, y cuando algo falló no se rindieron... lo encontraron y lo arreglaron. Eso es pensar computacionalmente.</w:t>
+        <w:t>ALGORITM: Lo lograron porque pensaron como exploradores inteligentes: primero dividieron el problema en partes pequeñas, y cuando algo falló no se rindieron... lo encontraron y lo arreglaron. Eso es pensar com</w:t>
+      </w:r>
+      <w:r>
+        <w:rPr>
+          <w:color w:val="000000" w:themeColor="text1"/>
+        </w:rPr>
+        <w:t>o un algoritmo</w:t>
+      </w:r>
+      <w:r>
+        <w:rPr>
+          <w:color w:val="000000" w:themeColor="text1"/>
+        </w:rPr>
+        <w:t>.</w:t>
       </w:r>
     </w:p>
     <w:p>
@@ -22080,7 +22386,7 @@
       <w:pPr>
         <w:pStyle w:val="Ttulo2"/>
       </w:pPr>
-      <w:bookmarkStart w:id="25" w:name="_Toc242442875"/>
+      <w:bookmarkStart w:id="25" w:name="_Toc242804644"/>
       <w:r>
         <w:t>1.9. ESCENA FINAL</w:t>
       </w:r>
@@ -22167,7 +22473,27 @@
           <w:sz w:val="22"/>
           <w:szCs w:val="22"/>
         </w:rPr>
-        <w:t>Algoritm gira una última vez y se apaga suavemente. Fundido a negro. Créditos.</w:t>
+        <w:t xml:space="preserve">Algoritm gira una última vez y se apaga suavemente. </w:t>
+      </w:r>
+      <w:r>
+        <w:rPr>
+          <w:i/>
+          <w:iCs/>
+          <w:color w:val="000000" w:themeColor="text1"/>
+          <w:sz w:val="22"/>
+          <w:szCs w:val="22"/>
+        </w:rPr>
+        <w:t>Todo queda en</w:t>
+      </w:r>
+      <w:r>
+        <w:rPr>
+          <w:i/>
+          <w:iCs/>
+          <w:color w:val="000000" w:themeColor="text1"/>
+          <w:sz w:val="22"/>
+          <w:szCs w:val="22"/>
+        </w:rPr>
+        <w:t xml:space="preserve"> negro. Créditos.</w:t>
       </w:r>
     </w:p>
     <w:p>
@@ -22181,7 +22507,7 @@
       <w:pPr>
         <w:pStyle w:val="Ttulo2"/>
       </w:pPr>
-      <w:bookmarkStart w:id="26" w:name="_Toc242442876"/>
+      <w:bookmarkStart w:id="26" w:name="_Toc242804645"/>
       <w:r>
         <w:t>1.10. CONTENIDO OPCIONAL FUERA DEL ALCANCE DEL PROTOTIPO</w:t>
       </w:r>
@@ -22694,7 +23020,7 @@
       <w:pPr>
         <w:pStyle w:val="Ttulo2"/>
       </w:pPr>
-      <w:bookmarkStart w:id="27" w:name="_Toc242442877"/>
+      <w:bookmarkStart w:id="27" w:name="_Toc242804646"/>
       <w:r>
         <w:t>1.11. TRAZABILIDAD ENTRE ESCENAS, MECÁNICAS Y REQUERIMIENTOS</w:t>
       </w:r>
@@ -25437,7 +25763,7 @@
           <w:bCs w:val="0"/>
         </w:rPr>
       </w:pPr>
-      <w:bookmarkStart w:id="28" w:name="_Toc242442878"/>
+      <w:bookmarkStart w:id="28" w:name="_Toc242804647"/>
       <w:r>
         <w:t>1.2. PUNTOS ABIERTOS DEL GUION</w:t>
       </w:r>
@@ -26654,7 +26980,7 @@
       <w:pPr>
         <w:pStyle w:val="Ttulo1"/>
       </w:pPr>
-      <w:bookmarkStart w:id="29" w:name="_Toc242442879"/>
+      <w:bookmarkStart w:id="29" w:name="_Toc242804648"/>
       <w:r>
         <w:t>2. CASOS DE USO</w:t>
       </w:r>
@@ -26670,7 +26996,7 @@
           <w:lang w:val="en-US"/>
         </w:rPr>
       </w:pPr>
-      <w:bookmarkStart w:id="30" w:name="_Toc242442880"/>
+      <w:bookmarkStart w:id="30" w:name="_Toc242804649"/>
       <w:r>
         <w:rPr>
           <w:sz w:val="24"/>
@@ -26914,7 +27240,7 @@
           <w:lang w:val="en-US"/>
         </w:rPr>
       </w:pPr>
-      <w:bookmarkStart w:id="31" w:name="_Toc242442881"/>
+      <w:bookmarkStart w:id="31" w:name="_Toc242804650"/>
       <w:r>
         <w:rPr>
           <w:sz w:val="24"/>
@@ -28211,7 +28537,7 @@
           <w:szCs w:val="24"/>
         </w:rPr>
       </w:pPr>
-      <w:bookmarkStart w:id="32" w:name="_Toc242442882"/>
+      <w:bookmarkStart w:id="32" w:name="_Toc242804651"/>
       <w:r>
         <w:rPr>
           <w:sz w:val="24"/>
@@ -35638,7 +35964,7 @@
       <w:pPr>
         <w:pStyle w:val="Ttulo1"/>
       </w:pPr>
-      <w:bookmarkStart w:id="33" w:name="_Toc242442883"/>
+      <w:bookmarkStart w:id="33" w:name="_Toc242804652"/>
       <w:r>
         <w:t>2. HISTORIAS DE USUARIO</w:t>
       </w:r>
@@ -37126,7 +37452,7 @@
       <w:pPr>
         <w:pStyle w:val="Ttulo1"/>
       </w:pPr>
-      <w:bookmarkStart w:id="34" w:name="_Toc242442884"/>
+      <w:bookmarkStart w:id="34" w:name="_Toc242804653"/>
       <w:r>
         <w:t>3. MATRIZ DE TRAZABILIDAD</w:t>
       </w:r>
@@ -37153,7 +37479,7 @@
           <w:szCs w:val="24"/>
         </w:rPr>
       </w:pPr>
-      <w:bookmarkStart w:id="35" w:name="_Toc242442885"/>
+      <w:bookmarkStart w:id="35" w:name="_Toc242804654"/>
       <w:r>
         <w:rPr>
           <w:sz w:val="24"/>
@@ -38028,7 +38354,7 @@
           <w:lang w:val="en-US"/>
         </w:rPr>
       </w:pPr>
-      <w:bookmarkStart w:id="36" w:name="_Toc242442886"/>
+      <w:bookmarkStart w:id="36" w:name="_Toc242804655"/>
       <w:r>
         <w:rPr>
           <w:sz w:val="24"/>
@@ -38895,7 +39221,7 @@
           <w:lang w:val="en-US"/>
         </w:rPr>
       </w:pPr>
-      <w:bookmarkStart w:id="37" w:name="_Toc242442887"/>
+      <w:bookmarkStart w:id="37" w:name="_Toc242804656"/>
       <w:r>
         <w:rPr>
           <w:sz w:val="24"/>
@@ -39855,7 +40181,7 @@
           <w:lang w:val="en-US"/>
         </w:rPr>
       </w:pPr>
-      <w:bookmarkStart w:id="38" w:name="_Toc242442888"/>
+      <w:bookmarkStart w:id="38" w:name="_Toc242804657"/>
       <w:r>
         <w:rPr>
           <w:sz w:val="24"/>
@@ -40440,7 +40766,7 @@
           <w:szCs w:val="24"/>
         </w:rPr>
       </w:pPr>
-      <w:bookmarkStart w:id="39" w:name="_Toc242442889"/>
+      <w:bookmarkStart w:id="39" w:name="_Toc242804658"/>
       <w:r>
         <w:rPr>
           <w:sz w:val="24"/>
@@ -42138,7 +42464,7 @@
           <w:szCs w:val="24"/>
         </w:rPr>
       </w:pPr>
-      <w:bookmarkStart w:id="40" w:name="_Toc242442890"/>
+      <w:bookmarkStart w:id="40" w:name="_Toc242804659"/>
       <w:r>
         <w:rPr>
           <w:sz w:val="24"/>
@@ -42840,7 +43166,7 @@
       <w:pPr>
         <w:pStyle w:val="Ttulo1"/>
       </w:pPr>
-      <w:bookmarkStart w:id="41" w:name="_Toc242442891"/>
+      <w:bookmarkStart w:id="41" w:name="_Toc242804660"/>
       <w:r>
         <w:lastRenderedPageBreak/>
         <w:t>4. ARQUITECTURA DE SOFTWARE</w:t>
@@ -42855,7 +43181,7 @@
           <w:bCs w:val="0"/>
         </w:rPr>
       </w:pPr>
-      <w:bookmarkStart w:id="42" w:name="_Toc242442892"/>
+      <w:bookmarkStart w:id="42" w:name="_Toc242804661"/>
       <w:r>
         <w:t>4.1 Decisión arquitectónica</w:t>
       </w:r>
@@ -42935,7 +43261,7 @@
           <w:bCs w:val="0"/>
         </w:rPr>
       </w:pPr>
-      <w:bookmarkStart w:id="43" w:name="_Toc242442893"/>
+      <w:bookmarkStart w:id="43" w:name="_Toc242804662"/>
       <w:r>
         <w:t>4.2 Patrones que componen la arquitectura</w:t>
       </w:r>
@@ -43090,7 +43416,7 @@
           <w:bCs w:val="0"/>
         </w:rPr>
       </w:pPr>
-      <w:bookmarkStart w:id="44" w:name="_Toc242442894"/>
+      <w:bookmarkStart w:id="44" w:name="_Toc242804663"/>
       <w:r>
         <w:t>4.3 Flujo de estados del juego</w:t>
       </w:r>
@@ -43477,7 +43803,7 @@
           <w:bCs w:val="0"/>
         </w:rPr>
       </w:pPr>
-      <w:bookmarkStart w:id="45" w:name="_Toc242442895"/>
+      <w:bookmarkStart w:id="45" w:name="_Toc242804664"/>
       <w:r>
         <w:t>4.4 Módulos principales del sistema</w:t>
       </w:r>
@@ -43789,7 +44115,7 @@
           <w:bCs w:val="0"/>
         </w:rPr>
       </w:pPr>
-      <w:bookmarkStart w:id="46" w:name="_Toc242442896"/>
+      <w:bookmarkStart w:id="46" w:name="_Toc242804665"/>
       <w:r>
         <w:t>4.5 Justificación frente a otras alternativas</w:t>
       </w:r>
@@ -43946,7 +44272,7 @@
           <w:szCs w:val="22"/>
         </w:rPr>
       </w:pPr>
-      <w:bookmarkStart w:id="47" w:name="_Toc242442897"/>
+      <w:bookmarkStart w:id="47" w:name="_Toc242804666"/>
       <w:r>
         <w:t>5. CONTROL DE CAMBIOS</w:t>
       </w:r>
@@ -44554,6 +44880,73 @@
                 <w:szCs w:val="20"/>
               </w:rPr>
               <w:lastRenderedPageBreak/>
+              <w:t>Santiago Benavides Rey / Santiago Valdiri García</w:t>
+            </w:r>
+          </w:p>
+        </w:tc>
+      </w:tr>
+      <w:tr>
+        <w:trPr>
+          <w:trHeight w:val="300"/>
+        </w:trPr>
+        <w:tc>
+          <w:tcPr>
+            <w:tcW w:w="1395" w:type="dxa"/>
+          </w:tcPr>
+          <w:p>
+            <w:pPr>
+              <w:rPr>
+                <w:sz w:val="20"/>
+                <w:szCs w:val="20"/>
+              </w:rPr>
+            </w:pPr>
+            <w:r>
+              <w:rPr>
+                <w:sz w:val="20"/>
+                <w:szCs w:val="20"/>
+              </w:rPr>
+              <w:t>13/10/2026</w:t>
+            </w:r>
+          </w:p>
+        </w:tc>
+        <w:tc>
+          <w:tcPr>
+            <w:tcW w:w="5385" w:type="dxa"/>
+          </w:tcPr>
+          <w:p>
+            <w:pPr>
+              <w:rPr>
+                <w:sz w:val="20"/>
+                <w:szCs w:val="20"/>
+                <w:lang w:val="es-ES"/>
+              </w:rPr>
+            </w:pPr>
+            <w:r>
+              <w:rPr>
+                <w:sz w:val="20"/>
+                <w:szCs w:val="20"/>
+                <w:lang w:val="es-ES"/>
+              </w:rPr>
+              <w:t>Cierra INC-157. Vocabulario adaptado a estudiantes de grado quinto tras la sesión de evaluación. Guion 1.3.1, 1.4.1, 1.4.2, 1.4.4, 1.5, 1.6.1, 1.7, 1.8.1, 1.8.2, 1.8.4 y 1.9: intemperie, maleza, silueta, estela, crepita, irregulares, abruptamente, estabilidad, civilización (en las narraciones de 1.7, 1.8.4 y 1.9) y computacionalmente, entre otras, y la tarea «Armar la balsa» en lugar de «Ensamblar la balsa». No cambia ninguna mecánica ni requisito.</w:t>
+            </w:r>
+          </w:p>
+        </w:tc>
+        <w:tc>
+          <w:tcPr>
+            <w:tcW w:w="2670" w:type="dxa"/>
+          </w:tcPr>
+          <w:p>
+            <w:pPr>
+              <w:rPr>
+                <w:sz w:val="20"/>
+                <w:szCs w:val="20"/>
+              </w:rPr>
+            </w:pPr>
+            <w:r>
+              <w:rPr>
+                <w:sz w:val="20"/>
+                <w:szCs w:val="20"/>
+              </w:rPr>
               <w:t>Santiago Benavides Rey / Santiago Valdiri García</w:t>
             </w:r>
           </w:p>

--- a/docs/Solucion_OE2_Diseno_final.docx
+++ b/docs/Solucion_OE2_Diseno_final.docx
@@ -34,7 +34,7 @@
           <w:r>
             <w:fldChar w:fldCharType="separate"/>
           </w:r>
-          <w:hyperlink w:anchor="_Toc242804619" w:history="1">
+          <w:hyperlink w:anchor="_Toc242810857" w:history="1">
             <w:r>
               <w:rPr>
                 <w:rStyle w:val="Hipervnculo"/>
@@ -61,7 +61,7 @@
                 <w:noProof/>
                 <w:webHidden/>
               </w:rPr>
-              <w:instrText xml:space="preserve"> PAGEREF _Toc242804619 \h </w:instrText>
+              <w:instrText xml:space="preserve"> PAGEREF _Toc242810857 \h </w:instrText>
             </w:r>
             <w:r>
               <w:rPr>
@@ -105,7 +105,7 @@
               <w14:ligatures w14:val="standardContextual"/>
             </w:rPr>
           </w:pPr>
-          <w:hyperlink w:anchor="_Toc242804620" w:history="1">
+          <w:hyperlink w:anchor="_Toc242810858" w:history="1">
             <w:r>
               <w:rPr>
                 <w:rStyle w:val="Hipervnculo"/>
@@ -132,7 +132,7 @@
                 <w:noProof/>
                 <w:webHidden/>
               </w:rPr>
-              <w:instrText xml:space="preserve"> PAGEREF _Toc242804620 \h </w:instrText>
+              <w:instrText xml:space="preserve"> PAGEREF _Toc242810858 \h </w:instrText>
             </w:r>
             <w:r>
               <w:rPr>
@@ -176,7 +176,7 @@
               <w14:ligatures w14:val="standardContextual"/>
             </w:rPr>
           </w:pPr>
-          <w:hyperlink w:anchor="_Toc242804621" w:history="1">
+          <w:hyperlink w:anchor="_Toc242810859" w:history="1">
             <w:r>
               <w:rPr>
                 <w:rStyle w:val="Hipervnculo"/>
@@ -203,7 +203,7 @@
                 <w:noProof/>
                 <w:webHidden/>
               </w:rPr>
-              <w:instrText xml:space="preserve"> PAGEREF _Toc242804621 \h </w:instrText>
+              <w:instrText xml:space="preserve"> PAGEREF _Toc242810859 \h </w:instrText>
             </w:r>
             <w:r>
               <w:rPr>
@@ -247,7 +247,7 @@
               <w14:ligatures w14:val="standardContextual"/>
             </w:rPr>
           </w:pPr>
-          <w:hyperlink w:anchor="_Toc242804622" w:history="1">
+          <w:hyperlink w:anchor="_Toc242810860" w:history="1">
             <w:r>
               <w:rPr>
                 <w:rStyle w:val="Hipervnculo"/>
@@ -274,7 +274,7 @@
                 <w:noProof/>
                 <w:webHidden/>
               </w:rPr>
-              <w:instrText xml:space="preserve"> PAGEREF _Toc242804622 \h </w:instrText>
+              <w:instrText xml:space="preserve"> PAGEREF _Toc242810860 \h </w:instrText>
             </w:r>
             <w:r>
               <w:rPr>
@@ -318,7 +318,7 @@
               <w14:ligatures w14:val="standardContextual"/>
             </w:rPr>
           </w:pPr>
-          <w:hyperlink w:anchor="_Toc242804623" w:history="1">
+          <w:hyperlink w:anchor="_Toc242810861" w:history="1">
             <w:r>
               <w:rPr>
                 <w:rStyle w:val="Hipervnculo"/>
@@ -345,7 +345,7 @@
                 <w:noProof/>
                 <w:webHidden/>
               </w:rPr>
-              <w:instrText xml:space="preserve"> PAGEREF _Toc242804623 \h </w:instrText>
+              <w:instrText xml:space="preserve"> PAGEREF _Toc242810861 \h </w:instrText>
             </w:r>
             <w:r>
               <w:rPr>
@@ -389,7 +389,7 @@
               <w14:ligatures w14:val="standardContextual"/>
             </w:rPr>
           </w:pPr>
-          <w:hyperlink w:anchor="_Toc242804624" w:history="1">
+          <w:hyperlink w:anchor="_Toc242810862" w:history="1">
             <w:r>
               <w:rPr>
                 <w:rStyle w:val="Hipervnculo"/>
@@ -417,7 +417,7 @@
                 <w:noProof/>
                 <w:webHidden/>
               </w:rPr>
-              <w:instrText xml:space="preserve"> PAGEREF _Toc242804624 \h </w:instrText>
+              <w:instrText xml:space="preserve"> PAGEREF _Toc242810862 \h </w:instrText>
             </w:r>
             <w:r>
               <w:rPr>
@@ -461,7 +461,7 @@
               <w14:ligatures w14:val="standardContextual"/>
             </w:rPr>
           </w:pPr>
-          <w:hyperlink w:anchor="_Toc242804625" w:history="1">
+          <w:hyperlink w:anchor="_Toc242810863" w:history="1">
             <w:r>
               <w:rPr>
                 <w:rStyle w:val="Hipervnculo"/>
@@ -488,7 +488,7 @@
                 <w:noProof/>
                 <w:webHidden/>
               </w:rPr>
-              <w:instrText xml:space="preserve"> PAGEREF _Toc242804625 \h </w:instrText>
+              <w:instrText xml:space="preserve"> PAGEREF _Toc242810863 \h </w:instrText>
             </w:r>
             <w:r>
               <w:rPr>
@@ -532,7 +532,7 @@
               <w14:ligatures w14:val="standardContextual"/>
             </w:rPr>
           </w:pPr>
-          <w:hyperlink w:anchor="_Toc242804626" w:history="1">
+          <w:hyperlink w:anchor="_Toc242810864" w:history="1">
             <w:r>
               <w:rPr>
                 <w:rStyle w:val="Hipervnculo"/>
@@ -559,7 +559,7 @@
                 <w:noProof/>
                 <w:webHidden/>
               </w:rPr>
-              <w:instrText xml:space="preserve"> PAGEREF _Toc242804626 \h </w:instrText>
+              <w:instrText xml:space="preserve"> PAGEREF _Toc242810864 \h </w:instrText>
             </w:r>
             <w:r>
               <w:rPr>
@@ -603,7 +603,7 @@
               <w14:ligatures w14:val="standardContextual"/>
             </w:rPr>
           </w:pPr>
-          <w:hyperlink w:anchor="_Toc242804627" w:history="1">
+          <w:hyperlink w:anchor="_Toc242810865" w:history="1">
             <w:r>
               <w:rPr>
                 <w:rStyle w:val="Hipervnculo"/>
@@ -630,7 +630,7 @@
                 <w:noProof/>
                 <w:webHidden/>
               </w:rPr>
-              <w:instrText xml:space="preserve"> PAGEREF _Toc242804627 \h </w:instrText>
+              <w:instrText xml:space="preserve"> PAGEREF _Toc242810865 \h </w:instrText>
             </w:r>
             <w:r>
               <w:rPr>
@@ -674,7 +674,7 @@
               <w14:ligatures w14:val="standardContextual"/>
             </w:rPr>
           </w:pPr>
-          <w:hyperlink w:anchor="_Toc242804628" w:history="1">
+          <w:hyperlink w:anchor="_Toc242810866" w:history="1">
             <w:r>
               <w:rPr>
                 <w:rStyle w:val="Hipervnculo"/>
@@ -701,7 +701,7 @@
                 <w:noProof/>
                 <w:webHidden/>
               </w:rPr>
-              <w:instrText xml:space="preserve"> PAGEREF _Toc242804628 \h </w:instrText>
+              <w:instrText xml:space="preserve"> PAGEREF _Toc242810866 \h </w:instrText>
             </w:r>
             <w:r>
               <w:rPr>
@@ -745,7 +745,7 @@
               <w14:ligatures w14:val="standardContextual"/>
             </w:rPr>
           </w:pPr>
-          <w:hyperlink w:anchor="_Toc242804629" w:history="1">
+          <w:hyperlink w:anchor="_Toc242810867" w:history="1">
             <w:r>
               <w:rPr>
                 <w:rStyle w:val="Hipervnculo"/>
@@ -772,7 +772,7 @@
                 <w:noProof/>
                 <w:webHidden/>
               </w:rPr>
-              <w:instrText xml:space="preserve"> PAGEREF _Toc242804629 \h </w:instrText>
+              <w:instrText xml:space="preserve"> PAGEREF _Toc242810867 \h </w:instrText>
             </w:r>
             <w:r>
               <w:rPr>
@@ -816,7 +816,7 @@
               <w14:ligatures w14:val="standardContextual"/>
             </w:rPr>
           </w:pPr>
-          <w:hyperlink w:anchor="_Toc242804630" w:history="1">
+          <w:hyperlink w:anchor="_Toc242810868" w:history="1">
             <w:r>
               <w:rPr>
                 <w:rStyle w:val="Hipervnculo"/>
@@ -843,7 +843,7 @@
                 <w:noProof/>
                 <w:webHidden/>
               </w:rPr>
-              <w:instrText xml:space="preserve"> PAGEREF _Toc242804630 \h </w:instrText>
+              <w:instrText xml:space="preserve"> PAGEREF _Toc242810868 \h </w:instrText>
             </w:r>
             <w:r>
               <w:rPr>
@@ -887,7 +887,7 @@
               <w14:ligatures w14:val="standardContextual"/>
             </w:rPr>
           </w:pPr>
-          <w:hyperlink w:anchor="_Toc242804631" w:history="1">
+          <w:hyperlink w:anchor="_Toc242810869" w:history="1">
             <w:r>
               <w:rPr>
                 <w:rStyle w:val="Hipervnculo"/>
@@ -914,7 +914,7 @@
                 <w:noProof/>
                 <w:webHidden/>
               </w:rPr>
-              <w:instrText xml:space="preserve"> PAGEREF _Toc242804631 \h </w:instrText>
+              <w:instrText xml:space="preserve"> PAGEREF _Toc242810869 \h </w:instrText>
             </w:r>
             <w:r>
               <w:rPr>
@@ -958,7 +958,7 @@
               <w14:ligatures w14:val="standardContextual"/>
             </w:rPr>
           </w:pPr>
-          <w:hyperlink w:anchor="_Toc242804632" w:history="1">
+          <w:hyperlink w:anchor="_Toc242810870" w:history="1">
             <w:r>
               <w:rPr>
                 <w:rStyle w:val="Hipervnculo"/>
@@ -985,7 +985,7 @@
                 <w:noProof/>
                 <w:webHidden/>
               </w:rPr>
-              <w:instrText xml:space="preserve"> PAGEREF _Toc242804632 \h </w:instrText>
+              <w:instrText xml:space="preserve"> PAGEREF _Toc242810870 \h </w:instrText>
             </w:r>
             <w:r>
               <w:rPr>
@@ -1029,7 +1029,7 @@
               <w14:ligatures w14:val="standardContextual"/>
             </w:rPr>
           </w:pPr>
-          <w:hyperlink w:anchor="_Toc242804633" w:history="1">
+          <w:hyperlink w:anchor="_Toc242810871" w:history="1">
             <w:r>
               <w:rPr>
                 <w:rStyle w:val="Hipervnculo"/>
@@ -1056,7 +1056,7 @@
                 <w:noProof/>
                 <w:webHidden/>
               </w:rPr>
-              <w:instrText xml:space="preserve"> PAGEREF _Toc242804633 \h </w:instrText>
+              <w:instrText xml:space="preserve"> PAGEREF _Toc242810871 \h </w:instrText>
             </w:r>
             <w:r>
               <w:rPr>
@@ -1100,7 +1100,7 @@
               <w14:ligatures w14:val="standardContextual"/>
             </w:rPr>
           </w:pPr>
-          <w:hyperlink w:anchor="_Toc242804634" w:history="1">
+          <w:hyperlink w:anchor="_Toc242810872" w:history="1">
             <w:r>
               <w:rPr>
                 <w:rStyle w:val="Hipervnculo"/>
@@ -1127,7 +1127,7 @@
                 <w:noProof/>
                 <w:webHidden/>
               </w:rPr>
-              <w:instrText xml:space="preserve"> PAGEREF _Toc242804634 \h </w:instrText>
+              <w:instrText xml:space="preserve"> PAGEREF _Toc242810872 \h </w:instrText>
             </w:r>
             <w:r>
               <w:rPr>
@@ -1171,7 +1171,7 @@
               <w14:ligatures w14:val="standardContextual"/>
             </w:rPr>
           </w:pPr>
-          <w:hyperlink w:anchor="_Toc242804635" w:history="1">
+          <w:hyperlink w:anchor="_Toc242810873" w:history="1">
             <w:r>
               <w:rPr>
                 <w:rStyle w:val="Hipervnculo"/>
@@ -1198,7 +1198,7 @@
                 <w:noProof/>
                 <w:webHidden/>
               </w:rPr>
-              <w:instrText xml:space="preserve"> PAGEREF _Toc242804635 \h </w:instrText>
+              <w:instrText xml:space="preserve"> PAGEREF _Toc242810873 \h </w:instrText>
             </w:r>
             <w:r>
               <w:rPr>
@@ -1242,7 +1242,7 @@
               <w14:ligatures w14:val="standardContextual"/>
             </w:rPr>
           </w:pPr>
-          <w:hyperlink w:anchor="_Toc242804636" w:history="1">
+          <w:hyperlink w:anchor="_Toc242810874" w:history="1">
             <w:r>
               <w:rPr>
                 <w:rStyle w:val="Hipervnculo"/>
@@ -1269,7 +1269,7 @@
                 <w:noProof/>
                 <w:webHidden/>
               </w:rPr>
-              <w:instrText xml:space="preserve"> PAGEREF _Toc242804636 \h </w:instrText>
+              <w:instrText xml:space="preserve"> PAGEREF _Toc242810874 \h </w:instrText>
             </w:r>
             <w:r>
               <w:rPr>
@@ -1313,7 +1313,7 @@
               <w14:ligatures w14:val="standardContextual"/>
             </w:rPr>
           </w:pPr>
-          <w:hyperlink w:anchor="_Toc242804637" w:history="1">
+          <w:hyperlink w:anchor="_Toc242810875" w:history="1">
             <w:r>
               <w:rPr>
                 <w:rStyle w:val="Hipervnculo"/>
@@ -1340,7 +1340,7 @@
                 <w:noProof/>
                 <w:webHidden/>
               </w:rPr>
-              <w:instrText xml:space="preserve"> PAGEREF _Toc242804637 \h </w:instrText>
+              <w:instrText xml:space="preserve"> PAGEREF _Toc242810875 \h </w:instrText>
             </w:r>
             <w:r>
               <w:rPr>
@@ -1384,7 +1384,7 @@
               <w14:ligatures w14:val="standardContextual"/>
             </w:rPr>
           </w:pPr>
-          <w:hyperlink w:anchor="_Toc242804638" w:history="1">
+          <w:hyperlink w:anchor="_Toc242810876" w:history="1">
             <w:r>
               <w:rPr>
                 <w:rStyle w:val="Hipervnculo"/>
@@ -1411,7 +1411,7 @@
                 <w:noProof/>
                 <w:webHidden/>
               </w:rPr>
-              <w:instrText xml:space="preserve"> PAGEREF _Toc242804638 \h </w:instrText>
+              <w:instrText xml:space="preserve"> PAGEREF _Toc242810876 \h </w:instrText>
             </w:r>
             <w:r>
               <w:rPr>
@@ -1455,7 +1455,7 @@
               <w14:ligatures w14:val="standardContextual"/>
             </w:rPr>
           </w:pPr>
-          <w:hyperlink w:anchor="_Toc242804639" w:history="1">
+          <w:hyperlink w:anchor="_Toc242810877" w:history="1">
             <w:r>
               <w:rPr>
                 <w:rStyle w:val="Hipervnculo"/>
@@ -1482,7 +1482,7 @@
                 <w:noProof/>
                 <w:webHidden/>
               </w:rPr>
-              <w:instrText xml:space="preserve"> PAGEREF _Toc242804639 \h </w:instrText>
+              <w:instrText xml:space="preserve"> PAGEREF _Toc242810877 \h </w:instrText>
             </w:r>
             <w:r>
               <w:rPr>
@@ -1526,7 +1526,7 @@
               <w14:ligatures w14:val="standardContextual"/>
             </w:rPr>
           </w:pPr>
-          <w:hyperlink w:anchor="_Toc242804640" w:history="1">
+          <w:hyperlink w:anchor="_Toc242810878" w:history="1">
             <w:r>
               <w:rPr>
                 <w:rStyle w:val="Hipervnculo"/>
@@ -1553,7 +1553,7 @@
                 <w:noProof/>
                 <w:webHidden/>
               </w:rPr>
-              <w:instrText xml:space="preserve"> PAGEREF _Toc242804640 \h </w:instrText>
+              <w:instrText xml:space="preserve"> PAGEREF _Toc242810878 \h </w:instrText>
             </w:r>
             <w:r>
               <w:rPr>
@@ -1597,7 +1597,7 @@
               <w14:ligatures w14:val="standardContextual"/>
             </w:rPr>
           </w:pPr>
-          <w:hyperlink w:anchor="_Toc242804641" w:history="1">
+          <w:hyperlink w:anchor="_Toc242810879" w:history="1">
             <w:r>
               <w:rPr>
                 <w:rStyle w:val="Hipervnculo"/>
@@ -1624,7 +1624,7 @@
                 <w:noProof/>
                 <w:webHidden/>
               </w:rPr>
-              <w:instrText xml:space="preserve"> PAGEREF _Toc242804641 \h </w:instrText>
+              <w:instrText xml:space="preserve"> PAGEREF _Toc242810879 \h </w:instrText>
             </w:r>
             <w:r>
               <w:rPr>
@@ -1668,7 +1668,7 @@
               <w14:ligatures w14:val="standardContextual"/>
             </w:rPr>
           </w:pPr>
-          <w:hyperlink w:anchor="_Toc242804642" w:history="1">
+          <w:hyperlink w:anchor="_Toc242810880" w:history="1">
             <w:r>
               <w:rPr>
                 <w:rStyle w:val="Hipervnculo"/>
@@ -1695,7 +1695,7 @@
                 <w:noProof/>
                 <w:webHidden/>
               </w:rPr>
-              <w:instrText xml:space="preserve"> PAGEREF _Toc242804642 \h </w:instrText>
+              <w:instrText xml:space="preserve"> PAGEREF _Toc242810880 \h </w:instrText>
             </w:r>
             <w:r>
               <w:rPr>
@@ -1739,7 +1739,7 @@
               <w14:ligatures w14:val="standardContextual"/>
             </w:rPr>
           </w:pPr>
-          <w:hyperlink w:anchor="_Toc242804643" w:history="1">
+          <w:hyperlink w:anchor="_Toc242810881" w:history="1">
             <w:r>
               <w:rPr>
                 <w:rStyle w:val="Hipervnculo"/>
@@ -1766,7 +1766,7 @@
                 <w:noProof/>
                 <w:webHidden/>
               </w:rPr>
-              <w:instrText xml:space="preserve"> PAGEREF _Toc242804643 \h </w:instrText>
+              <w:instrText xml:space="preserve"> PAGEREF _Toc242810881 \h </w:instrText>
             </w:r>
             <w:r>
               <w:rPr>
@@ -1810,7 +1810,7 @@
               <w14:ligatures w14:val="standardContextual"/>
             </w:rPr>
           </w:pPr>
-          <w:hyperlink w:anchor="_Toc242804644" w:history="1">
+          <w:hyperlink w:anchor="_Toc242810882" w:history="1">
             <w:r>
               <w:rPr>
                 <w:rStyle w:val="Hipervnculo"/>
@@ -1837,7 +1837,7 @@
                 <w:noProof/>
                 <w:webHidden/>
               </w:rPr>
-              <w:instrText xml:space="preserve"> PAGEREF _Toc242804644 \h </w:instrText>
+              <w:instrText xml:space="preserve"> PAGEREF _Toc242810882 \h </w:instrText>
             </w:r>
             <w:r>
               <w:rPr>
@@ -1881,7 +1881,7 @@
               <w14:ligatures w14:val="standardContextual"/>
             </w:rPr>
           </w:pPr>
-          <w:hyperlink w:anchor="_Toc242804645" w:history="1">
+          <w:hyperlink w:anchor="_Toc242810883" w:history="1">
             <w:r>
               <w:rPr>
                 <w:rStyle w:val="Hipervnculo"/>
@@ -1908,7 +1908,7 @@
                 <w:noProof/>
                 <w:webHidden/>
               </w:rPr>
-              <w:instrText xml:space="preserve"> PAGEREF _Toc242804645 \h </w:instrText>
+              <w:instrText xml:space="preserve"> PAGEREF _Toc242810883 \h </w:instrText>
             </w:r>
             <w:r>
               <w:rPr>
@@ -1952,7 +1952,7 @@
               <w14:ligatures w14:val="standardContextual"/>
             </w:rPr>
           </w:pPr>
-          <w:hyperlink w:anchor="_Toc242804646" w:history="1">
+          <w:hyperlink w:anchor="_Toc242810884" w:history="1">
             <w:r>
               <w:rPr>
                 <w:rStyle w:val="Hipervnculo"/>
@@ -1979,7 +1979,7 @@
                 <w:noProof/>
                 <w:webHidden/>
               </w:rPr>
-              <w:instrText xml:space="preserve"> PAGEREF _Toc242804646 \h </w:instrText>
+              <w:instrText xml:space="preserve"> PAGEREF _Toc242810884 \h </w:instrText>
             </w:r>
             <w:r>
               <w:rPr>
@@ -2023,7 +2023,7 @@
               <w14:ligatures w14:val="standardContextual"/>
             </w:rPr>
           </w:pPr>
-          <w:hyperlink w:anchor="_Toc242804647" w:history="1">
+          <w:hyperlink w:anchor="_Toc242810885" w:history="1">
             <w:r>
               <w:rPr>
                 <w:rStyle w:val="Hipervnculo"/>
@@ -2050,7 +2050,7 @@
                 <w:noProof/>
                 <w:webHidden/>
               </w:rPr>
-              <w:instrText xml:space="preserve"> PAGEREF _Toc242804647 \h </w:instrText>
+              <w:instrText xml:space="preserve"> PAGEREF _Toc242810885 \h </w:instrText>
             </w:r>
             <w:r>
               <w:rPr>
@@ -2094,7 +2094,7 @@
               <w14:ligatures w14:val="standardContextual"/>
             </w:rPr>
           </w:pPr>
-          <w:hyperlink w:anchor="_Toc242804648" w:history="1">
+          <w:hyperlink w:anchor="_Toc242810886" w:history="1">
             <w:r>
               <w:rPr>
                 <w:rStyle w:val="Hipervnculo"/>
@@ -2121,7 +2121,7 @@
                 <w:noProof/>
                 <w:webHidden/>
               </w:rPr>
-              <w:instrText xml:space="preserve"> PAGEREF _Toc242804648 \h </w:instrText>
+              <w:instrText xml:space="preserve"> PAGEREF _Toc242810886 \h </w:instrText>
             </w:r>
             <w:r>
               <w:rPr>
@@ -2165,7 +2165,7 @@
               <w14:ligatures w14:val="standardContextual"/>
             </w:rPr>
           </w:pPr>
-          <w:hyperlink w:anchor="_Toc242804649" w:history="1">
+          <w:hyperlink w:anchor="_Toc242810887" w:history="1">
             <w:r>
               <w:rPr>
                 <w:rStyle w:val="Hipervnculo"/>
@@ -2193,7 +2193,7 @@
                 <w:noProof/>
                 <w:webHidden/>
               </w:rPr>
-              <w:instrText xml:space="preserve"> PAGEREF _Toc242804649 \h </w:instrText>
+              <w:instrText xml:space="preserve"> PAGEREF _Toc242810887 \h </w:instrText>
             </w:r>
             <w:r>
               <w:rPr>
@@ -2237,7 +2237,7 @@
               <w14:ligatures w14:val="standardContextual"/>
             </w:rPr>
           </w:pPr>
-          <w:hyperlink w:anchor="_Toc242804650" w:history="1">
+          <w:hyperlink w:anchor="_Toc242810888" w:history="1">
             <w:r>
               <w:rPr>
                 <w:rStyle w:val="Hipervnculo"/>
@@ -2265,7 +2265,7 @@
                 <w:noProof/>
                 <w:webHidden/>
               </w:rPr>
-              <w:instrText xml:space="preserve"> PAGEREF _Toc242804650 \h </w:instrText>
+              <w:instrText xml:space="preserve"> PAGEREF _Toc242810888 \h </w:instrText>
             </w:r>
             <w:r>
               <w:rPr>
@@ -2309,7 +2309,7 @@
               <w14:ligatures w14:val="standardContextual"/>
             </w:rPr>
           </w:pPr>
-          <w:hyperlink w:anchor="_Toc242804651" w:history="1">
+          <w:hyperlink w:anchor="_Toc242810889" w:history="1">
             <w:r>
               <w:rPr>
                 <w:rStyle w:val="Hipervnculo"/>
@@ -2336,7 +2336,7 @@
                 <w:noProof/>
                 <w:webHidden/>
               </w:rPr>
-              <w:instrText xml:space="preserve"> PAGEREF _Toc242804651 \h </w:instrText>
+              <w:instrText xml:space="preserve"> PAGEREF _Toc242810889 \h </w:instrText>
             </w:r>
             <w:r>
               <w:rPr>
@@ -2380,7 +2380,7 @@
               <w14:ligatures w14:val="standardContextual"/>
             </w:rPr>
           </w:pPr>
-          <w:hyperlink w:anchor="_Toc242804652" w:history="1">
+          <w:hyperlink w:anchor="_Toc242810890" w:history="1">
             <w:r>
               <w:rPr>
                 <w:rStyle w:val="Hipervnculo"/>
@@ -2407,7 +2407,7 @@
                 <w:noProof/>
                 <w:webHidden/>
               </w:rPr>
-              <w:instrText xml:space="preserve"> PAGEREF _Toc242804652 \h </w:instrText>
+              <w:instrText xml:space="preserve"> PAGEREF _Toc242810890 \h </w:instrText>
             </w:r>
             <w:r>
               <w:rPr>
@@ -2451,7 +2451,7 @@
               <w14:ligatures w14:val="standardContextual"/>
             </w:rPr>
           </w:pPr>
-          <w:hyperlink w:anchor="_Toc242804653" w:history="1">
+          <w:hyperlink w:anchor="_Toc242810891" w:history="1">
             <w:r>
               <w:rPr>
                 <w:rStyle w:val="Hipervnculo"/>
@@ -2478,7 +2478,7 @@
                 <w:noProof/>
                 <w:webHidden/>
               </w:rPr>
-              <w:instrText xml:space="preserve"> PAGEREF _Toc242804653 \h </w:instrText>
+              <w:instrText xml:space="preserve"> PAGEREF _Toc242810891 \h </w:instrText>
             </w:r>
             <w:r>
               <w:rPr>
@@ -2522,7 +2522,7 @@
               <w14:ligatures w14:val="standardContextual"/>
             </w:rPr>
           </w:pPr>
-          <w:hyperlink w:anchor="_Toc242804654" w:history="1">
+          <w:hyperlink w:anchor="_Toc242810892" w:history="1">
             <w:r>
               <w:rPr>
                 <w:rStyle w:val="Hipervnculo"/>
@@ -2549,7 +2549,7 @@
                 <w:noProof/>
                 <w:webHidden/>
               </w:rPr>
-              <w:instrText xml:space="preserve"> PAGEREF _Toc242804654 \h </w:instrText>
+              <w:instrText xml:space="preserve"> PAGEREF _Toc242810892 \h </w:instrText>
             </w:r>
             <w:r>
               <w:rPr>
@@ -2593,7 +2593,7 @@
               <w14:ligatures w14:val="standardContextual"/>
             </w:rPr>
           </w:pPr>
-          <w:hyperlink w:anchor="_Toc242804655" w:history="1">
+          <w:hyperlink w:anchor="_Toc242810893" w:history="1">
             <w:r>
               <w:rPr>
                 <w:rStyle w:val="Hipervnculo"/>
@@ -2621,7 +2621,7 @@
                 <w:noProof/>
                 <w:webHidden/>
               </w:rPr>
-              <w:instrText xml:space="preserve"> PAGEREF _Toc242804655 \h </w:instrText>
+              <w:instrText xml:space="preserve"> PAGEREF _Toc242810893 \h </w:instrText>
             </w:r>
             <w:r>
               <w:rPr>
@@ -2665,7 +2665,7 @@
               <w14:ligatures w14:val="standardContextual"/>
             </w:rPr>
           </w:pPr>
-          <w:hyperlink w:anchor="_Toc242804656" w:history="1">
+          <w:hyperlink w:anchor="_Toc242810894" w:history="1">
             <w:r>
               <w:rPr>
                 <w:rStyle w:val="Hipervnculo"/>
@@ -2693,7 +2693,7 @@
                 <w:noProof/>
                 <w:webHidden/>
               </w:rPr>
-              <w:instrText xml:space="preserve"> PAGEREF _Toc242804656 \h </w:instrText>
+              <w:instrText xml:space="preserve"> PAGEREF _Toc242810894 \h </w:instrText>
             </w:r>
             <w:r>
               <w:rPr>
@@ -2737,7 +2737,7 @@
               <w14:ligatures w14:val="standardContextual"/>
             </w:rPr>
           </w:pPr>
-          <w:hyperlink w:anchor="_Toc242804657" w:history="1">
+          <w:hyperlink w:anchor="_Toc242810895" w:history="1">
             <w:r>
               <w:rPr>
                 <w:rStyle w:val="Hipervnculo"/>
@@ -2765,7 +2765,7 @@
                 <w:noProof/>
                 <w:webHidden/>
               </w:rPr>
-              <w:instrText xml:space="preserve"> PAGEREF _Toc242804657 \h </w:instrText>
+              <w:instrText xml:space="preserve"> PAGEREF _Toc242810895 \h </w:instrText>
             </w:r>
             <w:r>
               <w:rPr>
@@ -2809,7 +2809,7 @@
               <w14:ligatures w14:val="standardContextual"/>
             </w:rPr>
           </w:pPr>
-          <w:hyperlink w:anchor="_Toc242804658" w:history="1">
+          <w:hyperlink w:anchor="_Toc242810896" w:history="1">
             <w:r>
               <w:rPr>
                 <w:rStyle w:val="Hipervnculo"/>
@@ -2836,7 +2836,7 @@
                 <w:noProof/>
                 <w:webHidden/>
               </w:rPr>
-              <w:instrText xml:space="preserve"> PAGEREF _Toc242804658 \h </w:instrText>
+              <w:instrText xml:space="preserve"> PAGEREF _Toc242810896 \h </w:instrText>
             </w:r>
             <w:r>
               <w:rPr>
@@ -2880,7 +2880,7 @@
               <w14:ligatures w14:val="standardContextual"/>
             </w:rPr>
           </w:pPr>
-          <w:hyperlink w:anchor="_Toc242804659" w:history="1">
+          <w:hyperlink w:anchor="_Toc242810897" w:history="1">
             <w:r>
               <w:rPr>
                 <w:rStyle w:val="Hipervnculo"/>
@@ -2907,7 +2907,7 @@
                 <w:noProof/>
                 <w:webHidden/>
               </w:rPr>
-              <w:instrText xml:space="preserve"> PAGEREF _Toc242804659 \h </w:instrText>
+              <w:instrText xml:space="preserve"> PAGEREF _Toc242810897 \h </w:instrText>
             </w:r>
             <w:r>
               <w:rPr>
@@ -2951,7 +2951,7 @@
               <w14:ligatures w14:val="standardContextual"/>
             </w:rPr>
           </w:pPr>
-          <w:hyperlink w:anchor="_Toc242804660" w:history="1">
+          <w:hyperlink w:anchor="_Toc242810898" w:history="1">
             <w:r>
               <w:rPr>
                 <w:rStyle w:val="Hipervnculo"/>
@@ -2978,7 +2978,7 @@
                 <w:noProof/>
                 <w:webHidden/>
               </w:rPr>
-              <w:instrText xml:space="preserve"> PAGEREF _Toc242804660 \h </w:instrText>
+              <w:instrText xml:space="preserve"> PAGEREF _Toc242810898 \h </w:instrText>
             </w:r>
             <w:r>
               <w:rPr>
@@ -3022,7 +3022,7 @@
               <w14:ligatures w14:val="standardContextual"/>
             </w:rPr>
           </w:pPr>
-          <w:hyperlink w:anchor="_Toc242804661" w:history="1">
+          <w:hyperlink w:anchor="_Toc242810899" w:history="1">
             <w:r>
               <w:rPr>
                 <w:rStyle w:val="Hipervnculo"/>
@@ -3049,7 +3049,7 @@
                 <w:noProof/>
                 <w:webHidden/>
               </w:rPr>
-              <w:instrText xml:space="preserve"> PAGEREF _Toc242804661 \h </w:instrText>
+              <w:instrText xml:space="preserve"> PAGEREF _Toc242810899 \h </w:instrText>
             </w:r>
             <w:r>
               <w:rPr>
@@ -3093,7 +3093,7 @@
               <w14:ligatures w14:val="standardContextual"/>
             </w:rPr>
           </w:pPr>
-          <w:hyperlink w:anchor="_Toc242804662" w:history="1">
+          <w:hyperlink w:anchor="_Toc242810900" w:history="1">
             <w:r>
               <w:rPr>
                 <w:rStyle w:val="Hipervnculo"/>
@@ -3120,7 +3120,7 @@
                 <w:noProof/>
                 <w:webHidden/>
               </w:rPr>
-              <w:instrText xml:space="preserve"> PAGEREF _Toc242804662 \h </w:instrText>
+              <w:instrText xml:space="preserve"> PAGEREF _Toc242810900 \h </w:instrText>
             </w:r>
             <w:r>
               <w:rPr>
@@ -3164,7 +3164,7 @@
               <w14:ligatures w14:val="standardContextual"/>
             </w:rPr>
           </w:pPr>
-          <w:hyperlink w:anchor="_Toc242804663" w:history="1">
+          <w:hyperlink w:anchor="_Toc242810901" w:history="1">
             <w:r>
               <w:rPr>
                 <w:rStyle w:val="Hipervnculo"/>
@@ -3191,7 +3191,7 @@
                 <w:noProof/>
                 <w:webHidden/>
               </w:rPr>
-              <w:instrText xml:space="preserve"> PAGEREF _Toc242804663 \h </w:instrText>
+              <w:instrText xml:space="preserve"> PAGEREF _Toc242810901 \h </w:instrText>
             </w:r>
             <w:r>
               <w:rPr>
@@ -3235,7 +3235,7 @@
               <w14:ligatures w14:val="standardContextual"/>
             </w:rPr>
           </w:pPr>
-          <w:hyperlink w:anchor="_Toc242804664" w:history="1">
+          <w:hyperlink w:anchor="_Toc242810902" w:history="1">
             <w:r>
               <w:rPr>
                 <w:rStyle w:val="Hipervnculo"/>
@@ -3262,7 +3262,7 @@
                 <w:noProof/>
                 <w:webHidden/>
               </w:rPr>
-              <w:instrText xml:space="preserve"> PAGEREF _Toc242804664 \h </w:instrText>
+              <w:instrText xml:space="preserve"> PAGEREF _Toc242810902 \h </w:instrText>
             </w:r>
             <w:r>
               <w:rPr>
@@ -3306,7 +3306,7 @@
               <w14:ligatures w14:val="standardContextual"/>
             </w:rPr>
           </w:pPr>
-          <w:hyperlink w:anchor="_Toc242804665" w:history="1">
+          <w:hyperlink w:anchor="_Toc242810903" w:history="1">
             <w:r>
               <w:rPr>
                 <w:rStyle w:val="Hipervnculo"/>
@@ -3333,7 +3333,7 @@
                 <w:noProof/>
                 <w:webHidden/>
               </w:rPr>
-              <w:instrText xml:space="preserve"> PAGEREF _Toc242804665 \h </w:instrText>
+              <w:instrText xml:space="preserve"> PAGEREF _Toc242810903 \h </w:instrText>
             </w:r>
             <w:r>
               <w:rPr>
@@ -3377,7 +3377,7 @@
               <w14:ligatures w14:val="standardContextual"/>
             </w:rPr>
           </w:pPr>
-          <w:hyperlink w:anchor="_Toc242804666" w:history="1">
+          <w:hyperlink w:anchor="_Toc242810904" w:history="1">
             <w:r>
               <w:rPr>
                 <w:rStyle w:val="Hipervnculo"/>
@@ -3404,7 +3404,7 @@
                 <w:noProof/>
                 <w:webHidden/>
               </w:rPr>
-              <w:instrText xml:space="preserve"> PAGEREF _Toc242804666 \h </w:instrText>
+              <w:instrText xml:space="preserve"> PAGEREF _Toc242810904 \h </w:instrText>
             </w:r>
             <w:r>
               <w:rPr>
@@ -3446,7 +3446,7 @@
       <w:pPr>
         <w:pStyle w:val="Ttulo1"/>
       </w:pPr>
-      <w:bookmarkStart w:id="0" w:name="_Toc242804619"/>
+      <w:bookmarkStart w:id="0" w:name="_Toc242810857"/>
       <w:r>
         <w:t>1. GUIA DE DESARROLLO</w:t>
       </w:r>
@@ -3460,7 +3460,7 @@
           <w:bCs w:val="0"/>
         </w:rPr>
       </w:pPr>
-      <w:bookmarkStart w:id="1" w:name="_Toc242804620"/>
+      <w:bookmarkStart w:id="1" w:name="_Toc242810858"/>
       <w:r>
         <w:t>1.1 FICHA GENERAL DEL VIDEOJUEGO</w:t>
       </w:r>
@@ -4002,7 +4002,21 @@
                 <w:sz w:val="20"/>
                 <w:szCs w:val="20"/>
               </w:rPr>
-              <w:t>Estudiantes de grado cuarto de primaria, entre 9 y 11 años.</w:t>
+              <w:t xml:space="preserve">Estudiantes de grado </w:t>
+            </w:r>
+            <w:r>
+              <w:rPr>
+                <w:sz w:val="20"/>
+                <w:szCs w:val="20"/>
+              </w:rPr>
+              <w:t>quin</w:t>
+            </w:r>
+            <w:r>
+              <w:rPr>
+                <w:sz w:val="20"/>
+                <w:szCs w:val="20"/>
+              </w:rPr>
+              <w:t>to de primaria, entre 9 y 11 años.</w:t>
             </w:r>
           </w:p>
         </w:tc>
@@ -4169,7 +4183,7 @@
           <w:bCs w:val="0"/>
         </w:rPr>
       </w:pPr>
-      <w:bookmarkStart w:id="2" w:name="_Toc242804621"/>
+      <w:bookmarkStart w:id="2" w:name="_Toc242810859"/>
       <w:r>
         <w:t>1.1.1 Personajes</w:t>
       </w:r>
@@ -4880,7 +4894,7 @@
           <w:bCs w:val="0"/>
         </w:rPr>
       </w:pPr>
-      <w:bookmarkStart w:id="3" w:name="_Toc242804622"/>
+      <w:bookmarkStart w:id="3" w:name="_Toc242810860"/>
       <w:r>
         <w:t>1.1.2 Estructura de niveles</w:t>
       </w:r>
@@ -5635,7 +5649,7 @@
           <w:bCs w:val="0"/>
         </w:rPr>
       </w:pPr>
-      <w:bookmarkStart w:id="4" w:name="_Toc242804623"/>
+      <w:bookmarkStart w:id="4" w:name="_Toc242810861"/>
       <w:r>
         <w:t>1.2. CONVENCIONES DEL DOCUMENTO</w:t>
       </w:r>
@@ -5731,7 +5745,7 @@
           <w:lang w:val="en-US"/>
         </w:rPr>
       </w:pPr>
-      <w:bookmarkStart w:id="5" w:name="_Toc242804624"/>
+      <w:bookmarkStart w:id="5" w:name="_Toc242810862"/>
       <w:r>
         <w:rPr>
           <w:sz w:val="24"/>
@@ -6344,7 +6358,7 @@
       <w:pPr>
         <w:pStyle w:val="Ttulo2"/>
       </w:pPr>
-      <w:bookmarkStart w:id="6" w:name="_Toc242804625"/>
+      <w:bookmarkStart w:id="6" w:name="_Toc242810863"/>
       <w:r>
         <w:t>1.3. PRÓLOGO Y ESTRUCTURA NARRATIVA</w:t>
       </w:r>
@@ -6390,7 +6404,7 @@
           <w:lang w:val="es-CO"/>
         </w:rPr>
       </w:pPr>
-      <w:bookmarkStart w:id="7" w:name="_Toc242804626"/>
+      <w:bookmarkStart w:id="7" w:name="_Toc242810864"/>
       <w:r>
         <w:rPr>
           <w:lang w:val="es-CO"/>
@@ -6534,7 +6548,7 @@
       <w:pPr>
         <w:pStyle w:val="Ttulo2"/>
       </w:pPr>
-      <w:bookmarkStart w:id="8" w:name="_Toc242804627"/>
+      <w:bookmarkStart w:id="8" w:name="_Toc242810865"/>
       <w:r>
         <w:t>1.4. NIVEL 1 — LA OSCURIDAD</w:t>
       </w:r>
@@ -7096,7 +7110,7 @@
           <w:lang w:val="es-CO"/>
         </w:rPr>
       </w:pPr>
-      <w:bookmarkStart w:id="9" w:name="_Toc242804628"/>
+      <w:bookmarkStart w:id="9" w:name="_Toc242810866"/>
       <w:r>
         <w:rPr>
           <w:lang w:val="es-CO"/>
@@ -7247,7 +7261,7 @@
           <w:lang w:val="es-CO"/>
         </w:rPr>
       </w:pPr>
-      <w:bookmarkStart w:id="10" w:name="_Toc242804629"/>
+      <w:bookmarkStart w:id="10" w:name="_Toc242810867"/>
       <w:r>
         <w:rPr>
           <w:lang w:val="es-CO"/>
@@ -7530,7 +7544,7 @@
           <w:lang w:val="es-CO"/>
         </w:rPr>
       </w:pPr>
-      <w:bookmarkStart w:id="11" w:name="_Toc242804630"/>
+      <w:bookmarkStart w:id="11" w:name="_Toc242810868"/>
       <w:r>
         <w:rPr>
           <w:lang w:val="es-CO"/>
@@ -13526,7 +13540,7 @@
           <w:lang w:val="es-CO"/>
         </w:rPr>
       </w:pPr>
-      <w:bookmarkStart w:id="12" w:name="_Toc242804631"/>
+      <w:bookmarkStart w:id="12" w:name="_Toc242810869"/>
       <w:r>
         <w:rPr>
           <w:lang w:val="es-CO"/>
@@ -13803,7 +13817,7 @@
       <w:pPr>
         <w:pStyle w:val="Ttulo2"/>
       </w:pPr>
-      <w:bookmarkStart w:id="13" w:name="_Toc242804632"/>
+      <w:bookmarkStart w:id="13" w:name="_Toc242810870"/>
       <w:r>
         <w:lastRenderedPageBreak/>
         <w:t>1.5. ESCENA PUENTE I — DEL FUEGO AL ALIMENTO</w:t>
@@ -14036,7 +14050,7 @@
       <w:pPr>
         <w:pStyle w:val="Ttulo2"/>
       </w:pPr>
-      <w:bookmarkStart w:id="14" w:name="_Toc242804633"/>
+      <w:bookmarkStart w:id="14" w:name="_Toc242810871"/>
       <w:r>
         <w:t>1.6. NIVEL 2 — LA RUEDA</w:t>
       </w:r>
@@ -14682,7 +14696,7 @@
           <w:lang w:val="es-CO"/>
         </w:rPr>
       </w:pPr>
-      <w:bookmarkStart w:id="15" w:name="_Toc242804634"/>
+      <w:bookmarkStart w:id="15" w:name="_Toc242810872"/>
       <w:r>
         <w:rPr>
           <w:lang w:val="es-CO"/>
@@ -15946,7 +15960,7 @@
           <w:lang w:val="es-CO"/>
         </w:rPr>
       </w:pPr>
-      <w:bookmarkStart w:id="16" w:name="_Toc242804635"/>
+      <w:bookmarkStart w:id="16" w:name="_Toc242810873"/>
       <w:r>
         <w:rPr>
           <w:lang w:val="es-CO"/>
@@ -17732,7 +17746,7 @@
           <w:lang w:val="es-CO"/>
         </w:rPr>
       </w:pPr>
-      <w:bookmarkStart w:id="17" w:name="_Toc242804636"/>
+      <w:bookmarkStart w:id="17" w:name="_Toc242810874"/>
       <w:r>
         <w:rPr>
           <w:lang w:val="es-CO"/>
@@ -18755,7 +18769,7 @@
           <w:lang w:val="es-CO"/>
         </w:rPr>
       </w:pPr>
-      <w:bookmarkStart w:id="18" w:name="_Toc242804637"/>
+      <w:bookmarkStart w:id="18" w:name="_Toc242810875"/>
       <w:r>
         <w:rPr>
           <w:lang w:val="es-CO"/>
@@ -18824,7 +18838,7 @@
       <w:pPr>
         <w:pStyle w:val="Ttulo2"/>
       </w:pPr>
-      <w:bookmarkStart w:id="19" w:name="_Toc242804638"/>
+      <w:bookmarkStart w:id="19" w:name="_Toc242810876"/>
       <w:r>
         <w:t>1.7. ESCENA PUENTE II — DEL REFUGIO AL RÍO</w:t>
       </w:r>
@@ -19108,7 +19122,7 @@
       <w:pPr>
         <w:pStyle w:val="Ttulo2"/>
       </w:pPr>
-      <w:bookmarkStart w:id="20" w:name="_Toc242804639"/>
+      <w:bookmarkStart w:id="20" w:name="_Toc242810877"/>
       <w:r>
         <w:t>1.8. NIVEL 3 — EL RÍO</w:t>
       </w:r>
@@ -19668,7 +19682,7 @@
           <w:lang w:val="es-CO"/>
         </w:rPr>
       </w:pPr>
-      <w:bookmarkStart w:id="21" w:name="_Toc242804640"/>
+      <w:bookmarkStart w:id="21" w:name="_Toc242810878"/>
       <w:r>
         <w:rPr>
           <w:lang w:val="es-CO"/>
@@ -20135,7 +20149,7 @@
           <w:lang w:val="es-CO"/>
         </w:rPr>
       </w:pPr>
-      <w:bookmarkStart w:id="22" w:name="_Toc242804641"/>
+      <w:bookmarkStart w:id="22" w:name="_Toc242810879"/>
       <w:r>
         <w:rPr>
           <w:lang w:val="es-CO"/>
@@ -20735,7 +20749,7 @@
           <w:bCs w:val="0"/>
         </w:rPr>
       </w:pPr>
-      <w:bookmarkStart w:id="23" w:name="_Toc242804642"/>
+      <w:bookmarkStart w:id="23" w:name="_Toc242810880"/>
       <w:r>
         <w:t>1.8.3 Mecánica del ensamblaje por fases</w:t>
       </w:r>
@@ -21374,7 +21388,7 @@
           <w:bCs w:val="0"/>
         </w:rPr>
       </w:pPr>
-      <w:bookmarkStart w:id="24" w:name="_Toc242804643"/>
+      <w:bookmarkStart w:id="24" w:name="_Toc242810881"/>
       <w:r>
         <w:t>1.8.4 Mecánica de prueba y depuración</w:t>
       </w:r>
@@ -22386,7 +22400,7 @@
       <w:pPr>
         <w:pStyle w:val="Ttulo2"/>
       </w:pPr>
-      <w:bookmarkStart w:id="25" w:name="_Toc242804644"/>
+      <w:bookmarkStart w:id="25" w:name="_Toc242810882"/>
       <w:r>
         <w:t>1.9. ESCENA FINAL</w:t>
       </w:r>
@@ -22507,7 +22521,7 @@
       <w:pPr>
         <w:pStyle w:val="Ttulo2"/>
       </w:pPr>
-      <w:bookmarkStart w:id="26" w:name="_Toc242804645"/>
+      <w:bookmarkStart w:id="26" w:name="_Toc242810883"/>
       <w:r>
         <w:t>1.10. CONTENIDO OPCIONAL FUERA DEL ALCANCE DEL PROTOTIPO</w:t>
       </w:r>
@@ -23020,7 +23034,7 @@
       <w:pPr>
         <w:pStyle w:val="Ttulo2"/>
       </w:pPr>
-      <w:bookmarkStart w:id="27" w:name="_Toc242804646"/>
+      <w:bookmarkStart w:id="27" w:name="_Toc242810884"/>
       <w:r>
         <w:t>1.11. TRAZABILIDAD ENTRE ESCENAS, MECÁNICAS Y REQUERIMIENTOS</w:t>
       </w:r>
@@ -25763,7 +25777,7 @@
           <w:bCs w:val="0"/>
         </w:rPr>
       </w:pPr>
-      <w:bookmarkStart w:id="28" w:name="_Toc242804647"/>
+      <w:bookmarkStart w:id="28" w:name="_Toc242810885"/>
       <w:r>
         <w:t>1.2. PUNTOS ABIERTOS DEL GUION</w:t>
       </w:r>
@@ -26980,7 +26994,7 @@
       <w:pPr>
         <w:pStyle w:val="Ttulo1"/>
       </w:pPr>
-      <w:bookmarkStart w:id="29" w:name="_Toc242804648"/>
+      <w:bookmarkStart w:id="29" w:name="_Toc242810886"/>
       <w:r>
         <w:t>2. CASOS DE USO</w:t>
       </w:r>
@@ -26996,7 +27010,7 @@
           <w:lang w:val="en-US"/>
         </w:rPr>
       </w:pPr>
-      <w:bookmarkStart w:id="30" w:name="_Toc242804649"/>
+      <w:bookmarkStart w:id="30" w:name="_Toc242810887"/>
       <w:r>
         <w:rPr>
           <w:sz w:val="24"/>
@@ -27240,7 +27254,7 @@
           <w:lang w:val="en-US"/>
         </w:rPr>
       </w:pPr>
-      <w:bookmarkStart w:id="31" w:name="_Toc242804650"/>
+      <w:bookmarkStart w:id="31" w:name="_Toc242810888"/>
       <w:r>
         <w:rPr>
           <w:sz w:val="24"/>
@@ -28537,7 +28551,7 @@
           <w:szCs w:val="24"/>
         </w:rPr>
       </w:pPr>
-      <w:bookmarkStart w:id="32" w:name="_Toc242804651"/>
+      <w:bookmarkStart w:id="32" w:name="_Toc242810889"/>
       <w:r>
         <w:rPr>
           <w:sz w:val="24"/>
@@ -35964,7 +35978,7 @@
       <w:pPr>
         <w:pStyle w:val="Ttulo1"/>
       </w:pPr>
-      <w:bookmarkStart w:id="33" w:name="_Toc242804652"/>
+      <w:bookmarkStart w:id="33" w:name="_Toc242810890"/>
       <w:r>
         <w:t>2. HISTORIAS DE USUARIO</w:t>
       </w:r>
@@ -37452,7 +37466,7 @@
       <w:pPr>
         <w:pStyle w:val="Ttulo1"/>
       </w:pPr>
-      <w:bookmarkStart w:id="34" w:name="_Toc242804653"/>
+      <w:bookmarkStart w:id="34" w:name="_Toc242810891"/>
       <w:r>
         <w:t>3. MATRIZ DE TRAZABILIDAD</w:t>
       </w:r>
@@ -37479,7 +37493,7 @@
           <w:szCs w:val="24"/>
         </w:rPr>
       </w:pPr>
-      <w:bookmarkStart w:id="35" w:name="_Toc242804654"/>
+      <w:bookmarkStart w:id="35" w:name="_Toc242810892"/>
       <w:r>
         <w:rPr>
           <w:sz w:val="24"/>
@@ -38354,7 +38368,7 @@
           <w:lang w:val="en-US"/>
         </w:rPr>
       </w:pPr>
-      <w:bookmarkStart w:id="36" w:name="_Toc242804655"/>
+      <w:bookmarkStart w:id="36" w:name="_Toc242810893"/>
       <w:r>
         <w:rPr>
           <w:sz w:val="24"/>
@@ -39221,7 +39235,7 @@
           <w:lang w:val="en-US"/>
         </w:rPr>
       </w:pPr>
-      <w:bookmarkStart w:id="37" w:name="_Toc242804656"/>
+      <w:bookmarkStart w:id="37" w:name="_Toc242810894"/>
       <w:r>
         <w:rPr>
           <w:sz w:val="24"/>
@@ -40181,7 +40195,7 @@
           <w:lang w:val="en-US"/>
         </w:rPr>
       </w:pPr>
-      <w:bookmarkStart w:id="38" w:name="_Toc242804657"/>
+      <w:bookmarkStart w:id="38" w:name="_Toc242810895"/>
       <w:r>
         <w:rPr>
           <w:sz w:val="24"/>
@@ -40766,7 +40780,7 @@
           <w:szCs w:val="24"/>
         </w:rPr>
       </w:pPr>
-      <w:bookmarkStart w:id="39" w:name="_Toc242804658"/>
+      <w:bookmarkStart w:id="39" w:name="_Toc242810896"/>
       <w:r>
         <w:rPr>
           <w:sz w:val="24"/>
@@ -42464,7 +42478,7 @@
           <w:szCs w:val="24"/>
         </w:rPr>
       </w:pPr>
-      <w:bookmarkStart w:id="40" w:name="_Toc242804659"/>
+      <w:bookmarkStart w:id="40" w:name="_Toc242810897"/>
       <w:r>
         <w:rPr>
           <w:sz w:val="24"/>
@@ -43166,7 +43180,7 @@
       <w:pPr>
         <w:pStyle w:val="Ttulo1"/>
       </w:pPr>
-      <w:bookmarkStart w:id="41" w:name="_Toc242804660"/>
+      <w:bookmarkStart w:id="41" w:name="_Toc242810898"/>
       <w:r>
         <w:lastRenderedPageBreak/>
         <w:t>4. ARQUITECTURA DE SOFTWARE</w:t>
@@ -43181,7 +43195,7 @@
           <w:bCs w:val="0"/>
         </w:rPr>
       </w:pPr>
-      <w:bookmarkStart w:id="42" w:name="_Toc242804661"/>
+      <w:bookmarkStart w:id="42" w:name="_Toc242810899"/>
       <w:r>
         <w:t>4.1 Decisión arquitectónica</w:t>
       </w:r>
@@ -43261,7 +43275,7 @@
           <w:bCs w:val="0"/>
         </w:rPr>
       </w:pPr>
-      <w:bookmarkStart w:id="43" w:name="_Toc242804662"/>
+      <w:bookmarkStart w:id="43" w:name="_Toc242810900"/>
       <w:r>
         <w:t>4.2 Patrones que componen la arquitectura</w:t>
       </w:r>
@@ -43416,7 +43430,7 @@
           <w:bCs w:val="0"/>
         </w:rPr>
       </w:pPr>
-      <w:bookmarkStart w:id="44" w:name="_Toc242804663"/>
+      <w:bookmarkStart w:id="44" w:name="_Toc242810901"/>
       <w:r>
         <w:t>4.3 Flujo de estados del juego</w:t>
       </w:r>
@@ -43803,7 +43817,7 @@
           <w:bCs w:val="0"/>
         </w:rPr>
       </w:pPr>
-      <w:bookmarkStart w:id="45" w:name="_Toc242804664"/>
+      <w:bookmarkStart w:id="45" w:name="_Toc242810902"/>
       <w:r>
         <w:t>4.4 Módulos principales del sistema</w:t>
       </w:r>
@@ -44115,7 +44129,7 @@
           <w:bCs w:val="0"/>
         </w:rPr>
       </w:pPr>
-      <w:bookmarkStart w:id="46" w:name="_Toc242804665"/>
+      <w:bookmarkStart w:id="46" w:name="_Toc242810903"/>
       <w:r>
         <w:t>4.5 Justificación frente a otras alternativas</w:t>
       </w:r>
@@ -44272,7 +44286,7 @@
           <w:szCs w:val="22"/>
         </w:rPr>
       </w:pPr>
-      <w:bookmarkStart w:id="47" w:name="_Toc242804666"/>
+      <w:bookmarkStart w:id="47" w:name="_Toc242810904"/>
       <w:r>
         <w:t>5. CONTROL DE CAMBIOS</w:t>
       </w:r>
@@ -44928,6 +44942,73 @@
                 <w:lang w:val="es-ES"/>
               </w:rPr>
               <w:t>Cierra INC-157. Vocabulario adaptado a estudiantes de grado quinto tras la sesión de evaluación. Guion 1.3.1, 1.4.1, 1.4.2, 1.4.4, 1.5, 1.6.1, 1.7, 1.8.1, 1.8.2, 1.8.4 y 1.9: intemperie, maleza, silueta, estela, crepita, irregulares, abruptamente, estabilidad, civilización (en las narraciones de 1.7, 1.8.4 y 1.9) y computacionalmente, entre otras, y la tarea «Armar la balsa» en lugar de «Ensamblar la balsa». No cambia ninguna mecánica ni requisito.</w:t>
+            </w:r>
+          </w:p>
+        </w:tc>
+        <w:tc>
+          <w:tcPr>
+            <w:tcW w:w="2670" w:type="dxa"/>
+          </w:tcPr>
+          <w:p>
+            <w:pPr>
+              <w:rPr>
+                <w:sz w:val="20"/>
+                <w:szCs w:val="20"/>
+              </w:rPr>
+            </w:pPr>
+            <w:r>
+              <w:rPr>
+                <w:sz w:val="20"/>
+                <w:szCs w:val="20"/>
+              </w:rPr>
+              <w:t>Santiago Benavides Rey / Santiago Valdiri García</w:t>
+            </w:r>
+          </w:p>
+        </w:tc>
+      </w:tr>
+      <w:tr>
+        <w:trPr>
+          <w:trHeight w:val="300"/>
+        </w:trPr>
+        <w:tc>
+          <w:tcPr>
+            <w:tcW w:w="1395" w:type="dxa"/>
+          </w:tcPr>
+          <w:p>
+            <w:pPr>
+              <w:rPr>
+                <w:sz w:val="20"/>
+                <w:szCs w:val="20"/>
+              </w:rPr>
+            </w:pPr>
+            <w:r>
+              <w:rPr>
+                <w:sz w:val="20"/>
+                <w:szCs w:val="20"/>
+              </w:rPr>
+              <w:t>13/10/2026</w:t>
+            </w:r>
+          </w:p>
+        </w:tc>
+        <w:tc>
+          <w:tcPr>
+            <w:tcW w:w="5385" w:type="dxa"/>
+          </w:tcPr>
+          <w:p>
+            <w:pPr>
+              <w:rPr>
+                <w:sz w:val="20"/>
+                <w:szCs w:val="20"/>
+                <w:lang w:val="es-ES"/>
+              </w:rPr>
+            </w:pPr>
+            <w:r>
+              <w:rPr>
+                <w:sz w:val="20"/>
+                <w:szCs w:val="20"/>
+                <w:lang w:val="es-ES"/>
+              </w:rPr>
+              <w:t>Población objetivo: grado quinto, conforme a la autorización institucional del 17/09/2026 (INC-151). Afecta el guion 1.1, ficha general del videojuego (público).</w:t>
             </w:r>
           </w:p>
         </w:tc>

--- a/docs/Solucion_OE2_Diseno_final.docx
+++ b/docs/Solucion_OE2_Diseno_final.docx
@@ -34,7 +34,7 @@
           <w:r>
             <w:fldChar w:fldCharType="separate"/>
           </w:r>
-          <w:hyperlink w:anchor="_Toc242810857" w:history="1">
+          <w:hyperlink w:anchor="_Toc242890046" w:history="1">
             <w:r>
               <w:rPr>
                 <w:rStyle w:val="Hipervnculo"/>
@@ -61,7 +61,7 @@
                 <w:noProof/>
                 <w:webHidden/>
               </w:rPr>
-              <w:instrText xml:space="preserve"> PAGEREF _Toc242810857 \h </w:instrText>
+              <w:instrText xml:space="preserve"> PAGEREF _Toc242890046 \h </w:instrText>
             </w:r>
             <w:r>
               <w:rPr>
@@ -105,7 +105,7 @@
               <w14:ligatures w14:val="standardContextual"/>
             </w:rPr>
           </w:pPr>
-          <w:hyperlink w:anchor="_Toc242810858" w:history="1">
+          <w:hyperlink w:anchor="_Toc242890047" w:history="1">
             <w:r>
               <w:rPr>
                 <w:rStyle w:val="Hipervnculo"/>
@@ -132,7 +132,7 @@
                 <w:noProof/>
                 <w:webHidden/>
               </w:rPr>
-              <w:instrText xml:space="preserve"> PAGEREF _Toc242810858 \h </w:instrText>
+              <w:instrText xml:space="preserve"> PAGEREF _Toc242890047 \h </w:instrText>
             </w:r>
             <w:r>
               <w:rPr>
@@ -176,7 +176,7 @@
               <w14:ligatures w14:val="standardContextual"/>
             </w:rPr>
           </w:pPr>
-          <w:hyperlink w:anchor="_Toc242810859" w:history="1">
+          <w:hyperlink w:anchor="_Toc242890048" w:history="1">
             <w:r>
               <w:rPr>
                 <w:rStyle w:val="Hipervnculo"/>
@@ -203,7 +203,7 @@
                 <w:noProof/>
                 <w:webHidden/>
               </w:rPr>
-              <w:instrText xml:space="preserve"> PAGEREF _Toc242810859 \h </w:instrText>
+              <w:instrText xml:space="preserve"> PAGEREF _Toc242890048 \h </w:instrText>
             </w:r>
             <w:r>
               <w:rPr>
@@ -247,7 +247,7 @@
               <w14:ligatures w14:val="standardContextual"/>
             </w:rPr>
           </w:pPr>
-          <w:hyperlink w:anchor="_Toc242810860" w:history="1">
+          <w:hyperlink w:anchor="_Toc242890049" w:history="1">
             <w:r>
               <w:rPr>
                 <w:rStyle w:val="Hipervnculo"/>
@@ -274,7 +274,7 @@
                 <w:noProof/>
                 <w:webHidden/>
               </w:rPr>
-              <w:instrText xml:space="preserve"> PAGEREF _Toc242810860 \h </w:instrText>
+              <w:instrText xml:space="preserve"> PAGEREF _Toc242890049 \h </w:instrText>
             </w:r>
             <w:r>
               <w:rPr>
@@ -318,7 +318,7 @@
               <w14:ligatures w14:val="standardContextual"/>
             </w:rPr>
           </w:pPr>
-          <w:hyperlink w:anchor="_Toc242810861" w:history="1">
+          <w:hyperlink w:anchor="_Toc242890050" w:history="1">
             <w:r>
               <w:rPr>
                 <w:rStyle w:val="Hipervnculo"/>
@@ -345,7 +345,7 @@
                 <w:noProof/>
                 <w:webHidden/>
               </w:rPr>
-              <w:instrText xml:space="preserve"> PAGEREF _Toc242810861 \h </w:instrText>
+              <w:instrText xml:space="preserve"> PAGEREF _Toc242890050 \h </w:instrText>
             </w:r>
             <w:r>
               <w:rPr>
@@ -389,7 +389,7 @@
               <w14:ligatures w14:val="standardContextual"/>
             </w:rPr>
           </w:pPr>
-          <w:hyperlink w:anchor="_Toc242810862" w:history="1">
+          <w:hyperlink w:anchor="_Toc242890051" w:history="1">
             <w:r>
               <w:rPr>
                 <w:rStyle w:val="Hipervnculo"/>
@@ -417,7 +417,7 @@
                 <w:noProof/>
                 <w:webHidden/>
               </w:rPr>
-              <w:instrText xml:space="preserve"> PAGEREF _Toc242810862 \h </w:instrText>
+              <w:instrText xml:space="preserve"> PAGEREF _Toc242890051 \h </w:instrText>
             </w:r>
             <w:r>
               <w:rPr>
@@ -461,7 +461,7 @@
               <w14:ligatures w14:val="standardContextual"/>
             </w:rPr>
           </w:pPr>
-          <w:hyperlink w:anchor="_Toc242810863" w:history="1">
+          <w:hyperlink w:anchor="_Toc242890052" w:history="1">
             <w:r>
               <w:rPr>
                 <w:rStyle w:val="Hipervnculo"/>
@@ -488,7 +488,7 @@
                 <w:noProof/>
                 <w:webHidden/>
               </w:rPr>
-              <w:instrText xml:space="preserve"> PAGEREF _Toc242810863 \h </w:instrText>
+              <w:instrText xml:space="preserve"> PAGEREF _Toc242890052 \h </w:instrText>
             </w:r>
             <w:r>
               <w:rPr>
@@ -532,7 +532,7 @@
               <w14:ligatures w14:val="standardContextual"/>
             </w:rPr>
           </w:pPr>
-          <w:hyperlink w:anchor="_Toc242810864" w:history="1">
+          <w:hyperlink w:anchor="_Toc242890053" w:history="1">
             <w:r>
               <w:rPr>
                 <w:rStyle w:val="Hipervnculo"/>
@@ -559,7 +559,7 @@
                 <w:noProof/>
                 <w:webHidden/>
               </w:rPr>
-              <w:instrText xml:space="preserve"> PAGEREF _Toc242810864 \h </w:instrText>
+              <w:instrText xml:space="preserve"> PAGEREF _Toc242890053 \h </w:instrText>
             </w:r>
             <w:r>
               <w:rPr>
@@ -603,7 +603,7 @@
               <w14:ligatures w14:val="standardContextual"/>
             </w:rPr>
           </w:pPr>
-          <w:hyperlink w:anchor="_Toc242810865" w:history="1">
+          <w:hyperlink w:anchor="_Toc242890054" w:history="1">
             <w:r>
               <w:rPr>
                 <w:rStyle w:val="Hipervnculo"/>
@@ -630,7 +630,7 @@
                 <w:noProof/>
                 <w:webHidden/>
               </w:rPr>
-              <w:instrText xml:space="preserve"> PAGEREF _Toc242810865 \h </w:instrText>
+              <w:instrText xml:space="preserve"> PAGEREF _Toc242890054 \h </w:instrText>
             </w:r>
             <w:r>
               <w:rPr>
@@ -674,7 +674,7 @@
               <w14:ligatures w14:val="standardContextual"/>
             </w:rPr>
           </w:pPr>
-          <w:hyperlink w:anchor="_Toc242810866" w:history="1">
+          <w:hyperlink w:anchor="_Toc242890055" w:history="1">
             <w:r>
               <w:rPr>
                 <w:rStyle w:val="Hipervnculo"/>
@@ -701,7 +701,7 @@
                 <w:noProof/>
                 <w:webHidden/>
               </w:rPr>
-              <w:instrText xml:space="preserve"> PAGEREF _Toc242810866 \h </w:instrText>
+              <w:instrText xml:space="preserve"> PAGEREF _Toc242890055 \h </w:instrText>
             </w:r>
             <w:r>
               <w:rPr>
@@ -745,7 +745,7 @@
               <w14:ligatures w14:val="standardContextual"/>
             </w:rPr>
           </w:pPr>
-          <w:hyperlink w:anchor="_Toc242810867" w:history="1">
+          <w:hyperlink w:anchor="_Toc242890056" w:history="1">
             <w:r>
               <w:rPr>
                 <w:rStyle w:val="Hipervnculo"/>
@@ -772,7 +772,7 @@
                 <w:noProof/>
                 <w:webHidden/>
               </w:rPr>
-              <w:instrText xml:space="preserve"> PAGEREF _Toc242810867 \h </w:instrText>
+              <w:instrText xml:space="preserve"> PAGEREF _Toc242890056 \h </w:instrText>
             </w:r>
             <w:r>
               <w:rPr>
@@ -816,7 +816,7 @@
               <w14:ligatures w14:val="standardContextual"/>
             </w:rPr>
           </w:pPr>
-          <w:hyperlink w:anchor="_Toc242810868" w:history="1">
+          <w:hyperlink w:anchor="_Toc242890057" w:history="1">
             <w:r>
               <w:rPr>
                 <w:rStyle w:val="Hipervnculo"/>
@@ -843,7 +843,7 @@
                 <w:noProof/>
                 <w:webHidden/>
               </w:rPr>
-              <w:instrText xml:space="preserve"> PAGEREF _Toc242810868 \h </w:instrText>
+              <w:instrText xml:space="preserve"> PAGEREF _Toc242890057 \h </w:instrText>
             </w:r>
             <w:r>
               <w:rPr>
@@ -887,7 +887,7 @@
               <w14:ligatures w14:val="standardContextual"/>
             </w:rPr>
           </w:pPr>
-          <w:hyperlink w:anchor="_Toc242810869" w:history="1">
+          <w:hyperlink w:anchor="_Toc242890058" w:history="1">
             <w:r>
               <w:rPr>
                 <w:rStyle w:val="Hipervnculo"/>
@@ -914,7 +914,7 @@
                 <w:noProof/>
                 <w:webHidden/>
               </w:rPr>
-              <w:instrText xml:space="preserve"> PAGEREF _Toc242810869 \h </w:instrText>
+              <w:instrText xml:space="preserve"> PAGEREF _Toc242890058 \h </w:instrText>
             </w:r>
             <w:r>
               <w:rPr>
@@ -958,7 +958,7 @@
               <w14:ligatures w14:val="standardContextual"/>
             </w:rPr>
           </w:pPr>
-          <w:hyperlink w:anchor="_Toc242810870" w:history="1">
+          <w:hyperlink w:anchor="_Toc242890059" w:history="1">
             <w:r>
               <w:rPr>
                 <w:rStyle w:val="Hipervnculo"/>
@@ -985,7 +985,7 @@
                 <w:noProof/>
                 <w:webHidden/>
               </w:rPr>
-              <w:instrText xml:space="preserve"> PAGEREF _Toc242810870 \h </w:instrText>
+              <w:instrText xml:space="preserve"> PAGEREF _Toc242890059 \h </w:instrText>
             </w:r>
             <w:r>
               <w:rPr>
@@ -1029,7 +1029,7 @@
               <w14:ligatures w14:val="standardContextual"/>
             </w:rPr>
           </w:pPr>
-          <w:hyperlink w:anchor="_Toc242810871" w:history="1">
+          <w:hyperlink w:anchor="_Toc242890060" w:history="1">
             <w:r>
               <w:rPr>
                 <w:rStyle w:val="Hipervnculo"/>
@@ -1056,7 +1056,7 @@
                 <w:noProof/>
                 <w:webHidden/>
               </w:rPr>
-              <w:instrText xml:space="preserve"> PAGEREF _Toc242810871 \h </w:instrText>
+              <w:instrText xml:space="preserve"> PAGEREF _Toc242890060 \h </w:instrText>
             </w:r>
             <w:r>
               <w:rPr>
@@ -1100,7 +1100,7 @@
               <w14:ligatures w14:val="standardContextual"/>
             </w:rPr>
           </w:pPr>
-          <w:hyperlink w:anchor="_Toc242810872" w:history="1">
+          <w:hyperlink w:anchor="_Toc242890061" w:history="1">
             <w:r>
               <w:rPr>
                 <w:rStyle w:val="Hipervnculo"/>
@@ -1127,7 +1127,7 @@
                 <w:noProof/>
                 <w:webHidden/>
               </w:rPr>
-              <w:instrText xml:space="preserve"> PAGEREF _Toc242810872 \h </w:instrText>
+              <w:instrText xml:space="preserve"> PAGEREF _Toc242890061 \h </w:instrText>
             </w:r>
             <w:r>
               <w:rPr>
@@ -1171,7 +1171,7 @@
               <w14:ligatures w14:val="standardContextual"/>
             </w:rPr>
           </w:pPr>
-          <w:hyperlink w:anchor="_Toc242810873" w:history="1">
+          <w:hyperlink w:anchor="_Toc242890062" w:history="1">
             <w:r>
               <w:rPr>
                 <w:rStyle w:val="Hipervnculo"/>
@@ -1198,7 +1198,7 @@
                 <w:noProof/>
                 <w:webHidden/>
               </w:rPr>
-              <w:instrText xml:space="preserve"> PAGEREF _Toc242810873 \h </w:instrText>
+              <w:instrText xml:space="preserve"> PAGEREF _Toc242890062 \h </w:instrText>
             </w:r>
             <w:r>
               <w:rPr>
@@ -1242,7 +1242,7 @@
               <w14:ligatures w14:val="standardContextual"/>
             </w:rPr>
           </w:pPr>
-          <w:hyperlink w:anchor="_Toc242810874" w:history="1">
+          <w:hyperlink w:anchor="_Toc242890063" w:history="1">
             <w:r>
               <w:rPr>
                 <w:rStyle w:val="Hipervnculo"/>
@@ -1269,7 +1269,7 @@
                 <w:noProof/>
                 <w:webHidden/>
               </w:rPr>
-              <w:instrText xml:space="preserve"> PAGEREF _Toc242810874 \h </w:instrText>
+              <w:instrText xml:space="preserve"> PAGEREF _Toc242890063 \h </w:instrText>
             </w:r>
             <w:r>
               <w:rPr>
@@ -1313,7 +1313,7 @@
               <w14:ligatures w14:val="standardContextual"/>
             </w:rPr>
           </w:pPr>
-          <w:hyperlink w:anchor="_Toc242810875" w:history="1">
+          <w:hyperlink w:anchor="_Toc242890064" w:history="1">
             <w:r>
               <w:rPr>
                 <w:rStyle w:val="Hipervnculo"/>
@@ -1340,7 +1340,7 @@
                 <w:noProof/>
                 <w:webHidden/>
               </w:rPr>
-              <w:instrText xml:space="preserve"> PAGEREF _Toc242810875 \h </w:instrText>
+              <w:instrText xml:space="preserve"> PAGEREF _Toc242890064 \h </w:instrText>
             </w:r>
             <w:r>
               <w:rPr>
@@ -1384,7 +1384,7 @@
               <w14:ligatures w14:val="standardContextual"/>
             </w:rPr>
           </w:pPr>
-          <w:hyperlink w:anchor="_Toc242810876" w:history="1">
+          <w:hyperlink w:anchor="_Toc242890065" w:history="1">
             <w:r>
               <w:rPr>
                 <w:rStyle w:val="Hipervnculo"/>
@@ -1411,7 +1411,7 @@
                 <w:noProof/>
                 <w:webHidden/>
               </w:rPr>
-              <w:instrText xml:space="preserve"> PAGEREF _Toc242810876 \h </w:instrText>
+              <w:instrText xml:space="preserve"> PAGEREF _Toc242890065 \h </w:instrText>
             </w:r>
             <w:r>
               <w:rPr>
@@ -1455,7 +1455,7 @@
               <w14:ligatures w14:val="standardContextual"/>
             </w:rPr>
           </w:pPr>
-          <w:hyperlink w:anchor="_Toc242810877" w:history="1">
+          <w:hyperlink w:anchor="_Toc242890066" w:history="1">
             <w:r>
               <w:rPr>
                 <w:rStyle w:val="Hipervnculo"/>
@@ -1482,7 +1482,7 @@
                 <w:noProof/>
                 <w:webHidden/>
               </w:rPr>
-              <w:instrText xml:space="preserve"> PAGEREF _Toc242810877 \h </w:instrText>
+              <w:instrText xml:space="preserve"> PAGEREF _Toc242890066 \h </w:instrText>
             </w:r>
             <w:r>
               <w:rPr>
@@ -1526,7 +1526,7 @@
               <w14:ligatures w14:val="standardContextual"/>
             </w:rPr>
           </w:pPr>
-          <w:hyperlink w:anchor="_Toc242810878" w:history="1">
+          <w:hyperlink w:anchor="_Toc242890067" w:history="1">
             <w:r>
               <w:rPr>
                 <w:rStyle w:val="Hipervnculo"/>
@@ -1553,7 +1553,7 @@
                 <w:noProof/>
                 <w:webHidden/>
               </w:rPr>
-              <w:instrText xml:space="preserve"> PAGEREF _Toc242810878 \h </w:instrText>
+              <w:instrText xml:space="preserve"> PAGEREF _Toc242890067 \h </w:instrText>
             </w:r>
             <w:r>
               <w:rPr>
@@ -1597,7 +1597,7 @@
               <w14:ligatures w14:val="standardContextual"/>
             </w:rPr>
           </w:pPr>
-          <w:hyperlink w:anchor="_Toc242810879" w:history="1">
+          <w:hyperlink w:anchor="_Toc242890068" w:history="1">
             <w:r>
               <w:rPr>
                 <w:rStyle w:val="Hipervnculo"/>
@@ -1624,7 +1624,7 @@
                 <w:noProof/>
                 <w:webHidden/>
               </w:rPr>
-              <w:instrText xml:space="preserve"> PAGEREF _Toc242810879 \h </w:instrText>
+              <w:instrText xml:space="preserve"> PAGEREF _Toc242890068 \h </w:instrText>
             </w:r>
             <w:r>
               <w:rPr>
@@ -1668,7 +1668,7 @@
               <w14:ligatures w14:val="standardContextual"/>
             </w:rPr>
           </w:pPr>
-          <w:hyperlink w:anchor="_Toc242810880" w:history="1">
+          <w:hyperlink w:anchor="_Toc242890069" w:history="1">
             <w:r>
               <w:rPr>
                 <w:rStyle w:val="Hipervnculo"/>
@@ -1695,7 +1695,7 @@
                 <w:noProof/>
                 <w:webHidden/>
               </w:rPr>
-              <w:instrText xml:space="preserve"> PAGEREF _Toc242810880 \h </w:instrText>
+              <w:instrText xml:space="preserve"> PAGEREF _Toc242890069 \h </w:instrText>
             </w:r>
             <w:r>
               <w:rPr>
@@ -1739,7 +1739,7 @@
               <w14:ligatures w14:val="standardContextual"/>
             </w:rPr>
           </w:pPr>
-          <w:hyperlink w:anchor="_Toc242810881" w:history="1">
+          <w:hyperlink w:anchor="_Toc242890070" w:history="1">
             <w:r>
               <w:rPr>
                 <w:rStyle w:val="Hipervnculo"/>
@@ -1766,7 +1766,7 @@
                 <w:noProof/>
                 <w:webHidden/>
               </w:rPr>
-              <w:instrText xml:space="preserve"> PAGEREF _Toc242810881 \h </w:instrText>
+              <w:instrText xml:space="preserve"> PAGEREF _Toc242890070 \h </w:instrText>
             </w:r>
             <w:r>
               <w:rPr>
@@ -1810,7 +1810,7 @@
               <w14:ligatures w14:val="standardContextual"/>
             </w:rPr>
           </w:pPr>
-          <w:hyperlink w:anchor="_Toc242810882" w:history="1">
+          <w:hyperlink w:anchor="_Toc242890071" w:history="1">
             <w:r>
               <w:rPr>
                 <w:rStyle w:val="Hipervnculo"/>
@@ -1837,7 +1837,7 @@
                 <w:noProof/>
                 <w:webHidden/>
               </w:rPr>
-              <w:instrText xml:space="preserve"> PAGEREF _Toc242810882 \h </w:instrText>
+              <w:instrText xml:space="preserve"> PAGEREF _Toc242890071 \h </w:instrText>
             </w:r>
             <w:r>
               <w:rPr>
@@ -1881,7 +1881,7 @@
               <w14:ligatures w14:val="standardContextual"/>
             </w:rPr>
           </w:pPr>
-          <w:hyperlink w:anchor="_Toc242810883" w:history="1">
+          <w:hyperlink w:anchor="_Toc242890072" w:history="1">
             <w:r>
               <w:rPr>
                 <w:rStyle w:val="Hipervnculo"/>
@@ -1908,7 +1908,7 @@
                 <w:noProof/>
                 <w:webHidden/>
               </w:rPr>
-              <w:instrText xml:space="preserve"> PAGEREF _Toc242810883 \h </w:instrText>
+              <w:instrText xml:space="preserve"> PAGEREF _Toc242890072 \h </w:instrText>
             </w:r>
             <w:r>
               <w:rPr>
@@ -1952,7 +1952,7 @@
               <w14:ligatures w14:val="standardContextual"/>
             </w:rPr>
           </w:pPr>
-          <w:hyperlink w:anchor="_Toc242810884" w:history="1">
+          <w:hyperlink w:anchor="_Toc242890073" w:history="1">
             <w:r>
               <w:rPr>
                 <w:rStyle w:val="Hipervnculo"/>
@@ -1979,7 +1979,7 @@
                 <w:noProof/>
                 <w:webHidden/>
               </w:rPr>
-              <w:instrText xml:space="preserve"> PAGEREF _Toc242810884 \h </w:instrText>
+              <w:instrText xml:space="preserve"> PAGEREF _Toc242890073 \h </w:instrText>
             </w:r>
             <w:r>
               <w:rPr>
@@ -2023,7 +2023,7 @@
               <w14:ligatures w14:val="standardContextual"/>
             </w:rPr>
           </w:pPr>
-          <w:hyperlink w:anchor="_Toc242810885" w:history="1">
+          <w:hyperlink w:anchor="_Toc242890074" w:history="1">
             <w:r>
               <w:rPr>
                 <w:rStyle w:val="Hipervnculo"/>
@@ -2050,7 +2050,7 @@
                 <w:noProof/>
                 <w:webHidden/>
               </w:rPr>
-              <w:instrText xml:space="preserve"> PAGEREF _Toc242810885 \h </w:instrText>
+              <w:instrText xml:space="preserve"> PAGEREF _Toc242890074 \h </w:instrText>
             </w:r>
             <w:r>
               <w:rPr>
@@ -2094,7 +2094,7 @@
               <w14:ligatures w14:val="standardContextual"/>
             </w:rPr>
           </w:pPr>
-          <w:hyperlink w:anchor="_Toc242810886" w:history="1">
+          <w:hyperlink w:anchor="_Toc242890075" w:history="1">
             <w:r>
               <w:rPr>
                 <w:rStyle w:val="Hipervnculo"/>
@@ -2121,7 +2121,7 @@
                 <w:noProof/>
                 <w:webHidden/>
               </w:rPr>
-              <w:instrText xml:space="preserve"> PAGEREF _Toc242810886 \h </w:instrText>
+              <w:instrText xml:space="preserve"> PAGEREF _Toc242890075 \h </w:instrText>
             </w:r>
             <w:r>
               <w:rPr>
@@ -2165,7 +2165,7 @@
               <w14:ligatures w14:val="standardContextual"/>
             </w:rPr>
           </w:pPr>
-          <w:hyperlink w:anchor="_Toc242810887" w:history="1">
+          <w:hyperlink w:anchor="_Toc242890076" w:history="1">
             <w:r>
               <w:rPr>
                 <w:rStyle w:val="Hipervnculo"/>
@@ -2193,7 +2193,7 @@
                 <w:noProof/>
                 <w:webHidden/>
               </w:rPr>
-              <w:instrText xml:space="preserve"> PAGEREF _Toc242810887 \h </w:instrText>
+              <w:instrText xml:space="preserve"> PAGEREF _Toc242890076 \h </w:instrText>
             </w:r>
             <w:r>
               <w:rPr>
@@ -2237,7 +2237,7 @@
               <w14:ligatures w14:val="standardContextual"/>
             </w:rPr>
           </w:pPr>
-          <w:hyperlink w:anchor="_Toc242810888" w:history="1">
+          <w:hyperlink w:anchor="_Toc242890077" w:history="1">
             <w:r>
               <w:rPr>
                 <w:rStyle w:val="Hipervnculo"/>
@@ -2265,7 +2265,7 @@
                 <w:noProof/>
                 <w:webHidden/>
               </w:rPr>
-              <w:instrText xml:space="preserve"> PAGEREF _Toc242810888 \h </w:instrText>
+              <w:instrText xml:space="preserve"> PAGEREF _Toc242890077 \h </w:instrText>
             </w:r>
             <w:r>
               <w:rPr>
@@ -2309,7 +2309,7 @@
               <w14:ligatures w14:val="standardContextual"/>
             </w:rPr>
           </w:pPr>
-          <w:hyperlink w:anchor="_Toc242810889" w:history="1">
+          <w:hyperlink w:anchor="_Toc242890078" w:history="1">
             <w:r>
               <w:rPr>
                 <w:rStyle w:val="Hipervnculo"/>
@@ -2336,7 +2336,7 @@
                 <w:noProof/>
                 <w:webHidden/>
               </w:rPr>
-              <w:instrText xml:space="preserve"> PAGEREF _Toc242810889 \h </w:instrText>
+              <w:instrText xml:space="preserve"> PAGEREF _Toc242890078 \h </w:instrText>
             </w:r>
             <w:r>
               <w:rPr>
@@ -2380,7 +2380,7 @@
               <w14:ligatures w14:val="standardContextual"/>
             </w:rPr>
           </w:pPr>
-          <w:hyperlink w:anchor="_Toc242810890" w:history="1">
+          <w:hyperlink w:anchor="_Toc242890079" w:history="1">
             <w:r>
               <w:rPr>
                 <w:rStyle w:val="Hipervnculo"/>
@@ -2407,7 +2407,7 @@
                 <w:noProof/>
                 <w:webHidden/>
               </w:rPr>
-              <w:instrText xml:space="preserve"> PAGEREF _Toc242810890 \h </w:instrText>
+              <w:instrText xml:space="preserve"> PAGEREF _Toc242890079 \h </w:instrText>
             </w:r>
             <w:r>
               <w:rPr>
@@ -2451,7 +2451,7 @@
               <w14:ligatures w14:val="standardContextual"/>
             </w:rPr>
           </w:pPr>
-          <w:hyperlink w:anchor="_Toc242810891" w:history="1">
+          <w:hyperlink w:anchor="_Toc242890080" w:history="1">
             <w:r>
               <w:rPr>
                 <w:rStyle w:val="Hipervnculo"/>
@@ -2478,7 +2478,7 @@
                 <w:noProof/>
                 <w:webHidden/>
               </w:rPr>
-              <w:instrText xml:space="preserve"> PAGEREF _Toc242810891 \h </w:instrText>
+              <w:instrText xml:space="preserve"> PAGEREF _Toc242890080 \h </w:instrText>
             </w:r>
             <w:r>
               <w:rPr>
@@ -2522,7 +2522,7 @@
               <w14:ligatures w14:val="standardContextual"/>
             </w:rPr>
           </w:pPr>
-          <w:hyperlink w:anchor="_Toc242810892" w:history="1">
+          <w:hyperlink w:anchor="_Toc242890081" w:history="1">
             <w:r>
               <w:rPr>
                 <w:rStyle w:val="Hipervnculo"/>
@@ -2549,7 +2549,7 @@
                 <w:noProof/>
                 <w:webHidden/>
               </w:rPr>
-              <w:instrText xml:space="preserve"> PAGEREF _Toc242810892 \h </w:instrText>
+              <w:instrText xml:space="preserve"> PAGEREF _Toc242890081 \h </w:instrText>
             </w:r>
             <w:r>
               <w:rPr>
@@ -2593,7 +2593,7 @@
               <w14:ligatures w14:val="standardContextual"/>
             </w:rPr>
           </w:pPr>
-          <w:hyperlink w:anchor="_Toc242810893" w:history="1">
+          <w:hyperlink w:anchor="_Toc242890082" w:history="1">
             <w:r>
               <w:rPr>
                 <w:rStyle w:val="Hipervnculo"/>
@@ -2621,7 +2621,7 @@
                 <w:noProof/>
                 <w:webHidden/>
               </w:rPr>
-              <w:instrText xml:space="preserve"> PAGEREF _Toc242810893 \h </w:instrText>
+              <w:instrText xml:space="preserve"> PAGEREF _Toc242890082 \h </w:instrText>
             </w:r>
             <w:r>
               <w:rPr>
@@ -2665,7 +2665,7 @@
               <w14:ligatures w14:val="standardContextual"/>
             </w:rPr>
           </w:pPr>
-          <w:hyperlink w:anchor="_Toc242810894" w:history="1">
+          <w:hyperlink w:anchor="_Toc242890083" w:history="1">
             <w:r>
               <w:rPr>
                 <w:rStyle w:val="Hipervnculo"/>
@@ -2693,7 +2693,7 @@
                 <w:noProof/>
                 <w:webHidden/>
               </w:rPr>
-              <w:instrText xml:space="preserve"> PAGEREF _Toc242810894 \h </w:instrText>
+              <w:instrText xml:space="preserve"> PAGEREF _Toc242890083 \h </w:instrText>
             </w:r>
             <w:r>
               <w:rPr>
@@ -2737,7 +2737,7 @@
               <w14:ligatures w14:val="standardContextual"/>
             </w:rPr>
           </w:pPr>
-          <w:hyperlink w:anchor="_Toc242810895" w:history="1">
+          <w:hyperlink w:anchor="_Toc242890084" w:history="1">
             <w:r>
               <w:rPr>
                 <w:rStyle w:val="Hipervnculo"/>
@@ -2765,7 +2765,7 @@
                 <w:noProof/>
                 <w:webHidden/>
               </w:rPr>
-              <w:instrText xml:space="preserve"> PAGEREF _Toc242810895 \h </w:instrText>
+              <w:instrText xml:space="preserve"> PAGEREF _Toc242890084 \h </w:instrText>
             </w:r>
             <w:r>
               <w:rPr>
@@ -2809,7 +2809,7 @@
               <w14:ligatures w14:val="standardContextual"/>
             </w:rPr>
           </w:pPr>
-          <w:hyperlink w:anchor="_Toc242810896" w:history="1">
+          <w:hyperlink w:anchor="_Toc242890085" w:history="1">
             <w:r>
               <w:rPr>
                 <w:rStyle w:val="Hipervnculo"/>
@@ -2836,7 +2836,7 @@
                 <w:noProof/>
                 <w:webHidden/>
               </w:rPr>
-              <w:instrText xml:space="preserve"> PAGEREF _Toc242810896 \h </w:instrText>
+              <w:instrText xml:space="preserve"> PAGEREF _Toc242890085 \h </w:instrText>
             </w:r>
             <w:r>
               <w:rPr>
@@ -2880,7 +2880,7 @@
               <w14:ligatures w14:val="standardContextual"/>
             </w:rPr>
           </w:pPr>
-          <w:hyperlink w:anchor="_Toc242810897" w:history="1">
+          <w:hyperlink w:anchor="_Toc242890086" w:history="1">
             <w:r>
               <w:rPr>
                 <w:rStyle w:val="Hipervnculo"/>
@@ -2907,7 +2907,7 @@
                 <w:noProof/>
                 <w:webHidden/>
               </w:rPr>
-              <w:instrText xml:space="preserve"> PAGEREF _Toc242810897 \h </w:instrText>
+              <w:instrText xml:space="preserve"> PAGEREF _Toc242890086 \h </w:instrText>
             </w:r>
             <w:r>
               <w:rPr>
@@ -2951,7 +2951,7 @@
               <w14:ligatures w14:val="standardContextual"/>
             </w:rPr>
           </w:pPr>
-          <w:hyperlink w:anchor="_Toc242810898" w:history="1">
+          <w:hyperlink w:anchor="_Toc242890087" w:history="1">
             <w:r>
               <w:rPr>
                 <w:rStyle w:val="Hipervnculo"/>
@@ -2978,7 +2978,7 @@
                 <w:noProof/>
                 <w:webHidden/>
               </w:rPr>
-              <w:instrText xml:space="preserve"> PAGEREF _Toc242810898 \h </w:instrText>
+              <w:instrText xml:space="preserve"> PAGEREF _Toc242890087 \h </w:instrText>
             </w:r>
             <w:r>
               <w:rPr>
@@ -3022,7 +3022,7 @@
               <w14:ligatures w14:val="standardContextual"/>
             </w:rPr>
           </w:pPr>
-          <w:hyperlink w:anchor="_Toc242810899" w:history="1">
+          <w:hyperlink w:anchor="_Toc242890088" w:history="1">
             <w:r>
               <w:rPr>
                 <w:rStyle w:val="Hipervnculo"/>
@@ -3049,7 +3049,7 @@
                 <w:noProof/>
                 <w:webHidden/>
               </w:rPr>
-              <w:instrText xml:space="preserve"> PAGEREF _Toc242810899 \h </w:instrText>
+              <w:instrText xml:space="preserve"> PAGEREF _Toc242890088 \h </w:instrText>
             </w:r>
             <w:r>
               <w:rPr>
@@ -3093,7 +3093,7 @@
               <w14:ligatures w14:val="standardContextual"/>
             </w:rPr>
           </w:pPr>
-          <w:hyperlink w:anchor="_Toc242810900" w:history="1">
+          <w:hyperlink w:anchor="_Toc242890089" w:history="1">
             <w:r>
               <w:rPr>
                 <w:rStyle w:val="Hipervnculo"/>
@@ -3120,7 +3120,7 @@
                 <w:noProof/>
                 <w:webHidden/>
               </w:rPr>
-              <w:instrText xml:space="preserve"> PAGEREF _Toc242810900 \h </w:instrText>
+              <w:instrText xml:space="preserve"> PAGEREF _Toc242890089 \h </w:instrText>
             </w:r>
             <w:r>
               <w:rPr>
@@ -3164,7 +3164,7 @@
               <w14:ligatures w14:val="standardContextual"/>
             </w:rPr>
           </w:pPr>
-          <w:hyperlink w:anchor="_Toc242810901" w:history="1">
+          <w:hyperlink w:anchor="_Toc242890090" w:history="1">
             <w:r>
               <w:rPr>
                 <w:rStyle w:val="Hipervnculo"/>
@@ -3191,7 +3191,7 @@
                 <w:noProof/>
                 <w:webHidden/>
               </w:rPr>
-              <w:instrText xml:space="preserve"> PAGEREF _Toc242810901 \h </w:instrText>
+              <w:instrText xml:space="preserve"> PAGEREF _Toc242890090 \h </w:instrText>
             </w:r>
             <w:r>
               <w:rPr>
@@ -3211,7 +3211,7 @@
                 <w:noProof/>
                 <w:webHidden/>
               </w:rPr>
-              <w:t>41</w:t>
+              <w:t>42</w:t>
             </w:r>
             <w:r>
               <w:rPr>
@@ -3235,7 +3235,7 @@
               <w14:ligatures w14:val="standardContextual"/>
             </w:rPr>
           </w:pPr>
-          <w:hyperlink w:anchor="_Toc242810902" w:history="1">
+          <w:hyperlink w:anchor="_Toc242890091" w:history="1">
             <w:r>
               <w:rPr>
                 <w:rStyle w:val="Hipervnculo"/>
@@ -3262,7 +3262,7 @@
                 <w:noProof/>
                 <w:webHidden/>
               </w:rPr>
-              <w:instrText xml:space="preserve"> PAGEREF _Toc242810902 \h </w:instrText>
+              <w:instrText xml:space="preserve"> PAGEREF _Toc242890091 \h </w:instrText>
             </w:r>
             <w:r>
               <w:rPr>
@@ -3306,7 +3306,7 @@
               <w14:ligatures w14:val="standardContextual"/>
             </w:rPr>
           </w:pPr>
-          <w:hyperlink w:anchor="_Toc242810903" w:history="1">
+          <w:hyperlink w:anchor="_Toc242890092" w:history="1">
             <w:r>
               <w:rPr>
                 <w:rStyle w:val="Hipervnculo"/>
@@ -3333,7 +3333,7 @@
                 <w:noProof/>
                 <w:webHidden/>
               </w:rPr>
-              <w:instrText xml:space="preserve"> PAGEREF _Toc242810903 \h </w:instrText>
+              <w:instrText xml:space="preserve"> PAGEREF _Toc242890092 \h </w:instrText>
             </w:r>
             <w:r>
               <w:rPr>
@@ -3377,7 +3377,7 @@
               <w14:ligatures w14:val="standardContextual"/>
             </w:rPr>
           </w:pPr>
-          <w:hyperlink w:anchor="_Toc242810904" w:history="1">
+          <w:hyperlink w:anchor="_Toc242890093" w:history="1">
             <w:r>
               <w:rPr>
                 <w:rStyle w:val="Hipervnculo"/>
@@ -3404,7 +3404,7 @@
                 <w:noProof/>
                 <w:webHidden/>
               </w:rPr>
-              <w:instrText xml:space="preserve"> PAGEREF _Toc242810904 \h </w:instrText>
+              <w:instrText xml:space="preserve"> PAGEREF _Toc242890093 \h </w:instrText>
             </w:r>
             <w:r>
               <w:rPr>
@@ -3446,7 +3446,7 @@
       <w:pPr>
         <w:pStyle w:val="Ttulo1"/>
       </w:pPr>
-      <w:bookmarkStart w:id="0" w:name="_Toc242810857"/>
+      <w:bookmarkStart w:id="0" w:name="_Toc242890046"/>
       <w:r>
         <w:t>1. GUIA DE DESARROLLO</w:t>
       </w:r>
@@ -3460,7 +3460,7 @@
           <w:bCs w:val="0"/>
         </w:rPr>
       </w:pPr>
-      <w:bookmarkStart w:id="1" w:name="_Toc242810858"/>
+      <w:bookmarkStart w:id="1" w:name="_Toc242890047"/>
       <w:r>
         <w:t>1.1 FICHA GENERAL DEL VIDEOJUEGO</w:t>
       </w:r>
@@ -4183,7 +4183,7 @@
           <w:bCs w:val="0"/>
         </w:rPr>
       </w:pPr>
-      <w:bookmarkStart w:id="2" w:name="_Toc242810859"/>
+      <w:bookmarkStart w:id="2" w:name="_Toc242890048"/>
       <w:r>
         <w:t>1.1.1 Personajes</w:t>
       </w:r>
@@ -4894,7 +4894,7 @@
           <w:bCs w:val="0"/>
         </w:rPr>
       </w:pPr>
-      <w:bookmarkStart w:id="3" w:name="_Toc242810860"/>
+      <w:bookmarkStart w:id="3" w:name="_Toc242890049"/>
       <w:r>
         <w:t>1.1.2 Estructura de niveles</w:t>
       </w:r>
@@ -5649,7 +5649,7 @@
           <w:bCs w:val="0"/>
         </w:rPr>
       </w:pPr>
-      <w:bookmarkStart w:id="4" w:name="_Toc242810861"/>
+      <w:bookmarkStart w:id="4" w:name="_Toc242890050"/>
       <w:r>
         <w:t>1.2. CONVENCIONES DEL DOCUMENTO</w:t>
       </w:r>
@@ -5745,7 +5745,7 @@
           <w:lang w:val="en-US"/>
         </w:rPr>
       </w:pPr>
-      <w:bookmarkStart w:id="5" w:name="_Toc242810862"/>
+      <w:bookmarkStart w:id="5" w:name="_Toc242890051"/>
       <w:r>
         <w:rPr>
           <w:sz w:val="24"/>
@@ -6358,7 +6358,7 @@
       <w:pPr>
         <w:pStyle w:val="Ttulo2"/>
       </w:pPr>
-      <w:bookmarkStart w:id="6" w:name="_Toc242810863"/>
+      <w:bookmarkStart w:id="6" w:name="_Toc242890052"/>
       <w:r>
         <w:t>1.3. PRÓLOGO Y ESTRUCTURA NARRATIVA</w:t>
       </w:r>
@@ -6404,7 +6404,7 @@
           <w:lang w:val="es-CO"/>
         </w:rPr>
       </w:pPr>
-      <w:bookmarkStart w:id="7" w:name="_Toc242810864"/>
+      <w:bookmarkStart w:id="7" w:name="_Toc242890053"/>
       <w:r>
         <w:rPr>
           <w:lang w:val="es-CO"/>
@@ -6548,7 +6548,7 @@
       <w:pPr>
         <w:pStyle w:val="Ttulo2"/>
       </w:pPr>
-      <w:bookmarkStart w:id="8" w:name="_Toc242810865"/>
+      <w:bookmarkStart w:id="8" w:name="_Toc242890054"/>
       <w:r>
         <w:t>1.4. NIVEL 1 — LA OSCURIDAD</w:t>
       </w:r>
@@ -7110,7 +7110,7 @@
           <w:lang w:val="es-CO"/>
         </w:rPr>
       </w:pPr>
-      <w:bookmarkStart w:id="9" w:name="_Toc242810866"/>
+      <w:bookmarkStart w:id="9" w:name="_Toc242890055"/>
       <w:r>
         <w:rPr>
           <w:lang w:val="es-CO"/>
@@ -7261,7 +7261,7 @@
           <w:lang w:val="es-CO"/>
         </w:rPr>
       </w:pPr>
-      <w:bookmarkStart w:id="10" w:name="_Toc242810867"/>
+      <w:bookmarkStart w:id="10" w:name="_Toc242890056"/>
       <w:r>
         <w:rPr>
           <w:lang w:val="es-CO"/>
@@ -7544,7 +7544,7 @@
           <w:lang w:val="es-CO"/>
         </w:rPr>
       </w:pPr>
-      <w:bookmarkStart w:id="11" w:name="_Toc242810868"/>
+      <w:bookmarkStart w:id="11" w:name="_Toc242890057"/>
       <w:r>
         <w:rPr>
           <w:lang w:val="es-CO"/>
@@ -13540,7 +13540,7 @@
           <w:lang w:val="es-CO"/>
         </w:rPr>
       </w:pPr>
-      <w:bookmarkStart w:id="12" w:name="_Toc242810869"/>
+      <w:bookmarkStart w:id="12" w:name="_Toc242890058"/>
       <w:r>
         <w:rPr>
           <w:lang w:val="es-CO"/>
@@ -13817,7 +13817,7 @@
       <w:pPr>
         <w:pStyle w:val="Ttulo2"/>
       </w:pPr>
-      <w:bookmarkStart w:id="13" w:name="_Toc242810870"/>
+      <w:bookmarkStart w:id="13" w:name="_Toc242890059"/>
       <w:r>
         <w:lastRenderedPageBreak/>
         <w:t>1.5. ESCENA PUENTE I — DEL FUEGO AL ALIMENTO</w:t>
@@ -14050,7 +14050,7 @@
       <w:pPr>
         <w:pStyle w:val="Ttulo2"/>
       </w:pPr>
-      <w:bookmarkStart w:id="14" w:name="_Toc242810871"/>
+      <w:bookmarkStart w:id="14" w:name="_Toc242890060"/>
       <w:r>
         <w:t>1.6. NIVEL 2 — LA RUEDA</w:t>
       </w:r>
@@ -14696,7 +14696,7 @@
           <w:lang w:val="es-CO"/>
         </w:rPr>
       </w:pPr>
-      <w:bookmarkStart w:id="15" w:name="_Toc242810872"/>
+      <w:bookmarkStart w:id="15" w:name="_Toc242890061"/>
       <w:r>
         <w:rPr>
           <w:lang w:val="es-CO"/>
@@ -15960,7 +15960,7 @@
           <w:lang w:val="es-CO"/>
         </w:rPr>
       </w:pPr>
-      <w:bookmarkStart w:id="16" w:name="_Toc242810873"/>
+      <w:bookmarkStart w:id="16" w:name="_Toc242890062"/>
       <w:r>
         <w:rPr>
           <w:lang w:val="es-CO"/>
@@ -17746,7 +17746,7 @@
           <w:lang w:val="es-CO"/>
         </w:rPr>
       </w:pPr>
-      <w:bookmarkStart w:id="17" w:name="_Toc242810874"/>
+      <w:bookmarkStart w:id="17" w:name="_Toc242890063"/>
       <w:r>
         <w:rPr>
           <w:lang w:val="es-CO"/>
@@ -18769,7 +18769,7 @@
           <w:lang w:val="es-CO"/>
         </w:rPr>
       </w:pPr>
-      <w:bookmarkStart w:id="18" w:name="_Toc242810875"/>
+      <w:bookmarkStart w:id="18" w:name="_Toc242890064"/>
       <w:r>
         <w:rPr>
           <w:lang w:val="es-CO"/>
@@ -18838,7 +18838,7 @@
       <w:pPr>
         <w:pStyle w:val="Ttulo2"/>
       </w:pPr>
-      <w:bookmarkStart w:id="19" w:name="_Toc242810876"/>
+      <w:bookmarkStart w:id="19" w:name="_Toc242890065"/>
       <w:r>
         <w:t>1.7. ESCENA PUENTE II — DEL REFUGIO AL RÍO</w:t>
       </w:r>
@@ -19122,7 +19122,7 @@
       <w:pPr>
         <w:pStyle w:val="Ttulo2"/>
       </w:pPr>
-      <w:bookmarkStart w:id="20" w:name="_Toc242810877"/>
+      <w:bookmarkStart w:id="20" w:name="_Toc242890066"/>
       <w:r>
         <w:t>1.8. NIVEL 3 — EL RÍO</w:t>
       </w:r>
@@ -19682,7 +19682,7 @@
           <w:lang w:val="es-CO"/>
         </w:rPr>
       </w:pPr>
-      <w:bookmarkStart w:id="21" w:name="_Toc242810878"/>
+      <w:bookmarkStart w:id="21" w:name="_Toc242890067"/>
       <w:r>
         <w:rPr>
           <w:lang w:val="es-CO"/>
@@ -20149,7 +20149,7 @@
           <w:lang w:val="es-CO"/>
         </w:rPr>
       </w:pPr>
-      <w:bookmarkStart w:id="22" w:name="_Toc242810879"/>
+      <w:bookmarkStart w:id="22" w:name="_Toc242890068"/>
       <w:r>
         <w:rPr>
           <w:lang w:val="es-CO"/>
@@ -20749,7 +20749,7 @@
           <w:bCs w:val="0"/>
         </w:rPr>
       </w:pPr>
-      <w:bookmarkStart w:id="23" w:name="_Toc242810880"/>
+      <w:bookmarkStart w:id="23" w:name="_Toc242890069"/>
       <w:r>
         <w:t>1.8.3 Mecánica del ensamblaje por fases</w:t>
       </w:r>
@@ -21388,7 +21388,7 @@
           <w:bCs w:val="0"/>
         </w:rPr>
       </w:pPr>
-      <w:bookmarkStart w:id="24" w:name="_Toc242810881"/>
+      <w:bookmarkStart w:id="24" w:name="_Toc242890070"/>
       <w:r>
         <w:t>1.8.4 Mecánica de prueba y depuración</w:t>
       </w:r>
@@ -22400,7 +22400,7 @@
       <w:pPr>
         <w:pStyle w:val="Ttulo2"/>
       </w:pPr>
-      <w:bookmarkStart w:id="25" w:name="_Toc242810882"/>
+      <w:bookmarkStart w:id="25" w:name="_Toc242890071"/>
       <w:r>
         <w:t>1.9. ESCENA FINAL</w:t>
       </w:r>
@@ -22521,7 +22521,7 @@
       <w:pPr>
         <w:pStyle w:val="Ttulo2"/>
       </w:pPr>
-      <w:bookmarkStart w:id="26" w:name="_Toc242810883"/>
+      <w:bookmarkStart w:id="26" w:name="_Toc242890072"/>
       <w:r>
         <w:t>1.10. CONTENIDO OPCIONAL FUERA DEL ALCANCE DEL PROTOTIPO</w:t>
       </w:r>
@@ -23034,7 +23034,7 @@
       <w:pPr>
         <w:pStyle w:val="Ttulo2"/>
       </w:pPr>
-      <w:bookmarkStart w:id="27" w:name="_Toc242810884"/>
+      <w:bookmarkStart w:id="27" w:name="_Toc242890073"/>
       <w:r>
         <w:t>1.11. TRAZABILIDAD ENTRE ESCENAS, MECÁNICAS Y REQUERIMIENTOS</w:t>
       </w:r>
@@ -25777,7 +25777,7 @@
           <w:bCs w:val="0"/>
         </w:rPr>
       </w:pPr>
-      <w:bookmarkStart w:id="28" w:name="_Toc242810885"/>
+      <w:bookmarkStart w:id="28" w:name="_Toc242890074"/>
       <w:r>
         <w:t>1.2. PUNTOS ABIERTOS DEL GUION</w:t>
       </w:r>
@@ -26994,7 +26994,7 @@
       <w:pPr>
         <w:pStyle w:val="Ttulo1"/>
       </w:pPr>
-      <w:bookmarkStart w:id="29" w:name="_Toc242810886"/>
+      <w:bookmarkStart w:id="29" w:name="_Toc242890075"/>
       <w:r>
         <w:t>2. CASOS DE USO</w:t>
       </w:r>
@@ -27010,7 +27010,7 @@
           <w:lang w:val="en-US"/>
         </w:rPr>
       </w:pPr>
-      <w:bookmarkStart w:id="30" w:name="_Toc242810887"/>
+      <w:bookmarkStart w:id="30" w:name="_Toc242890076"/>
       <w:r>
         <w:rPr>
           <w:sz w:val="24"/>
@@ -27254,7 +27254,7 @@
           <w:lang w:val="en-US"/>
         </w:rPr>
       </w:pPr>
-      <w:bookmarkStart w:id="31" w:name="_Toc242810888"/>
+      <w:bookmarkStart w:id="31" w:name="_Toc242890077"/>
       <w:r>
         <w:rPr>
           <w:sz w:val="24"/>
@@ -28551,7 +28551,7 @@
           <w:szCs w:val="24"/>
         </w:rPr>
       </w:pPr>
-      <w:bookmarkStart w:id="32" w:name="_Toc242810889"/>
+      <w:bookmarkStart w:id="32" w:name="_Toc242890078"/>
       <w:r>
         <w:rPr>
           <w:sz w:val="24"/>
@@ -35978,7 +35978,7 @@
       <w:pPr>
         <w:pStyle w:val="Ttulo1"/>
       </w:pPr>
-      <w:bookmarkStart w:id="33" w:name="_Toc242810890"/>
+      <w:bookmarkStart w:id="33" w:name="_Toc242890079"/>
       <w:r>
         <w:t>2. HISTORIAS DE USUARIO</w:t>
       </w:r>
@@ -37370,7 +37370,21 @@
                 <w:sz w:val="20"/>
                 <w:szCs w:val="20"/>
               </w:rPr>
-              <w:t>El menú de pausa ofrece Reanudar, Reiniciar y Volver al menú de niveles; mientras está abierto el nivel queda detenido; Reanudar restituye el estado exacto; Reiniciar pide confirmación, vuelve a cargar la fase activa y nunca vuelve a bloquear un nivel ya desbloqueado.</w:t>
+              <w:t>El menú de pausa ofrece Reanudar, Reiniciar</w:t>
+            </w:r>
+            <w:r>
+              <w:rPr>
+                <w:sz w:val="20"/>
+                <w:szCs w:val="20"/>
+              </w:rPr>
+              <w:t>, Volver a ver la historia, Volver al menú de niveles y Guardar y salir; mientras está abierto el nivel queda detenido; Reanudar restituye el estado exacto; Reiniciar pide confirmación, vuelve a cargar la fase activa y nunca vuelve a bloquear un nivel ya desbloqueado; Guardar y salir pide confirmación y guarda el perfil activo antes de cerrar</w:t>
+            </w:r>
+            <w:r>
+              <w:rPr>
+                <w:sz w:val="20"/>
+                <w:szCs w:val="20"/>
+              </w:rPr>
+              <w:t>.</w:t>
             </w:r>
           </w:p>
         </w:tc>
@@ -37466,7 +37480,7 @@
       <w:pPr>
         <w:pStyle w:val="Ttulo1"/>
       </w:pPr>
-      <w:bookmarkStart w:id="34" w:name="_Toc242810891"/>
+      <w:bookmarkStart w:id="34" w:name="_Toc242890080"/>
       <w:r>
         <w:t>3. MATRIZ DE TRAZABILIDAD</w:t>
       </w:r>
@@ -37493,7 +37507,7 @@
           <w:szCs w:val="24"/>
         </w:rPr>
       </w:pPr>
-      <w:bookmarkStart w:id="35" w:name="_Toc242810892"/>
+      <w:bookmarkStart w:id="35" w:name="_Toc242890081"/>
       <w:r>
         <w:rPr>
           <w:sz w:val="24"/>
@@ -37758,6 +37772,7 @@
                 <w:szCs w:val="20"/>
                 <w:lang w:val="en-US"/>
               </w:rPr>
+              <w:lastRenderedPageBreak/>
               <w:t>Abstracción</w:t>
             </w:r>
           </w:p>
@@ -37861,7 +37876,6 @@
                 <w:szCs w:val="20"/>
                 <w:lang w:val="en-US"/>
               </w:rPr>
-              <w:lastRenderedPageBreak/>
               <w:t>Reconocimiento de patrones</w:t>
             </w:r>
           </w:p>
@@ -38368,7 +38382,7 @@
           <w:lang w:val="en-US"/>
         </w:rPr>
       </w:pPr>
-      <w:bookmarkStart w:id="36" w:name="_Toc242810893"/>
+      <w:bookmarkStart w:id="36" w:name="_Toc242890082"/>
       <w:r>
         <w:rPr>
           <w:sz w:val="24"/>
@@ -39235,7 +39249,7 @@
           <w:lang w:val="en-US"/>
         </w:rPr>
       </w:pPr>
-      <w:bookmarkStart w:id="37" w:name="_Toc242810894"/>
+      <w:bookmarkStart w:id="37" w:name="_Toc242890083"/>
       <w:r>
         <w:rPr>
           <w:sz w:val="24"/>
@@ -39598,6 +39612,7 @@
                 <w:sz w:val="20"/>
                 <w:szCs w:val="20"/>
               </w:rPr>
+              <w:lastRenderedPageBreak/>
               <w:t>CT-04</w:t>
             </w:r>
           </w:p>
@@ -39673,7 +39688,6 @@
                 <w:sz w:val="20"/>
                 <w:szCs w:val="20"/>
               </w:rPr>
-              <w:lastRenderedPageBreak/>
               <w:t>CT-05</w:t>
             </w:r>
           </w:p>
@@ -40195,7 +40209,7 @@
           <w:lang w:val="en-US"/>
         </w:rPr>
       </w:pPr>
-      <w:bookmarkStart w:id="38" w:name="_Toc242810895"/>
+      <w:bookmarkStart w:id="38" w:name="_Toc242890084"/>
       <w:r>
         <w:rPr>
           <w:sz w:val="24"/>
@@ -40780,7 +40794,7 @@
           <w:szCs w:val="24"/>
         </w:rPr>
       </w:pPr>
-      <w:bookmarkStart w:id="39" w:name="_Toc242810896"/>
+      <w:bookmarkStart w:id="39" w:name="_Toc242890085"/>
       <w:r>
         <w:rPr>
           <w:sz w:val="24"/>
@@ -41720,6 +41734,7 @@
                 <w:sz w:val="20"/>
                 <w:szCs w:val="20"/>
               </w:rPr>
+              <w:lastRenderedPageBreak/>
               <w:t>HU-10</w:t>
             </w:r>
           </w:p>
@@ -41808,7 +41823,6 @@
                 <w:sz w:val="20"/>
                 <w:szCs w:val="20"/>
               </w:rPr>
-              <w:lastRenderedPageBreak/>
               <w:t>HU-11</w:t>
             </w:r>
           </w:p>
@@ -42478,7 +42492,7 @@
           <w:szCs w:val="24"/>
         </w:rPr>
       </w:pPr>
-      <w:bookmarkStart w:id="40" w:name="_Toc242810897"/>
+      <w:bookmarkStart w:id="40" w:name="_Toc242890086"/>
       <w:r>
         <w:rPr>
           <w:sz w:val="24"/>
@@ -43180,9 +43194,8 @@
       <w:pPr>
         <w:pStyle w:val="Ttulo1"/>
       </w:pPr>
-      <w:bookmarkStart w:id="41" w:name="_Toc242810898"/>
+      <w:bookmarkStart w:id="41" w:name="_Toc242890087"/>
       <w:r>
-        <w:lastRenderedPageBreak/>
         <w:t>4. ARQUITECTURA DE SOFTWARE</w:t>
       </w:r>
       <w:bookmarkEnd w:id="41"/>
@@ -43195,7 +43208,7 @@
           <w:bCs w:val="0"/>
         </w:rPr>
       </w:pPr>
-      <w:bookmarkStart w:id="42" w:name="_Toc242810899"/>
+      <w:bookmarkStart w:id="42" w:name="_Toc242890088"/>
       <w:r>
         <w:t>4.1 Decisión arquitectónica</w:t>
       </w:r>
@@ -43275,7 +43288,7 @@
           <w:bCs w:val="0"/>
         </w:rPr>
       </w:pPr>
-      <w:bookmarkStart w:id="43" w:name="_Toc242810900"/>
+      <w:bookmarkStart w:id="43" w:name="_Toc242890089"/>
       <w:r>
         <w:t>4.2 Patrones que componen la arquitectura</w:t>
       </w:r>
@@ -43430,8 +43443,9 @@
           <w:bCs w:val="0"/>
         </w:rPr>
       </w:pPr>
-      <w:bookmarkStart w:id="44" w:name="_Toc242810901"/>
+      <w:bookmarkStart w:id="44" w:name="_Toc242890090"/>
       <w:r>
+        <w:lastRenderedPageBreak/>
         <w:t>4.3 Flujo de estados del juego</w:t>
       </w:r>
       <w:bookmarkEnd w:id="44"/>
@@ -43452,7 +43466,6 @@
           <w:sz w:val="20"/>
           <w:szCs w:val="20"/>
         </w:rPr>
-        <w:lastRenderedPageBreak/>
         <w:t>Los estados del juego no se corresponden uno a uno con escenas de Unity. Son nueve, y dos de ellos están parametrizados, lo que evita un estado y una rama por cada una de las quince escenas narrativas del guion y de las siete fases jugables (una en el Nivel 1, tres en el Nivel 2 y tres en el Nivel 3). No existe ningún estado de derrota (CP-02).</w:t>
       </w:r>
     </w:p>
@@ -43817,7 +43830,7 @@
           <w:bCs w:val="0"/>
         </w:rPr>
       </w:pPr>
-      <w:bookmarkStart w:id="45" w:name="_Toc242810902"/>
+      <w:bookmarkStart w:id="45" w:name="_Toc242890091"/>
       <w:r>
         <w:t>4.4 Módulos principales del sistema</w:t>
       </w:r>
@@ -43872,7 +43885,16 @@
           <w:sz w:val="20"/>
           <w:szCs w:val="20"/>
         </w:rPr>
-        <w:t xml:space="preserve"> la máquina de estados (GameFlow) y su adaptador a escenas (GameFlowRunner), el cargador de escenas (SceneLoader), el perfil del jugador (PlayerProfile), la regla de desbloqueo de niveles, los indicadores de desempeño de una fase y el guardado local en JSON (SaveStore) (RF-02, RF-03, RF-04, RF-09, RF-47).</w:t>
+        <w:t xml:space="preserve"> la máquina de estados (GameFlow) y su adaptador a escenas (GameFlowRunner), el cargador de escenas (SceneLoader), el perfil del jugador (PlayerProfile), la regla </w:t>
+      </w:r>
+      <w:r>
+        <w:rPr>
+          <w:color w:val="000000"/>
+          <w:sz w:val="20"/>
+          <w:szCs w:val="20"/>
+        </w:rPr>
+        <w:lastRenderedPageBreak/>
+        <w:t>de desbloqueo de niveles, los indicadores de desempeño de una fase y el guardado local en JSON (SaveStore) (RF-02, RF-03, RF-04, RF-09, RF-47).</w:t>
       </w:r>
     </w:p>
     <w:p>
@@ -43897,7 +43919,6 @@
           <w:sz w:val="20"/>
           <w:szCs w:val="20"/>
         </w:rPr>
-        <w:lastRenderedPageBreak/>
         <w:t>Game.Scaffolding (Game.Core):</w:t>
       </w:r>
       <w:r>
@@ -44129,7 +44150,7 @@
           <w:bCs w:val="0"/>
         </w:rPr>
       </w:pPr>
-      <w:bookmarkStart w:id="46" w:name="_Toc242810903"/>
+      <w:bookmarkStart w:id="46" w:name="_Toc242890092"/>
       <w:r>
         <w:t>4.5 Justificación frente a otras alternativas</w:t>
       </w:r>
@@ -44264,7 +44285,7 @@
           <w:sz w:val="20"/>
           <w:szCs w:val="20"/>
         </w:rPr>
-        <w:t xml:space="preserve"> El flujo inicio → perfil → menú de niveles → escena narrativa → fase jugable → cierre reflexivo → resumen → … → escena final → créditos es exactamente el caso de uso de una máquina de estados: los estados se conocen desde el inicio y las transiciones son pocas y explícitas. Parametrizar los estados narrativo y jugable hace que añadir una escena narrativa sea crear un asset y no un estado nuevo (CT-05, RNF-18); escribir la FSM en C# plano hace verificable la ruta </w:t>
+        <w:t xml:space="preserve"> El flujo inicio → perfil → menú de niveles → escena narrativa → fase jugable → cierre reflexivo → resumen → … → escena final → créditos es exactamente el caso de uso de una máquina de estados: los estados se conocen desde el inicio y las transiciones son pocas y explícitas. Parametrizar los estados narrativo y jugable hace que añadir una escena narrativa sea crear </w:t>
       </w:r>
       <w:r>
         <w:rPr>
@@ -44273,7 +44294,7 @@
           <w:szCs w:val="20"/>
         </w:rPr>
         <w:lastRenderedPageBreak/>
-        <w:t>principal con pruebas automáticas (RNF-13); y un módulo por nivel permite retirar uno sin afectar a los demás (RNF-16) y asignar cada módulo como tarjeta Kanban independiente.</w:t>
+        <w:t>un asset y no un estado nuevo (CT-05, RNF-18); escribir la FSM en C# plano hace verificable la ruta principal con pruebas automáticas (RNF-13); y un módulo por nivel permite retirar uno sin afectar a los demás (RNF-16) y asignar cada módulo como tarjeta Kanban independiente.</w:t>
       </w:r>
     </w:p>
     <w:p>
@@ -44286,7 +44307,7 @@
           <w:szCs w:val="22"/>
         </w:rPr>
       </w:pPr>
-      <w:bookmarkStart w:id="47" w:name="_Toc242810904"/>
+      <w:bookmarkStart w:id="47" w:name="_Toc242890093"/>
       <w:r>
         <w:t>5. CONTROL DE CAMBIOS</w:t>
       </w:r>
@@ -44864,7 +44885,7 @@
                 <w:szCs w:val="20"/>
                 <w:lang w:val="es-ES"/>
               </w:rPr>
-              <w:t xml:space="preserve">Alineación con el prototipo; cierra INC-136 y aplica la nota del 07/10/2026 de INC-71, con INC-137. Guion 1.1.1 (Algoritm: llama, disco de madera y gota, con pantaloneta de cuadros en lugar de la franja), 1.5 y 1.7 (notas de los puentes: el guía cambia de cuerpo en el fundido a negro), 1.6 (fila «Tiempo») y 1.6.3.2 (el laberinto se juega sin el </w:t>
+              <w:t xml:space="preserve">Alineación con el prototipo; cierra INC-136 y aplica la nota del 07/10/2026 de INC-71, con INC-137. Guion 1.1.1 (Algoritm: llama, disco de madera y gota, con pantaloneta de cuadros en lugar de la franja), 1.5 y 1.7 (notas de los puentes: el guía cambia de cuerpo en el fundido a negro), </w:t>
             </w:r>
             <w:r>
               <w:rPr>
@@ -44873,7 +44894,7 @@
                 <w:lang w:val="es-ES"/>
               </w:rPr>
               <w:lastRenderedPageBreak/>
-              <w:t>tinte de atardecer de la escena 2.4, sobre un único fondo ámbar).</w:t>
+              <w:t>1.6 (fila «Tiempo») y 1.6.3.2 (el laberinto se juega sin el tinte de atardecer de la escena 2.4, sobre un único fondo ámbar).</w:t>
             </w:r>
           </w:p>
         </w:tc>
@@ -45009,6 +45030,73 @@
                 <w:lang w:val="es-ES"/>
               </w:rPr>
               <w:t>Población objetivo: grado quinto, conforme a la autorización institucional del 17/09/2026 (INC-151). Afecta el guion 1.1, ficha general del videojuego (público).</w:t>
+            </w:r>
+          </w:p>
+        </w:tc>
+        <w:tc>
+          <w:tcPr>
+            <w:tcW w:w="2670" w:type="dxa"/>
+          </w:tcPr>
+          <w:p>
+            <w:pPr>
+              <w:rPr>
+                <w:sz w:val="20"/>
+                <w:szCs w:val="20"/>
+              </w:rPr>
+            </w:pPr>
+            <w:r>
+              <w:rPr>
+                <w:sz w:val="20"/>
+                <w:szCs w:val="20"/>
+              </w:rPr>
+              <w:t>Santiago Benavides Rey / Santiago Valdiri García</w:t>
+            </w:r>
+          </w:p>
+        </w:tc>
+      </w:tr>
+      <w:tr>
+        <w:trPr>
+          <w:trHeight w:val="300"/>
+        </w:trPr>
+        <w:tc>
+          <w:tcPr>
+            <w:tcW w:w="1395" w:type="dxa"/>
+          </w:tcPr>
+          <w:p>
+            <w:pPr>
+              <w:rPr>
+                <w:sz w:val="20"/>
+                <w:szCs w:val="20"/>
+              </w:rPr>
+            </w:pPr>
+            <w:r>
+              <w:rPr>
+                <w:sz w:val="20"/>
+                <w:szCs w:val="20"/>
+              </w:rPr>
+              <w:t>14/10/2026</w:t>
+            </w:r>
+          </w:p>
+        </w:tc>
+        <w:tc>
+          <w:tcPr>
+            <w:tcW w:w="5385" w:type="dxa"/>
+          </w:tcPr>
+          <w:p>
+            <w:pPr>
+              <w:rPr>
+                <w:sz w:val="20"/>
+                <w:szCs w:val="20"/>
+                <w:lang w:val="es-ES"/>
+              </w:rPr>
+            </w:pPr>
+            <w:r>
+              <w:rPr>
+                <w:sz w:val="20"/>
+                <w:szCs w:val="20"/>
+                <w:lang w:val="es-ES"/>
+              </w:rPr>
+              <w:t>Alineación con el prototipo tras la sesión de evaluación del 13/10/2026 (INC-159). Historia resumida HU-17: el menú de pausa tiene cinco opciones; se añaden Volver a ver la historia y Guardar y salir.</w:t>
             </w:r>
           </w:p>
         </w:tc>
